--- a/krakend-gateway-manager/docs/SAD-Gateway-Manager.docx
+++ b/krakend-gateway-manager/docs/SAD-Gateway-Manager.docx
@@ -46,7 +46,7 @@
       </w:r>
     </w:p>
     <w:bookmarkEnd w:id="9"/>
-    <w:bookmarkStart w:id="39" w:name="X7d194f7027d75cec4f1ff7a1663ac22a8320a4a"/>
+    <w:bookmarkStart w:id="40" w:name="X7d194f7027d75cec4f1ff7a1663ac22a8320a4a"/>
     <w:p>
       <w:pPr>
         <w:pStyle w:val="Heading1"/>
@@ -359,6 +359,107 @@
           </w:p>
         </w:tc>
       </w:tr>
+      <w:tr>
+        <w:tc>
+          <w:tcPr/>
+          <w:p>
+            <w:pPr>
+              <w:pStyle w:val="Compact"/>
+            </w:pPr>
+            <w:r>
+              <w:t xml:space="preserve">1.1</w:t>
+            </w:r>
+          </w:p>
+        </w:tc>
+        <w:tc>
+          <w:tcPr/>
+          <w:p>
+            <w:pPr>
+              <w:pStyle w:val="Compact"/>
+            </w:pPr>
+            <w:r>
+              <w:t xml:space="preserve">2026-09-08</w:t>
+            </w:r>
+          </w:p>
+        </w:tc>
+        <w:tc>
+          <w:tcPr/>
+          <w:p>
+            <w:pPr>
+              <w:pStyle w:val="Compact"/>
+            </w:pPr>
+            <w:r>
+              <w:t xml:space="preserve">Đội phát triển Gateway Manager</w:t>
+            </w:r>
+          </w:p>
+        </w:tc>
+        <w:tc>
+          <w:tcPr/>
+          <w:p>
+            <w:pPr>
+              <w:pStyle w:val="Compact"/>
+            </w:pPr>
+            <w:r>
+              <w:t xml:space="preserve">Sửa lại ADR-03: bỏ Flyway/</w:t>
+            </w:r>
+            <w:r>
+              <w:rPr>
+                <w:rStyle w:val="VerbatimChar"/>
+              </w:rPr>
+              <w:t xml:space="preserve">ddl-auto</w:t>
+            </w:r>
+            <w:r>
+              <w:t xml:space="preserve">, chuyển sang mô hình DBA từng đội tự chạy DDL bàn giao</w:t>
+            </w:r>
+          </w:p>
+        </w:tc>
+      </w:tr>
+      <w:tr>
+        <w:tc>
+          <w:tcPr/>
+          <w:p>
+            <w:pPr>
+              <w:pStyle w:val="Compact"/>
+            </w:pPr>
+            <w:r>
+              <w:t xml:space="preserve">1.2</w:t>
+            </w:r>
+          </w:p>
+        </w:tc>
+        <w:tc>
+          <w:tcPr/>
+          <w:p>
+            <w:pPr>
+              <w:pStyle w:val="Compact"/>
+            </w:pPr>
+            <w:r>
+              <w:t xml:space="preserve">2026-09-08</w:t>
+            </w:r>
+          </w:p>
+        </w:tc>
+        <w:tc>
+          <w:tcPr/>
+          <w:p>
+            <w:pPr>
+              <w:pStyle w:val="Compact"/>
+            </w:pPr>
+            <w:r>
+              <w:t xml:space="preserve">Đội phát triển Gateway Manager</w:t>
+            </w:r>
+          </w:p>
+        </w:tc>
+        <w:tc>
+          <w:tcPr/>
+          <w:p>
+            <w:pPr>
+              <w:pStyle w:val="Compact"/>
+            </w:pPr>
+            <w:r>
+              <w:t xml:space="preserve">Cập nhật mục 5 (Deployment View) sang Kubernetes (YAML thuần, NGINX Ingress) làm topology chính thức, giữ Docker Compose làm phương án dev/demo</w:t>
+            </w:r>
+          </w:p>
+        </w:tc>
+      </w:tr>
     </w:tbl>
     <w:p>
       <w:r>
@@ -2021,7 +2122,7 @@
     </w:p>
     <w:bookmarkEnd w:id="17"/>
     <w:bookmarkEnd w:id="18"/>
-    <w:bookmarkStart w:id="22" w:name="kiến-trúc-triển-khai-deployment-view"/>
+    <w:bookmarkStart w:id="23" w:name="kiến-trúc-triển-khai-deployment-view"/>
     <w:p>
       <w:pPr>
         <w:pStyle w:val="Heading2"/>
@@ -2041,6 +2142,105 @@
     </w:p>
     <w:p>
       <w:pPr>
+        <w:pStyle w:val="FirstParagraph"/>
+      </w:pPr>
+      <w:r>
+        <w:rPr>
+          <w:b/>
+          <w:bCs/>
+        </w:rPr>
+        <w:t xml:space="preserve">Topology chính thức: Kubernetes</w:t>
+      </w:r>
+      <w:r>
+        <w:t xml:space="preserve"> </w:t>
+      </w:r>
+      <w:r>
+        <w:t xml:space="preserve">(YAML thuần trong</w:t>
+      </w:r>
+      <w:r>
+        <w:t xml:space="preserve"> </w:t>
+      </w:r>
+      <w:r>
+        <w:rPr>
+          <w:rStyle w:val="VerbatimChar"/>
+        </w:rPr>
+        <w:t xml:space="preserve">k8s/</w:t>
+      </w:r>
+      <w:r>
+        <w:t xml:space="preserve">,</w:t>
+      </w:r>
+      <w:r>
+        <w:t xml:space="preserve"> </w:t>
+      </w:r>
+      <w:r>
+        <w:rPr>
+          <w:rStyle w:val="VerbatimChar"/>
+        </w:rPr>
+        <w:t xml:space="preserve">kubectl apply</w:t>
+      </w:r>
+      <w:r>
+        <w:t xml:space="preserve">,</w:t>
+      </w:r>
+      <w:r>
+        <w:t xml:space="preserve"> </w:t>
+      </w:r>
+      <w:r>
+        <w:t xml:space="preserve">không Helm — xem</w:t>
+      </w:r>
+      <w:r>
+        <w:t xml:space="preserve"> </w:t>
+      </w:r>
+      <w:r>
+        <w:rPr>
+          <w:rStyle w:val="VerbatimChar"/>
+        </w:rPr>
+        <w:t xml:space="preserve">k8s/README.md</w:t>
+      </w:r>
+      <w:r>
+        <w:t xml:space="preserve"> </w:t>
+      </w:r>
+      <w:r>
+        <w:t xml:space="preserve">và</w:t>
+      </w:r>
+      <w:r>
+        <w:t xml:space="preserve"> </w:t>
+      </w:r>
+      <w:r>
+        <w:rPr>
+          <w:rStyle w:val="VerbatimChar"/>
+        </w:rPr>
+        <w:t xml:space="preserve">DEPLOYMENT_GUIDE.md</w:t>
+      </w:r>
+      <w:r>
+        <w:t xml:space="preserve"> </w:t>
+      </w:r>
+      <w:r>
+        <w:t xml:space="preserve">mục 4a). Docker</w:t>
+      </w:r>
+      <w:r>
+        <w:t xml:space="preserve"> </w:t>
+      </w:r>
+      <w:r>
+        <w:t xml:space="preserve">Compose (</w:t>
+      </w:r>
+      <w:r>
+        <w:rPr>
+          <w:rStyle w:val="VerbatimChar"/>
+        </w:rPr>
+        <w:t xml:space="preserve">docker-compose.yml</w:t>
+      </w:r>
+      <w:r>
+        <w:t xml:space="preserve">) vẫn được giữ song song trong repo cho máy</w:t>
+      </w:r>
+      <w:r>
+        <w:t xml:space="preserve"> </w:t>
+      </w:r>
+      <w:r>
+        <w:t xml:space="preserve">dev/demo 1 host (mục 5.1b), nhưng KHÔNG phải hướng production khuyến nghị.</w:t>
+      </w:r>
+    </w:p>
+    <w:p>
+      <w:pPr>
         <w:pStyle w:val="SourceCode"/>
       </w:pPr>
       <w:r>
@@ -2056,43 +2256,43 @@
         <w:rPr>
           <w:rStyle w:val="VerbatimChar"/>
         </w:rPr>
-        <w:t xml:space="preserve">    subgraph HOST["Host/VM cua 1 doi BCCS"]</w:t>
-      </w:r>
-      <w:r>
-        <w:br/>
-      </w:r>
-      <w:r>
-        <w:rPr>
-          <w:rStyle w:val="VerbatimChar"/>
-        </w:rPr>
-        <w:t xml:space="preserve">        subgraph COMPOSE["docker-compose.yml"]</w:t>
-      </w:r>
-      <w:r>
-        <w:br/>
-      </w:r>
-      <w:r>
-        <w:rPr>
-          <w:rStyle w:val="VerbatimChar"/>
-        </w:rPr>
-        <w:t xml:space="preserve">            FEC[gwm-frontend&lt;br/&gt;Nginx + Angular build]</w:t>
-      </w:r>
-      <w:r>
-        <w:br/>
-      </w:r>
-      <w:r>
-        <w:rPr>
-          <w:rStyle w:val="VerbatimChar"/>
-        </w:rPr>
-        <w:t xml:space="preserve">            BEC[gwm-backend&lt;br/&gt;Spring Boot jar]</w:t>
-      </w:r>
-      <w:r>
-        <w:br/>
-      </w:r>
-      <w:r>
-        <w:rPr>
-          <w:rStyle w:val="VerbatimChar"/>
-        </w:rPr>
-        <w:t xml:space="preserve">            REDISC[gwm-redis]</w:t>
+        <w:t xml:space="preserve">    subgraph NS["Namespace cua 1 doi BCCS (cum Kubernetes)"]</w:t>
+      </w:r>
+      <w:r>
+        <w:br/>
+      </w:r>
+      <w:r>
+        <w:rPr>
+          <w:rStyle w:val="VerbatimChar"/>
+        </w:rPr>
+        <w:t xml:space="preserve">        ING[Ingress&lt;br/&gt;NGINX Ingress Controller]</w:t>
+      </w:r>
+      <w:r>
+        <w:br/>
+      </w:r>
+      <w:r>
+        <w:rPr>
+          <w:rStyle w:val="VerbatimChar"/>
+        </w:rPr>
+        <w:t xml:space="preserve">        subgraph SVCFE[" "]</w:t>
+      </w:r>
+      <w:r>
+        <w:br/>
+      </w:r>
+      <w:r>
+        <w:rPr>
+          <w:rStyle w:val="VerbatimChar"/>
+        </w:rPr>
+        <w:t xml:space="preserve">            SVCF[Service gwm-frontend :80]</w:t>
+      </w:r>
+      <w:r>
+        <w:br/>
+      </w:r>
+      <w:r>
+        <w:rPr>
+          <w:rStyle w:val="VerbatimChar"/>
+        </w:rPr>
+        <w:t xml:space="preserve">            PODFE[Deployment gwm-frontend&lt;br/&gt;Nginx + Angular build]</w:t>
       </w:r>
       <w:r>
         <w:br/>
@@ -2110,6 +2310,96 @@
         <w:rPr>
           <w:rStyle w:val="VerbatimChar"/>
         </w:rPr>
+        <w:t xml:space="preserve">        subgraph SVCBE[" "]</w:t>
+      </w:r>
+      <w:r>
+        <w:br/>
+      </w:r>
+      <w:r>
+        <w:rPr>
+          <w:rStyle w:val="VerbatimChar"/>
+        </w:rPr>
+        <w:t xml:space="preserve">            SVCB[Service gwm-backend :8080]</w:t>
+      </w:r>
+      <w:r>
+        <w:br/>
+      </w:r>
+      <w:r>
+        <w:rPr>
+          <w:rStyle w:val="VerbatimChar"/>
+        </w:rPr>
+        <w:t xml:space="preserve">            PODBE[Deployment gwm-backend&lt;br/&gt;Spring Boot jar]</w:t>
+      </w:r>
+      <w:r>
+        <w:br/>
+      </w:r>
+      <w:r>
+        <w:rPr>
+          <w:rStyle w:val="VerbatimChar"/>
+        </w:rPr>
+        <w:t xml:space="preserve">        end</w:t>
+      </w:r>
+      <w:r>
+        <w:br/>
+      </w:r>
+      <w:r>
+        <w:rPr>
+          <w:rStyle w:val="VerbatimChar"/>
+        </w:rPr>
+        <w:t xml:space="preserve">        subgraph SVCRE[" "]</w:t>
+      </w:r>
+      <w:r>
+        <w:br/>
+      </w:r>
+      <w:r>
+        <w:rPr>
+          <w:rStyle w:val="VerbatimChar"/>
+        </w:rPr>
+        <w:t xml:space="preserve">            SVCR[Service gwm-redis :6379]</w:t>
+      </w:r>
+      <w:r>
+        <w:br/>
+      </w:r>
+      <w:r>
+        <w:rPr>
+          <w:rStyle w:val="VerbatimChar"/>
+        </w:rPr>
+        <w:t xml:space="preserve">            PODR[Deployment gwm-redis&lt;br/&gt;khong PersistentVolume]</w:t>
+      </w:r>
+      <w:r>
+        <w:br/>
+      </w:r>
+      <w:r>
+        <w:rPr>
+          <w:rStyle w:val="VerbatimChar"/>
+        </w:rPr>
+        <w:t xml:space="preserve">        end</w:t>
+      </w:r>
+      <w:r>
+        <w:br/>
+      </w:r>
+      <w:r>
+        <w:rPr>
+          <w:rStyle w:val="VerbatimChar"/>
+        </w:rPr>
+        <w:t xml:space="preserve">        CM[ConfigMap gwm-config]</w:t>
+      </w:r>
+      <w:r>
+        <w:br/>
+      </w:r>
+      <w:r>
+        <w:rPr>
+          <w:rStyle w:val="VerbatimChar"/>
+        </w:rPr>
+        <w:t xml:space="preserve">        SEC[Secret gwm-secret]</w:t>
+      </w:r>
+      <w:r>
+        <w:br/>
+      </w:r>
+      <w:r>
+        <w:rPr>
+          <w:rStyle w:val="VerbatimChar"/>
+        </w:rPr>
         <w:t xml:space="preserve">    end</w:t>
       </w:r>
       <w:r>
@@ -2119,70 +2409,133 @@
         <w:rPr>
           <w:rStyle w:val="VerbatimChar"/>
         </w:rPr>
-        <w:t xml:space="preserve">    BROWSER[Trinh duyet nguoi dung] --&gt;|:4200| FEC</w:t>
-      </w:r>
-      <w:r>
-        <w:br/>
-      </w:r>
-      <w:r>
-        <w:rPr>
-          <w:rStyle w:val="VerbatimChar"/>
-        </w:rPr>
-        <w:t xml:space="preserve">    FEC --&gt;|proxy /api/**| BEC</w:t>
-      </w:r>
-      <w:r>
-        <w:br/>
-      </w:r>
-      <w:r>
-        <w:rPr>
-          <w:rStyle w:val="VerbatimChar"/>
-        </w:rPr>
-        <w:t xml:space="preserve">    CLIENT2[Client goi API that] --&gt;|:8080| BEC</w:t>
-      </w:r>
-      <w:r>
-        <w:br/>
-      </w:r>
-      <w:r>
-        <w:rPr>
-          <w:rStyle w:val="VerbatimChar"/>
-        </w:rPr>
-        <w:t xml:space="preserve">    BEC --&gt; REDISC</w:t>
-      </w:r>
-      <w:r>
-        <w:br/>
-      </w:r>
-      <w:r>
-        <w:rPr>
-          <w:rStyle w:val="VerbatimChar"/>
-        </w:rPr>
-        <w:t xml:space="preserve">    BEC -.-&gt;|JDBC, DB_HOST tham so hoa| ORACLE_T[(Oracle 19c+&lt;br/&gt;cua doi)]</w:t>
-      </w:r>
-      <w:r>
-        <w:br/>
-      </w:r>
-      <w:r>
-        <w:rPr>
-          <w:rStyle w:val="VerbatimChar"/>
-        </w:rPr>
-        <w:t xml:space="preserve">    BEC -.-&gt;|HTTP, tuy chon| ES_T[(Elasticsearch&lt;br/&gt;cua doi)]</w:t>
-      </w:r>
-      <w:r>
-        <w:br/>
-      </w:r>
-      <w:r>
-        <w:rPr>
-          <w:rStyle w:val="VerbatimChar"/>
-        </w:rPr>
-        <w:t xml:space="preserve">    BEC -.-&gt;|HTTP, tuy chon| APM_T[APM Server&lt;br/&gt;cua doi]</w:t>
-      </w:r>
-      <w:r>
-        <w:br/>
-      </w:r>
-      <w:r>
-        <w:rPr>
-          <w:rStyle w:val="VerbatimChar"/>
-        </w:rPr>
-        <w:t xml:space="preserve">    BEC --&gt;|HTTP| UPSTREAM_T[Cac Upstream Service&lt;br/&gt;that cua doi]</w:t>
+        <w:t xml:space="preserve">    BROWSER[Trinh duyet nguoi dung] --&gt;|host UI| ING</w:t>
+      </w:r>
+      <w:r>
+        <w:br/>
+      </w:r>
+      <w:r>
+        <w:rPr>
+          <w:rStyle w:val="VerbatimChar"/>
+        </w:rPr>
+        <w:t xml:space="preserve">    CLIENT2[Client goi API that] --&gt;|host Data Plane| ING</w:t>
+      </w:r>
+      <w:r>
+        <w:br/>
+      </w:r>
+      <w:r>
+        <w:rPr>
+          <w:rStyle w:val="VerbatimChar"/>
+        </w:rPr>
+        <w:t xml:space="preserve">    ING --&gt; SVCF</w:t>
+      </w:r>
+      <w:r>
+        <w:br/>
+      </w:r>
+      <w:r>
+        <w:rPr>
+          <w:rStyle w:val="VerbatimChar"/>
+        </w:rPr>
+        <w:t xml:space="preserve">    ING --&gt; SVCB</w:t>
+      </w:r>
+      <w:r>
+        <w:br/>
+      </w:r>
+      <w:r>
+        <w:rPr>
+          <w:rStyle w:val="VerbatimChar"/>
+        </w:rPr>
+        <w:t xml:space="preserve">    SVCF --&gt; PODFE</w:t>
+      </w:r>
+      <w:r>
+        <w:br/>
+      </w:r>
+      <w:r>
+        <w:rPr>
+          <w:rStyle w:val="VerbatimChar"/>
+        </w:rPr>
+        <w:t xml:space="preserve">    PODFE --&gt;|proxy /api/**, DNS gwm-backend| SVCB</w:t>
+      </w:r>
+      <w:r>
+        <w:br/>
+      </w:r>
+      <w:r>
+        <w:rPr>
+          <w:rStyle w:val="VerbatimChar"/>
+        </w:rPr>
+        <w:t xml:space="preserve">    SVCB --&gt; PODBE</w:t>
+      </w:r>
+      <w:r>
+        <w:br/>
+      </w:r>
+      <w:r>
+        <w:rPr>
+          <w:rStyle w:val="VerbatimChar"/>
+        </w:rPr>
+        <w:t xml:space="preserve">    PODBE --&gt; SVCR</w:t>
+      </w:r>
+      <w:r>
+        <w:br/>
+      </w:r>
+      <w:r>
+        <w:rPr>
+          <w:rStyle w:val="VerbatimChar"/>
+        </w:rPr>
+        <w:t xml:space="preserve">    SVCR --&gt; PODR</w:t>
+      </w:r>
+      <w:r>
+        <w:br/>
+      </w:r>
+      <w:r>
+        <w:rPr>
+          <w:rStyle w:val="VerbatimChar"/>
+        </w:rPr>
+        <w:t xml:space="preserve">    CM -.-&gt;|envFrom| PODBE</w:t>
+      </w:r>
+      <w:r>
+        <w:br/>
+      </w:r>
+      <w:r>
+        <w:rPr>
+          <w:rStyle w:val="VerbatimChar"/>
+        </w:rPr>
+        <w:t xml:space="preserve">    SEC -.-&gt;|envFrom| PODBE</w:t>
+      </w:r>
+      <w:r>
+        <w:br/>
+      </w:r>
+      <w:r>
+        <w:rPr>
+          <w:rStyle w:val="VerbatimChar"/>
+        </w:rPr>
+        <w:t xml:space="preserve">    PODBE -.-&gt;|JDBC, DB_HOST tham so hoa| ORACLE_T[(Oracle 19c+&lt;br/&gt;cua doi, NGOAI cum)]</w:t>
+      </w:r>
+      <w:r>
+        <w:br/>
+      </w:r>
+      <w:r>
+        <w:rPr>
+          <w:rStyle w:val="VerbatimChar"/>
+        </w:rPr>
+        <w:t xml:space="preserve">    PODBE -.-&gt;|HTTP, tuy chon| ES_T[(Elasticsearch&lt;br/&gt;cua doi)]</w:t>
+      </w:r>
+      <w:r>
+        <w:br/>
+      </w:r>
+      <w:r>
+        <w:rPr>
+          <w:rStyle w:val="VerbatimChar"/>
+        </w:rPr>
+        <w:t xml:space="preserve">    PODBE -.-&gt;|HTTP, tuy chon| APM_T[APM Server&lt;br/&gt;cua doi]</w:t>
+      </w:r>
+      <w:r>
+        <w:br/>
+      </w:r>
+      <w:r>
+        <w:rPr>
+          <w:rStyle w:val="VerbatimChar"/>
+        </w:rPr>
+        <w:t xml:space="preserve">    PODBE --&gt;|HTTP| UPSTREAM_T[Cac Upstream Service&lt;br/&gt;that cua doi]</w:t>
       </w:r>
     </w:p>
     <w:p>
@@ -2195,70 +2548,80 @@
       </w:pPr>
       <w:r>
         <w:rPr>
-          <w:rStyle w:val="VerbatimChar"/>
           <w:b/>
           <w:bCs/>
         </w:rPr>
-        <w:t xml:space="preserve">gwm-frontend</w:t>
-      </w:r>
-      <w:r>
-        <w:t xml:space="preserve"> </w:t>
-      </w:r>
-      <w:r>
-        <w:t xml:space="preserve">và</w:t>
-      </w:r>
-      <w:r>
-        <w:t xml:space="preserve"> </w:t>
-      </w:r>
-      <w:r>
-        <w:rPr>
-          <w:rStyle w:val="VerbatimChar"/>
+        <w:t xml:space="preserve">Ingress</w:t>
+      </w:r>
+      <w:r>
+        <w:t xml:space="preserve"> </w:t>
+      </w:r>
+      <w:r>
+        <w:t xml:space="preserve">(NGINX Ingress Controller, đã cài sẵn trong cụm) định tuyến theo</w:t>
+      </w:r>
+      <w:r>
+        <w:t xml:space="preserve"> </w:t>
+      </w:r>
+      <w:r>
+        <w:rPr>
           <w:b/>
           <w:bCs/>
         </w:rPr>
+        <w:t xml:space="preserve">2 host riêng biệt</w:t>
+      </w:r>
+      <w:r>
+        <w:t xml:space="preserve"> </w:t>
+      </w:r>
+      <w:r>
+        <w:t xml:space="preserve">(xem</w:t>
+      </w:r>
+      <w:r>
+        <w:t xml:space="preserve"> </w:t>
+      </w:r>
+      <w:r>
+        <w:rPr>
+          <w:rStyle w:val="VerbatimChar"/>
+        </w:rPr>
+        <w:t xml:space="preserve">k8s/60-ingress.yaml</w:t>
+      </w:r>
+      <w:r>
+        <w:t xml:space="preserve">): 1 host cho UI quản trị</w:t>
+      </w:r>
+      <w:r>
+        <w:t xml:space="preserve"> </w:t>
+      </w:r>
+      <w:r>
+        <w:t xml:space="preserve">(→ Service</w:t>
+      </w:r>
+      <w:r>
+        <w:t xml:space="preserve"> </w:t>
+      </w:r>
+      <w:r>
+        <w:rPr>
+          <w:rStyle w:val="VerbatimChar"/>
+        </w:rPr>
+        <w:t xml:space="preserve">gwm-frontend</w:t>
+      </w:r>
+      <w:r>
+        <w:t xml:space="preserve">) và 1 host cho Data Plane thực thi traffic thật</w:t>
+      </w:r>
+      <w:r>
+        <w:t xml:space="preserve"> </w:t>
+      </w:r>
+      <w:r>
+        <w:t xml:space="preserve">(→ thẳng Service</w:t>
+      </w:r>
+      <w:r>
+        <w:t xml:space="preserve"> </w:t>
+      </w:r>
+      <w:r>
+        <w:rPr>
+          <w:rStyle w:val="VerbatimChar"/>
+        </w:rPr>
         <w:t xml:space="preserve">gwm-backend</w:t>
       </w:r>
       <w:r>
-        <w:t xml:space="preserve"> </w:t>
-      </w:r>
-      <w:r>
-        <w:t xml:space="preserve">là 2 container sibling trong CÙNG 1</w:t>
-      </w:r>
-      <w:r>
-        <w:t xml:space="preserve"> </w:t>
-      </w:r>
-      <w:r>
-        <w:rPr>
-          <w:rStyle w:val="VerbatimChar"/>
-        </w:rPr>
-        <w:t xml:space="preserve">docker-compose.yml</w:t>
-      </w:r>
-      <w:r>
-        <w:t xml:space="preserve"> </w:t>
-      </w:r>
-      <w:r>
-        <w:t xml:space="preserve">— Nginx proxy</w:t>
-      </w:r>
-      <w:r>
-        <w:t xml:space="preserve"> </w:t>
-      </w:r>
-      <w:r>
-        <w:rPr>
-          <w:rStyle w:val="VerbatimChar"/>
-        </w:rPr>
-        <w:t xml:space="preserve">/api/**</w:t>
-      </w:r>
-      <w:r>
-        <w:t xml:space="preserve"> </w:t>
-      </w:r>
-      <w:r>
-        <w:t xml:space="preserve">sang backend qua tên service</w:t>
-      </w:r>
-      <w:r>
-        <w:t xml:space="preserve"> </w:t>
-      </w:r>
-      <w:r>
-        <w:t xml:space="preserve">Docker (DNS nội bộ, tự resolve lại định kỳ để chịu được backend restart).</w:t>
+        <w:t xml:space="preserve">, KHÔNG qua frontend).</w:t>
       </w:r>
     </w:p>
     <w:p>
@@ -2275,19 +2638,91 @@
           <w:b/>
           <w:bCs/>
         </w:rPr>
-        <w:t xml:space="preserve">gwm-redis</w:t>
-      </w:r>
-      <w:r>
-        <w:t xml:space="preserve"> </w:t>
-      </w:r>
-      <w:r>
-        <w:t xml:space="preserve">đi kèm trong CÙNG file compose — mỗi đội có Redis RIÊNG của</w:t>
-      </w:r>
-      <w:r>
-        <w:t xml:space="preserve"> </w:t>
-      </w:r>
-      <w:r>
-        <w:t xml:space="preserve">chính mình (không dùng chung Redis với đội khác hay với nghiệp vụ khác).</w:t>
+        <w:t xml:space="preserve">gwm-frontend</w:t>
+      </w:r>
+      <w:r>
+        <w:t xml:space="preserve"> </w:t>
+      </w:r>
+      <w:r>
+        <w:t xml:space="preserve">(Nginx tĩnh) tự proxy</w:t>
+      </w:r>
+      <w:r>
+        <w:t xml:space="preserve"> </w:t>
+      </w:r>
+      <w:r>
+        <w:rPr>
+          <w:rStyle w:val="VerbatimChar"/>
+        </w:rPr>
+        <w:t xml:space="preserve">/api/**</w:t>
+      </w:r>
+      <w:r>
+        <w:t xml:space="preserve"> </w:t>
+      </w:r>
+      <w:r>
+        <w:t xml:space="preserve">sang Service</w:t>
+      </w:r>
+      <w:r>
+        <w:t xml:space="preserve"> </w:t>
+      </w:r>
+      <w:r>
+        <w:rPr>
+          <w:rStyle w:val="VerbatimChar"/>
+        </w:rPr>
+        <w:t xml:space="preserve">gwm-backend</w:t>
+      </w:r>
+      <w:r>
+        <w:t xml:space="preserve"> </w:t>
+      </w:r>
+      <w:r>
+        <w:t xml:space="preserve">trong cùng namespace (DNS ClusterIP ổn định — không cần cơ chế tự resolve</w:t>
+      </w:r>
+      <w:r>
+        <w:t xml:space="preserve"> </w:t>
+      </w:r>
+      <w:r>
+        <w:t xml:space="preserve">lại định kỳ như dưới Docker, vì ClusterIP không đổi khi Pod backend</w:t>
+      </w:r>
+      <w:r>
+        <w:t xml:space="preserve"> </w:t>
+      </w:r>
+      <w:r>
+        <w:t xml:space="preserve">restart;</w:t>
+      </w:r>
+      <w:r>
+        <w:t xml:space="preserve"> </w:t>
+      </w:r>
+      <w:r>
+        <w:rPr>
+          <w:rStyle w:val="VerbatimChar"/>
+        </w:rPr>
+        <w:t xml:space="preserve">frontend/nginx.conf.template</w:t>
+      </w:r>
+      <w:r>
+        <w:t xml:space="preserve"> </w:t>
+      </w:r>
+      <w:r>
+        <w:t xml:space="preserve">vẫn giữ</w:t>
+      </w:r>
+      <w:r>
+        <w:t xml:space="preserve"> </w:t>
+      </w:r>
+      <w:r>
+        <w:rPr>
+          <w:rStyle w:val="VerbatimChar"/>
+        </w:rPr>
+        <w:t xml:space="preserve">resolver</w:t>
+      </w:r>
+      <w:r>
+        <w:t xml:space="preserve"> </w:t>
+      </w:r>
+      <w:r>
+        <w:t xml:space="preserve">để dùng chung 1</w:t>
+      </w:r>
+      <w:r>
+        <w:t xml:space="preserve"> </w:t>
+      </w:r>
+      <w:r>
+        <w:t xml:space="preserve">ảnh cho cả 2 topology, xem 5.1b).</w:t>
       </w:r>
     </w:p>
     <w:p>
@@ -2300,361 +2735,91 @@
       </w:pPr>
       <w:r>
         <w:rPr>
+          <w:rStyle w:val="VerbatimChar"/>
           <w:b/>
           <w:bCs/>
         </w:rPr>
-        <w:t xml:space="preserve">Oracle/Elasticsearch/APM</w:t>
-      </w:r>
-      <w:r>
-        <w:t xml:space="preserve"> </w:t>
-      </w:r>
-      <w:r>
-        <w:t xml:space="preserve">KHÔNG phải container trong compose này — kết</w:t>
-      </w:r>
-      <w:r>
-        <w:t xml:space="preserve"> </w:t>
-      </w:r>
-      <w:r>
-        <w:t xml:space="preserve">nối ra ngoài qua tham số môi trường (</w:t>
-      </w:r>
-      <w:r>
-        <w:rPr>
-          <w:rStyle w:val="VerbatimChar"/>
-        </w:rPr>
-        <w:t xml:space="preserve">DB_HOST</w:t>
-      </w:r>
-      <w:r>
-        <w:t xml:space="preserve">,</w:t>
-      </w:r>
-      <w:r>
-        <w:t xml:space="preserve"> </w:t>
-      </w:r>
-      <w:r>
-        <w:rPr>
-          <w:rStyle w:val="VerbatimChar"/>
-        </w:rPr>
-        <w:t xml:space="preserve">GATEWAY_AUDIT_ES_HOST</w:t>
-      </w:r>
-      <w:r>
-        <w:t xml:space="preserve">,</w:t>
-      </w:r>
-      <w:r>
-        <w:t xml:space="preserve"> </w:t>
-      </w:r>
-      <w:r>
-        <w:rPr>
-          <w:rStyle w:val="VerbatimChar"/>
-        </w:rPr>
-        <w:t xml:space="preserve">APM_SERVER_HOST</w:t>
-      </w:r>
-      <w:r>
-        <w:t xml:space="preserve">…), cho phép trỏ tới hạ tầng riêng của từng đội mà không</w:t>
-      </w:r>
-      <w:r>
-        <w:t xml:space="preserve"> </w:t>
-      </w:r>
-      <w:r>
-        <w:t xml:space="preserve">cần sửa file cấu hình triển khai.</w:t>
-      </w:r>
-    </w:p>
-    <w:bookmarkEnd w:id="19"/>
-    <w:bookmarkStart w:id="20" w:name="X2c5c02d73cb62d346b9c74bad26545998bd124d"/>
-    <w:p>
-      <w:pPr>
-        <w:pStyle w:val="Heading3"/>
-      </w:pPr>
-      <w:r>
-        <w:t xml:space="preserve">5.2. Mô hình nhiều đội (Multi-tenant về mặt TRIỂN KHAI, không phải Multi-tenant về mặt DỮ LIỆU)</w:t>
-      </w:r>
-    </w:p>
-    <w:p>
-      <w:pPr>
-        <w:pStyle w:val="SourceCode"/>
-      </w:pPr>
-      <w:r>
-        <w:rPr>
-          <w:rStyle w:val="VerbatimChar"/>
-        </w:rPr>
-        <w:t xml:space="preserve">flowchart TB</w:t>
-      </w:r>
-      <w:r>
-        <w:br/>
-      </w:r>
-      <w:r>
-        <w:rPr>
-          <w:rStyle w:val="VerbatimChar"/>
-        </w:rPr>
-        <w:t xml:space="preserve">    subgraph TEAM_A["Doi A"]</w:t>
-      </w:r>
-      <w:r>
-        <w:br/>
-      </w:r>
-      <w:r>
-        <w:rPr>
-          <w:rStyle w:val="VerbatimChar"/>
-        </w:rPr>
-        <w:t xml:space="preserve">        GWM_A[Instance Gateway Manager] --&gt; ORA_A[(Oracle rieng doi A)]</w:t>
-      </w:r>
-      <w:r>
-        <w:br/>
-      </w:r>
-      <w:r>
-        <w:rPr>
-          <w:rStyle w:val="VerbatimChar"/>
-        </w:rPr>
-        <w:t xml:space="preserve">        GWM_A --&gt; RED_A[(Redis rieng doi A)]</w:t>
-      </w:r>
-      <w:r>
-        <w:br/>
-      </w:r>
-      <w:r>
-        <w:rPr>
-          <w:rStyle w:val="VerbatimChar"/>
-        </w:rPr>
-        <w:t xml:space="preserve">    end</w:t>
-      </w:r>
-      <w:r>
-        <w:br/>
-      </w:r>
-      <w:r>
-        <w:rPr>
-          <w:rStyle w:val="VerbatimChar"/>
-        </w:rPr>
-        <w:t xml:space="preserve">    subgraph TEAM_B["Doi B"]</w:t>
-      </w:r>
-      <w:r>
-        <w:br/>
-      </w:r>
-      <w:r>
-        <w:rPr>
-          <w:rStyle w:val="VerbatimChar"/>
-        </w:rPr>
-        <w:t xml:space="preserve">        GWM_B[Instance Gateway Manager] --&gt; ORA_B[(Oracle rieng doi B)]</w:t>
-      </w:r>
-      <w:r>
-        <w:br/>
-      </w:r>
-      <w:r>
-        <w:rPr>
-          <w:rStyle w:val="VerbatimChar"/>
-        </w:rPr>
-        <w:t xml:space="preserve">        GWM_B --&gt; RED_B[(Redis rieng doi B)]</w:t>
-      </w:r>
-      <w:r>
-        <w:br/>
-      </w:r>
-      <w:r>
-        <w:rPr>
-          <w:rStyle w:val="VerbatimChar"/>
-        </w:rPr>
-        <w:t xml:space="preserve">    end</w:t>
-      </w:r>
-      <w:r>
-        <w:br/>
-      </w:r>
-      <w:r>
-        <w:rPr>
-          <w:rStyle w:val="VerbatimChar"/>
-        </w:rPr>
-        <w:t xml:space="preserve">    subgraph SHARED["Ha tang co the dung chung (tuy chon)"]</w:t>
-      </w:r>
-      <w:r>
-        <w:br/>
-      </w:r>
-      <w:r>
-        <w:rPr>
-          <w:rStyle w:val="VerbatimChar"/>
-        </w:rPr>
-        <w:t xml:space="preserve">        ES_SHARED[(Elasticsearch tap trung)]</w:t>
-      </w:r>
-      <w:r>
-        <w:br/>
-      </w:r>
-      <w:r>
-        <w:rPr>
-          <w:rStyle w:val="VerbatimChar"/>
-        </w:rPr>
-        <w:t xml:space="preserve">        APM_SHARED[APM Server tap trung]</w:t>
-      </w:r>
-      <w:r>
-        <w:br/>
-      </w:r>
-      <w:r>
-        <w:rPr>
-          <w:rStyle w:val="VerbatimChar"/>
-        </w:rPr>
-        <w:t xml:space="preserve">    end</w:t>
-      </w:r>
-      <w:r>
-        <w:br/>
-      </w:r>
-      <w:r>
-        <w:rPr>
-          <w:rStyle w:val="VerbatimChar"/>
-        </w:rPr>
-        <w:t xml:space="preserve">    GWM_A -.-&gt;|TEAM_CODE=doi-a| ES_SHARED</w:t>
-      </w:r>
-      <w:r>
-        <w:br/>
-      </w:r>
-      <w:r>
-        <w:rPr>
-          <w:rStyle w:val="VerbatimChar"/>
-        </w:rPr>
-        <w:t xml:space="preserve">    GWM_B -.-&gt;|TEAM_CODE=doi-b| ES_SHARED</w:t>
-      </w:r>
-      <w:r>
-        <w:br/>
-      </w:r>
-      <w:r>
-        <w:rPr>
-          <w:rStyle w:val="VerbatimChar"/>
-        </w:rPr>
-        <w:t xml:space="preserve">    GWM_A -.-&gt; APM_SHARED</w:t>
-      </w:r>
-      <w:r>
-        <w:br/>
-      </w:r>
-      <w:r>
-        <w:rPr>
-          <w:rStyle w:val="VerbatimChar"/>
-        </w:rPr>
-        <w:t xml:space="preserve">    GWM_B -.-&gt; APM_SHARED</w:t>
-      </w:r>
-      <w:r>
-        <w:br/>
-      </w:r>
-      <w:r>
-        <w:br/>
-      </w:r>
-      <w:r>
-        <w:rPr>
-          <w:rStyle w:val="VerbatimChar"/>
-        </w:rPr>
-        <w:t xml:space="preserve">    SRC[1 nguon code duy nhat&lt;br/&gt;git repository] -.-&gt;|build image versioned| GWM_A</w:t>
-      </w:r>
-      <w:r>
-        <w:br/>
-      </w:r>
-      <w:r>
-        <w:rPr>
-          <w:rStyle w:val="VerbatimChar"/>
-        </w:rPr>
-        <w:t xml:space="preserve">    SRC -.-&gt;|build image versioned| GWM_B</w:t>
-      </w:r>
-    </w:p>
-    <w:p>
-      <w:pPr>
-        <w:pStyle w:val="FirstParagraph"/>
-      </w:pPr>
-      <w:r>
-        <w:rPr>
+        <w:t xml:space="preserve">gwm-backend</w:t>
+      </w:r>
+      <w:r>
+        <w:t xml:space="preserve"> </w:t>
+      </w:r>
+      <w:r>
+        <w:t xml:space="preserve">đọc TOÀN BỘ cấu hình không-mật từ ConfigMap</w:t>
+      </w:r>
+      <w:r>
+        <w:t xml:space="preserve"> </w:t>
+      </w:r>
+      <w:r>
+        <w:rPr>
+          <w:rStyle w:val="VerbatimChar"/>
+        </w:rPr>
+        <w:t xml:space="preserve">gwm-config</w:t>
+      </w:r>
+      <w:r>
+        <w:t xml:space="preserve"> </w:t>
+      </w:r>
+      <w:r>
+        <w:t xml:space="preserve">và mật khẩu/khoá từ Secret</w:t>
+      </w:r>
+      <w:r>
+        <w:t xml:space="preserve"> </w:t>
+      </w:r>
+      <w:r>
+        <w:rPr>
+          <w:rStyle w:val="VerbatimChar"/>
+        </w:rPr>
+        <w:t xml:space="preserve">gwm-secret</w:t>
+      </w:r>
+      <w:r>
+        <w:t xml:space="preserve"> </w:t>
+      </w:r>
+      <w:r>
+        <w:t xml:space="preserve">(</w:t>
+      </w:r>
+      <w:r>
+        <w:rPr>
+          <w:rStyle w:val="VerbatimChar"/>
+        </w:rPr>
+        <w:t xml:space="preserve">envFrom</w:t>
+      </w:r>
+      <w:r>
+        <w:t xml:space="preserve">) — không hardcode giá trị</w:t>
+      </w:r>
+      <w:r>
+        <w:t xml:space="preserve"> </w:t>
+      </w:r>
+      <w:r>
+        <w:t xml:space="preserve">nào trong manifest.</w:t>
+      </w:r>
+    </w:p>
+    <w:p>
+      <w:pPr>
+        <w:pStyle w:val="Compact"/>
+        <w:numPr>
+          <w:ilvl w:val="0"/>
+          <w:numId w:val="1001"/>
+        </w:numPr>
+      </w:pPr>
+      <w:r>
+        <w:rPr>
+          <w:rStyle w:val="VerbatimChar"/>
           <w:b/>
           <w:bCs/>
         </w:rPr>
-        <w:t xml:space="preserve">Nguyên tắc quan trọng</w:t>
-      </w:r>
-      <w:r>
-        <w:t xml:space="preserve">: đây là kiến trúc</w:t>
-      </w:r>
-      <w:r>
-        <w:t xml:space="preserve"> </w:t>
-      </w:r>
-      <w:r>
-        <w:t xml:space="preserve">“mỗi đội 1 instance độc lập hoàn</w:t>
-      </w:r>
-      <w:r>
-        <w:t xml:space="preserve"> </w:t>
-      </w:r>
-      <w:r>
-        <w:t xml:space="preserve">toàn”</w:t>
-      </w:r>
-      <w:r>
-        <w:t xml:space="preserve"> </w:t>
-      </w:r>
-      <w:r>
-        <w:t xml:space="preserve">(multi-instance), KHÔNG PHẢI kiến trúc multi-tenant kiểu 1 instance</w:t>
-      </w:r>
-      <w:r>
-        <w:t xml:space="preserve"> </w:t>
-      </w:r>
-      <w:r>
-        <w:t xml:space="preserve">dùng chung phục vụ nhiều đội qua tenant-id. Lý do lựa chọn (xem ADR-04, mục</w:t>
-      </w:r>
-      <w:r>
-        <w:t xml:space="preserve"> </w:t>
-      </w:r>
-      <w:r>
-        <w:t xml:space="preserve">9): mỗi đội tự chịu tải hạ tầng của chính mình, không có rủi ro 1 đội gây quá</w:t>
-      </w:r>
-      <w:r>
-        <w:t xml:space="preserve"> </w:t>
-      </w:r>
-      <w:r>
-        <w:t xml:space="preserve">tải ảnh hưởng đội khác, và không cần xây dựng cơ chế cách ly dữ liệu theo</w:t>
-      </w:r>
-      <w:r>
-        <w:t xml:space="preserve"> </w:t>
-      </w:r>
-      <w:r>
-        <w:t xml:space="preserve">tenant (vốn phức tạp và không cần thiết khi mỗi đội đã có Oracle/Redis</w:t>
-      </w:r>
-      <w:r>
-        <w:t xml:space="preserve"> </w:t>
-      </w:r>
-      <w:r>
-        <w:t xml:space="preserve">riêng). Elasticsearch/APM là 2 hạ tầng DUY NHẤT có thể dùng chung giữa các</w:t>
-      </w:r>
-      <w:r>
-        <w:t xml:space="preserve"> </w:t>
-      </w:r>
-      <w:r>
-        <w:t xml:space="preserve">đội (tuỳ chọn) vì bản chất chỉ là nơi TIẾP NHẬN dữ liệu quan sát (observability),</w:t>
-      </w:r>
-      <w:r>
-        <w:t xml:space="preserve"> </w:t>
-      </w:r>
-      <w:r>
-        <w:t xml:space="preserve">không phải nơi LƯU TRỮ dữ liệu nghiệp vụ — phân biệt bằng</w:t>
-      </w:r>
-      <w:r>
-        <w:t xml:space="preserve"> </w:t>
-      </w:r>
-      <w:r>
-        <w:rPr>
-          <w:rStyle w:val="VerbatimChar"/>
-        </w:rPr>
-        <w:t xml:space="preserve">TEAM_CODE</w:t>
-      </w:r>
-      <w:r>
-        <w:t xml:space="preserve"> </w:t>
-      </w:r>
-      <w:r>
-        <w:t xml:space="preserve">trong</w:t>
-      </w:r>
-      <w:r>
-        <w:t xml:space="preserve"> </w:t>
-      </w:r>
-      <w:r>
-        <w:t xml:space="preserve">tên service/APM để tách biệt khi xem.</w:t>
-      </w:r>
-    </w:p>
-    <w:bookmarkEnd w:id="20"/>
-    <w:bookmarkStart w:id="21" w:name="vòng-đời-khởi-động-1-instance"/>
-    <w:p>
-      <w:pPr>
-        <w:pStyle w:val="Heading3"/>
-      </w:pPr>
-      <w:r>
-        <w:t xml:space="preserve">5.3. Vòng đời khởi động 1 instance</w:t>
-      </w:r>
-    </w:p>
-    <w:p>
-      <w:pPr>
-        <w:pStyle w:val="FirstParagraph"/>
-      </w:pPr>
-      <w:r>
-        <w:t xml:space="preserve">Việc tạo schema (bước 0 dưới đây) diễn ra</w:t>
+        <w:t xml:space="preserve">gwm-redis</w:t>
+      </w:r>
+      <w:r>
+        <w:t xml:space="preserve"> </w:t>
+      </w:r>
+      <w:r>
+        <w:t xml:space="preserve">là 1 Deployment thường (không phải StatefulSet) trong CÙNG</w:t>
+      </w:r>
+      <w:r>
+        <w:t xml:space="preserve"> </w:t>
+      </w:r>
+      <w:r>
+        <w:t xml:space="preserve">namespace,</w:t>
       </w:r>
       <w:r>
         <w:t xml:space="preserve"> </w:t>
@@ -2664,22 +2829,804 @@
           <w:b/>
           <w:bCs/>
         </w:rPr>
-        <w:t xml:space="preserve">1 lần, TRƯỚC</w:t>
-      </w:r>
-      <w:r>
-        <w:t xml:space="preserve"> </w:t>
-      </w:r>
-      <w:r>
-        <w:t xml:space="preserve">và</w:t>
-      </w:r>
-      <w:r>
-        <w:t xml:space="preserve"> </w:t>
-      </w:r>
+        <w:t xml:space="preserve">không có PersistentVolume</w:t>
+      </w:r>
+      <w:r>
+        <w:t xml:space="preserve"> </w:t>
+      </w:r>
+      <w:r>
+        <w:t xml:space="preserve">— cache-aside + bộ đếm rate-limit</w:t>
+      </w:r>
+      <w:r>
+        <w:t xml:space="preserve"> </w:t>
+      </w:r>
+      <w:r>
+        <w:t xml:space="preserve">đều fail-open (xem ADR-05), mất dữ liệu khi Pod restart chỉ làm nguội cache</w:t>
+      </w:r>
+      <w:r>
+        <w:t xml:space="preserve"> </w:t>
+      </w:r>
+      <w:r>
+        <w:t xml:space="preserve">tạm thời, không gián đoạn traffic thật. Mỗi đội có Redis RIÊNG của chính</w:t>
+      </w:r>
+      <w:r>
+        <w:t xml:space="preserve"> </w:t>
+      </w:r>
+      <w:r>
+        <w:t xml:space="preserve">mình (không dùng chung Redis với đội khác hay với nghiệp vụ khác).</w:t>
+      </w:r>
+    </w:p>
+    <w:p>
+      <w:pPr>
+        <w:pStyle w:val="Compact"/>
+        <w:numPr>
+          <w:ilvl w:val="0"/>
+          <w:numId w:val="1001"/>
+        </w:numPr>
+      </w:pPr>
       <w:r>
         <w:rPr>
           <w:b/>
           <w:bCs/>
         </w:rPr>
+        <w:t xml:space="preserve">Oracle/Elasticsearch/APM</w:t>
+      </w:r>
+      <w:r>
+        <w:t xml:space="preserve"> </w:t>
+      </w:r>
+      <w:r>
+        <w:t xml:space="preserve">KHÔNG chạy trong cụm k8s này — kết nối ra ngoài</w:t>
+      </w:r>
+      <w:r>
+        <w:t xml:space="preserve"> </w:t>
+      </w:r>
+      <w:r>
+        <w:t xml:space="preserve">qua ConfigMap/Secret (</w:t>
+      </w:r>
+      <w:r>
+        <w:rPr>
+          <w:rStyle w:val="VerbatimChar"/>
+        </w:rPr>
+        <w:t xml:space="preserve">DB_HOST</w:t>
+      </w:r>
+      <w:r>
+        <w:t xml:space="preserve">,</w:t>
+      </w:r>
+      <w:r>
+        <w:t xml:space="preserve"> </w:t>
+      </w:r>
+      <w:r>
+        <w:rPr>
+          <w:rStyle w:val="VerbatimChar"/>
+        </w:rPr>
+        <w:t xml:space="preserve">GATEWAY_AUDIT_ES_HOST</w:t>
+      </w:r>
+      <w:r>
+        <w:t xml:space="preserve">,</w:t>
+      </w:r>
+      <w:r>
+        <w:t xml:space="preserve"> </w:t>
+      </w:r>
+      <w:r>
+        <w:rPr>
+          <w:rStyle w:val="VerbatimChar"/>
+        </w:rPr>
+        <w:t xml:space="preserve">APM_SERVER_HOST</w:t>
+      </w:r>
+      <w:r>
+        <w:t xml:space="preserve">…),</w:t>
+      </w:r>
+      <w:r>
+        <w:t xml:space="preserve"> </w:t>
+      </w:r>
+      <w:r>
+        <w:t xml:space="preserve">cho phép trỏ tới hạ tầng riêng của từng đội mà không cần sửa image hay code.</w:t>
+      </w:r>
+    </w:p>
+    <w:bookmarkEnd w:id="19"/>
+    <w:bookmarkStart w:id="20" w:name="Xde21adebabbaa1364bd7f018b707766dbeaf346"/>
+    <w:p>
+      <w:pPr>
+        <w:pStyle w:val="Heading3"/>
+      </w:pPr>
+      <w:r>
+        <w:t xml:space="preserve">5.1b. Thay thế cho dev/demo 1 host: Docker Compose</w:t>
+      </w:r>
+    </w:p>
+    <w:p>
+      <w:pPr>
+        <w:pStyle w:val="SourceCode"/>
+      </w:pPr>
+      <w:r>
+        <w:rPr>
+          <w:rStyle w:val="VerbatimChar"/>
+        </w:rPr>
+        <w:t xml:space="preserve">flowchart LR</w:t>
+      </w:r>
+      <w:r>
+        <w:br/>
+      </w:r>
+      <w:r>
+        <w:rPr>
+          <w:rStyle w:val="VerbatimChar"/>
+        </w:rPr>
+        <w:t xml:space="preserve">    subgraph HOST["Host/VM cua 1 doi BCCS (dev/demo)"]</w:t>
+      </w:r>
+      <w:r>
+        <w:br/>
+      </w:r>
+      <w:r>
+        <w:rPr>
+          <w:rStyle w:val="VerbatimChar"/>
+        </w:rPr>
+        <w:t xml:space="preserve">        subgraph COMPOSE["docker-compose.yml"]</w:t>
+      </w:r>
+      <w:r>
+        <w:br/>
+      </w:r>
+      <w:r>
+        <w:rPr>
+          <w:rStyle w:val="VerbatimChar"/>
+        </w:rPr>
+        <w:t xml:space="preserve">            FEC[gwm-frontend&lt;br/&gt;Nginx + Angular build]</w:t>
+      </w:r>
+      <w:r>
+        <w:br/>
+      </w:r>
+      <w:r>
+        <w:rPr>
+          <w:rStyle w:val="VerbatimChar"/>
+        </w:rPr>
+        <w:t xml:space="preserve">            BEC[gwm-backend&lt;br/&gt;Spring Boot jar]</w:t>
+      </w:r>
+      <w:r>
+        <w:br/>
+      </w:r>
+      <w:r>
+        <w:rPr>
+          <w:rStyle w:val="VerbatimChar"/>
+        </w:rPr>
+        <w:t xml:space="preserve">            REDISC[gwm-redis]</w:t>
+      </w:r>
+      <w:r>
+        <w:br/>
+      </w:r>
+      <w:r>
+        <w:rPr>
+          <w:rStyle w:val="VerbatimChar"/>
+        </w:rPr>
+        <w:t xml:space="preserve">        end</w:t>
+      </w:r>
+      <w:r>
+        <w:br/>
+      </w:r>
+      <w:r>
+        <w:rPr>
+          <w:rStyle w:val="VerbatimChar"/>
+        </w:rPr>
+        <w:t xml:space="preserve">    end</w:t>
+      </w:r>
+      <w:r>
+        <w:br/>
+      </w:r>
+      <w:r>
+        <w:rPr>
+          <w:rStyle w:val="VerbatimChar"/>
+        </w:rPr>
+        <w:t xml:space="preserve">    BROWSER[Trinh duyet nguoi dung] --&gt;|:4200| FEC</w:t>
+      </w:r>
+      <w:r>
+        <w:br/>
+      </w:r>
+      <w:r>
+        <w:rPr>
+          <w:rStyle w:val="VerbatimChar"/>
+        </w:rPr>
+        <w:t xml:space="preserve">    FEC --&gt;|proxy /api/**| BEC</w:t>
+      </w:r>
+      <w:r>
+        <w:br/>
+      </w:r>
+      <w:r>
+        <w:rPr>
+          <w:rStyle w:val="VerbatimChar"/>
+        </w:rPr>
+        <w:t xml:space="preserve">    CLIENT2[Client goi API that] --&gt;|:8080| BEC</w:t>
+      </w:r>
+      <w:r>
+        <w:br/>
+      </w:r>
+      <w:r>
+        <w:rPr>
+          <w:rStyle w:val="VerbatimChar"/>
+        </w:rPr>
+        <w:t xml:space="preserve">    BEC --&gt; REDISC</w:t>
+      </w:r>
+      <w:r>
+        <w:br/>
+      </w:r>
+      <w:r>
+        <w:rPr>
+          <w:rStyle w:val="VerbatimChar"/>
+        </w:rPr>
+        <w:t xml:space="preserve">    BEC -.-&gt;|JDBC, DB_HOST tham so hoa| ORACLE_T[(Oracle 19c+&lt;br/&gt;cua doi)]</w:t>
+      </w:r>
+      <w:r>
+        <w:br/>
+      </w:r>
+      <w:r>
+        <w:rPr>
+          <w:rStyle w:val="VerbatimChar"/>
+        </w:rPr>
+        <w:t xml:space="preserve">    BEC -.-&gt;|HTTP, tuy chon| ES_T[(Elasticsearch&lt;br/&gt;cua doi)]</w:t>
+      </w:r>
+      <w:r>
+        <w:br/>
+      </w:r>
+      <w:r>
+        <w:rPr>
+          <w:rStyle w:val="VerbatimChar"/>
+        </w:rPr>
+        <w:t xml:space="preserve">    BEC -.-&gt;|HTTP, tuy chon| APM_T[APM Server&lt;br/&gt;cua doi]</w:t>
+      </w:r>
+      <w:r>
+        <w:br/>
+      </w:r>
+      <w:r>
+        <w:rPr>
+          <w:rStyle w:val="VerbatimChar"/>
+        </w:rPr>
+        <w:t xml:space="preserve">    BEC --&gt;|HTTP| UPSTREAM_T[Cac Upstream Service&lt;br/&gt;that cua doi]</w:t>
+      </w:r>
+    </w:p>
+    <w:p>
+      <w:pPr>
+        <w:pStyle w:val="Compact"/>
+        <w:numPr>
+          <w:ilvl w:val="0"/>
+          <w:numId w:val="1002"/>
+        </w:numPr>
+      </w:pPr>
+      <w:r>
+        <w:rPr>
+          <w:rStyle w:val="VerbatimChar"/>
+          <w:b/>
+          <w:bCs/>
+        </w:rPr>
+        <w:t xml:space="preserve">gwm-frontend</w:t>
+      </w:r>
+      <w:r>
+        <w:t xml:space="preserve"> </w:t>
+      </w:r>
+      <w:r>
+        <w:t xml:space="preserve">và</w:t>
+      </w:r>
+      <w:r>
+        <w:t xml:space="preserve"> </w:t>
+      </w:r>
+      <w:r>
+        <w:rPr>
+          <w:rStyle w:val="VerbatimChar"/>
+          <w:b/>
+          <w:bCs/>
+        </w:rPr>
+        <w:t xml:space="preserve">gwm-backend</w:t>
+      </w:r>
+      <w:r>
+        <w:t xml:space="preserve"> </w:t>
+      </w:r>
+      <w:r>
+        <w:t xml:space="preserve">là 2 container sibling trong CÙNG 1</w:t>
+      </w:r>
+      <w:r>
+        <w:t xml:space="preserve"> </w:t>
+      </w:r>
+      <w:r>
+        <w:rPr>
+          <w:rStyle w:val="VerbatimChar"/>
+        </w:rPr>
+        <w:t xml:space="preserve">docker-compose.yml</w:t>
+      </w:r>
+      <w:r>
+        <w:t xml:space="preserve"> </w:t>
+      </w:r>
+      <w:r>
+        <w:t xml:space="preserve">— Nginx proxy</w:t>
+      </w:r>
+      <w:r>
+        <w:t xml:space="preserve"> </w:t>
+      </w:r>
+      <w:r>
+        <w:rPr>
+          <w:rStyle w:val="VerbatimChar"/>
+        </w:rPr>
+        <w:t xml:space="preserve">/api/**</w:t>
+      </w:r>
+      <w:r>
+        <w:t xml:space="preserve"> </w:t>
+      </w:r>
+      <w:r>
+        <w:t xml:space="preserve">sang backend qua alias</w:t>
+      </w:r>
+      <w:r>
+        <w:t xml:space="preserve"> </w:t>
+      </w:r>
+      <w:r>
+        <w:rPr>
+          <w:rStyle w:val="VerbatimChar"/>
+        </w:rPr>
+        <w:t xml:space="preserve">gwm-backend</w:t>
+      </w:r>
+      <w:r>
+        <w:t xml:space="preserve"> </w:t>
+      </w:r>
+      <w:r>
+        <w:t xml:space="preserve">(DNS nội bộ Docker, tự resolve lại định kỳ để chịu được</w:t>
+      </w:r>
+      <w:r>
+        <w:t xml:space="preserve"> </w:t>
+      </w:r>
+      <w:r>
+        <w:t xml:space="preserve">backend restart — khác Kubernetes, IP container trong Docker đổi mỗi lần</w:t>
+      </w:r>
+      <w:r>
+        <w:t xml:space="preserve"> </w:t>
+      </w:r>
+      <w:r>
+        <w:t xml:space="preserve">restart nên vẫn cần cơ chế này).</w:t>
+      </w:r>
+    </w:p>
+    <w:p>
+      <w:pPr>
+        <w:pStyle w:val="Compact"/>
+        <w:numPr>
+          <w:ilvl w:val="0"/>
+          <w:numId w:val="1002"/>
+        </w:numPr>
+      </w:pPr>
+      <w:r>
+        <w:rPr>
+          <w:rStyle w:val="VerbatimChar"/>
+          <w:b/>
+          <w:bCs/>
+        </w:rPr>
+        <w:t xml:space="preserve">gwm-redis</w:t>
+      </w:r>
+      <w:r>
+        <w:t xml:space="preserve"> </w:t>
+      </w:r>
+      <w:r>
+        <w:t xml:space="preserve">đi kèm trong CÙNG file compose — mỗi đội có Redis RIÊNG của</w:t>
+      </w:r>
+      <w:r>
+        <w:t xml:space="preserve"> </w:t>
+      </w:r>
+      <w:r>
+        <w:t xml:space="preserve">chính mình.</w:t>
+      </w:r>
+    </w:p>
+    <w:p>
+      <w:pPr>
+        <w:pStyle w:val="Compact"/>
+        <w:numPr>
+          <w:ilvl w:val="0"/>
+          <w:numId w:val="1002"/>
+        </w:numPr>
+      </w:pPr>
+      <w:r>
+        <w:rPr>
+          <w:b/>
+          <w:bCs/>
+        </w:rPr>
+        <w:t xml:space="preserve">Oracle/Elasticsearch/APM</w:t>
+      </w:r>
+      <w:r>
+        <w:t xml:space="preserve"> </w:t>
+      </w:r>
+      <w:r>
+        <w:t xml:space="preserve">KHÔNG phải container trong compose này — kết</w:t>
+      </w:r>
+      <w:r>
+        <w:t xml:space="preserve"> </w:t>
+      </w:r>
+      <w:r>
+        <w:t xml:space="preserve">nối ra ngoài qua tham số môi trường (</w:t>
+      </w:r>
+      <w:r>
+        <w:rPr>
+          <w:rStyle w:val="VerbatimChar"/>
+        </w:rPr>
+        <w:t xml:space="preserve">DB_HOST</w:t>
+      </w:r>
+      <w:r>
+        <w:t xml:space="preserve">,</w:t>
+      </w:r>
+      <w:r>
+        <w:t xml:space="preserve"> </w:t>
+      </w:r>
+      <w:r>
+        <w:rPr>
+          <w:rStyle w:val="VerbatimChar"/>
+        </w:rPr>
+        <w:t xml:space="preserve">GATEWAY_AUDIT_ES_HOST</w:t>
+      </w:r>
+      <w:r>
+        <w:t xml:space="preserve">,</w:t>
+      </w:r>
+      <w:r>
+        <w:t xml:space="preserve"> </w:t>
+      </w:r>
+      <w:r>
+        <w:rPr>
+          <w:rStyle w:val="VerbatimChar"/>
+        </w:rPr>
+        <w:t xml:space="preserve">APM_SERVER_HOST</w:t>
+      </w:r>
+      <w:r>
+        <w:t xml:space="preserve">…), cho phép trỏ tới hạ tầng riêng của từng đội mà không</w:t>
+      </w:r>
+      <w:r>
+        <w:t xml:space="preserve"> </w:t>
+      </w:r>
+      <w:r>
+        <w:t xml:space="preserve">cần sửa file cấu hình triển khai.</w:t>
+      </w:r>
+    </w:p>
+    <w:bookmarkEnd w:id="20"/>
+    <w:bookmarkStart w:id="21" w:name="X2c5c02d73cb62d346b9c74bad26545998bd124d"/>
+    <w:p>
+      <w:pPr>
+        <w:pStyle w:val="Heading3"/>
+      </w:pPr>
+      <w:r>
+        <w:t xml:space="preserve">5.2. Mô hình nhiều đội (Multi-tenant về mặt TRIỂN KHAI, không phải Multi-tenant về mặt DỮ LIỆU)</w:t>
+      </w:r>
+    </w:p>
+    <w:p>
+      <w:pPr>
+        <w:pStyle w:val="SourceCode"/>
+      </w:pPr>
+      <w:r>
+        <w:rPr>
+          <w:rStyle w:val="VerbatimChar"/>
+        </w:rPr>
+        <w:t xml:space="preserve">flowchart TB</w:t>
+      </w:r>
+      <w:r>
+        <w:br/>
+      </w:r>
+      <w:r>
+        <w:rPr>
+          <w:rStyle w:val="VerbatimChar"/>
+        </w:rPr>
+        <w:t xml:space="preserve">    subgraph TEAM_A["Doi A"]</w:t>
+      </w:r>
+      <w:r>
+        <w:br/>
+      </w:r>
+      <w:r>
+        <w:rPr>
+          <w:rStyle w:val="VerbatimChar"/>
+        </w:rPr>
+        <w:t xml:space="preserve">        GWM_A[Instance Gateway Manager] --&gt; ORA_A[(Oracle rieng doi A)]</w:t>
+      </w:r>
+      <w:r>
+        <w:br/>
+      </w:r>
+      <w:r>
+        <w:rPr>
+          <w:rStyle w:val="VerbatimChar"/>
+        </w:rPr>
+        <w:t xml:space="preserve">        GWM_A --&gt; RED_A[(Redis rieng doi A)]</w:t>
+      </w:r>
+      <w:r>
+        <w:br/>
+      </w:r>
+      <w:r>
+        <w:rPr>
+          <w:rStyle w:val="VerbatimChar"/>
+        </w:rPr>
+        <w:t xml:space="preserve">    end</w:t>
+      </w:r>
+      <w:r>
+        <w:br/>
+      </w:r>
+      <w:r>
+        <w:rPr>
+          <w:rStyle w:val="VerbatimChar"/>
+        </w:rPr>
+        <w:t xml:space="preserve">    subgraph TEAM_B["Doi B"]</w:t>
+      </w:r>
+      <w:r>
+        <w:br/>
+      </w:r>
+      <w:r>
+        <w:rPr>
+          <w:rStyle w:val="VerbatimChar"/>
+        </w:rPr>
+        <w:t xml:space="preserve">        GWM_B[Instance Gateway Manager] --&gt; ORA_B[(Oracle rieng doi B)]</w:t>
+      </w:r>
+      <w:r>
+        <w:br/>
+      </w:r>
+      <w:r>
+        <w:rPr>
+          <w:rStyle w:val="VerbatimChar"/>
+        </w:rPr>
+        <w:t xml:space="preserve">        GWM_B --&gt; RED_B[(Redis rieng doi B)]</w:t>
+      </w:r>
+      <w:r>
+        <w:br/>
+      </w:r>
+      <w:r>
+        <w:rPr>
+          <w:rStyle w:val="VerbatimChar"/>
+        </w:rPr>
+        <w:t xml:space="preserve">    end</w:t>
+      </w:r>
+      <w:r>
+        <w:br/>
+      </w:r>
+      <w:r>
+        <w:rPr>
+          <w:rStyle w:val="VerbatimChar"/>
+        </w:rPr>
+        <w:t xml:space="preserve">    subgraph SHARED["Ha tang co the dung chung (tuy chon)"]</w:t>
+      </w:r>
+      <w:r>
+        <w:br/>
+      </w:r>
+      <w:r>
+        <w:rPr>
+          <w:rStyle w:val="VerbatimChar"/>
+        </w:rPr>
+        <w:t xml:space="preserve">        ES_SHARED[(Elasticsearch tap trung)]</w:t>
+      </w:r>
+      <w:r>
+        <w:br/>
+      </w:r>
+      <w:r>
+        <w:rPr>
+          <w:rStyle w:val="VerbatimChar"/>
+        </w:rPr>
+        <w:t xml:space="preserve">        APM_SHARED[APM Server tap trung]</w:t>
+      </w:r>
+      <w:r>
+        <w:br/>
+      </w:r>
+      <w:r>
+        <w:rPr>
+          <w:rStyle w:val="VerbatimChar"/>
+        </w:rPr>
+        <w:t xml:space="preserve">    end</w:t>
+      </w:r>
+      <w:r>
+        <w:br/>
+      </w:r>
+      <w:r>
+        <w:rPr>
+          <w:rStyle w:val="VerbatimChar"/>
+        </w:rPr>
+        <w:t xml:space="preserve">    GWM_A -.-&gt;|TEAM_CODE=doi-a| ES_SHARED</w:t>
+      </w:r>
+      <w:r>
+        <w:br/>
+      </w:r>
+      <w:r>
+        <w:rPr>
+          <w:rStyle w:val="VerbatimChar"/>
+        </w:rPr>
+        <w:t xml:space="preserve">    GWM_B -.-&gt;|TEAM_CODE=doi-b| ES_SHARED</w:t>
+      </w:r>
+      <w:r>
+        <w:br/>
+      </w:r>
+      <w:r>
+        <w:rPr>
+          <w:rStyle w:val="VerbatimChar"/>
+        </w:rPr>
+        <w:t xml:space="preserve">    GWM_A -.-&gt; APM_SHARED</w:t>
+      </w:r>
+      <w:r>
+        <w:br/>
+      </w:r>
+      <w:r>
+        <w:rPr>
+          <w:rStyle w:val="VerbatimChar"/>
+        </w:rPr>
+        <w:t xml:space="preserve">    GWM_B -.-&gt; APM_SHARED</w:t>
+      </w:r>
+      <w:r>
+        <w:br/>
+      </w:r>
+      <w:r>
+        <w:br/>
+      </w:r>
+      <w:r>
+        <w:rPr>
+          <w:rStyle w:val="VerbatimChar"/>
+        </w:rPr>
+        <w:t xml:space="preserve">    SRC[1 nguon code duy nhat&lt;br/&gt;git repository] -.-&gt;|build image versioned| GWM_A</w:t>
+      </w:r>
+      <w:r>
+        <w:br/>
+      </w:r>
+      <w:r>
+        <w:rPr>
+          <w:rStyle w:val="VerbatimChar"/>
+        </w:rPr>
+        <w:t xml:space="preserve">    SRC -.-&gt;|build image versioned| GWM_B</w:t>
+      </w:r>
+    </w:p>
+    <w:p>
+      <w:pPr>
+        <w:pStyle w:val="FirstParagraph"/>
+      </w:pPr>
+      <w:r>
+        <w:t xml:space="preserve">Mỗi</w:t>
+      </w:r>
+      <w:r>
+        <w:t xml:space="preserve"> </w:t>
+      </w:r>
+      <w:r>
+        <w:t xml:space="preserve">“Instance Gateway Manager”</w:t>
+      </w:r>
+      <w:r>
+        <w:t xml:space="preserve"> </w:t>
+      </w:r>
+      <w:r>
+        <w:t xml:space="preserve">trong sơ đồ trên tương ứng đúng 1 namespace</w:t>
+      </w:r>
+      <w:r>
+        <w:t xml:space="preserve"> </w:t>
+      </w:r>
+      <w:r>
+        <w:t xml:space="preserve">Kubernetes của đội đó (xem mục 5.1) — image cùng version, chỉ khác ConfigMap/</w:t>
+      </w:r>
+      <w:r>
+        <w:t xml:space="preserve"> </w:t>
+      </w:r>
+      <w:r>
+        <w:t xml:space="preserve">Secret trỏ hạ tầng riêng.</w:t>
+      </w:r>
+    </w:p>
+    <w:p>
+      <w:pPr>
+        <w:pStyle w:val="BodyText"/>
+      </w:pPr>
+      <w:r>
+        <w:rPr>
+          <w:b/>
+          <w:bCs/>
+        </w:rPr>
+        <w:t xml:space="preserve">Nguyên tắc quan trọng</w:t>
+      </w:r>
+      <w:r>
+        <w:t xml:space="preserve">: đây là kiến trúc</w:t>
+      </w:r>
+      <w:r>
+        <w:t xml:space="preserve"> </w:t>
+      </w:r>
+      <w:r>
+        <w:t xml:space="preserve">“mỗi đội 1 instance độc lập hoàn</w:t>
+      </w:r>
+      <w:r>
+        <w:t xml:space="preserve"> </w:t>
+      </w:r>
+      <w:r>
+        <w:t xml:space="preserve">toàn”</w:t>
+      </w:r>
+      <w:r>
+        <w:t xml:space="preserve"> </w:t>
+      </w:r>
+      <w:r>
+        <w:t xml:space="preserve">(multi-instance), KHÔNG PHẢI kiến trúc multi-tenant kiểu 1 instance</w:t>
+      </w:r>
+      <w:r>
+        <w:t xml:space="preserve"> </w:t>
+      </w:r>
+      <w:r>
+        <w:t xml:space="preserve">dùng chung phục vụ nhiều đội qua tenant-id. Lý do lựa chọn (xem ADR-04, mục</w:t>
+      </w:r>
+      <w:r>
+        <w:t xml:space="preserve"> </w:t>
+      </w:r>
+      <w:r>
+        <w:t xml:space="preserve">9): mỗi đội tự chịu tải hạ tầng của chính mình, không có rủi ro 1 đội gây quá</w:t>
+      </w:r>
+      <w:r>
+        <w:t xml:space="preserve"> </w:t>
+      </w:r>
+      <w:r>
+        <w:t xml:space="preserve">tải ảnh hưởng đội khác, và không cần xây dựng cơ chế cách ly dữ liệu theo</w:t>
+      </w:r>
+      <w:r>
+        <w:t xml:space="preserve"> </w:t>
+      </w:r>
+      <w:r>
+        <w:t xml:space="preserve">tenant (vốn phức tạp và không cần thiết khi mỗi đội đã có Oracle/Redis</w:t>
+      </w:r>
+      <w:r>
+        <w:t xml:space="preserve"> </w:t>
+      </w:r>
+      <w:r>
+        <w:t xml:space="preserve">riêng). Elasticsearch/APM là 2 hạ tầng DUY NHẤT có thể dùng chung giữa các</w:t>
+      </w:r>
+      <w:r>
+        <w:t xml:space="preserve"> </w:t>
+      </w:r>
+      <w:r>
+        <w:t xml:space="preserve">đội (tuỳ chọn) vì bản chất chỉ là nơi TIẾP NHẬN dữ liệu quan sát (observability),</w:t>
+      </w:r>
+      <w:r>
+        <w:t xml:space="preserve"> </w:t>
+      </w:r>
+      <w:r>
+        <w:t xml:space="preserve">không phải nơi LƯU TRỮ dữ liệu nghiệp vụ — phân biệt bằng</w:t>
+      </w:r>
+      <w:r>
+        <w:t xml:space="preserve"> </w:t>
+      </w:r>
+      <w:r>
+        <w:rPr>
+          <w:rStyle w:val="VerbatimChar"/>
+        </w:rPr>
+        <w:t xml:space="preserve">TEAM_CODE</w:t>
+      </w:r>
+      <w:r>
+        <w:t xml:space="preserve"> </w:t>
+      </w:r>
+      <w:r>
+        <w:t xml:space="preserve">trong</w:t>
+      </w:r>
+      <w:r>
+        <w:t xml:space="preserve"> </w:t>
+      </w:r>
+      <w:r>
+        <w:t xml:space="preserve">tên service/APM để tách biệt khi xem.</w:t>
+      </w:r>
+    </w:p>
+    <w:bookmarkEnd w:id="21"/>
+    <w:bookmarkStart w:id="22" w:name="vòng-đời-khởi-động-1-instance"/>
+    <w:p>
+      <w:pPr>
+        <w:pStyle w:val="Heading3"/>
+      </w:pPr>
+      <w:r>
+        <w:t xml:space="preserve">5.3. Vòng đời khởi động 1 instance</w:t>
+      </w:r>
+    </w:p>
+    <w:p>
+      <w:pPr>
+        <w:pStyle w:val="FirstParagraph"/>
+      </w:pPr>
+      <w:r>
+        <w:t xml:space="preserve">Việc tạo schema (bước 0 dưới đây) diễn ra</w:t>
+      </w:r>
+      <w:r>
+        <w:t xml:space="preserve"> </w:t>
+      </w:r>
+      <w:r>
+        <w:rPr>
+          <w:b/>
+          <w:bCs/>
+        </w:rPr>
+        <w:t xml:space="preserve">1 lần, TRƯỚC</w:t>
+      </w:r>
+      <w:r>
+        <w:t xml:space="preserve"> </w:t>
+      </w:r>
+      <w:r>
+        <w:t xml:space="preserve">và</w:t>
+      </w:r>
+      <w:r>
+        <w:t xml:space="preserve"> </w:t>
+      </w:r>
+      <w:r>
+        <w:rPr>
+          <w:b/>
+          <w:bCs/>
+        </w:rPr>
         <w:t xml:space="preserve">NGOÀI</w:t>
       </w:r>
       <w:r>
@@ -2736,16 +3683,16 @@
         <w:rPr>
           <w:rStyle w:val="VerbatimChar"/>
         </w:rPr>
-        <w:t xml:space="preserve">    participant D as Docker Compose</w:t>
-      </w:r>
-      <w:r>
-        <w:br/>
-      </w:r>
-      <w:r>
-        <w:rPr>
-          <w:rStyle w:val="VerbatimChar"/>
-        </w:rPr>
-        <w:t xml:space="preserve">    participant B as Backend JVM</w:t>
+        <w:t xml:space="preserve">    participant K as Kubernetes (kubelet)</w:t>
+      </w:r>
+      <w:r>
+        <w:br/>
+      </w:r>
+      <w:r>
+        <w:rPr>
+          <w:rStyle w:val="VerbatimChar"/>
+        </w:rPr>
+        <w:t xml:space="preserve">    participant B as Backend JVM (Pod gwm-backend)</w:t>
       </w:r>
       <w:r>
         <w:br/>
@@ -2805,7 +3752,7 @@
         <w:rPr>
           <w:rStyle w:val="VerbatimChar"/>
         </w:rPr>
-        <w:t xml:space="preserve">    D-&gt;&gt;B: Khoi dong container (moi lan chay/restart)</w:t>
+        <w:t xml:space="preserve">    K-&gt;&gt;B: Khoi dong Pod (moi lan schedule/restart/rolling-update),&lt;br/&gt;tiem bien tu ConfigMap gwm-config + Secret gwm-secret</w:t>
       </w:r>
       <w:r>
         <w:br/>
@@ -2832,7 +3779,7 @@
         <w:rPr>
           <w:rStyle w:val="VerbatimChar"/>
         </w:rPr>
-        <w:t xml:space="preserve">    H--&gt;&gt;B: Validate OK (hoac throw neu thieu bang/sai kieu - dung khoi dong)</w:t>
+        <w:t xml:space="preserve">    H--&gt;&gt;B: Validate OK (hoac throw neu thieu bang/sai kieu - dung khoi dong,&lt;br/&gt;Pod vao CrashLoopBackOff thay vi nhan traffic sai)</w:t>
       </w:r>
       <w:r>
         <w:br/>
@@ -2850,7 +3797,7 @@
         <w:rPr>
           <w:rStyle w:val="VerbatimChar"/>
         </w:rPr>
-        <w:t xml:space="preserve">    B--&gt;&gt;D: San sang nhan traffic</w:t>
+        <w:t xml:space="preserve">    B--&gt;&gt;K: readinessProbe /actuator/health tra 200 - Pod duoc&lt;br/&gt;them vao Endpoints cua Service gwm-backend, bat dau nhan traffic</w:t>
       </w:r>
     </w:p>
     <w:p>
@@ -2860,9 +3807,9 @@
         </w:pict>
       </w:r>
     </w:p>
-    <w:bookmarkEnd w:id="21"/>
     <w:bookmarkEnd w:id="22"/>
-    <w:bookmarkStart w:id="25" w:name="kiến-trúc-dữ-liệu-data-architecture"/>
+    <w:bookmarkEnd w:id="23"/>
+    <w:bookmarkStart w:id="26" w:name="kiến-trúc-dữ-liệu-data-architecture"/>
     <w:p>
       <w:pPr>
         <w:pStyle w:val="Heading2"/>
@@ -2871,7 +3818,7 @@
         <w:t xml:space="preserve">6. Kiến trúc Dữ liệu (Data Architecture)</w:t>
       </w:r>
     </w:p>
-    <w:bookmarkStart w:id="23" w:name="phân-loại-dữ-liệu"/>
+    <w:bookmarkStart w:id="24" w:name="phân-loại-dữ-liệu"/>
     <w:p>
       <w:pPr>
         <w:pStyle w:val="Heading3"/>
@@ -3227,8 +4174,8 @@
         </w:tc>
       </w:tr>
     </w:tbl>
-    <w:bookmarkEnd w:id="23"/>
-    <w:bookmarkStart w:id="24" w:name="X8380256aeb52ba500100a2e06ef1305f74b9692"/>
+    <w:bookmarkEnd w:id="24"/>
+    <w:bookmarkStart w:id="25" w:name="X8380256aeb52ba500100a2e06ef1305f74b9692"/>
     <w:p>
       <w:pPr>
         <w:pStyle w:val="Heading3"/>
@@ -3546,9 +4493,9 @@
         </w:pict>
       </w:r>
     </w:p>
-    <w:bookmarkEnd w:id="24"/>
     <w:bookmarkEnd w:id="25"/>
-    <w:bookmarkStart w:id="26" w:name="X33baf590225e47b4948f852bd5fdfa71102bc86"/>
+    <w:bookmarkEnd w:id="26"/>
+    <w:bookmarkStart w:id="27" w:name="X33baf590225e47b4948f852bd5fdfa71102bc86"/>
     <w:p>
       <w:pPr>
         <w:pStyle w:val="Heading2"/>
@@ -4022,8 +4969,8 @@
         </w:pict>
       </w:r>
     </w:p>
-    <w:bookmarkEnd w:id="26"/>
-    <w:bookmarkStart w:id="27" w:name="kiến-trúc-bảo-mật-security-architecture"/>
+    <w:bookmarkEnd w:id="27"/>
+    <w:bookmarkStart w:id="28" w:name="kiến-trúc-bảo-mật-security-architecture"/>
     <w:p>
       <w:pPr>
         <w:pStyle w:val="Heading2"/>
@@ -4334,7 +5281,10 @@
               <w:pStyle w:val="Compact"/>
             </w:pPr>
             <w:r>
-              <w:t xml:space="preserve">Truyền qua biến môi trường (</w:t>
+              <w:t xml:space="preserve">Truyền qua biến môi trường —</w:t>
+            </w:r>
+            <w:r>
+              <w:t xml:space="preserve"> </w:t>
             </w:r>
             <w:r>
               <w:rPr>
@@ -4343,7 +5293,61 @@
               <w:t xml:space="preserve">.env</w:t>
             </w:r>
             <w:r>
-              <w:t xml:space="preserve">, không commit vào mã nguồn)</w:t>
+              <w:t xml:space="preserve"> </w:t>
+            </w:r>
+            <w:r>
+              <w:t xml:space="preserve">(Docker Compose) hoặc</w:t>
+            </w:r>
+            <w:r>
+              <w:t xml:space="preserve"> </w:t>
+            </w:r>
+            <w:r>
+              <w:rPr>
+                <w:rStyle w:val="VerbatimChar"/>
+              </w:rPr>
+              <w:t xml:space="preserve">Secret</w:t>
+            </w:r>
+            <w:r>
+              <w:t xml:space="preserve"> </w:t>
+            </w:r>
+            <w:r>
+              <w:t xml:space="preserve">Kubernetes</w:t>
+            </w:r>
+            <w:r>
+              <w:t xml:space="preserve"> </w:t>
+            </w:r>
+            <w:r>
+              <w:rPr>
+                <w:rStyle w:val="VerbatimChar"/>
+              </w:rPr>
+              <w:t xml:space="preserve">gwm-secret</w:t>
+            </w:r>
+            <w:r>
+              <w:t xml:space="preserve"> </w:t>
+            </w:r>
+            <w:r>
+              <w:t xml:space="preserve">(</w:t>
+            </w:r>
+            <w:r>
+              <w:rPr>
+                <w:rStyle w:val="VerbatimChar"/>
+              </w:rPr>
+              <w:t xml:space="preserve">kubectl create secret generic</w:t>
+            </w:r>
+            <w:r>
+              <w:t xml:space="preserve">, xem</w:t>
+            </w:r>
+            <w:r>
+              <w:t xml:space="preserve"> </w:t>
+            </w:r>
+            <w:r>
+              <w:rPr>
+                <w:rStyle w:val="VerbatimChar"/>
+              </w:rPr>
+              <w:t xml:space="preserve">k8s/01-secret.yaml.example</w:t>
+            </w:r>
+            <w:r>
+              <w:t xml:space="preserve">) — không commit giá trị thật vào mã nguồn ở cả 2 trường hợp</w:t>
             </w:r>
           </w:p>
         </w:tc>
@@ -4422,8 +5426,8 @@
         </w:pict>
       </w:r>
     </w:p>
-    <w:bookmarkEnd w:id="27"/>
-    <w:bookmarkStart w:id="34" w:name="X1aeac1c5b89a4f93dde5aceb6c64af81eb0710a"/>
+    <w:bookmarkEnd w:id="28"/>
+    <w:bookmarkStart w:id="35" w:name="X1aeac1c5b89a4f93dde5aceb6c64af81eb0710a"/>
     <w:p>
       <w:pPr>
         <w:pStyle w:val="Heading2"/>
@@ -4432,113 +5436,13 @@
         <w:t xml:space="preserve">9. Các Quyết định Kiến trúc Quan trọng (Architecture Decision Records)</w:t>
       </w:r>
     </w:p>
-    <w:bookmarkStart w:id="28" w:name="X869de62821464b0e7fae921393a932011635797"/>
+    <w:bookmarkStart w:id="29" w:name="X869de62821464b0e7fae921393a932011635797"/>
     <w:p>
       <w:pPr>
         <w:pStyle w:val="Heading3"/>
       </w:pPr>
       <w:r>
         <w:t xml:space="preserve">ADR-01: Control Plane và Data Plane chạy chung 1 tiến trình</w:t>
-      </w:r>
-    </w:p>
-    <w:p>
-      <w:pPr>
-        <w:pStyle w:val="Compact"/>
-        <w:numPr>
-          <w:ilvl w:val="0"/>
-          <w:numId w:val="1002"/>
-        </w:numPr>
-      </w:pPr>
-      <w:r>
-        <w:rPr>
-          <w:b/>
-          <w:bCs/>
-        </w:rPr>
-        <w:t xml:space="preserve">Bối cảnh</w:t>
-      </w:r>
-      <w:r>
-        <w:t xml:space="preserve">: cần cấu hình có hiệu lực ngay lập tức khi lưu, không delay.</w:t>
-      </w:r>
-    </w:p>
-    <w:p>
-      <w:pPr>
-        <w:pStyle w:val="Compact"/>
-        <w:numPr>
-          <w:ilvl w:val="0"/>
-          <w:numId w:val="1002"/>
-        </w:numPr>
-      </w:pPr>
-      <w:r>
-        <w:rPr>
-          <w:b/>
-          <w:bCs/>
-        </w:rPr>
-        <w:t xml:space="preserve">Quyết định</w:t>
-      </w:r>
-      <w:r>
-        <w:t xml:space="preserve">: gộp Control Plane (CRUD API) và Data Plane (thực thi</w:t>
-      </w:r>
-      <w:r>
-        <w:t xml:space="preserve"> </w:t>
-      </w:r>
-      <w:r>
-        <w:t xml:space="preserve">traffic thật) vào CÙNG 1 ứng dụng Spring Boot, chia sẻ bộ nhớ đệm cấu hình</w:t>
-      </w:r>
-      <w:r>
-        <w:t xml:space="preserve"> </w:t>
-      </w:r>
-      <w:r>
-        <w:t xml:space="preserve">trong-process (</w:t>
-      </w:r>
-      <w:r>
-        <w:rPr>
-          <w:rStyle w:val="VerbatimChar"/>
-        </w:rPr>
-        <w:t xml:space="preserve">EndpointRegistryCache</w:t>
-      </w:r>
-      <w:r>
-        <w:t xml:space="preserve">).</w:t>
-      </w:r>
-    </w:p>
-    <w:p>
-      <w:pPr>
-        <w:pStyle w:val="Compact"/>
-        <w:numPr>
-          <w:ilvl w:val="0"/>
-          <w:numId w:val="1002"/>
-        </w:numPr>
-      </w:pPr>
-      <w:r>
-        <w:rPr>
-          <w:b/>
-          <w:bCs/>
-        </w:rPr>
-        <w:t xml:space="preserve">Đánh đổi</w:t>
-      </w:r>
-      <w:r>
-        <w:t xml:space="preserve">: đơn giản hoá triển khai (1 tiến trình duy nhất), nhưng traffic</w:t>
-      </w:r>
-      <w:r>
-        <w:t xml:space="preserve"> </w:t>
-      </w:r>
-      <w:r>
-        <w:t xml:space="preserve">quản trị và traffic nghiệp vụ dùng chung tài nguyên CPU/thread pool của 1</w:t>
-      </w:r>
-      <w:r>
-        <w:t xml:space="preserve"> </w:t>
-      </w:r>
-      <w:r>
-        <w:t xml:space="preserve">JVM — không tách được scale riêng cho từng loại traffic.</w:t>
-      </w:r>
-    </w:p>
-    <w:bookmarkEnd w:id="28"/>
-    <w:bookmarkStart w:id="29" w:name="Xb166653614d386c6622c9d28f8bdf6d508ca3c3"/>
-    <w:p>
-      <w:pPr>
-        <w:pStyle w:val="Heading3"/>
-      </w:pPr>
-      <w:r>
-        <w:t xml:space="preserve">ADR-02: Phân phối bằng Docker image versioned, không phải thư viện Maven</w:t>
       </w:r>
     </w:p>
     <w:p>
@@ -4557,19 +5461,7 @@
         <w:t xml:space="preserve">Bối cảnh</w:t>
       </w:r>
       <w:r>
-        <w:t xml:space="preserve">: cần cách để nhiều đội BCCS tự triển khai 1 bản riêng của hệ</w:t>
-      </w:r>
-      <w:r>
-        <w:t xml:space="preserve"> </w:t>
-      </w:r>
-      <w:r>
-        <w:t xml:space="preserve">thống hoàn chỉnh (UI + API + schema riêng), không phải 1 lát cắt hạ tầng</w:t>
-      </w:r>
-      <w:r>
-        <w:t xml:space="preserve"> </w:t>
-      </w:r>
-      <w:r>
-        <w:t xml:space="preserve">dùng chung kiểu thư viện.</w:t>
+        <w:t xml:space="preserve">: cần cấu hình có hiệu lực ngay lập tức khi lưu, không delay.</w:t>
       </w:r>
     </w:p>
     <w:p>
@@ -4585,43 +5477,31 @@
           <w:b/>
           <w:bCs/>
         </w:rPr>
-        <w:t xml:space="preserve">Đã cân nhắc</w:t>
-      </w:r>
-      <w:r>
-        <w:t xml:space="preserve">: (a) đóng gói thành thư viện/starter Spring Boot để đội</w:t>
-      </w:r>
-      <w:r>
-        <w:t xml:space="preserve"> </w:t>
-      </w:r>
-      <w:r>
-        <w:t xml:space="preserve">khác nhúng vào ứng dụng của họ; (b) copy-fork mã nguồn cho từng đội (theo</w:t>
-      </w:r>
-      <w:r>
-        <w:t xml:space="preserve"> </w:t>
-      </w:r>
-      <w:r>
-        <w:t xml:space="preserve">đúng khuôn mẫu</w:t>
-      </w:r>
-      <w:r>
-        <w:t xml:space="preserve"> </w:t>
-      </w:r>
-      <w:r>
-        <w:rPr>
-          <w:rStyle w:val="VerbatimChar"/>
-        </w:rPr>
-        <w:t xml:space="preserve">render-template.ps1</w:t>
-      </w:r>
-      <w:r>
-        <w:t xml:space="preserve"> </w:t>
-      </w:r>
-      <w:r>
-        <w:t xml:space="preserve">sẵn có của nền tảng BCCS cho các</w:t>
-      </w:r>
-      <w:r>
-        <w:t xml:space="preserve"> </w:t>
-      </w:r>
-      <w:r>
-        <w:t xml:space="preserve">service khác).</w:t>
+        <w:t xml:space="preserve">Quyết định</w:t>
+      </w:r>
+      <w:r>
+        <w:t xml:space="preserve">: gộp Control Plane (CRUD API) và Data Plane (thực thi</w:t>
+      </w:r>
+      <w:r>
+        <w:t xml:space="preserve"> </w:t>
+      </w:r>
+      <w:r>
+        <w:t xml:space="preserve">traffic thật) vào CÙNG 1 ứng dụng Spring Boot, chia sẻ bộ nhớ đệm cấu hình</w:t>
+      </w:r>
+      <w:r>
+        <w:t xml:space="preserve"> </w:t>
+      </w:r>
+      <w:r>
+        <w:t xml:space="preserve">trong-process (</w:t>
+      </w:r>
+      <w:r>
+        <w:rPr>
+          <w:rStyle w:val="VerbatimChar"/>
+        </w:rPr>
+        <w:t xml:space="preserve">EndpointRegistryCache</w:t>
+      </w:r>
+      <w:r>
+        <w:t xml:space="preserve">).</w:t>
       </w:r>
     </w:p>
     <w:p>
@@ -4637,152 +5517,32 @@
           <w:b/>
           <w:bCs/>
         </w:rPr>
-        <w:t xml:space="preserve">Quyết định</w:t>
-      </w:r>
-      <w:r>
-        <w:t xml:space="preserve">: phân phối dưới dạng</w:t>
-      </w:r>
-      <w:r>
-        <w:t xml:space="preserve"> </w:t>
-      </w:r>
-      <w:r>
-        <w:rPr>
-          <w:b/>
-          <w:bCs/>
-        </w:rPr>
-        <w:t xml:space="preserve">ảnh Docker gắn phiên bản</w:t>
-      </w:r>
-      <w:r>
-        <w:t xml:space="preserve"> </w:t>
-      </w:r>
-      <w:r>
-        <w:t xml:space="preserve">(image</w:t>
-      </w:r>
-      <w:r>
-        <w:t xml:space="preserve"> </w:t>
-      </w:r>
-      <w:r>
-        <w:t xml:space="preserve">versioned), build từ 1 nguồn mã DUY NHẤT, mỗi đội</w:t>
-      </w:r>
-      <w:r>
-        <w:t xml:space="preserve"> </w:t>
-      </w:r>
-      <w:r>
-        <w:rPr>
-          <w:rStyle w:val="VerbatimChar"/>
-        </w:rPr>
-        <w:t xml:space="preserve">pull</w:t>
-      </w:r>
-      <w:r>
-        <w:t xml:space="preserve"> </w:t>
-      </w:r>
-      <w:r>
-        <w:t xml:space="preserve">+ tự cấu hình</w:t>
-      </w:r>
-      <w:r>
-        <w:t xml:space="preserve"> </w:t>
-      </w:r>
-      <w:r>
-        <w:rPr>
-          <w:rStyle w:val="VerbatimChar"/>
-        </w:rPr>
-        <w:t xml:space="preserve">.env</w:t>
-      </w:r>
-      <w:r>
-        <w:t xml:space="preserve"> </w:t>
-      </w:r>
-      <w:r>
-        <w:t xml:space="preserve">trỏ hạ tầng riêng.</w:t>
-      </w:r>
-    </w:p>
-    <w:p>
-      <w:pPr>
-        <w:pStyle w:val="Compact"/>
-        <w:numPr>
-          <w:ilvl w:val="0"/>
-          <w:numId w:val="1003"/>
-        </w:numPr>
-      </w:pPr>
-      <w:r>
-        <w:rPr>
-          <w:b/>
-          <w:bCs/>
-        </w:rPr>
-        <w:t xml:space="preserve">Lý do loại phương án (a)</w:t>
-      </w:r>
-      <w:r>
-        <w:t xml:space="preserve">: hệ thống là 1 ứng dụng hoàn chỉnh (sở hữu</w:t>
-      </w:r>
-      <w:r>
-        <w:t xml:space="preserve"> </w:t>
-      </w:r>
-      <w:r>
-        <w:t xml:space="preserve">schema/API/UI riêng), không phải hạ tầng dùng chung kiểu cache/kết nối HTTP</w:t>
-      </w:r>
-      <w:r>
-        <w:t xml:space="preserve"> </w:t>
-      </w:r>
-      <w:r>
-        <w:t xml:space="preserve">— ép thành thư viện đòi hỏi tách toàn bộ tầng persistence/controller ra</w:t>
-      </w:r>
-      <w:r>
-        <w:t xml:space="preserve"> </w:t>
-      </w:r>
-      <w:r>
-        <w:t xml:space="preserve">khỏi 1 ứng dụng liền khối, khối lượng refactor lớn, chưa có tiền lệ nào</w:t>
-      </w:r>
-      <w:r>
-        <w:t xml:space="preserve"> </w:t>
-      </w:r>
-      <w:r>
-        <w:t xml:space="preserve">tương tự trong nền tảng BCCS.</w:t>
-      </w:r>
-    </w:p>
-    <w:p>
-      <w:pPr>
-        <w:pStyle w:val="Compact"/>
-        <w:numPr>
-          <w:ilvl w:val="0"/>
-          <w:numId w:val="1003"/>
-        </w:numPr>
-      </w:pPr>
-      <w:r>
-        <w:rPr>
-          <w:b/>
-          <w:bCs/>
-        </w:rPr>
-        <w:t xml:space="preserve">Lý do loại phương án (b)</w:t>
-      </w:r>
-      <w:r>
-        <w:t xml:space="preserve">: copy-fork không có kênh nhận cập nhật/bản vá</w:t>
-      </w:r>
-      <w:r>
-        <w:t xml:space="preserve"> </w:t>
-      </w:r>
-      <w:r>
-        <w:t xml:space="preserve">sau này — mã nguồn sẽ phân mảnh dần theo thời gian giữa các đội.</w:t>
+        <w:t xml:space="preserve">Đánh đổi</w:t>
+      </w:r>
+      <w:r>
+        <w:t xml:space="preserve">: đơn giản hoá triển khai (1 tiến trình duy nhất), nhưng traffic</w:t>
+      </w:r>
+      <w:r>
+        <w:t xml:space="preserve"> </w:t>
+      </w:r>
+      <w:r>
+        <w:t xml:space="preserve">quản trị và traffic nghiệp vụ dùng chung tài nguyên CPU/thread pool của 1</w:t>
+      </w:r>
+      <w:r>
+        <w:t xml:space="preserve"> </w:t>
+      </w:r>
+      <w:r>
+        <w:t xml:space="preserve">JVM — không tách được scale riêng cho từng loại traffic.</w:t>
       </w:r>
     </w:p>
     <w:bookmarkEnd w:id="29"/>
-    <w:bookmarkStart w:id="30" w:name="Xd5a064efa7d68b830dfef131f6193aaebea9ed0"/>
+    <w:bookmarkStart w:id="30" w:name="Xb166653614d386c6622c9d28f8bdf6d508ca3c3"/>
     <w:p>
       <w:pPr>
         <w:pStyle w:val="Heading3"/>
       </w:pPr>
       <w:r>
-        <w:t xml:space="preserve">ADR-03: Bỏ</w:t>
-      </w:r>
-      <w:r>
-        <w:t xml:space="preserve"> </w:t>
-      </w:r>
-      <w:r>
-        <w:rPr>
-          <w:rStyle w:val="VerbatimChar"/>
-        </w:rPr>
-        <w:t xml:space="preserve">hibernate.ddl-auto=update</w:t>
-      </w:r>
-      <w:r>
-        <w:t xml:space="preserve">; schema do DBA từng đội tự tạo qua DDL bàn giao — KHÔNG để ứng dụng tự động tạo/sửa schema (đã sửa lại 1 lần)</w:t>
+        <w:t xml:space="preserve">ADR-02: Phân phối bằng Docker image versioned, không phải thư viện Maven</w:t>
       </w:r>
     </w:p>
     <w:p>
@@ -4801,19 +5561,19 @@
         <w:t xml:space="preserve">Bối cảnh</w:t>
       </w:r>
       <w:r>
-        <w:t xml:space="preserve">: cần đảm bảo schema hoạt động đúng trên Oracle phiên bản cũ</w:t>
-      </w:r>
-      <w:r>
-        <w:t xml:space="preserve"> </w:t>
-      </w:r>
-      <w:r>
-        <w:t xml:space="preserve">hơn (19c) mà nhiều đội BCCS đang dùng, trong khi môi trường phát triển nội</w:t>
-      </w:r>
-      <w:r>
-        <w:t xml:space="preserve"> </w:t>
-      </w:r>
-      <w:r>
-        <w:t xml:space="preserve">bộ chỉ có Oracle 23c.</w:t>
+        <w:t xml:space="preserve">: cần cách để nhiều đội BCCS tự triển khai 1 bản riêng của hệ</w:t>
+      </w:r>
+      <w:r>
+        <w:t xml:space="preserve"> </w:t>
+      </w:r>
+      <w:r>
+        <w:t xml:space="preserve">thống hoàn chỉnh (UI + API + schema riêng), không phải 1 lát cắt hạ tầng</w:t>
+      </w:r>
+      <w:r>
+        <w:t xml:space="preserve"> </w:t>
+      </w:r>
+      <w:r>
+        <w:t xml:space="preserve">dùng chung kiểu thư viện.</w:t>
       </w:r>
     </w:p>
     <w:p>
@@ -4829,43 +5589,43 @@
           <w:b/>
           <w:bCs/>
         </w:rPr>
-        <w:t xml:space="preserve">Quyết định lần đầu (đã thay thế)</w:t>
-      </w:r>
-      <w:r>
-        <w:t xml:space="preserve">: chuyển sang Flyway (SQL migration</w:t>
-      </w:r>
-      <w:r>
-        <w:t xml:space="preserve"> </w:t>
-      </w:r>
-      <w:r>
-        <w:t xml:space="preserve">viết tay, tự động</w:t>
-      </w:r>
-      <w:r>
-        <w:t xml:space="preserve"> </w:t>
-      </w:r>
-      <w:r>
-        <w:rPr>
-          <w:rStyle w:val="VerbatimChar"/>
-        </w:rPr>
-        <w:t xml:space="preserve">migrate()</w:t>
-      </w:r>
-      <w:r>
-        <w:t xml:space="preserve"> </w:t>
-      </w:r>
-      <w:r>
-        <w:t xml:space="preserve">khi ứng dụng khởi động) +</w:t>
-      </w:r>
-      <w:r>
-        <w:t xml:space="preserve"> </w:t>
-      </w:r>
-      <w:r>
-        <w:rPr>
-          <w:rStyle w:val="VerbatimChar"/>
-        </w:rPr>
-        <w:t xml:space="preserve">ddl-auto=validate</w:t>
-      </w:r>
-      <w:r>
-        <w:t xml:space="preserve">.</w:t>
+        <w:t xml:space="preserve">Đã cân nhắc</w:t>
+      </w:r>
+      <w:r>
+        <w:t xml:space="preserve">: (a) đóng gói thành thư viện/starter Spring Boot để đội</w:t>
+      </w:r>
+      <w:r>
+        <w:t xml:space="preserve"> </w:t>
+      </w:r>
+      <w:r>
+        <w:t xml:space="preserve">khác nhúng vào ứng dụng của họ; (b) copy-fork mã nguồn cho từng đội (theo</w:t>
+      </w:r>
+      <w:r>
+        <w:t xml:space="preserve"> </w:t>
+      </w:r>
+      <w:r>
+        <w:t xml:space="preserve">đúng khuôn mẫu</w:t>
+      </w:r>
+      <w:r>
+        <w:t xml:space="preserve"> </w:t>
+      </w:r>
+      <w:r>
+        <w:rPr>
+          <w:rStyle w:val="VerbatimChar"/>
+        </w:rPr>
+        <w:t xml:space="preserve">render-template.ps1</w:t>
+      </w:r>
+      <w:r>
+        <w:t xml:space="preserve"> </w:t>
+      </w:r>
+      <w:r>
+        <w:t xml:space="preserve">sẵn có của nền tảng BCCS cho các</w:t>
+      </w:r>
+      <w:r>
+        <w:t xml:space="preserve"> </w:t>
+      </w:r>
+      <w:r>
+        <w:t xml:space="preserve">service khác).</w:t>
       </w:r>
     </w:p>
     <w:p>
@@ -4881,106 +5641,10 @@
           <w:b/>
           <w:bCs/>
         </w:rPr>
-        <w:t xml:space="preserve">Phát hiện quan trọng trong quá trình xác minh quyết định lần đầu</w:t>
-      </w:r>
-      <w:r>
-        <w:t xml:space="preserve">:</w:t>
-      </w:r>
-      <w:r>
-        <w:t xml:space="preserve"> </w:t>
-      </w:r>
-      <w:r>
-        <w:rPr>
-          <w:rStyle w:val="VerbatimChar"/>
-        </w:rPr>
-        <w:t xml:space="preserve">ddl-auto=update</w:t>
-      </w:r>
-      <w:r>
-        <w:t xml:space="preserve"> </w:t>
-      </w:r>
-      <w:r>
-        <w:t xml:space="preserve">(cách cũ hơn nữa) từng khiến Hibernate tự sinh SAI kiểu</w:t>
-      </w:r>
-      <w:r>
-        <w:t xml:space="preserve"> </w:t>
-      </w:r>
-      <w:r>
-        <w:t xml:space="preserve">cột</w:t>
-      </w:r>
-      <w:r>
-        <w:t xml:space="preserve"> </w:t>
-      </w:r>
-      <w:r>
-        <w:rPr>
-          <w:rStyle w:val="VerbatimChar"/>
-        </w:rPr>
-        <w:t xml:space="preserve">BOOLEAN</w:t>
-      </w:r>
-      <w:r>
-        <w:t xml:space="preserve"> </w:t>
-      </w:r>
-      <w:r>
-        <w:t xml:space="preserve">(chỉ có từ Oracle 23c) cho 1 số cột thêm sau — đã phải sửa tay</w:t>
-      </w:r>
-      <w:r>
-        <w:t xml:space="preserve"> </w:t>
-      </w:r>
-      <w:r>
-        <w:t xml:space="preserve">các cột này về đúng</w:t>
-      </w:r>
-      <w:r>
-        <w:t xml:space="preserve"> </w:t>
-      </w:r>
-      <w:r>
-        <w:rPr>
-          <w:rStyle w:val="VerbatimChar"/>
-        </w:rPr>
-        <w:t xml:space="preserve">NUMBER(1,0)</w:t>
-      </w:r>
-      <w:r>
-        <w:t xml:space="preserve"> </w:t>
-      </w:r>
-      <w:r>
-        <w:t xml:space="preserve">trên dữ liệu thật, và xác nhận</w:t>
-      </w:r>
-      <w:r>
-        <w:t xml:space="preserve"> </w:t>
-      </w:r>
-      <w:r>
-        <w:rPr>
-          <w:rStyle w:val="VerbatimChar"/>
-        </w:rPr>
-        <w:t xml:space="preserve">hibernate.type.preferred_boolean_jdbc_type=INTEGER</w:t>
-      </w:r>
-      <w:r>
-        <w:t xml:space="preserve"> </w:t>
-      </w:r>
-      <w:r>
-        <w:t xml:space="preserve">(không phải</w:t>
-      </w:r>
-      <w:r>
-        <w:t xml:space="preserve"> </w:t>
-      </w:r>
-      <w:r>
-        <w:rPr>
-          <w:rStyle w:val="VerbatimChar"/>
-        </w:rPr>
-        <w:t xml:space="preserve">NUMERIC</w:t>
-      </w:r>
-      <w:r>
-        <w:t xml:space="preserve">)</w:t>
-      </w:r>
-      <w:r>
-        <w:t xml:space="preserve"> </w:t>
-      </w:r>
-      <w:r>
-        <w:t xml:space="preserve">là giá trị đúng để vừa đối chiếu (validate) đúng vừa đọc/ghi dữ liệu boolean</w:t>
-      </w:r>
-      <w:r>
-        <w:t xml:space="preserve"> </w:t>
-      </w:r>
-      <w:r>
-        <w:t xml:space="preserve">chính xác —</w:t>
+        <w:t xml:space="preserve">Quyết định</w:t>
+      </w:r>
+      <w:r>
+        <w:t xml:space="preserve">: phân phối dưới dạng</w:t>
       </w:r>
       <w:r>
         <w:t xml:space="preserve"> </w:t>
@@ -4990,19 +5654,49 @@
           <w:b/>
           <w:bCs/>
         </w:rPr>
-        <w:t xml:space="preserve">kết luận này vẫn giữ nguyên, không đổi</w:t>
-      </w:r>
-      <w:r>
-        <w:t xml:space="preserve"> </w:t>
-      </w:r>
-      <w:r>
-        <w:t xml:space="preserve">ở quyết định sửa lại</w:t>
-      </w:r>
-      <w:r>
-        <w:t xml:space="preserve"> </w:t>
-      </w:r>
-      <w:r>
-        <w:t xml:space="preserve">dưới đây.</w:t>
+        <w:t xml:space="preserve">ảnh Docker gắn phiên bản</w:t>
+      </w:r>
+      <w:r>
+        <w:t xml:space="preserve"> </w:t>
+      </w:r>
+      <w:r>
+        <w:t xml:space="preserve">(image</w:t>
+      </w:r>
+      <w:r>
+        <w:t xml:space="preserve"> </w:t>
+      </w:r>
+      <w:r>
+        <w:t xml:space="preserve">versioned), build từ 1 nguồn mã DUY NHẤT, mỗi đội</w:t>
+      </w:r>
+      <w:r>
+        <w:t xml:space="preserve"> </w:t>
+      </w:r>
+      <w:r>
+        <w:rPr>
+          <w:rStyle w:val="VerbatimChar"/>
+        </w:rPr>
+        <w:t xml:space="preserve">pull</w:t>
+      </w:r>
+      <w:r>
+        <w:t xml:space="preserve"> </w:t>
+      </w:r>
+      <w:r>
+        <w:t xml:space="preserve">+ tự cấu hình</w:t>
+      </w:r>
+      <w:r>
+        <w:t xml:space="preserve"> </w:t>
+      </w:r>
+      <w:r>
+        <w:rPr>
+          <w:rStyle w:val="VerbatimChar"/>
+        </w:rPr>
+        <w:t xml:space="preserve">.env</w:t>
+      </w:r>
+      <w:r>
+        <w:t xml:space="preserve"> </w:t>
+      </w:r>
+      <w:r>
+        <w:t xml:space="preserve">trỏ hạ tầng riêng.</w:t>
       </w:r>
     </w:p>
     <w:p>
@@ -5018,109 +5712,34 @@
           <w:b/>
           <w:bCs/>
         </w:rPr>
-        <w:t xml:space="preserve">Lý do sửa lại quyết định Flyway-tự-migrate</w:t>
-      </w:r>
-      <w:r>
-        <w:t xml:space="preserve">: Oracle 19c thật của từng đội</w:t>
-      </w:r>
-      <w:r>
-        <w:t xml:space="preserve"> </w:t>
-      </w:r>
-      <w:r>
-        <w:t xml:space="preserve">BCCS không phải schema trống tự do — là</w:t>
-      </w:r>
-      <w:r>
-        <w:t xml:space="preserve"> </w:t>
-      </w:r>
-      <w:r>
-        <w:rPr>
-          <w:b/>
-          <w:bCs/>
-        </w:rPr>
-        <w:t xml:space="preserve">hạ tầng đã vận hành từ trước, do</w:t>
-      </w:r>
-      <w:r>
-        <w:rPr>
-          <w:b/>
-          <w:bCs/>
-        </w:rPr>
-        <w:t xml:space="preserve"> </w:t>
-      </w:r>
-      <w:r>
-        <w:rPr>
-          <w:b/>
-          <w:bCs/>
-        </w:rPr>
-        <w:t xml:space="preserve">DBA quản trị tập trung</w:t>
-      </w:r>
-      <w:r>
-        <w:t xml:space="preserve">. User cấp cho ứng dụng chạy THƯỜNG CHỈ có quyền DML</w:t>
-      </w:r>
-      <w:r>
-        <w:t xml:space="preserve"> </w:t>
-      </w:r>
-      <w:r>
-        <w:t xml:space="preserve">(SELECT/INSERT/UPDATE/DELETE), KHÔNG có quyền DDL (</w:t>
-      </w:r>
-      <w:r>
-        <w:rPr>
-          <w:rStyle w:val="VerbatimChar"/>
-        </w:rPr>
-        <w:t xml:space="preserve">CREATE TABLE</w:t>
-      </w:r>
-      <w:r>
-        <w:t xml:space="preserve">) — giả</w:t>
-      </w:r>
-      <w:r>
-        <w:t xml:space="preserve"> </w:t>
-      </w:r>
-      <w:r>
-        <w:t xml:space="preserve">định</w:t>
-      </w:r>
-      <w:r>
-        <w:t xml:space="preserve"> </w:t>
-      </w:r>
-      <w:r>
-        <w:t xml:space="preserve">“Flyway tự</w:t>
-      </w:r>
-      <w:r>
-        <w:t xml:space="preserve"> </w:t>
-      </w:r>
-      <w:r>
-        <w:rPr>
-          <w:rStyle w:val="VerbatimChar"/>
-        </w:rPr>
-        <w:t xml:space="preserve">migrate()</w:t>
-      </w:r>
-      <w:r>
-        <w:t xml:space="preserve"> </w:t>
-      </w:r>
-      <w:r>
-        <w:t xml:space="preserve">lúc khởi động”</w:t>
-      </w:r>
-      <w:r>
-        <w:t xml:space="preserve"> </w:t>
-      </w:r>
-      <w:r>
-        <w:t xml:space="preserve">không đúng với thực tế cấp quyền</w:t>
-      </w:r>
-      <w:r>
-        <w:t xml:space="preserve"> </w:t>
-      </w:r>
-      <w:r>
-        <w:t xml:space="preserve">của các hạ tầng Oracle governed này, đồng thời nhiều schema là schema DÙNG</w:t>
-      </w:r>
-      <w:r>
-        <w:t xml:space="preserve"> </w:t>
-      </w:r>
-      <w:r>
-        <w:t xml:space="preserve">CHUNG với hệ thống khác của chính đội đó (rủi ro trùng tên bảng nếu không</w:t>
-      </w:r>
-      <w:r>
-        <w:t xml:space="preserve"> </w:t>
-      </w:r>
-      <w:r>
-        <w:t xml:space="preserve">rà soát trước khi tạo).</w:t>
+        <w:t xml:space="preserve">Lý do loại phương án (a)</w:t>
+      </w:r>
+      <w:r>
+        <w:t xml:space="preserve">: hệ thống là 1 ứng dụng hoàn chỉnh (sở hữu</w:t>
+      </w:r>
+      <w:r>
+        <w:t xml:space="preserve"> </w:t>
+      </w:r>
+      <w:r>
+        <w:t xml:space="preserve">schema/API/UI riêng), không phải hạ tầng dùng chung kiểu cache/kết nối HTTP</w:t>
+      </w:r>
+      <w:r>
+        <w:t xml:space="preserve"> </w:t>
+      </w:r>
+      <w:r>
+        <w:t xml:space="preserve">— ép thành thư viện đòi hỏi tách toàn bộ tầng persistence/controller ra</w:t>
+      </w:r>
+      <w:r>
+        <w:t xml:space="preserve"> </w:t>
+      </w:r>
+      <w:r>
+        <w:t xml:space="preserve">khỏi 1 ứng dụng liền khối, khối lượng refactor lớn, chưa có tiền lệ nào</w:t>
+      </w:r>
+      <w:r>
+        <w:t xml:space="preserve"> </w:t>
+      </w:r>
+      <w:r>
+        <w:t xml:space="preserve">tương tự trong nền tảng BCCS.</w:t>
       </w:r>
     </w:p>
     <w:p>
@@ -5136,133 +5755,16 @@
           <w:b/>
           <w:bCs/>
         </w:rPr>
-        <w:t xml:space="preserve">Quyết định sau cùng</w:t>
-      </w:r>
-      <w:r>
-        <w:t xml:space="preserve">: bỏ hẳn Flyway khỏi ứng dụng (gỡ dependency +</w:t>
-      </w:r>
-      <w:r>
-        <w:t xml:space="preserve"> </w:t>
-      </w:r>
-      <w:r>
-        <w:rPr>
-          <w:rStyle w:val="VerbatimChar"/>
-        </w:rPr>
-        <w:t xml:space="preserve">FlywayConfig</w:t>
-      </w:r>
-      <w:r>
-        <w:t xml:space="preserve">). Ứng dụng CHỈ còn</w:t>
-      </w:r>
-      <w:r>
-        <w:t xml:space="preserve"> </w:t>
-      </w:r>
-      <w:r>
-        <w:rPr>
-          <w:rStyle w:val="VerbatimChar"/>
-        </w:rPr>
-        <w:t xml:space="preserve">hibernate.ddl-auto=validate</w:t>
-      </w:r>
-      <w:r>
-        <w:t xml:space="preserve"> </w:t>
-      </w:r>
-      <w:r>
-        <w:t xml:space="preserve">— đối chiếu</w:t>
-      </w:r>
-      <w:r>
-        <w:t xml:space="preserve"> </w:t>
-      </w:r>
-      <w:r>
-        <w:t xml:space="preserve">entity với schema thật lúc khởi động, không bao giờ tự tạo/sửa gì. Việc TẠO</w:t>
-      </w:r>
-      <w:r>
-        <w:t xml:space="preserve"> </w:t>
-      </w:r>
-      <w:r>
-        <w:t xml:space="preserve">SCHEMA tách hẳn ra khỏi vòng đời ứng dụng: đội phát triển nền tảng bàn giao</w:t>
-      </w:r>
-      <w:r>
-        <w:t xml:space="preserve"> </w:t>
-      </w:r>
-      <w:r>
-        <w:t xml:space="preserve">file DDL thuần (</w:t>
-      </w:r>
-      <w:r>
-        <w:rPr>
-          <w:rStyle w:val="VerbatimChar"/>
-        </w:rPr>
-        <w:t xml:space="preserve">db/team-schema/V1__baseline.sql</w:t>
-      </w:r>
-      <w:r>
-        <w:t xml:space="preserve">, các bản nâng cấp sau này</w:t>
-      </w:r>
-      <w:r>
-        <w:t xml:space="preserve"> </w:t>
-      </w:r>
-      <w:r>
-        <w:t xml:space="preserve">là</w:t>
-      </w:r>
-      <w:r>
-        <w:t xml:space="preserve"> </w:t>
-      </w:r>
-      <w:r>
-        <w:rPr>
-          <w:rStyle w:val="VerbatimChar"/>
-        </w:rPr>
-        <w:t xml:space="preserve">V2__...sql</w:t>
-      </w:r>
-      <w:r>
-        <w:t xml:space="preserve">…) cho</w:t>
-      </w:r>
-      <w:r>
-        <w:t xml:space="preserve"> </w:t>
-      </w:r>
-      <w:r>
-        <w:rPr>
-          <w:b/>
-          <w:bCs/>
-        </w:rPr>
-        <w:t xml:space="preserve">DBA của từng đội tự rà soát trùng tên bảng + tự</w:t>
-      </w:r>
-      <w:r>
-        <w:rPr>
-          <w:b/>
-          <w:bCs/>
-        </w:rPr>
-        <w:t xml:space="preserve"> </w:t>
-      </w:r>
-      <w:r>
-        <w:rPr>
-          <w:b/>
-          <w:bCs/>
-        </w:rPr>
-        <w:t xml:space="preserve">chạy</w:t>
-      </w:r>
-      <w:r>
-        <w:t xml:space="preserve"> </w:t>
-      </w:r>
-      <w:r>
-        <w:t xml:space="preserve">theo đúng quy trình change-management nội bộ của họ, sau đó mới cấp</w:t>
-      </w:r>
-      <w:r>
-        <w:t xml:space="preserve"> </w:t>
-      </w:r>
-      <w:r>
-        <w:t xml:space="preserve">cho ứng dụng 1 user RUNTIME chỉ có quyền DML. Xem quy trình đầy đủ trong</w:t>
-      </w:r>
-      <w:r>
-        <w:t xml:space="preserve"> </w:t>
-      </w:r>
-      <w:r>
-        <w:rPr>
-          <w:rStyle w:val="VerbatimChar"/>
-        </w:rPr>
-        <w:t xml:space="preserve">DEPLOYMENT_GUIDE.md</w:t>
-      </w:r>
-      <w:r>
-        <w:t xml:space="preserve"> </w:t>
-      </w:r>
-      <w:r>
-        <w:t xml:space="preserve">mục 2.</w:t>
+        <w:t xml:space="preserve">Lý do loại phương án (b)</w:t>
+      </w:r>
+      <w:r>
+        <w:t xml:space="preserve">: copy-fork không có kênh nhận cập nhật/bản vá</w:t>
+      </w:r>
+      <w:r>
+        <w:t xml:space="preserve"> </w:t>
+      </w:r>
+      <w:r>
+        <w:t xml:space="preserve">sau này — mã nguồn sẽ phân mảnh dần theo thời gian giữa các đội.</w:t>
       </w:r>
     </w:p>
     <w:p>
@@ -5278,50 +5780,120 @@
           <w:b/>
           <w:bCs/>
         </w:rPr>
-        <w:t xml:space="preserve">Bài học rút ra</w:t>
-      </w:r>
-      <w:r>
-        <w:t xml:space="preserve">: khi thiết kế cho nhiều đội tự triển khai trên hạ tầng</w:t>
-      </w:r>
-      <w:r>
-        <w:t xml:space="preserve"> </w:t>
-      </w:r>
-      <w:r>
-        <w:t xml:space="preserve">RIÊNG của họ, không nên mặc định hạ tầng đó</w:t>
-      </w:r>
-      <w:r>
-        <w:t xml:space="preserve"> </w:t>
-      </w:r>
-      <w:r>
-        <w:t xml:space="preserve">“sạch/tự do toàn quyền”</w:t>
-      </w:r>
-      <w:r>
-        <w:t xml:space="preserve"> </w:t>
-      </w:r>
-      <w:r>
-        <w:t xml:space="preserve">như môi</w:t>
-      </w:r>
-      <w:r>
-        <w:t xml:space="preserve"> </w:t>
-      </w:r>
-      <w:r>
-        <w:t xml:space="preserve">trường phát triển nội bộ — cần hỏi rõ mô hình cấp quyền/quản trị hạ tầng</w:t>
-      </w:r>
-      <w:r>
-        <w:t xml:space="preserve"> </w:t>
-      </w:r>
-      <w:r>
-        <w:t xml:space="preserve">thật của bên tiếp nhận trước khi chọn cơ chế tự động hoá.</w:t>
+        <w:t xml:space="preserve">Cập nhật (2026-09-08)</w:t>
+      </w:r>
+      <w:r>
+        <w:t xml:space="preserve">: topology chạy ảnh Docker này ở từng đội được</w:t>
+      </w:r>
+      <w:r>
+        <w:t xml:space="preserve"> </w:t>
+      </w:r>
+      <w:r>
+        <w:t xml:space="preserve">chốt cụ thể là</w:t>
+      </w:r>
+      <w:r>
+        <w:t xml:space="preserve"> </w:t>
+      </w:r>
+      <w:r>
+        <w:rPr>
+          <w:b/>
+          <w:bCs/>
+        </w:rPr>
+        <w:t xml:space="preserve">Kubernetes</w:t>
+      </w:r>
+      <w:r>
+        <w:t xml:space="preserve"> </w:t>
+      </w:r>
+      <w:r>
+        <w:t xml:space="preserve">(YAML thuần,</w:t>
+      </w:r>
+      <w:r>
+        <w:t xml:space="preserve"> </w:t>
+      </w:r>
+      <w:r>
+        <w:rPr>
+          <w:rStyle w:val="VerbatimChar"/>
+        </w:rPr>
+        <w:t xml:space="preserve">kubectl apply</w:t>
+      </w:r>
+      <w:r>
+        <w:t xml:space="preserve">, không Helm — xem</w:t>
+      </w:r>
+      <w:r>
+        <w:t xml:space="preserve"> </w:t>
+      </w:r>
+      <w:r>
+        <w:t xml:space="preserve">mục 5.1,</w:t>
+      </w:r>
+      <w:r>
+        <w:t xml:space="preserve"> </w:t>
+      </w:r>
+      <w:r>
+        <w:rPr>
+          <w:rStyle w:val="VerbatimChar"/>
+        </w:rPr>
+        <w:t xml:space="preserve">k8s/README.md</w:t>
+      </w:r>
+      <w:r>
+        <w:t xml:space="preserve">), không chỉ dừng lại quyết định</w:t>
+      </w:r>
+      <w:r>
+        <w:t xml:space="preserve"> </w:t>
+      </w:r>
+      <w:r>
+        <w:t xml:space="preserve">“đóng gói bằng</w:t>
+      </w:r>
+      <w:r>
+        <w:t xml:space="preserve"> </w:t>
+      </w:r>
+      <w:r>
+        <w:t xml:space="preserve">Docker image”</w:t>
+      </w:r>
+      <w:r>
+        <w:t xml:space="preserve"> </w:t>
+      </w:r>
+      <w:r>
+        <w:t xml:space="preserve">— quyết định đóng gói ở ADR này giữ nguyên không đổi, chỉ nơi</w:t>
+      </w:r>
+      <w:r>
+        <w:t xml:space="preserve"> </w:t>
+      </w:r>
+      <w:r>
+        <w:t xml:space="preserve">CHẠY ảnh đó cụ thể hoá thành Kubernetes thay vì để ngỏ. Docker Compose vẫn</w:t>
+      </w:r>
+      <w:r>
+        <w:t xml:space="preserve"> </w:t>
+      </w:r>
+      <w:r>
+        <w:t xml:space="preserve">dùng được cho dev/demo 1 host (mục 5.1b) vì cùng 1 ảnh Docker chạy được</w:t>
+      </w:r>
+      <w:r>
+        <w:t xml:space="preserve"> </w:t>
+      </w:r>
+      <w:r>
+        <w:t xml:space="preserve">trên cả 2 topology.</w:t>
       </w:r>
     </w:p>
     <w:bookmarkEnd w:id="30"/>
-    <w:bookmarkStart w:id="31" w:name="X2d734e79ad883e88885ed4ae93073f517d2a1e9"/>
+    <w:bookmarkStart w:id="31" w:name="Xd5a064efa7d68b830dfef131f6193aaebea9ed0"/>
     <w:p>
       <w:pPr>
         <w:pStyle w:val="Heading3"/>
       </w:pPr>
       <w:r>
-        <w:t xml:space="preserve">ADR-04: Mô hình nhiều instance độc lập, không phải multi-tenant dùng chung</w:t>
+        <w:t xml:space="preserve">ADR-03: Bỏ</w:t>
+      </w:r>
+      <w:r>
+        <w:t xml:space="preserve"> </w:t>
+      </w:r>
+      <w:r>
+        <w:rPr>
+          <w:rStyle w:val="VerbatimChar"/>
+        </w:rPr>
+        <w:t xml:space="preserve">hibernate.ddl-auto=update</w:t>
+      </w:r>
+      <w:r>
+        <w:t xml:space="preserve">; schema do DBA từng đội tự tạo qua DDL bàn giao — KHÔNG để ứng dụng tự động tạo/sửa schema (đã sửa lại 1 lần)</w:t>
       </w:r>
     </w:p>
     <w:p>
@@ -5340,7 +5912,19 @@
         <w:t xml:space="preserve">Bối cảnh</w:t>
       </w:r>
       <w:r>
-        <w:t xml:space="preserve">: mỗi đội BCCS có Oracle/Redis/Elasticsearch RIÊNG.</w:t>
+        <w:t xml:space="preserve">: cần đảm bảo schema hoạt động đúng trên Oracle phiên bản cũ</w:t>
+      </w:r>
+      <w:r>
+        <w:t xml:space="preserve"> </w:t>
+      </w:r>
+      <w:r>
+        <w:t xml:space="preserve">hơn (19c) mà nhiều đội BCCS đang dùng, trong khi môi trường phát triển nội</w:t>
+      </w:r>
+      <w:r>
+        <w:t xml:space="preserve"> </w:t>
+      </w:r>
+      <w:r>
+        <w:t xml:space="preserve">bộ chỉ có Oracle 23c.</w:t>
       </w:r>
     </w:p>
     <w:p>
@@ -5356,22 +5940,43 @@
           <w:b/>
           <w:bCs/>
         </w:rPr>
-        <w:t xml:space="preserve">Quyết định</w:t>
-      </w:r>
-      <w:r>
-        <w:t xml:space="preserve">: mỗi đội chạy 1 instance hoàn toàn độc lập (dữ liệu, cache,</w:t>
-      </w:r>
-      <w:r>
-        <w:t xml:space="preserve"> </w:t>
-      </w:r>
-      <w:r>
-        <w:t xml:space="preserve">registry trong bộ nhớ) — không xây dựng cơ chế phân biệt tenant-id trong 1</w:t>
-      </w:r>
-      <w:r>
-        <w:t xml:space="preserve"> </w:t>
-      </w:r>
-      <w:r>
-        <w:t xml:space="preserve">instance dùng chung.</w:t>
+        <w:t xml:space="preserve">Quyết định lần đầu (đã thay thế)</w:t>
+      </w:r>
+      <w:r>
+        <w:t xml:space="preserve">: chuyển sang Flyway (SQL migration</w:t>
+      </w:r>
+      <w:r>
+        <w:t xml:space="preserve"> </w:t>
+      </w:r>
+      <w:r>
+        <w:t xml:space="preserve">viết tay, tự động</w:t>
+      </w:r>
+      <w:r>
+        <w:t xml:space="preserve"> </w:t>
+      </w:r>
+      <w:r>
+        <w:rPr>
+          <w:rStyle w:val="VerbatimChar"/>
+        </w:rPr>
+        <w:t xml:space="preserve">migrate()</w:t>
+      </w:r>
+      <w:r>
+        <w:t xml:space="preserve"> </w:t>
+      </w:r>
+      <w:r>
+        <w:t xml:space="preserve">khi ứng dụng khởi động) +</w:t>
+      </w:r>
+      <w:r>
+        <w:t xml:space="preserve"> </w:t>
+      </w:r>
+      <w:r>
+        <w:rPr>
+          <w:rStyle w:val="VerbatimChar"/>
+        </w:rPr>
+        <w:t xml:space="preserve">ddl-auto=validate</w:t>
+      </w:r>
+      <w:r>
+        <w:t xml:space="preserve">.</w:t>
       </w:r>
     </w:p>
     <w:p>
@@ -5387,50 +5992,447 @@
           <w:b/>
           <w:bCs/>
         </w:rPr>
-        <w:t xml:space="preserve">Lý do</w:t>
-      </w:r>
-      <w:r>
-        <w:t xml:space="preserve">: hạ tầng đã sẵn tách biệt theo đội, xây multi-tenancy (cách ly dữ</w:t>
-      </w:r>
-      <w:r>
-        <w:t xml:space="preserve"> </w:t>
-      </w:r>
-      <w:r>
-        <w:t xml:space="preserve">liệu theo tenant trong CÙNG 1 schema/Redis) sẽ là công sức thừa không giải</w:t>
-      </w:r>
-      <w:r>
-        <w:t xml:space="preserve"> </w:t>
-      </w:r>
-      <w:r>
-        <w:t xml:space="preserve">quyết thêm vấn đề gì, đồng thời tăng rủi ro rò rỉ dữ liệu chéo giữa các đội</w:t>
-      </w:r>
-      <w:r>
-        <w:t xml:space="preserve"> </w:t>
-      </w:r>
-      <w:r>
-        <w:t xml:space="preserve">nếu cách ly tenant có sai sót.</w:t>
+        <w:t xml:space="preserve">Phát hiện quan trọng trong quá trình xác minh quyết định lần đầu</w:t>
+      </w:r>
+      <w:r>
+        <w:t xml:space="preserve">:</w:t>
+      </w:r>
+      <w:r>
+        <w:t xml:space="preserve"> </w:t>
+      </w:r>
+      <w:r>
+        <w:rPr>
+          <w:rStyle w:val="VerbatimChar"/>
+        </w:rPr>
+        <w:t xml:space="preserve">ddl-auto=update</w:t>
+      </w:r>
+      <w:r>
+        <w:t xml:space="preserve"> </w:t>
+      </w:r>
+      <w:r>
+        <w:t xml:space="preserve">(cách cũ hơn nữa) từng khiến Hibernate tự sinh SAI kiểu</w:t>
+      </w:r>
+      <w:r>
+        <w:t xml:space="preserve"> </w:t>
+      </w:r>
+      <w:r>
+        <w:t xml:space="preserve">cột</w:t>
+      </w:r>
+      <w:r>
+        <w:t xml:space="preserve"> </w:t>
+      </w:r>
+      <w:r>
+        <w:rPr>
+          <w:rStyle w:val="VerbatimChar"/>
+        </w:rPr>
+        <w:t xml:space="preserve">BOOLEAN</w:t>
+      </w:r>
+      <w:r>
+        <w:t xml:space="preserve"> </w:t>
+      </w:r>
+      <w:r>
+        <w:t xml:space="preserve">(chỉ có từ Oracle 23c) cho 1 số cột thêm sau — đã phải sửa tay</w:t>
+      </w:r>
+      <w:r>
+        <w:t xml:space="preserve"> </w:t>
+      </w:r>
+      <w:r>
+        <w:t xml:space="preserve">các cột này về đúng</w:t>
+      </w:r>
+      <w:r>
+        <w:t xml:space="preserve"> </w:t>
+      </w:r>
+      <w:r>
+        <w:rPr>
+          <w:rStyle w:val="VerbatimChar"/>
+        </w:rPr>
+        <w:t xml:space="preserve">NUMBER(1,0)</w:t>
+      </w:r>
+      <w:r>
+        <w:t xml:space="preserve"> </w:t>
+      </w:r>
+      <w:r>
+        <w:t xml:space="preserve">trên dữ liệu thật, và xác nhận</w:t>
+      </w:r>
+      <w:r>
+        <w:t xml:space="preserve"> </w:t>
+      </w:r>
+      <w:r>
+        <w:rPr>
+          <w:rStyle w:val="VerbatimChar"/>
+        </w:rPr>
+        <w:t xml:space="preserve">hibernate.type.preferred_boolean_jdbc_type=INTEGER</w:t>
+      </w:r>
+      <w:r>
+        <w:t xml:space="preserve"> </w:t>
+      </w:r>
+      <w:r>
+        <w:t xml:space="preserve">(không phải</w:t>
+      </w:r>
+      <w:r>
+        <w:t xml:space="preserve"> </w:t>
+      </w:r>
+      <w:r>
+        <w:rPr>
+          <w:rStyle w:val="VerbatimChar"/>
+        </w:rPr>
+        <w:t xml:space="preserve">NUMERIC</w:t>
+      </w:r>
+      <w:r>
+        <w:t xml:space="preserve">)</w:t>
+      </w:r>
+      <w:r>
+        <w:t xml:space="preserve"> </w:t>
+      </w:r>
+      <w:r>
+        <w:t xml:space="preserve">là giá trị đúng để vừa đối chiếu (validate) đúng vừa đọc/ghi dữ liệu boolean</w:t>
+      </w:r>
+      <w:r>
+        <w:t xml:space="preserve"> </w:t>
+      </w:r>
+      <w:r>
+        <w:t xml:space="preserve">chính xác —</w:t>
+      </w:r>
+      <w:r>
+        <w:t xml:space="preserve"> </w:t>
+      </w:r>
+      <w:r>
+        <w:rPr>
+          <w:b/>
+          <w:bCs/>
+        </w:rPr>
+        <w:t xml:space="preserve">kết luận này vẫn giữ nguyên, không đổi</w:t>
+      </w:r>
+      <w:r>
+        <w:t xml:space="preserve"> </w:t>
+      </w:r>
+      <w:r>
+        <w:t xml:space="preserve">ở quyết định sửa lại</w:t>
+      </w:r>
+      <w:r>
+        <w:t xml:space="preserve"> </w:t>
+      </w:r>
+      <w:r>
+        <w:t xml:space="preserve">dưới đây.</w:t>
+      </w:r>
+    </w:p>
+    <w:p>
+      <w:pPr>
+        <w:pStyle w:val="Compact"/>
+        <w:numPr>
+          <w:ilvl w:val="0"/>
+          <w:numId w:val="1005"/>
+        </w:numPr>
+      </w:pPr>
+      <w:r>
+        <w:rPr>
+          <w:b/>
+          <w:bCs/>
+        </w:rPr>
+        <w:t xml:space="preserve">Lý do sửa lại quyết định Flyway-tự-migrate</w:t>
+      </w:r>
+      <w:r>
+        <w:t xml:space="preserve">: Oracle 19c thật của từng đội</w:t>
+      </w:r>
+      <w:r>
+        <w:t xml:space="preserve"> </w:t>
+      </w:r>
+      <w:r>
+        <w:t xml:space="preserve">BCCS không phải schema trống tự do — là</w:t>
+      </w:r>
+      <w:r>
+        <w:t xml:space="preserve"> </w:t>
+      </w:r>
+      <w:r>
+        <w:rPr>
+          <w:b/>
+          <w:bCs/>
+        </w:rPr>
+        <w:t xml:space="preserve">hạ tầng đã vận hành từ trước, do</w:t>
+      </w:r>
+      <w:r>
+        <w:rPr>
+          <w:b/>
+          <w:bCs/>
+        </w:rPr>
+        <w:t xml:space="preserve"> </w:t>
+      </w:r>
+      <w:r>
+        <w:rPr>
+          <w:b/>
+          <w:bCs/>
+        </w:rPr>
+        <w:t xml:space="preserve">DBA quản trị tập trung</w:t>
+      </w:r>
+      <w:r>
+        <w:t xml:space="preserve">. User cấp cho ứng dụng chạy THƯỜNG CHỈ có quyền DML</w:t>
+      </w:r>
+      <w:r>
+        <w:t xml:space="preserve"> </w:t>
+      </w:r>
+      <w:r>
+        <w:t xml:space="preserve">(SELECT/INSERT/UPDATE/DELETE), KHÔNG có quyền DDL (</w:t>
+      </w:r>
+      <w:r>
+        <w:rPr>
+          <w:rStyle w:val="VerbatimChar"/>
+        </w:rPr>
+        <w:t xml:space="preserve">CREATE TABLE</w:t>
+      </w:r>
+      <w:r>
+        <w:t xml:space="preserve">) — giả</w:t>
+      </w:r>
+      <w:r>
+        <w:t xml:space="preserve"> </w:t>
+      </w:r>
+      <w:r>
+        <w:t xml:space="preserve">định</w:t>
+      </w:r>
+      <w:r>
+        <w:t xml:space="preserve"> </w:t>
+      </w:r>
+      <w:r>
+        <w:t xml:space="preserve">“Flyway tự</w:t>
+      </w:r>
+      <w:r>
+        <w:t xml:space="preserve"> </w:t>
+      </w:r>
+      <w:r>
+        <w:rPr>
+          <w:rStyle w:val="VerbatimChar"/>
+        </w:rPr>
+        <w:t xml:space="preserve">migrate()</w:t>
+      </w:r>
+      <w:r>
+        <w:t xml:space="preserve"> </w:t>
+      </w:r>
+      <w:r>
+        <w:t xml:space="preserve">lúc khởi động”</w:t>
+      </w:r>
+      <w:r>
+        <w:t xml:space="preserve"> </w:t>
+      </w:r>
+      <w:r>
+        <w:t xml:space="preserve">không đúng với thực tế cấp quyền</w:t>
+      </w:r>
+      <w:r>
+        <w:t xml:space="preserve"> </w:t>
+      </w:r>
+      <w:r>
+        <w:t xml:space="preserve">của các hạ tầng Oracle governed này, đồng thời nhiều schema là schema DÙNG</w:t>
+      </w:r>
+      <w:r>
+        <w:t xml:space="preserve"> </w:t>
+      </w:r>
+      <w:r>
+        <w:t xml:space="preserve">CHUNG với hệ thống khác của chính đội đó (rủi ro trùng tên bảng nếu không</w:t>
+      </w:r>
+      <w:r>
+        <w:t xml:space="preserve"> </w:t>
+      </w:r>
+      <w:r>
+        <w:t xml:space="preserve">rà soát trước khi tạo).</w:t>
+      </w:r>
+    </w:p>
+    <w:p>
+      <w:pPr>
+        <w:pStyle w:val="Compact"/>
+        <w:numPr>
+          <w:ilvl w:val="0"/>
+          <w:numId w:val="1005"/>
+        </w:numPr>
+      </w:pPr>
+      <w:r>
+        <w:rPr>
+          <w:b/>
+          <w:bCs/>
+        </w:rPr>
+        <w:t xml:space="preserve">Quyết định sau cùng</w:t>
+      </w:r>
+      <w:r>
+        <w:t xml:space="preserve">: bỏ hẳn Flyway khỏi ứng dụng (gỡ dependency +</w:t>
+      </w:r>
+      <w:r>
+        <w:t xml:space="preserve"> </w:t>
+      </w:r>
+      <w:r>
+        <w:rPr>
+          <w:rStyle w:val="VerbatimChar"/>
+        </w:rPr>
+        <w:t xml:space="preserve">FlywayConfig</w:t>
+      </w:r>
+      <w:r>
+        <w:t xml:space="preserve">). Ứng dụng CHỈ còn</w:t>
+      </w:r>
+      <w:r>
+        <w:t xml:space="preserve"> </w:t>
+      </w:r>
+      <w:r>
+        <w:rPr>
+          <w:rStyle w:val="VerbatimChar"/>
+        </w:rPr>
+        <w:t xml:space="preserve">hibernate.ddl-auto=validate</w:t>
+      </w:r>
+      <w:r>
+        <w:t xml:space="preserve"> </w:t>
+      </w:r>
+      <w:r>
+        <w:t xml:space="preserve">— đối chiếu</w:t>
+      </w:r>
+      <w:r>
+        <w:t xml:space="preserve"> </w:t>
+      </w:r>
+      <w:r>
+        <w:t xml:space="preserve">entity với schema thật lúc khởi động, không bao giờ tự tạo/sửa gì. Việc TẠO</w:t>
+      </w:r>
+      <w:r>
+        <w:t xml:space="preserve"> </w:t>
+      </w:r>
+      <w:r>
+        <w:t xml:space="preserve">SCHEMA tách hẳn ra khỏi vòng đời ứng dụng: đội phát triển nền tảng bàn giao</w:t>
+      </w:r>
+      <w:r>
+        <w:t xml:space="preserve"> </w:t>
+      </w:r>
+      <w:r>
+        <w:t xml:space="preserve">file DDL thuần (</w:t>
+      </w:r>
+      <w:r>
+        <w:rPr>
+          <w:rStyle w:val="VerbatimChar"/>
+        </w:rPr>
+        <w:t xml:space="preserve">db/team-schema/V1__baseline.sql</w:t>
+      </w:r>
+      <w:r>
+        <w:t xml:space="preserve">, các bản nâng cấp sau này</w:t>
+      </w:r>
+      <w:r>
+        <w:t xml:space="preserve"> </w:t>
+      </w:r>
+      <w:r>
+        <w:t xml:space="preserve">là</w:t>
+      </w:r>
+      <w:r>
+        <w:t xml:space="preserve"> </w:t>
+      </w:r>
+      <w:r>
+        <w:rPr>
+          <w:rStyle w:val="VerbatimChar"/>
+        </w:rPr>
+        <w:t xml:space="preserve">V2__...sql</w:t>
+      </w:r>
+      <w:r>
+        <w:t xml:space="preserve">…) cho</w:t>
+      </w:r>
+      <w:r>
+        <w:t xml:space="preserve"> </w:t>
+      </w:r>
+      <w:r>
+        <w:rPr>
+          <w:b/>
+          <w:bCs/>
+        </w:rPr>
+        <w:t xml:space="preserve">DBA của từng đội tự rà soát trùng tên bảng + tự</w:t>
+      </w:r>
+      <w:r>
+        <w:rPr>
+          <w:b/>
+          <w:bCs/>
+        </w:rPr>
+        <w:t xml:space="preserve"> </w:t>
+      </w:r>
+      <w:r>
+        <w:rPr>
+          <w:b/>
+          <w:bCs/>
+        </w:rPr>
+        <w:t xml:space="preserve">chạy</w:t>
+      </w:r>
+      <w:r>
+        <w:t xml:space="preserve"> </w:t>
+      </w:r>
+      <w:r>
+        <w:t xml:space="preserve">theo đúng quy trình change-management nội bộ của họ, sau đó mới cấp</w:t>
+      </w:r>
+      <w:r>
+        <w:t xml:space="preserve"> </w:t>
+      </w:r>
+      <w:r>
+        <w:t xml:space="preserve">cho ứng dụng 1 user RUNTIME chỉ có quyền DML. Xem quy trình đầy đủ trong</w:t>
+      </w:r>
+      <w:r>
+        <w:t xml:space="preserve"> </w:t>
+      </w:r>
+      <w:r>
+        <w:rPr>
+          <w:rStyle w:val="VerbatimChar"/>
+        </w:rPr>
+        <w:t xml:space="preserve">DEPLOYMENT_GUIDE.md</w:t>
+      </w:r>
+      <w:r>
+        <w:t xml:space="preserve"> </w:t>
+      </w:r>
+      <w:r>
+        <w:t xml:space="preserve">mục 2.</w:t>
+      </w:r>
+    </w:p>
+    <w:p>
+      <w:pPr>
+        <w:pStyle w:val="Compact"/>
+        <w:numPr>
+          <w:ilvl w:val="0"/>
+          <w:numId w:val="1005"/>
+        </w:numPr>
+      </w:pPr>
+      <w:r>
+        <w:rPr>
+          <w:b/>
+          <w:bCs/>
+        </w:rPr>
+        <w:t xml:space="preserve">Bài học rút ra</w:t>
+      </w:r>
+      <w:r>
+        <w:t xml:space="preserve">: khi thiết kế cho nhiều đội tự triển khai trên hạ tầng</w:t>
+      </w:r>
+      <w:r>
+        <w:t xml:space="preserve"> </w:t>
+      </w:r>
+      <w:r>
+        <w:t xml:space="preserve">RIÊNG của họ, không nên mặc định hạ tầng đó</w:t>
+      </w:r>
+      <w:r>
+        <w:t xml:space="preserve"> </w:t>
+      </w:r>
+      <w:r>
+        <w:t xml:space="preserve">“sạch/tự do toàn quyền”</w:t>
+      </w:r>
+      <w:r>
+        <w:t xml:space="preserve"> </w:t>
+      </w:r>
+      <w:r>
+        <w:t xml:space="preserve">như môi</w:t>
+      </w:r>
+      <w:r>
+        <w:t xml:space="preserve"> </w:t>
+      </w:r>
+      <w:r>
+        <w:t xml:space="preserve">trường phát triển nội bộ — cần hỏi rõ mô hình cấp quyền/quản trị hạ tầng</w:t>
+      </w:r>
+      <w:r>
+        <w:t xml:space="preserve"> </w:t>
+      </w:r>
+      <w:r>
+        <w:t xml:space="preserve">thật của bên tiếp nhận trước khi chọn cơ chế tự động hoá.</w:t>
       </w:r>
     </w:p>
     <w:bookmarkEnd w:id="31"/>
-    <w:bookmarkStart w:id="32" w:name="X74afd96e2721b5ec8ec809478c117433f4aacb2"/>
+    <w:bookmarkStart w:id="32" w:name="X2d734e79ad883e88885ed4ae93073f517d2a1e9"/>
     <w:p>
       <w:pPr>
         <w:pStyle w:val="Heading3"/>
       </w:pPr>
       <w:r>
-        <w:t xml:space="preserve">ADR-05: Nguyên tắc</w:t>
-      </w:r>
-      <w:r>
-        <w:t xml:space="preserve"> </w:t>
-      </w:r>
-      <w:r>
-        <w:t xml:space="preserve">“fail-open”</w:t>
-      </w:r>
-      <w:r>
-        <w:t xml:space="preserve"> </w:t>
-      </w:r>
-      <w:r>
-        <w:t xml:space="preserve">cho mọi hạ tầng phụ trợ</w:t>
+        <w:t xml:space="preserve">ADR-04: Mô hình nhiều instance độc lập, không phải multi-tenant dùng chung</w:t>
       </w:r>
     </w:p>
     <w:p>
@@ -5449,13 +6451,7 @@
         <w:t xml:space="preserve">Bối cảnh</w:t>
       </w:r>
       <w:r>
-        <w:t xml:space="preserve">: cache (Redis), audit (Elasticsearch), giám sát (APM) không</w:t>
-      </w:r>
-      <w:r>
-        <w:t xml:space="preserve"> </w:t>
-      </w:r>
-      <w:r>
-        <w:t xml:space="preserve">phải hạ tầng mọi đội đều có sẵn ngay từ đầu.</w:t>
+        <w:t xml:space="preserve">: mỗi đội BCCS có Oracle/Redis/Elasticsearch RIÊNG.</w:t>
       </w:r>
     </w:p>
     <w:p>
@@ -5474,13 +6470,19 @@
         <w:t xml:space="preserve">Quyết định</w:t>
       </w:r>
       <w:r>
-        <w:t xml:space="preserve">: mọi lỗi từ 3 hệ thống này chỉ được log cảnh báo, KHÔNG được</w:t>
-      </w:r>
-      <w:r>
-        <w:t xml:space="preserve"> </w:t>
-      </w:r>
-      <w:r>
-        <w:t xml:space="preserve">ném lỗi ra ảnh hưởng luồng xử lý request thật.</w:t>
+        <w:t xml:space="preserve">: mỗi đội chạy 1 instance hoàn toàn độc lập (dữ liệu, cache,</w:t>
+      </w:r>
+      <w:r>
+        <w:t xml:space="preserve"> </w:t>
+      </w:r>
+      <w:r>
+        <w:t xml:space="preserve">registry trong bộ nhớ) — không xây dựng cơ chế phân biệt tenant-id trong 1</w:t>
+      </w:r>
+      <w:r>
+        <w:t xml:space="preserve"> </w:t>
+      </w:r>
+      <w:r>
+        <w:t xml:space="preserve">instance dùng chung.</w:t>
       </w:r>
     </w:p>
     <w:p>
@@ -5496,32 +6498,50 @@
           <w:b/>
           <w:bCs/>
         </w:rPr>
-        <w:t xml:space="preserve">Đánh đổi</w:t>
-      </w:r>
-      <w:r>
-        <w:t xml:space="preserve">: chấp nhận MẤT một phần dữ liệu quan sát (cache-miss nhiều</w:t>
-      </w:r>
-      <w:r>
-        <w:t xml:space="preserve"> </w:t>
-      </w:r>
-      <w:r>
-        <w:t xml:space="preserve">hơn, thiếu vài dòng log) khi hạ tầng phụ trợ chập chờn, đổi lấy việc traffic</w:t>
-      </w:r>
-      <w:r>
-        <w:t xml:space="preserve"> </w:t>
-      </w:r>
-      <w:r>
-        <w:t xml:space="preserve">nghiệp vụ không bao giờ bị ảnh hưởng bởi sự cố của hạ tầng không thiết yếu.</w:t>
+        <w:t xml:space="preserve">Lý do</w:t>
+      </w:r>
+      <w:r>
+        <w:t xml:space="preserve">: hạ tầng đã sẵn tách biệt theo đội, xây multi-tenancy (cách ly dữ</w:t>
+      </w:r>
+      <w:r>
+        <w:t xml:space="preserve"> </w:t>
+      </w:r>
+      <w:r>
+        <w:t xml:space="preserve">liệu theo tenant trong CÙNG 1 schema/Redis) sẽ là công sức thừa không giải</w:t>
+      </w:r>
+      <w:r>
+        <w:t xml:space="preserve"> </w:t>
+      </w:r>
+      <w:r>
+        <w:t xml:space="preserve">quyết thêm vấn đề gì, đồng thời tăng rủi ro rò rỉ dữ liệu chéo giữa các đội</w:t>
+      </w:r>
+      <w:r>
+        <w:t xml:space="preserve"> </w:t>
+      </w:r>
+      <w:r>
+        <w:t xml:space="preserve">nếu cách ly tenant có sai sót.</w:t>
       </w:r>
     </w:p>
     <w:bookmarkEnd w:id="32"/>
-    <w:bookmarkStart w:id="33" w:name="X45dc48def746129c062b2829805e9580208ebe3"/>
+    <w:bookmarkStart w:id="33" w:name="X74afd96e2721b5ec8ec809478c117433f4aacb2"/>
     <w:p>
       <w:pPr>
         <w:pStyle w:val="Heading3"/>
       </w:pPr>
       <w:r>
-        <w:t xml:space="preserve">ADR-06: Chặn cứng (không chỉ cảnh báo) đối với cache toàn bộ response trên endpoint không phải GET/POST</w:t>
+        <w:t xml:space="preserve">ADR-05: Nguyên tắc</w:t>
+      </w:r>
+      <w:r>
+        <w:t xml:space="preserve"> </w:t>
+      </w:r>
+      <w:r>
+        <w:t xml:space="preserve">“fail-open”</w:t>
+      </w:r>
+      <w:r>
+        <w:t xml:space="preserve"> </w:t>
+      </w:r>
+      <w:r>
+        <w:t xml:space="preserve">cho mọi hạ tầng phụ trợ</w:t>
       </w:r>
     </w:p>
     <w:p>
@@ -5540,19 +6560,13 @@
         <w:t xml:space="preserve">Bối cảnh</w:t>
       </w:r>
       <w:r>
-        <w:t xml:space="preserve">: cache toàn bộ response dùng CHUNG cho MỌI client — nếu áp</w:t>
-      </w:r>
-      <w:r>
-        <w:t xml:space="preserve"> </w:t>
-      </w:r>
-      <w:r>
-        <w:t xml:space="preserve">dụng nhầm cho 1 lệnh có side-effect thật, 2 client khác nhau có thể nhận</w:t>
-      </w:r>
-      <w:r>
-        <w:t xml:space="preserve"> </w:t>
-      </w:r>
-      <w:r>
-        <w:t xml:space="preserve">nhầm kết quả hành động của nhau.</w:t>
+        <w:t xml:space="preserve">: cache (Redis), audit (Elasticsearch), giám sát (APM) không</w:t>
+      </w:r>
+      <w:r>
+        <w:t xml:space="preserve"> </w:t>
+      </w:r>
+      <w:r>
+        <w:t xml:space="preserve">phải hạ tầng mọi đội đều có sẵn ngay từ đầu.</w:t>
       </w:r>
     </w:p>
     <w:p>
@@ -5571,31 +6585,13 @@
         <w:t xml:space="preserve">Quyết định</w:t>
       </w:r>
       <w:r>
-        <w:t xml:space="preserve">: validate CHẶN CỨNG lúc lưu cấu hình (không cho lưu) nếu</w:t>
-      </w:r>
-      <w:r>
-        <w:t xml:space="preserve"> </w:t>
-      </w:r>
-      <w:r>
-        <w:t xml:space="preserve">Endpoint hoặc bất kỳ step nào không phải GET/POST, thay vì chỉ cảnh báo</w:t>
-      </w:r>
-      <w:r>
-        <w:t xml:space="preserve"> </w:t>
-      </w:r>
-      <w:r>
-        <w:t xml:space="preserve">mềm như 1 số tính năng rủi ro khác (ví dụ</w:t>
-      </w:r>
-      <w:r>
-        <w:t xml:space="preserve"> </w:t>
-      </w:r>
-      <w:r>
-        <w:rPr>
-          <w:rStyle w:val="VerbatimChar"/>
-        </w:rPr>
-        <w:t xml:space="preserve">parallelExecution</w:t>
-      </w:r>
-      <w:r>
-        <w:t xml:space="preserve">).</w:t>
+        <w:t xml:space="preserve">: mọi lỗi từ 3 hệ thống này chỉ được log cảnh báo, KHÔNG được</w:t>
+      </w:r>
+      <w:r>
+        <w:t xml:space="preserve"> </w:t>
+      </w:r>
+      <w:r>
+        <w:t xml:space="preserve">ném lỗi ra ảnh hưởng luồng xử lý request thật.</w:t>
       </w:r>
     </w:p>
     <w:p>
@@ -5611,6 +6607,121 @@
           <w:b/>
           <w:bCs/>
         </w:rPr>
+        <w:t xml:space="preserve">Đánh đổi</w:t>
+      </w:r>
+      <w:r>
+        <w:t xml:space="preserve">: chấp nhận MẤT một phần dữ liệu quan sát (cache-miss nhiều</w:t>
+      </w:r>
+      <w:r>
+        <w:t xml:space="preserve"> </w:t>
+      </w:r>
+      <w:r>
+        <w:t xml:space="preserve">hơn, thiếu vài dòng log) khi hạ tầng phụ trợ chập chờn, đổi lấy việc traffic</w:t>
+      </w:r>
+      <w:r>
+        <w:t xml:space="preserve"> </w:t>
+      </w:r>
+      <w:r>
+        <w:t xml:space="preserve">nghiệp vụ không bao giờ bị ảnh hưởng bởi sự cố của hạ tầng không thiết yếu.</w:t>
+      </w:r>
+    </w:p>
+    <w:bookmarkEnd w:id="33"/>
+    <w:bookmarkStart w:id="34" w:name="X45dc48def746129c062b2829805e9580208ebe3"/>
+    <w:p>
+      <w:pPr>
+        <w:pStyle w:val="Heading3"/>
+      </w:pPr>
+      <w:r>
+        <w:t xml:space="preserve">ADR-06: Chặn cứng (không chỉ cảnh báo) đối với cache toàn bộ response trên endpoint không phải GET/POST</w:t>
+      </w:r>
+    </w:p>
+    <w:p>
+      <w:pPr>
+        <w:pStyle w:val="Compact"/>
+        <w:numPr>
+          <w:ilvl w:val="0"/>
+          <w:numId w:val="1008"/>
+        </w:numPr>
+      </w:pPr>
+      <w:r>
+        <w:rPr>
+          <w:b/>
+          <w:bCs/>
+        </w:rPr>
+        <w:t xml:space="preserve">Bối cảnh</w:t>
+      </w:r>
+      <w:r>
+        <w:t xml:space="preserve">: cache toàn bộ response dùng CHUNG cho MỌI client — nếu áp</w:t>
+      </w:r>
+      <w:r>
+        <w:t xml:space="preserve"> </w:t>
+      </w:r>
+      <w:r>
+        <w:t xml:space="preserve">dụng nhầm cho 1 lệnh có side-effect thật, 2 client khác nhau có thể nhận</w:t>
+      </w:r>
+      <w:r>
+        <w:t xml:space="preserve"> </w:t>
+      </w:r>
+      <w:r>
+        <w:t xml:space="preserve">nhầm kết quả hành động của nhau.</w:t>
+      </w:r>
+    </w:p>
+    <w:p>
+      <w:pPr>
+        <w:pStyle w:val="Compact"/>
+        <w:numPr>
+          <w:ilvl w:val="0"/>
+          <w:numId w:val="1008"/>
+        </w:numPr>
+      </w:pPr>
+      <w:r>
+        <w:rPr>
+          <w:b/>
+          <w:bCs/>
+        </w:rPr>
+        <w:t xml:space="preserve">Quyết định</w:t>
+      </w:r>
+      <w:r>
+        <w:t xml:space="preserve">: validate CHẶN CỨNG lúc lưu cấu hình (không cho lưu) nếu</w:t>
+      </w:r>
+      <w:r>
+        <w:t xml:space="preserve"> </w:t>
+      </w:r>
+      <w:r>
+        <w:t xml:space="preserve">Endpoint hoặc bất kỳ step nào không phải GET/POST, thay vì chỉ cảnh báo</w:t>
+      </w:r>
+      <w:r>
+        <w:t xml:space="preserve"> </w:t>
+      </w:r>
+      <w:r>
+        <w:t xml:space="preserve">mềm như 1 số tính năng rủi ro khác (ví dụ</w:t>
+      </w:r>
+      <w:r>
+        <w:t xml:space="preserve"> </w:t>
+      </w:r>
+      <w:r>
+        <w:rPr>
+          <w:rStyle w:val="VerbatimChar"/>
+        </w:rPr>
+        <w:t xml:space="preserve">parallelExecution</w:t>
+      </w:r>
+      <w:r>
+        <w:t xml:space="preserve">).</w:t>
+      </w:r>
+    </w:p>
+    <w:p>
+      <w:pPr>
+        <w:pStyle w:val="Compact"/>
+        <w:numPr>
+          <w:ilvl w:val="0"/>
+          <w:numId w:val="1008"/>
+        </w:numPr>
+      </w:pPr>
+      <w:r>
+        <w:rPr>
+          <w:b/>
+          <w:bCs/>
+        </w:rPr>
         <w:t xml:space="preserve">Lý do phân biệt mức độ cứng/mềm</w:t>
       </w:r>
       <w:r>
@@ -5657,9 +6768,9 @@
         </w:pict>
       </w:r>
     </w:p>
-    <w:bookmarkEnd w:id="33"/>
     <w:bookmarkEnd w:id="34"/>
-    <w:bookmarkStart w:id="35" w:name="Xd284a3be86fc70c0b387519f1644409c844194f"/>
+    <w:bookmarkEnd w:id="35"/>
+    <w:bookmarkStart w:id="36" w:name="Xd284a3be86fc70c0b387519f1644409c844194f"/>
     <w:p>
       <w:pPr>
         <w:pStyle w:val="Heading2"/>
@@ -5989,8 +7100,8 @@
         </w:pict>
       </w:r>
     </w:p>
-    <w:bookmarkEnd w:id="35"/>
-    <w:bookmarkStart w:id="38" w:name="phụ-lục"/>
+    <w:bookmarkEnd w:id="36"/>
+    <w:bookmarkStart w:id="39" w:name="phụ-lục"/>
     <w:p>
       <w:pPr>
         <w:pStyle w:val="Heading2"/>
@@ -5999,7 +7110,7 @@
         <w:t xml:space="preserve">11. Phụ lục</w:t>
       </w:r>
     </w:p>
-    <w:bookmarkStart w:id="36" w:name="tài-liệu-liên-quan"/>
+    <w:bookmarkStart w:id="37" w:name="tài-liệu-liên-quan"/>
     <w:p>
       <w:pPr>
         <w:pStyle w:val="Heading3"/>
@@ -6013,7 +7124,7 @@
         <w:pStyle w:val="Compact"/>
         <w:numPr>
           <w:ilvl w:val="0"/>
-          <w:numId w:val="1008"/>
+          <w:numId w:val="1009"/>
         </w:numPr>
       </w:pPr>
       <w:r>
@@ -6025,7 +7136,7 @@
         <w:pStyle w:val="Compact"/>
         <w:numPr>
           <w:ilvl w:val="0"/>
-          <w:numId w:val="1008"/>
+          <w:numId w:val="1009"/>
         </w:numPr>
       </w:pPr>
       <w:r>
@@ -6037,7 +7148,7 @@
         <w:pStyle w:val="Compact"/>
         <w:numPr>
           <w:ilvl w:val="0"/>
-          <w:numId w:val="1008"/>
+          <w:numId w:val="1009"/>
         </w:numPr>
       </w:pPr>
       <w:r>
@@ -6049,7 +7160,7 @@
         <w:pStyle w:val="Compact"/>
         <w:numPr>
           <w:ilvl w:val="0"/>
-          <w:numId w:val="1008"/>
+          <w:numId w:val="1009"/>
         </w:numPr>
       </w:pPr>
       <w:r>
@@ -6089,8 +7200,8 @@
         <w:t xml:space="preserve">— tài liệu vận hành.</w:t>
       </w:r>
     </w:p>
-    <w:bookmarkEnd w:id="36"/>
-    <w:bookmarkStart w:id="37" w:name="bảng-viết-tắt"/>
+    <w:bookmarkEnd w:id="37"/>
+    <w:bookmarkStart w:id="38" w:name="bảng-viết-tắt"/>
     <w:p>
       <w:pPr>
         <w:pStyle w:val="Heading3"/>
@@ -6233,9 +7344,9 @@
         </w:tc>
       </w:tr>
     </w:tbl>
-    <w:bookmarkEnd w:id="37"/>
     <w:bookmarkEnd w:id="38"/>
     <w:bookmarkEnd w:id="39"/>
+    <w:bookmarkEnd w:id="40"/>
     <w:sectPr>
       <w:footnotePr>
         <w:numRestart w:val="eachSect"/>
@@ -6474,6 +7585,9 @@
     <w:abstractNumId w:val="991"/>
   </w:num>
   <w:num w:numId="1008">
+    <w:abstractNumId w:val="991"/>
+  </w:num>
+  <w:num w:numId="1009">
     <w:abstractNumId w:val="991"/>
   </w:num>
 </w:numbering>

--- a/krakend-gateway-manager/docs/SAD-Gateway-Manager.docx
+++ b/krakend-gateway-manager/docs/SAD-Gateway-Manager.docx
@@ -46,7 +46,7 @@
       </w:r>
     </w:p>
     <w:bookmarkEnd w:id="9"/>
-    <w:bookmarkStart w:id="40" w:name="X7d194f7027d75cec4f1ff7a1663ac22a8320a4a"/>
+    <w:bookmarkStart w:id="42" w:name="X7d194f7027d75cec4f1ff7a1663ac22a8320a4a"/>
     <w:p>
       <w:pPr>
         <w:pStyle w:val="Heading1"/>
@@ -460,6 +460,64 @@
           </w:p>
         </w:tc>
       </w:tr>
+      <w:tr>
+        <w:tc>
+          <w:tcPr/>
+          <w:p>
+            <w:pPr>
+              <w:pStyle w:val="Compact"/>
+            </w:pPr>
+            <w:r>
+              <w:t xml:space="preserve">2.0</w:t>
+            </w:r>
+          </w:p>
+        </w:tc>
+        <w:tc>
+          <w:tcPr/>
+          <w:p>
+            <w:pPr>
+              <w:pStyle w:val="Compact"/>
+            </w:pPr>
+            <w:r>
+              <w:t xml:space="preserve">2026-09-09</w:t>
+            </w:r>
+          </w:p>
+        </w:tc>
+        <w:tc>
+          <w:tcPr/>
+          <w:p>
+            <w:pPr>
+              <w:pStyle w:val="Compact"/>
+            </w:pPr>
+            <w:r>
+              <w:t xml:space="preserve">Đội phát triển Gateway Manager</w:t>
+            </w:r>
+          </w:p>
+        </w:tc>
+        <w:tc>
+          <w:tcPr/>
+          <w:p>
+            <w:pPr>
+              <w:pStyle w:val="Compact"/>
+            </w:pPr>
+            <w:r>
+              <w:t xml:space="preserve">Tách Control Plane (dùng chung, multi-tenant qua</w:t>
+            </w:r>
+            <w:r>
+              <w:t xml:space="preserve"> </w:t>
+            </w:r>
+            <w:r>
+              <w:rPr>
+                <w:rStyle w:val="VerbatimChar"/>
+              </w:rPr>
+              <w:t xml:space="preserve">team_code</w:t>
+            </w:r>
+            <w:r>
+              <w:t xml:space="preserve">)/Data Plane (multi-instance, riêng từng đội) — đảo ngược ADR-01, sửa lại ADR-04, thêm ADR-07; viết lại mục 4 (Logical View) + mục 5 (Deployment View) hoàn toàn</w:t>
+            </w:r>
+          </w:p>
+        </w:tc>
+      </w:tr>
     </w:tbl>
     <w:p>
       <w:r>
@@ -596,19 +654,13 @@
           <w:b/>
           <w:bCs/>
         </w:rPr>
-        <w:t xml:space="preserve">1 instance</w:t>
-      </w:r>
-      <w:r>
-        <w:t xml:space="preserve"> </w:t>
-      </w:r>
-      <w:r>
-        <w:t xml:space="preserve">Gateway Manager (đơn vị triển khai độc</w:t>
-      </w:r>
-      <w:r>
-        <w:t xml:space="preserve"> </w:t>
-      </w:r>
-      <w:r>
-        <w:t xml:space="preserve">lập cho 1 đội BCCS) và mô hình</w:t>
+        <w:t xml:space="preserve">Control Plane</w:t>
+      </w:r>
+      <w:r>
+        <w:t xml:space="preserve"> </w:t>
+      </w:r>
+      <w:r>
+        <w:t xml:space="preserve">(1 bản dùng chung mọi đội) và</w:t>
       </w:r>
       <w:r>
         <w:t xml:space="preserve"> </w:t>
@@ -618,31 +670,45 @@
           <w:b/>
           <w:bCs/>
         </w:rPr>
-        <w:t xml:space="preserve">nhiều instance độc lập</w:t>
-      </w:r>
-      <w:r>
-        <w:t xml:space="preserve"> </w:t>
-      </w:r>
-      <w:r>
-        <w:t xml:space="preserve">khi nhiều đội cùng</w:t>
-      </w:r>
-      <w:r>
-        <w:t xml:space="preserve"> </w:t>
-      </w:r>
-      <w:r>
-        <w:t xml:space="preserve">sử dụng nền tảng. Không bao gồm kiến trúc nội bộ của các Upstream Service</w:t>
-      </w:r>
-      <w:r>
-        <w:t xml:space="preserve"> </w:t>
-      </w:r>
-      <w:r>
-        <w:t xml:space="preserve">(backend thật) mà Gateway Manager gọi tới — các hệ thống đó nằm ngoài ranh</w:t>
-      </w:r>
-      <w:r>
-        <w:t xml:space="preserve"> </w:t>
-      </w:r>
-      <w:r>
-        <w:t xml:space="preserve">giới kiến trúc của tài liệu này.</w:t>
+        <w:t xml:space="preserve">Data</w:t>
+      </w:r>
+      <w:r>
+        <w:rPr>
+          <w:b/>
+          <w:bCs/>
+        </w:rPr>
+        <w:t xml:space="preserve"> </w:t>
+      </w:r>
+      <w:r>
+        <w:rPr>
+          <w:b/>
+          <w:bCs/>
+        </w:rPr>
+        <w:t xml:space="preserve">Plane</w:t>
+      </w:r>
+      <w:r>
+        <w:t xml:space="preserve"> </w:t>
+      </w:r>
+      <w:r>
+        <w:t xml:space="preserve">(mỗi đội 1 bản độc lập) — 2 vai trò tách biệt từ 2026-09 (xem ADR-07,</w:t>
+      </w:r>
+      <w:r>
+        <w:t xml:space="preserve"> </w:t>
+      </w:r>
+      <w:r>
+        <w:t xml:space="preserve">mục 9), cùng build từ 1 nguồn mã. Không bao gồm kiến trúc nội bộ của các</w:t>
+      </w:r>
+      <w:r>
+        <w:t xml:space="preserve"> </w:t>
+      </w:r>
+      <w:r>
+        <w:t xml:space="preserve">Upstream Service (backend thật) mà Gateway Manager gọi tới — các hệ thống đó</w:t>
+      </w:r>
+      <w:r>
+        <w:t xml:space="preserve"> </w:t>
+      </w:r>
+      <w:r>
+        <w:t xml:space="preserve">nằm ngoài ranh giới kiến trúc của tài liệu này.</w:t>
       </w:r>
     </w:p>
     <w:bookmarkEnd w:id="12"/>
@@ -771,7 +837,7 @@
               <w:pStyle w:val="Compact"/>
             </w:pPr>
             <w:r>
-              <w:t xml:space="preserve">Thay đổi cấu hình có hiệu lực ngay</w:t>
+              <w:t xml:space="preserve">Thay đổi cấu hình có hiệu lực nhanh</w:t>
             </w:r>
           </w:p>
         </w:tc>
@@ -793,7 +859,7 @@
               <w:pStyle w:val="Compact"/>
             </w:pPr>
             <w:r>
-              <w:t xml:space="preserve">Control Plane và Data Plane PHẢI cùng 1 tiến trình, chia sẻ bộ nhớ đệm cấu hình trong-process</w:t>
+              <w:t xml:space="preserve">Tại Control Plane: có hiệu lực ngay lập tức (cùng tiến trình, đọc trực tiếp DB). Tại Data Plane: có hiệu lực trong tối đa 1 chu kỳ đồng bộ (mặc định 15s) — đánh đổi CÓ CHỦ ĐÍCH từ 2026-09 khi 2 tầng tách thành 2 tiến trình ở 2 nơi vật lý khác nhau, xem ADR-07</w:t>
             </w:r>
           </w:p>
         </w:tc>
@@ -851,7 +917,7 @@
               <w:pStyle w:val="Compact"/>
             </w:pPr>
             <w:r>
-              <w:t xml:space="preserve">Mỗi đội tự triển khai độc lập trên hạ tầng riêng</w:t>
+              <w:t xml:space="preserve">Mỗi đội tự chịu tải hạ tầng thực thi traffic riêng</w:t>
             </w:r>
           </w:p>
         </w:tc>
@@ -873,7 +939,19 @@
               <w:pStyle w:val="Compact"/>
             </w:pPr>
             <w:r>
-              <w:t xml:space="preserve">Không trạng thái chia sẻ GIỮA các instance; đóng gói dưới dạng ảnh container tự chứa</w:t>
+              <w:t xml:space="preserve">Data Plane: không trạng thái chia sẻ GIỮA các instance, đóng gói dưới dạng ảnh container tự chứa. Control Plane: dùng chung 1 bản (cách ly dữ liệu qua</w:t>
+            </w:r>
+            <w:r>
+              <w:t xml:space="preserve"> </w:t>
+            </w:r>
+            <w:r>
+              <w:rPr>
+                <w:rStyle w:val="VerbatimChar"/>
+              </w:rPr>
+              <w:t xml:space="preserve">team_code</w:t>
+            </w:r>
+            <w:r>
+              <w:t xml:space="preserve">, không phải qua triển khai riêng — xem ADR-07)</w:t>
             </w:r>
           </w:p>
         </w:tc>
@@ -1012,6 +1090,104 @@
     </w:p>
     <w:p>
       <w:pPr>
+        <w:pStyle w:val="FirstParagraph"/>
+      </w:pPr>
+      <w:r>
+        <w:rPr>
+          <w:b/>
+          <w:bCs/>
+        </w:rPr>
+        <w:t xml:space="preserve">TỪ 2026-09 (xem ADR-07, mục 9): Control Plane và Data Plane là 2 TIẾN</w:t>
+      </w:r>
+      <w:r>
+        <w:rPr>
+          <w:b/>
+          <w:bCs/>
+        </w:rPr>
+        <w:t xml:space="preserve"> </w:t>
+      </w:r>
+      <w:r>
+        <w:rPr>
+          <w:b/>
+          <w:bCs/>
+        </w:rPr>
+        <w:t xml:space="preserve">TRÌNH RIÊNG BIỆT</w:t>
+      </w:r>
+      <w:r>
+        <w:t xml:space="preserve"> </w:t>
+      </w:r>
+      <w:r>
+        <w:t xml:space="preserve">— cùng build từ 1 mã nguồn/1 image (</w:t>
+      </w:r>
+      <w:r>
+        <w:rPr>
+          <w:rStyle w:val="VerbatimChar"/>
+        </w:rPr>
+        <w:t xml:space="preserve">@Profile("control-plane")</w:t>
+      </w:r>
+      <w:r>
+        <w:t xml:space="preserve"> </w:t>
+      </w:r>
+      <w:r>
+        <w:t xml:space="preserve">so với</w:t>
+      </w:r>
+      <w:r>
+        <w:t xml:space="preserve"> </w:t>
+      </w:r>
+      <w:r>
+        <w:rPr>
+          <w:rStyle w:val="VerbatimChar"/>
+        </w:rPr>
+        <w:t xml:space="preserve">@Profile("data-plane")</w:t>
+      </w:r>
+      <w:r>
+        <w:t xml:space="preserve">, chọn qua</w:t>
+      </w:r>
+      <w:r>
+        <w:t xml:space="preserve"> </w:t>
+      </w:r>
+      <w:r>
+        <w:rPr>
+          <w:rStyle w:val="VerbatimChar"/>
+        </w:rPr>
+        <w:t xml:space="preserve">SPRING_PROFILES_ACTIVE</w:t>
+      </w:r>
+      <w:r>
+        <w:t xml:space="preserve"> </w:t>
+      </w:r>
+      <w:r>
+        <w:t xml:space="preserve">lúc khởi</w:t>
+      </w:r>
+      <w:r>
+        <w:t xml:space="preserve"> </w:t>
+      </w:r>
+      <w:r>
+        <w:t xml:space="preserve">động), nhưng chạy độc lập, nối với nhau qua HTTP (</w:t>
+      </w:r>
+      <w:r>
+        <w:rPr>
+          <w:rStyle w:val="VerbatimChar"/>
+        </w:rPr>
+        <w:t xml:space="preserve">RemoteConfigSyncService</w:t>
+      </w:r>
+      <w:r>
+        <w:t xml:space="preserve">)</w:t>
+      </w:r>
+      <w:r>
+        <w:t xml:space="preserve"> </w:t>
+      </w:r>
+      <w:r>
+        <w:t xml:space="preserve">thay vì chia sẻ bộ nhớ trong-process như thiết kế ban đầu (ADR-01, nay đã bị</w:t>
+      </w:r>
+      <w:r>
+        <w:t xml:space="preserve"> </w:t>
+      </w:r>
+      <w:r>
+        <w:t xml:space="preserve">đảo ngược).</w:t>
+      </w:r>
+    </w:p>
+    <w:p>
+      <w:pPr>
         <w:pStyle w:val="SourceCode"/>
       </w:pPr>
       <w:r>
@@ -1027,7 +1203,7 @@
         <w:rPr>
           <w:rStyle w:val="VerbatimChar"/>
         </w:rPr>
-        <w:t xml:space="preserve">    subgraph EXT["Bên ngoài"]</w:t>
+        <w:t xml:space="preserve">    subgraph EXT["Ben ngoai"]</w:t>
       </w:r>
       <w:r>
         <w:br/>
@@ -1072,15 +1248,6 @@
         <w:rPr>
           <w:rStyle w:val="VerbatimChar"/>
         </w:rPr>
-        <w:t xml:space="preserve">        UPn[Upstream Service ...]</w:t>
-      </w:r>
-      <w:r>
-        <w:br/>
-      </w:r>
-      <w:r>
-        <w:rPr>
-          <w:rStyle w:val="VerbatimChar"/>
-        </w:rPr>
         <w:t xml:space="preserve">    end</w:t>
       </w:r>
       <w:r>
@@ -1093,7 +1260,7 @@
         <w:rPr>
           <w:rStyle w:val="VerbatimChar"/>
         </w:rPr>
-        <w:t xml:space="preserve">    subgraph GWM["Gateway Manager - 1 tien trinh JVM"]</w:t>
+        <w:t xml:space="preserve">    subgraph CP["CONTROL PLANE - 1 tien trinh, dung chung MOI doi&lt;br/&gt;SPRING_PROFILES_ACTIVE=control-plane"]</w:t>
       </w:r>
       <w:r>
         <w:br/>
@@ -1108,250 +1275,100 @@
         <w:br/>
       </w:r>
       <w:r>
-        <w:br/>
-      </w:r>
-      <w:r>
-        <w:rPr>
-          <w:rStyle w:val="VerbatimChar"/>
-        </w:rPr>
-        <w:t xml:space="preserve">        subgraph WEB["Tang giao dien"]</w:t>
-      </w:r>
-      <w:r>
-        <w:br/>
-      </w:r>
-      <w:r>
-        <w:rPr>
-          <w:rStyle w:val="VerbatimChar"/>
-        </w:rPr>
-        <w:t xml:space="preserve">            FE[Frontend Angular]</w:t>
-      </w:r>
-      <w:r>
-        <w:br/>
-      </w:r>
-      <w:r>
-        <w:rPr>
-          <w:rStyle w:val="VerbatimChar"/>
-        </w:rPr>
-        <w:t xml:space="preserve">        end</w:t>
-      </w:r>
-      <w:r>
-        <w:br/>
-      </w:r>
-      <w:r>
-        <w:br/>
-      </w:r>
-      <w:r>
-        <w:rPr>
-          <w:rStyle w:val="VerbatimChar"/>
-        </w:rPr>
-        <w:t xml:space="preserve">        subgraph CTRL["Control Plane"]</w:t>
-      </w:r>
-      <w:r>
-        <w:br/>
-      </w:r>
-      <w:r>
-        <w:rPr>
-          <w:rStyle w:val="VerbatimChar"/>
-        </w:rPr>
-        <w:t xml:space="preserve">            AUTH[ApiKeyAuthFilter]</w:t>
-      </w:r>
-      <w:r>
-        <w:br/>
-      </w:r>
-      <w:r>
-        <w:rPr>
-          <w:rStyle w:val="VerbatimChar"/>
-        </w:rPr>
-        <w:t xml:space="preserve">            EPCTRL[EndpointController]</w:t>
-      </w:r>
-      <w:r>
-        <w:br/>
-      </w:r>
-      <w:r>
-        <w:rPr>
-          <w:rStyle w:val="VerbatimChar"/>
-        </w:rPr>
-        <w:t xml:space="preserve">            UPCTRL[UpstreamController]</w:t>
-      </w:r>
-      <w:r>
-        <w:br/>
-      </w:r>
-      <w:r>
-        <w:rPr>
-          <w:rStyle w:val="VerbatimChar"/>
-        </w:rPr>
-        <w:t xml:space="preserve">            LOGCTRL[LogSearchController]</w:t>
-      </w:r>
-      <w:r>
-        <w:br/>
-      </w:r>
-      <w:r>
-        <w:rPr>
-          <w:rStyle w:val="VerbatimChar"/>
-        </w:rPr>
-        <w:t xml:space="preserve">            CFGCTRL[ConfigController]</w:t>
-      </w:r>
-      <w:r>
-        <w:br/>
-      </w:r>
-      <w:r>
-        <w:rPr>
-          <w:rStyle w:val="VerbatimChar"/>
-        </w:rPr>
-        <w:t xml:space="preserve">        end</w:t>
-      </w:r>
-      <w:r>
-        <w:br/>
-      </w:r>
-      <w:r>
-        <w:br/>
-      </w:r>
-      <w:r>
-        <w:rPr>
-          <w:rStyle w:val="VerbatimChar"/>
-        </w:rPr>
-        <w:t xml:space="preserve">        subgraph DATA["Data Plane"]</w:t>
-      </w:r>
-      <w:r>
-        <w:br/>
-      </w:r>
-      <w:r>
-        <w:rPr>
-          <w:rStyle w:val="VerbatimChar"/>
-        </w:rPr>
-        <w:t xml:space="preserve">            DISPATCH[DynamicDispatcherController]</w:t>
-      </w:r>
-      <w:r>
-        <w:br/>
-      </w:r>
-      <w:r>
-        <w:rPr>
-          <w:rStyle w:val="VerbatimChar"/>
-        </w:rPr>
-        <w:t xml:space="preserve">            RATELIMIT[RateLimitFilter]</w:t>
-      </w:r>
-      <w:r>
-        <w:br/>
-      </w:r>
-      <w:r>
-        <w:rPr>
-          <w:rStyle w:val="VerbatimChar"/>
-        </w:rPr>
-        <w:t xml:space="preserve">        end</w:t>
-      </w:r>
-      <w:r>
-        <w:br/>
-      </w:r>
-      <w:r>
-        <w:br/>
-      </w:r>
-      <w:r>
-        <w:rPr>
-          <w:rStyle w:val="VerbatimChar"/>
-        </w:rPr>
-        <w:t xml:space="preserve">        subgraph CORE["Loi nghiep vu dung chung"]</w:t>
-      </w:r>
-      <w:r>
-        <w:br/>
-      </w:r>
-      <w:r>
-        <w:rPr>
-          <w:rStyle w:val="VerbatimChar"/>
-        </w:rPr>
-        <w:t xml:space="preserve">            ENGINE[CompositeOrchestratorEngine]</w:t>
-      </w:r>
-      <w:r>
-        <w:br/>
-      </w:r>
-      <w:r>
-        <w:rPr>
-          <w:rStyle w:val="VerbatimChar"/>
-        </w:rPr>
-        <w:t xml:space="preserve">            EXEC[UpstreamHttpExecutor]</w:t>
-      </w:r>
-      <w:r>
-        <w:br/>
-      </w:r>
-      <w:r>
-        <w:rPr>
-          <w:rStyle w:val="VerbatimChar"/>
-        </w:rPr>
-        <w:t xml:space="preserve">            REG[EndpointRegistryCache /&lt;br/&gt;UpstreamRegistryCache&lt;br/&gt;- bo nho trong-process]</w:t>
-      </w:r>
-      <w:r>
-        <w:br/>
-      </w:r>
-      <w:r>
-        <w:rPr>
-          <w:rStyle w:val="VerbatimChar"/>
-        </w:rPr>
-        <w:t xml:space="preserve">            SVC[EndpointService /&lt;br/&gt;UpstreamServiceService /&lt;br/&gt;EndpointVersionService]</w:t>
-      </w:r>
-      <w:r>
-        <w:br/>
-      </w:r>
-      <w:r>
-        <w:rPr>
-          <w:rStyle w:val="VerbatimChar"/>
-        </w:rPr>
-        <w:t xml:space="preserve">        end</w:t>
-      </w:r>
-      <w:r>
-        <w:br/>
-      </w:r>
-      <w:r>
-        <w:br/>
-      </w:r>
-      <w:r>
-        <w:rPr>
-          <w:rStyle w:val="VerbatimChar"/>
-        </w:rPr>
-        <w:t xml:space="preserve">        subgraph CROSS["Cross-cutting"]</w:t>
-      </w:r>
-      <w:r>
-        <w:br/>
-      </w:r>
-      <w:r>
-        <w:rPr>
-          <w:rStyle w:val="VerbatimChar"/>
-        </w:rPr>
-        <w:t xml:space="preserve">            CACHE[GatewayCacheService]</w:t>
-      </w:r>
-      <w:r>
-        <w:br/>
-      </w:r>
-      <w:r>
-        <w:rPr>
-          <w:rStyle w:val="VerbatimChar"/>
-        </w:rPr>
-        <w:t xml:space="preserve">            AUDIT[AuditLogService - async]</w:t>
-      </w:r>
-      <w:r>
-        <w:br/>
-      </w:r>
-      <w:r>
-        <w:rPr>
-          <w:rStyle w:val="VerbatimChar"/>
-        </w:rPr>
-        <w:t xml:space="preserve">            RESIL[Resilience4j Registry&lt;br/&gt;Circuit Breaker / Retry / Bulkhead]</w:t>
-      </w:r>
-      <w:r>
-        <w:br/>
-      </w:r>
-      <w:r>
-        <w:rPr>
-          <w:rStyle w:val="VerbatimChar"/>
-        </w:rPr>
-        <w:t xml:space="preserve">            TRACE[TraceCollector&lt;br/&gt;- Thu ngay/Thu nhanh]</w:t>
-      </w:r>
-      <w:r>
-        <w:br/>
-      </w:r>
-      <w:r>
-        <w:rPr>
-          <w:rStyle w:val="VerbatimChar"/>
-        </w:rPr>
-        <w:t xml:space="preserve">        end</w:t>
+        <w:rPr>
+          <w:rStyle w:val="VerbatimChar"/>
+        </w:rPr>
+        <w:t xml:space="preserve">        FE[Frontend Angular]</w:t>
+      </w:r>
+      <w:r>
+        <w:br/>
+      </w:r>
+      <w:r>
+        <w:rPr>
+          <w:rStyle w:val="VerbatimChar"/>
+        </w:rPr>
+        <w:t xml:space="preserve">        AUTH_CP[ApiKeyAuthFilter&lt;br/&gt;platform-admin key + api_key tung doi]</w:t>
+      </w:r>
+      <w:r>
+        <w:br/>
+      </w:r>
+      <w:r>
+        <w:rPr>
+          <w:rStyle w:val="VerbatimChar"/>
+        </w:rPr>
+        <w:t xml:space="preserve">        EPCTRL[EndpointController]</w:t>
+      </w:r>
+      <w:r>
+        <w:br/>
+      </w:r>
+      <w:r>
+        <w:rPr>
+          <w:rStyle w:val="VerbatimChar"/>
+        </w:rPr>
+        <w:t xml:space="preserve">        UPCTRL[UpstreamServiceController]</w:t>
+      </w:r>
+      <w:r>
+        <w:br/>
+      </w:r>
+      <w:r>
+        <w:rPr>
+          <w:rStyle w:val="VerbatimChar"/>
+        </w:rPr>
+        <w:t xml:space="preserve">        TEAMCTRL[TeamController]</w:t>
+      </w:r>
+      <w:r>
+        <w:br/>
+      </w:r>
+      <w:r>
+        <w:rPr>
+          <w:rStyle w:val="VerbatimChar"/>
+        </w:rPr>
+        <w:t xml:space="preserve">        LOGCTRL[LogSearchController]</w:t>
+      </w:r>
+      <w:r>
+        <w:br/>
+      </w:r>
+      <w:r>
+        <w:rPr>
+          <w:rStyle w:val="VerbatimChar"/>
+        </w:rPr>
+        <w:t xml:space="preserve">        CFGCTRL[ConfigController&lt;br/&gt;GET /api/config/export]</w:t>
+      </w:r>
+      <w:r>
+        <w:br/>
+      </w:r>
+      <w:r>
+        <w:rPr>
+          <w:rStyle w:val="VerbatimChar"/>
+        </w:rPr>
+        <w:t xml:space="preserve">        SVC[EndpointService / UpstreamServiceService /&lt;br/&gt;TeamService / EndpointVersionService]</w:t>
+      </w:r>
+      <w:r>
+        <w:br/>
+      </w:r>
+      <w:r>
+        <w:rPr>
+          <w:rStyle w:val="VerbatimChar"/>
+        </w:rPr>
+        <w:t xml:space="preserve">        UREG_CP[UpstreamRegistryCache&lt;br/&gt;- TAT CA doi, phuc vu Thu ngay/Thu nhanh]</w:t>
+      </w:r>
+      <w:r>
+        <w:br/>
+      </w:r>
+      <w:r>
+        <w:rPr>
+          <w:rStyle w:val="VerbatimChar"/>
+        </w:rPr>
+        <w:t xml:space="preserve">        TRY[EndpointTryService&lt;br/&gt;- Thu ngay/Thu nhanh]</w:t>
+      </w:r>
+      <w:r>
+        <w:br/>
+      </w:r>
+      <w:r>
+        <w:rPr>
+          <w:rStyle w:val="VerbatimChar"/>
+        </w:rPr>
+        <w:t xml:space="preserve">        CTX[CurrentTeamContext&lt;br/&gt;ThreadLocal - cach ly du lieu theo doi]</w:t>
       </w:r>
       <w:r>
         <w:br/>
@@ -1372,43 +1389,52 @@
         <w:rPr>
           <w:rStyle w:val="VerbatimChar"/>
         </w:rPr>
-        <w:t xml:space="preserve">    subgraph INFRA["Ha tang phu tro (theo tung doi)"]</w:t>
-      </w:r>
-      <w:r>
-        <w:br/>
-      </w:r>
-      <w:r>
-        <w:rPr>
-          <w:rStyle w:val="VerbatimChar"/>
-        </w:rPr>
-        <w:t xml:space="preserve">        ORACLE[(Oracle)]</w:t>
-      </w:r>
-      <w:r>
-        <w:br/>
-      </w:r>
-      <w:r>
-        <w:rPr>
-          <w:rStyle w:val="VerbatimChar"/>
-        </w:rPr>
-        <w:t xml:space="preserve">        REDIS[(Redis)]</w:t>
-      </w:r>
-      <w:r>
-        <w:br/>
-      </w:r>
-      <w:r>
-        <w:rPr>
-          <w:rStyle w:val="VerbatimChar"/>
-        </w:rPr>
-        <w:t xml:space="preserve">        ES[(Elasticsearch)]</w:t>
-      </w:r>
-      <w:r>
-        <w:br/>
-      </w:r>
-      <w:r>
-        <w:rPr>
-          <w:rStyle w:val="VerbatimChar"/>
-        </w:rPr>
-        <w:t xml:space="preserve">        APM[Elastic APM Server]</w:t>
+        <w:t xml:space="preserve">    subgraph DP["DATA PLANE - 1 tien trinh RIENG cho MOI doi&lt;br/&gt;SPRING_PROFILES_ACTIVE=data-plane"]</w:t>
+      </w:r>
+      <w:r>
+        <w:br/>
+      </w:r>
+      <w:r>
+        <w:rPr>
+          <w:rStyle w:val="VerbatimChar"/>
+        </w:rPr>
+        <w:t xml:space="preserve">        direction TB</w:t>
+      </w:r>
+      <w:r>
+        <w:br/>
+      </w:r>
+      <w:r>
+        <w:rPr>
+          <w:rStyle w:val="VerbatimChar"/>
+        </w:rPr>
+        <w:t xml:space="preserve">        DISPATCH[DynamicDispatcherController]</w:t>
+      </w:r>
+      <w:r>
+        <w:br/>
+      </w:r>
+      <w:r>
+        <w:rPr>
+          <w:rStyle w:val="VerbatimChar"/>
+        </w:rPr>
+        <w:t xml:space="preserve">        RATELIMIT[RateLimitFilter]</w:t>
+      </w:r>
+      <w:r>
+        <w:br/>
+      </w:r>
+      <w:r>
+        <w:rPr>
+          <w:rStyle w:val="VerbatimChar"/>
+        </w:rPr>
+        <w:t xml:space="preserve">        SYNC[RemoteConfigSyncService&lt;br/&gt;- poll dinh ky, fail-open]</w:t>
+      </w:r>
+      <w:r>
+        <w:br/>
+      </w:r>
+      <w:r>
+        <w:rPr>
+          <w:rStyle w:val="VerbatimChar"/>
+        </w:rPr>
+        <w:t xml:space="preserve">        EREG_DP[EndpointRegistryCache /&lt;br/&gt;UpstreamRegistryCache&lt;br/&gt;- CHI doi nay]</w:t>
       </w:r>
       <w:r>
         <w:br/>
@@ -1429,34 +1455,184 @@
         <w:rPr>
           <w:rStyle w:val="VerbatimChar"/>
         </w:rPr>
-        <w:t xml:space="preserve">    USER --&gt; FE --&gt; AUTH</w:t>
-      </w:r>
-      <w:r>
-        <w:br/>
-      </w:r>
-      <w:r>
-        <w:rPr>
-          <w:rStyle w:val="VerbatimChar"/>
-        </w:rPr>
-        <w:t xml:space="preserve">    AUTH --&gt; EPCTRL &amp; UPCTRL &amp; LOGCTRL &amp; CFGCTRL</w:t>
-      </w:r>
-      <w:r>
-        <w:br/>
-      </w:r>
-      <w:r>
-        <w:rPr>
-          <w:rStyle w:val="VerbatimChar"/>
-        </w:rPr>
-        <w:t xml:space="preserve">    EPCTRL &amp; UPCTRL --&gt; SVC --&gt; ORACLE</w:t>
-      </w:r>
-      <w:r>
-        <w:br/>
-      </w:r>
-      <w:r>
-        <w:rPr>
-          <w:rStyle w:val="VerbatimChar"/>
-        </w:rPr>
-        <w:t xml:space="preserve">    EPCTRL &amp; UPCTRL --&gt; REG</w:t>
+        <w:t xml:space="preserve">    subgraph CORE["Dung chung CA 2 tien trinh (khong @Profile)"]</w:t>
+      </w:r>
+      <w:r>
+        <w:br/>
+      </w:r>
+      <w:r>
+        <w:rPr>
+          <w:rStyle w:val="VerbatimChar"/>
+        </w:rPr>
+        <w:t xml:space="preserve">        ENGINE[CompositeOrchestratorEngine]</w:t>
+      </w:r>
+      <w:r>
+        <w:br/>
+      </w:r>
+      <w:r>
+        <w:rPr>
+          <w:rStyle w:val="VerbatimChar"/>
+        </w:rPr>
+        <w:t xml:space="preserve">        EXEC[UpstreamHttpExecutor]</w:t>
+      </w:r>
+      <w:r>
+        <w:br/>
+      </w:r>
+      <w:r>
+        <w:rPr>
+          <w:rStyle w:val="VerbatimChar"/>
+        </w:rPr>
+        <w:t xml:space="preserve">        CACHE[GatewayCacheService]</w:t>
+      </w:r>
+      <w:r>
+        <w:br/>
+      </w:r>
+      <w:r>
+        <w:rPr>
+          <w:rStyle w:val="VerbatimChar"/>
+        </w:rPr>
+        <w:t xml:space="preserve">        AUDIT[AuditLogService - async]</w:t>
+      </w:r>
+      <w:r>
+        <w:br/>
+      </w:r>
+      <w:r>
+        <w:rPr>
+          <w:rStyle w:val="VerbatimChar"/>
+        </w:rPr>
+        <w:t xml:space="preserve">        RESIL[Resilience4j Registry]</w:t>
+      </w:r>
+      <w:r>
+        <w:br/>
+      </w:r>
+      <w:r>
+        <w:rPr>
+          <w:rStyle w:val="VerbatimChar"/>
+        </w:rPr>
+        <w:t xml:space="preserve">    end</w:t>
+      </w:r>
+      <w:r>
+        <w:br/>
+      </w:r>
+      <w:r>
+        <w:br/>
+      </w:r>
+      <w:r>
+        <w:rPr>
+          <w:rStyle w:val="VerbatimChar"/>
+        </w:rPr>
+        <w:t xml:space="preserve">    subgraph INFRA_CP["Ha tang Control Plane (trung tam)"]</w:t>
+      </w:r>
+      <w:r>
+        <w:br/>
+      </w:r>
+      <w:r>
+        <w:rPr>
+          <w:rStyle w:val="VerbatimChar"/>
+        </w:rPr>
+        <w:t xml:space="preserve">        ORACLE[(Oracle - dung chung,&lt;br/&gt;cach ly qua cot team_code)]</w:t>
+      </w:r>
+      <w:r>
+        <w:br/>
+      </w:r>
+      <w:r>
+        <w:rPr>
+          <w:rStyle w:val="VerbatimChar"/>
+        </w:rPr>
+        <w:t xml:space="preserve">    end</w:t>
+      </w:r>
+      <w:r>
+        <w:br/>
+      </w:r>
+      <w:r>
+        <w:rPr>
+          <w:rStyle w:val="VerbatimChar"/>
+        </w:rPr>
+        <w:t xml:space="preserve">    subgraph INFRA_DP["Ha tang Data Plane (rieng tung doi)"]</w:t>
+      </w:r>
+      <w:r>
+        <w:br/>
+      </w:r>
+      <w:r>
+        <w:rPr>
+          <w:rStyle w:val="VerbatimChar"/>
+        </w:rPr>
+        <w:t xml:space="preserve">        REDIS[(Redis cua doi)]</w:t>
+      </w:r>
+      <w:r>
+        <w:br/>
+      </w:r>
+      <w:r>
+        <w:rPr>
+          <w:rStyle w:val="VerbatimChar"/>
+        </w:rPr>
+        <w:t xml:space="preserve">        ES[(Elasticsearch cua doi, tuy chon)]</w:t>
+      </w:r>
+      <w:r>
+        <w:br/>
+      </w:r>
+      <w:r>
+        <w:rPr>
+          <w:rStyle w:val="VerbatimChar"/>
+        </w:rPr>
+        <w:t xml:space="preserve">    end</w:t>
+      </w:r>
+      <w:r>
+        <w:br/>
+      </w:r>
+      <w:r>
+        <w:br/>
+      </w:r>
+      <w:r>
+        <w:rPr>
+          <w:rStyle w:val="VerbatimChar"/>
+        </w:rPr>
+        <w:t xml:space="preserve">    USER --&gt; FE --&gt; AUTH_CP</w:t>
+      </w:r>
+      <w:r>
+        <w:br/>
+      </w:r>
+      <w:r>
+        <w:rPr>
+          <w:rStyle w:val="VerbatimChar"/>
+        </w:rPr>
+        <w:t xml:space="preserve">    AUTH_CP --&gt; EPCTRL &amp; UPCTRL &amp; TEAMCTRL &amp; LOGCTRL &amp; CFGCTRL</w:t>
+      </w:r>
+      <w:r>
+        <w:br/>
+      </w:r>
+      <w:r>
+        <w:rPr>
+          <w:rStyle w:val="VerbatimChar"/>
+        </w:rPr>
+        <w:t xml:space="preserve">    AUTH_CP -.-&gt;|set theo api_key| CTX</w:t>
+      </w:r>
+      <w:r>
+        <w:br/>
+      </w:r>
+      <w:r>
+        <w:rPr>
+          <w:rStyle w:val="VerbatimChar"/>
+        </w:rPr>
+        <w:t xml:space="preserve">    EPCTRL &amp; UPCTRL &amp; TEAMCTRL --&gt; SVC --&gt; ORACLE</w:t>
+      </w:r>
+      <w:r>
+        <w:br/>
+      </w:r>
+      <w:r>
+        <w:rPr>
+          <w:rStyle w:val="VerbatimChar"/>
+        </w:rPr>
+        <w:t xml:space="preserve">    SVC -.-&gt;|loc theo| CTX</w:t>
+      </w:r>
+      <w:r>
+        <w:br/>
+      </w:r>
+      <w:r>
+        <w:rPr>
+          <w:rStyle w:val="VerbatimChar"/>
+        </w:rPr>
+        <w:t xml:space="preserve">    UPCTRL --&gt; UREG_CP --&gt; ORACLE</w:t>
       </w:r>
       <w:r>
         <w:br/>
@@ -1471,6 +1647,15 @@
         <w:br/>
       </w:r>
       <w:r>
+        <w:rPr>
+          <w:rStyle w:val="VerbatimChar"/>
+        </w:rPr>
+        <w:t xml:space="preserve">    EPCTRL --&gt; TRY --&gt; ENGINE</w:t>
+      </w:r>
+      <w:r>
+        <w:br/>
+      </w:r>
+      <w:r>
         <w:br/>
       </w:r>
       <w:r>
@@ -1486,7 +1671,7 @@
         <w:rPr>
           <w:rStyle w:val="VerbatimChar"/>
         </w:rPr>
-        <w:t xml:space="preserve">    DISPATCH --&gt; REG</w:t>
+        <w:t xml:space="preserve">    DISPATCH --&gt; EREG_DP</w:t>
       </w:r>
       <w:r>
         <w:br/>
@@ -1504,6 +1689,24 @@
         <w:rPr>
           <w:rStyle w:val="VerbatimChar"/>
         </w:rPr>
+        <w:t xml:space="preserve">    SYNC --&gt;|"GET /api/config/export&lt;br/&gt;(api_key cua doi)"| CFGCTRL</w:t>
+      </w:r>
+      <w:r>
+        <w:br/>
+      </w:r>
+      <w:r>
+        <w:rPr>
+          <w:rStyle w:val="VerbatimChar"/>
+        </w:rPr>
+        <w:t xml:space="preserve">    SYNC --&gt; EREG_DP</w:t>
+      </w:r>
+      <w:r>
+        <w:br/>
+      </w:r>
+      <w:r>
+        <w:rPr>
+          <w:rStyle w:val="VerbatimChar"/>
+        </w:rPr>
         <w:t xml:space="preserve">    ENGINE --&gt; EXEC</w:t>
       </w:r>
       <w:r>
@@ -1531,7 +1734,7 @@
         <w:rPr>
           <w:rStyle w:val="VerbatimChar"/>
         </w:rPr>
-        <w:t xml:space="preserve">    EXEC --&gt; UP1 &amp; UP2 &amp; UPn</w:t>
+        <w:t xml:space="preserve">    EXEC --&gt; UP1 &amp; UP2</w:t>
       </w:r>
       <w:r>
         <w:br/>
@@ -1549,28 +1752,7 @@
         <w:rPr>
           <w:rStyle w:val="VerbatimChar"/>
         </w:rPr>
-        <w:t xml:space="preserve">    EXEC --&gt; TRACE</w:t>
-      </w:r>
-      <w:r>
-        <w:br/>
-      </w:r>
-      <w:r>
-        <w:rPr>
-          <w:rStyle w:val="VerbatimChar"/>
-        </w:rPr>
         <w:t xml:space="preserve">    RATELIMIT --&gt; REDIS</w:t>
-      </w:r>
-      <w:r>
-        <w:br/>
-      </w:r>
-      <w:r>
-        <w:br/>
-      </w:r>
-      <w:r>
-        <w:rPr>
-          <w:rStyle w:val="VerbatimChar"/>
-        </w:rPr>
-        <w:t xml:space="preserve">    GWM -.-&gt;|APM agent| APM</w:t>
       </w:r>
     </w:p>
     <w:bookmarkEnd w:id="16"/>
@@ -1581,6 +1763,2541 @@
       </w:pPr>
       <w:r>
         <w:t xml:space="preserve">4.2. Trách nhiệm từng thành phần</w:t>
+      </w:r>
+    </w:p>
+    <w:tbl>
+      <w:tblPr>
+        <w:tblStyle w:val="Table"/>
+        <w:tblW w:type="pct" w:w="5000"/>
+        <w:tblLayout w:type="fixed"/>
+        <w:tblLook w:firstRow="1" w:lastRow="0" w:firstColumn="0" w:lastColumn="0" w:noHBand="0" w:noVBand="0" w:val="0020"/>
+      </w:tblPr>
+      <w:tblGrid>
+        <w:gridCol w:w="1980"/>
+        <w:gridCol w:w="1980"/>
+        <w:gridCol w:w="1980"/>
+        <w:gridCol w:w="1980"/>
+      </w:tblGrid>
+      <w:tr>
+        <w:trPr>
+          <w:tblHeader w:val="on"/>
+        </w:trPr>
+        <w:tc>
+          <w:tcPr/>
+          <w:p>
+            <w:pPr>
+              <w:pStyle w:val="Compact"/>
+            </w:pPr>
+            <w:r>
+              <w:t xml:space="preserve">Thành phần</w:t>
+            </w:r>
+          </w:p>
+        </w:tc>
+        <w:tc>
+          <w:tcPr/>
+          <w:p>
+            <w:pPr>
+              <w:pStyle w:val="Compact"/>
+            </w:pPr>
+            <w:r>
+              <w:t xml:space="preserve">Chạy ở</w:t>
+            </w:r>
+          </w:p>
+        </w:tc>
+        <w:tc>
+          <w:tcPr/>
+          <w:p>
+            <w:pPr>
+              <w:pStyle w:val="Compact"/>
+            </w:pPr>
+            <w:r>
+              <w:t xml:space="preserve">Trách nhiệm</w:t>
+            </w:r>
+          </w:p>
+        </w:tc>
+        <w:tc>
+          <w:tcPr/>
+          <w:p>
+            <w:pPr>
+              <w:pStyle w:val="Compact"/>
+            </w:pPr>
+            <w:r>
+              <w:t xml:space="preserve">Ranh giới KHÔNG đảm nhiệm</w:t>
+            </w:r>
+          </w:p>
+        </w:tc>
+      </w:tr>
+      <w:tr>
+        <w:tc>
+          <w:tcPr/>
+          <w:p>
+            <w:pPr>
+              <w:pStyle w:val="Compact"/>
+            </w:pPr>
+            <w:r>
+              <w:rPr>
+                <w:rStyle w:val="VerbatimChar"/>
+                <w:b/>
+                <w:bCs/>
+              </w:rPr>
+              <w:t xml:space="preserve">*Controller</w:t>
+            </w:r>
+            <w:r>
+              <w:rPr>
+                <w:b/>
+                <w:bCs/>
+              </w:rPr>
+              <w:t xml:space="preserve"> </w:t>
+            </w:r>
+            <w:r>
+              <w:rPr>
+                <w:b/>
+                <w:bCs/>
+              </w:rPr>
+              <w:t xml:space="preserve">dưới</w:t>
+            </w:r>
+            <w:r>
+              <w:rPr>
+                <w:b/>
+                <w:bCs/>
+              </w:rPr>
+              <w:t xml:space="preserve"> </w:t>
+            </w:r>
+            <w:r>
+              <w:rPr>
+                <w:rStyle w:val="VerbatimChar"/>
+                <w:b/>
+                <w:bCs/>
+              </w:rPr>
+              <w:t xml:space="preserve">/api/**</w:t>
+            </w:r>
+          </w:p>
+        </w:tc>
+        <w:tc>
+          <w:tcPr/>
+          <w:p>
+            <w:pPr>
+              <w:pStyle w:val="Compact"/>
+            </w:pPr>
+            <w:r>
+              <w:t xml:space="preserve">Control Plane</w:t>
+            </w:r>
+          </w:p>
+        </w:tc>
+        <w:tc>
+          <w:tcPr/>
+          <w:p>
+            <w:pPr>
+              <w:pStyle w:val="Compact"/>
+            </w:pPr>
+            <w:r>
+              <w:t xml:space="preserve">CRUD cấu hình, quản lý đội, tra cứu log, xuất/nhập cấu hình, xem trước</w:t>
+            </w:r>
+          </w:p>
+        </w:tc>
+        <w:tc>
+          <w:tcPr/>
+          <w:p>
+            <w:pPr>
+              <w:pStyle w:val="Compact"/>
+            </w:pPr>
+            <w:r>
+              <w:t xml:space="preserve">KHÔNG xử lý traffic nghiệp vụ thật của client</w:t>
+            </w:r>
+          </w:p>
+        </w:tc>
+      </w:tr>
+      <w:tr>
+        <w:tc>
+          <w:tcPr/>
+          <w:p>
+            <w:pPr>
+              <w:pStyle w:val="Compact"/>
+            </w:pPr>
+            <w:r>
+              <w:rPr>
+                <w:rStyle w:val="VerbatimChar"/>
+                <w:b/>
+                <w:bCs/>
+              </w:rPr>
+              <w:t xml:space="preserve">TeamController</w:t>
+            </w:r>
+            <w:r>
+              <w:rPr>
+                <w:b/>
+                <w:bCs/>
+              </w:rPr>
+              <w:t xml:space="preserve">/</w:t>
+            </w:r>
+            <w:r>
+              <w:rPr>
+                <w:rStyle w:val="VerbatimChar"/>
+                <w:b/>
+                <w:bCs/>
+              </w:rPr>
+              <w:t xml:space="preserve">TeamService</w:t>
+            </w:r>
+          </w:p>
+        </w:tc>
+        <w:tc>
+          <w:tcPr/>
+          <w:p>
+            <w:pPr>
+              <w:pStyle w:val="Compact"/>
+            </w:pPr>
+            <w:r>
+              <w:t xml:space="preserve">Control Plane</w:t>
+            </w:r>
+          </w:p>
+        </w:tc>
+        <w:tc>
+          <w:tcPr/>
+          <w:p>
+            <w:pPr>
+              <w:pStyle w:val="Compact"/>
+            </w:pPr>
+            <w:r>
+              <w:t xml:space="preserve">CRUD bảng</w:t>
+            </w:r>
+            <w:r>
+              <w:t xml:space="preserve"> </w:t>
+            </w:r>
+            <w:r>
+              <w:rPr>
+                <w:rStyle w:val="VerbatimChar"/>
+              </w:rPr>
+              <w:t xml:space="preserve">gwm_team</w:t>
+            </w:r>
+            <w:r>
+              <w:t xml:space="preserve">, sinh</w:t>
+            </w:r>
+            <w:r>
+              <w:t xml:space="preserve"> </w:t>
+            </w:r>
+            <w:r>
+              <w:rPr>
+                <w:rStyle w:val="VerbatimChar"/>
+              </w:rPr>
+              <w:t xml:space="preserve">api_key</w:t>
+            </w:r>
+            <w:r>
+              <w:t xml:space="preserve"> </w:t>
+            </w:r>
+            <w:r>
+              <w:t xml:space="preserve">ngẫu nhiên cho từng đội</w:t>
+            </w:r>
+          </w:p>
+        </w:tc>
+        <w:tc>
+          <w:tcPr/>
+          <w:p>
+            <w:pPr>
+              <w:pStyle w:val="Compact"/>
+            </w:pPr>
+            <w:r>
+              <w:t xml:space="preserve">KHÔNG nằm dưới</w:t>
+            </w:r>
+            <w:r>
+              <w:t xml:space="preserve"> </w:t>
+            </w:r>
+            <w:r>
+              <w:rPr>
+                <w:rStyle w:val="VerbatimChar"/>
+              </w:rPr>
+              <w:t xml:space="preserve">CurrentTeamContext</w:t>
+            </w:r>
+            <w:r>
+              <w:t xml:space="preserve"> </w:t>
+            </w:r>
+            <w:r>
+              <w:t xml:space="preserve">(không thuộc phạm vi 1 đội cụ thể)</w:t>
+            </w:r>
+          </w:p>
+        </w:tc>
+      </w:tr>
+      <w:tr>
+        <w:tc>
+          <w:tcPr/>
+          <w:p>
+            <w:pPr>
+              <w:pStyle w:val="Compact"/>
+            </w:pPr>
+            <w:r>
+              <w:rPr>
+                <w:rStyle w:val="VerbatimChar"/>
+                <w:b/>
+                <w:bCs/>
+              </w:rPr>
+              <w:t xml:space="preserve">CurrentTeamContext</w:t>
+            </w:r>
+          </w:p>
+        </w:tc>
+        <w:tc>
+          <w:tcPr/>
+          <w:p>
+            <w:pPr>
+              <w:pStyle w:val="Compact"/>
+            </w:pPr>
+            <w:r>
+              <w:t xml:space="preserve">Control Plane</w:t>
+            </w:r>
+          </w:p>
+        </w:tc>
+        <w:tc>
+          <w:tcPr/>
+          <w:p>
+            <w:pPr>
+              <w:pStyle w:val="Compact"/>
+            </w:pPr>
+            <w:r>
+              <w:t xml:space="preserve">ThreadLocal mang</w:t>
+            </w:r>
+            <w:r>
+              <w:t xml:space="preserve"> </w:t>
+            </w:r>
+            <w:r>
+              <w:rPr>
+                <w:rStyle w:val="VerbatimChar"/>
+              </w:rPr>
+              <w:t xml:space="preserve">team_code</w:t>
+            </w:r>
+            <w:r>
+              <w:t xml:space="preserve"> </w:t>
+            </w:r>
+            <w:r>
+              <w:t xml:space="preserve">xuyên suốt 1 request — mọi query/ghi CRUD tự lọc theo giá trị này</w:t>
+            </w:r>
+          </w:p>
+        </w:tc>
+        <w:tc>
+          <w:tcPr/>
+          <w:p>
+            <w:pPr>
+              <w:pStyle w:val="Compact"/>
+            </w:pPr>
+            <w:r>
+              <w:t xml:space="preserve">KHÔNG tồn tại ở Data Plane (không cần — mỗi tiến trình Data Plane vốn chỉ phục vụ 1 đội)</w:t>
+            </w:r>
+          </w:p>
+        </w:tc>
+      </w:tr>
+      <w:tr>
+        <w:tc>
+          <w:tcPr/>
+          <w:p>
+            <w:pPr>
+              <w:pStyle w:val="Compact"/>
+            </w:pPr>
+            <w:r>
+              <w:rPr>
+                <w:rStyle w:val="VerbatimChar"/>
+                <w:b/>
+                <w:bCs/>
+              </w:rPr>
+              <w:t xml:space="preserve">DynamicDispatcherController</w:t>
+            </w:r>
+          </w:p>
+        </w:tc>
+        <w:tc>
+          <w:tcPr/>
+          <w:p>
+            <w:pPr>
+              <w:pStyle w:val="Compact"/>
+            </w:pPr>
+            <w:r>
+              <w:t xml:space="preserve">Data Plane</w:t>
+            </w:r>
+          </w:p>
+        </w:tc>
+        <w:tc>
+          <w:tcPr/>
+          <w:p>
+            <w:pPr>
+              <w:pStyle w:val="Compact"/>
+            </w:pPr>
+            <w:r>
+              <w:t xml:space="preserve">Nhận request client, khớp Endpoint, uỷ quyền cho engine, ghi audit</w:t>
+            </w:r>
+          </w:p>
+        </w:tc>
+        <w:tc>
+          <w:tcPr/>
+          <w:p>
+            <w:pPr>
+              <w:pStyle w:val="Compact"/>
+            </w:pPr>
+            <w:r>
+              <w:t xml:space="preserve">KHÔNG chứa logic điều phối chi tiết (uỷ quyền hết cho</w:t>
+            </w:r>
+            <w:r>
+              <w:t xml:space="preserve"> </w:t>
+            </w:r>
+            <w:r>
+              <w:rPr>
+                <w:rStyle w:val="VerbatimChar"/>
+              </w:rPr>
+              <w:t xml:space="preserve">CompositeOrchestratorEngine</w:t>
+            </w:r>
+            <w:r>
+              <w:t xml:space="preserve">)</w:t>
+            </w:r>
+          </w:p>
+        </w:tc>
+      </w:tr>
+      <w:tr>
+        <w:tc>
+          <w:tcPr/>
+          <w:p>
+            <w:pPr>
+              <w:pStyle w:val="Compact"/>
+            </w:pPr>
+            <w:r>
+              <w:rPr>
+                <w:rStyle w:val="VerbatimChar"/>
+                <w:b/>
+                <w:bCs/>
+              </w:rPr>
+              <w:t xml:space="preserve">RemoteConfigSyncService</w:t>
+            </w:r>
+          </w:p>
+        </w:tc>
+        <w:tc>
+          <w:tcPr/>
+          <w:p>
+            <w:pPr>
+              <w:pStyle w:val="Compact"/>
+            </w:pPr>
+            <w:r>
+              <w:t xml:space="preserve">Data Plane</w:t>
+            </w:r>
+          </w:p>
+        </w:tc>
+        <w:tc>
+          <w:tcPr/>
+          <w:p>
+            <w:pPr>
+              <w:pStyle w:val="Compact"/>
+            </w:pPr>
+            <w:r>
+              <w:t xml:space="preserve">Poll định kỳ</w:t>
+            </w:r>
+            <w:r>
+              <w:t xml:space="preserve"> </w:t>
+            </w:r>
+            <w:r>
+              <w:rPr>
+                <w:rStyle w:val="VerbatimChar"/>
+              </w:rPr>
+              <w:t xml:space="preserve">GET /api/config/export</w:t>
+            </w:r>
+            <w:r>
+              <w:t xml:space="preserve"> </w:t>
+            </w:r>
+            <w:r>
+              <w:t xml:space="preserve">(bằng</w:t>
+            </w:r>
+            <w:r>
+              <w:t xml:space="preserve"> </w:t>
+            </w:r>
+            <w:r>
+              <w:rPr>
+                <w:rStyle w:val="VerbatimChar"/>
+              </w:rPr>
+              <w:t xml:space="preserve">api_key</w:t>
+            </w:r>
+            <w:r>
+              <w:t xml:space="preserve"> </w:t>
+            </w:r>
+            <w:r>
+              <w:t xml:space="preserve">của chính đội), nạp kết quả vào</w:t>
+            </w:r>
+            <w:r>
+              <w:t xml:space="preserve"> </w:t>
+            </w:r>
+            <w:r>
+              <w:rPr>
+                <w:rStyle w:val="VerbatimChar"/>
+              </w:rPr>
+              <w:t xml:space="preserve">EndpointRegistryCache</w:t>
+            </w:r>
+            <w:r>
+              <w:t xml:space="preserve">/</w:t>
+            </w:r>
+            <w:r>
+              <w:rPr>
+                <w:rStyle w:val="VerbatimChar"/>
+              </w:rPr>
+              <w:t xml:space="preserve">UpstreamRegistryCache</w:t>
+            </w:r>
+            <w:r>
+              <w:t xml:space="preserve">, fail-open khi lỗi</w:t>
+            </w:r>
+          </w:p>
+        </w:tc>
+        <w:tc>
+          <w:tcPr/>
+          <w:p>
+            <w:pPr>
+              <w:pStyle w:val="Compact"/>
+            </w:pPr>
+            <w:r>
+              <w:t xml:space="preserve">KHÔNG kết nối Oracle, KHÔNG ghi gì lên Control Plane (chỉ đọc)</w:t>
+            </w:r>
+          </w:p>
+        </w:tc>
+      </w:tr>
+      <w:tr>
+        <w:tc>
+          <w:tcPr/>
+          <w:p>
+            <w:pPr>
+              <w:pStyle w:val="Compact"/>
+            </w:pPr>
+            <w:r>
+              <w:rPr>
+                <w:rStyle w:val="VerbatimChar"/>
+                <w:b/>
+                <w:bCs/>
+              </w:rPr>
+              <w:t xml:space="preserve">CompositeOrchestratorEngine</w:t>
+            </w:r>
+          </w:p>
+        </w:tc>
+        <w:tc>
+          <w:tcPr/>
+          <w:p>
+            <w:pPr>
+              <w:pStyle w:val="Compact"/>
+            </w:pPr>
+            <w:r>
+              <w:t xml:space="preserve">Cả 2 (không</w:t>
+            </w:r>
+            <w:r>
+              <w:t xml:space="preserve"> </w:t>
+            </w:r>
+            <w:r>
+              <w:rPr>
+                <w:rStyle w:val="VerbatimChar"/>
+              </w:rPr>
+              <w:t xml:space="preserve">@Profile</w:t>
+            </w:r>
+            <w:r>
+              <w:t xml:space="preserve">)</w:t>
+            </w:r>
+          </w:p>
+        </w:tc>
+        <w:tc>
+          <w:tcPr/>
+          <w:p>
+            <w:pPr>
+              <w:pStyle w:val="Compact"/>
+            </w:pPr>
+            <w:r>
+              <w:t xml:space="preserve">Điều phối thứ tự thực thi step, ánh xạ dữ liệu, gộp response — dùng chung cho traffic thật (Data Plane) VÀ</w:t>
+            </w:r>
+            <w:r>
+              <w:t xml:space="preserve"> </w:t>
+            </w:r>
+            <w:r>
+              <w:t xml:space="preserve">“Thử ngay”</w:t>
+            </w:r>
+            <w:r>
+              <w:t xml:space="preserve">/</w:t>
+            </w:r>
+            <w:r>
+              <w:t xml:space="preserve">“Thử nhanh”</w:t>
+            </w:r>
+            <w:r>
+              <w:t xml:space="preserve"> </w:t>
+            </w:r>
+            <w:r>
+              <w:t xml:space="preserve">(Control Plane)</w:t>
+            </w:r>
+          </w:p>
+        </w:tc>
+        <w:tc>
+          <w:tcPr/>
+          <w:p>
+            <w:pPr>
+              <w:pStyle w:val="Compact"/>
+            </w:pPr>
+            <w:r>
+              <w:t xml:space="preserve">KHÔNG tự thực hiện lệnh gọi HTTP (uỷ quyền</w:t>
+            </w:r>
+            <w:r>
+              <w:t xml:space="preserve"> </w:t>
+            </w:r>
+            <w:r>
+              <w:rPr>
+                <w:rStyle w:val="VerbatimChar"/>
+              </w:rPr>
+              <w:t xml:space="preserve">UpstreamHttpExecutor</w:t>
+            </w:r>
+            <w:r>
+              <w:t xml:space="preserve">)</w:t>
+            </w:r>
+          </w:p>
+        </w:tc>
+      </w:tr>
+      <w:tr>
+        <w:tc>
+          <w:tcPr/>
+          <w:p>
+            <w:pPr>
+              <w:pStyle w:val="Compact"/>
+            </w:pPr>
+            <w:r>
+              <w:rPr>
+                <w:rStyle w:val="VerbatimChar"/>
+                <w:b/>
+                <w:bCs/>
+              </w:rPr>
+              <w:t xml:space="preserve">UpstreamHttpExecutor</w:t>
+            </w:r>
+          </w:p>
+        </w:tc>
+        <w:tc>
+          <w:tcPr/>
+          <w:p>
+            <w:pPr>
+              <w:pStyle w:val="Compact"/>
+            </w:pPr>
+            <w:r>
+              <w:t xml:space="preserve">Cả 2</w:t>
+            </w:r>
+          </w:p>
+        </w:tc>
+        <w:tc>
+          <w:tcPr/>
+          <w:p>
+            <w:pPr>
+              <w:pStyle w:val="Compact"/>
+            </w:pPr>
+            <w:r>
+              <w:t xml:space="preserve">Thực hiện 1 lệnh gọi HTTP cụ thể, bọc cache/circuit-breaker/retry/bulkhead/audit</w:t>
+            </w:r>
+          </w:p>
+        </w:tc>
+        <w:tc>
+          <w:tcPr/>
+          <w:p>
+            <w:pPr>
+              <w:pStyle w:val="Compact"/>
+            </w:pPr>
+            <w:r>
+              <w:t xml:space="preserve">KHÔNG biết gì về thứ tự/logic tổng thể của cả chuỗi Endpoint</w:t>
+            </w:r>
+          </w:p>
+        </w:tc>
+      </w:tr>
+      <w:tr>
+        <w:tc>
+          <w:tcPr/>
+          <w:p>
+            <w:pPr>
+              <w:pStyle w:val="Compact"/>
+            </w:pPr>
+            <w:r>
+              <w:rPr>
+                <w:rStyle w:val="VerbatimChar"/>
+                <w:b/>
+                <w:bCs/>
+              </w:rPr>
+              <w:t xml:space="preserve">EndpointRegistryCache</w:t>
+            </w:r>
+          </w:p>
+        </w:tc>
+        <w:tc>
+          <w:tcPr/>
+          <w:p>
+            <w:pPr>
+              <w:pStyle w:val="Compact"/>
+            </w:pPr>
+            <w:r>
+              <w:t xml:space="preserve">Data Plane (Control Plane không dùng — không dispatch traffic)</w:t>
+            </w:r>
+          </w:p>
+        </w:tc>
+        <w:tc>
+          <w:tcPr/>
+          <w:p>
+            <w:pPr>
+              <w:pStyle w:val="Compact"/>
+            </w:pPr>
+            <w:r>
+              <w:t xml:space="preserve">Bộ nhớ đệm thuần (không tự đọc JPA nữa) — nạp bởi</w:t>
+            </w:r>
+            <w:r>
+              <w:t xml:space="preserve"> </w:t>
+            </w:r>
+            <w:r>
+              <w:rPr>
+                <w:rStyle w:val="VerbatimChar"/>
+              </w:rPr>
+              <w:t xml:space="preserve">RemoteConfigSyncService</w:t>
+            </w:r>
+          </w:p>
+        </w:tc>
+        <w:tc>
+          <w:tcPr/>
+          <w:p>
+            <w:pPr>
+              <w:pStyle w:val="Compact"/>
+            </w:pPr>
+            <w:r>
+              <w:t xml:space="preserve">KHÔNG phải nguồn sự thật — Oracle (qua Control Plane) mới là nguồn thật</w:t>
+            </w:r>
+          </w:p>
+        </w:tc>
+      </w:tr>
+      <w:tr>
+        <w:tc>
+          <w:tcPr/>
+          <w:p>
+            <w:pPr>
+              <w:pStyle w:val="Compact"/>
+            </w:pPr>
+            <w:r>
+              <w:rPr>
+                <w:rStyle w:val="VerbatimChar"/>
+                <w:b/>
+                <w:bCs/>
+              </w:rPr>
+              <w:t xml:space="preserve">UpstreamRegistryCache</w:t>
+            </w:r>
+          </w:p>
+        </w:tc>
+        <w:tc>
+          <w:tcPr/>
+          <w:p>
+            <w:pPr>
+              <w:pStyle w:val="Compact"/>
+            </w:pPr>
+            <w:r>
+              <w:t xml:space="preserve">Cả 2, nguồn dữ liệu khác nhau</w:t>
+            </w:r>
+          </w:p>
+        </w:tc>
+        <w:tc>
+          <w:tcPr/>
+          <w:p>
+            <w:pPr>
+              <w:pStyle w:val="Compact"/>
+            </w:pPr>
+            <w:r>
+              <w:t xml:space="preserve">Control Plane: nạp TOÀN BỘ Upstream mọi đội (phục vụ Try — an toàn vì quyền sở hữu đã kiểm tra trước khi tới đây); Data Plane: CHỈ Upstream của chính đội (qua sync)</w:t>
+            </w:r>
+          </w:p>
+        </w:tc>
+        <w:tc>
+          <w:tcPr/>
+          <w:p>
+            <w:pPr>
+              <w:pStyle w:val="Compact"/>
+            </w:pPr>
+            <w:r>
+              <w:t xml:space="preserve">KHÔNG phải nguồn sự thật</w:t>
+            </w:r>
+          </w:p>
+        </w:tc>
+      </w:tr>
+      <w:tr>
+        <w:tc>
+          <w:tcPr/>
+          <w:p>
+            <w:pPr>
+              <w:pStyle w:val="Compact"/>
+            </w:pPr>
+            <w:r>
+              <w:rPr>
+                <w:rStyle w:val="VerbatimChar"/>
+                <w:b/>
+                <w:bCs/>
+              </w:rPr>
+              <w:t xml:space="preserve">GatewayCacheService</w:t>
+            </w:r>
+          </w:p>
+        </w:tc>
+        <w:tc>
+          <w:tcPr/>
+          <w:p>
+            <w:pPr>
+              <w:pStyle w:val="Compact"/>
+            </w:pPr>
+            <w:r>
+              <w:t xml:space="preserve">Cả 2</w:t>
+            </w:r>
+          </w:p>
+        </w:tc>
+        <w:tc>
+          <w:tcPr/>
+          <w:p>
+            <w:pPr>
+              <w:pStyle w:val="Compact"/>
+            </w:pPr>
+            <w:r>
+              <w:t xml:space="preserve">Cache-aside cho kết quả lệnh gọi (theo step hoặc toàn bộ response)</w:t>
+            </w:r>
+          </w:p>
+        </w:tc>
+        <w:tc>
+          <w:tcPr/>
+          <w:p>
+            <w:pPr>
+              <w:pStyle w:val="Compact"/>
+            </w:pPr>
+            <w:r>
+              <w:t xml:space="preserve">KHÔNG cache cấu hình</w:t>
+            </w:r>
+          </w:p>
+        </w:tc>
+      </w:tr>
+      <w:tr>
+        <w:tc>
+          <w:tcPr/>
+          <w:p>
+            <w:pPr>
+              <w:pStyle w:val="Compact"/>
+            </w:pPr>
+            <w:r>
+              <w:rPr>
+                <w:rStyle w:val="VerbatimChar"/>
+                <w:b/>
+                <w:bCs/>
+              </w:rPr>
+              <w:t xml:space="preserve">AuditLogService</w:t>
+            </w:r>
+          </w:p>
+        </w:tc>
+        <w:tc>
+          <w:tcPr/>
+          <w:p>
+            <w:pPr>
+              <w:pStyle w:val="Compact"/>
+            </w:pPr>
+            <w:r>
+              <w:t xml:space="preserve">Cả 2</w:t>
+            </w:r>
+          </w:p>
+        </w:tc>
+        <w:tc>
+          <w:tcPr/>
+          <w:p>
+            <w:pPr>
+              <w:pStyle w:val="Compact"/>
+            </w:pPr>
+            <w:r>
+              <w:t xml:space="preserve">Ghi nhật ký bất đồng bộ, fail-open — ghi cả traffic thật (Data Plane) lẫn lệnh gọi từ</w:t>
+            </w:r>
+            <w:r>
+              <w:t xml:space="preserve"> </w:t>
+            </w:r>
+            <w:r>
+              <w:t xml:space="preserve">“Thử ngay”</w:t>
+            </w:r>
+            <w:r>
+              <w:t xml:space="preserve"> </w:t>
+            </w:r>
+            <w:r>
+              <w:t xml:space="preserve">(Control Plane, nếu bật)</w:t>
+            </w:r>
+          </w:p>
+        </w:tc>
+        <w:tc>
+          <w:tcPr/>
+          <w:p>
+            <w:pPr>
+              <w:pStyle w:val="Compact"/>
+            </w:pPr>
+            <w:r>
+              <w:t xml:space="preserve">KHÔNG phục vụ tra cứu (đó là</w:t>
+            </w:r>
+            <w:r>
+              <w:t xml:space="preserve"> </w:t>
+            </w:r>
+            <w:r>
+              <w:rPr>
+                <w:rStyle w:val="VerbatimChar"/>
+              </w:rPr>
+              <w:t xml:space="preserve">LogSearchService</w:t>
+            </w:r>
+            <w:r>
+              <w:t xml:space="preserve">, chỉ chạy ở Control Plane)</w:t>
+            </w:r>
+          </w:p>
+        </w:tc>
+      </w:tr>
+      <w:tr>
+        <w:tc>
+          <w:tcPr/>
+          <w:p>
+            <w:pPr>
+              <w:pStyle w:val="Compact"/>
+            </w:pPr>
+            <w:r>
+              <w:rPr>
+                <w:rStyle w:val="VerbatimChar"/>
+                <w:b/>
+                <w:bCs/>
+              </w:rPr>
+              <w:t xml:space="preserve">TraceCollector</w:t>
+            </w:r>
+          </w:p>
+        </w:tc>
+        <w:tc>
+          <w:tcPr/>
+          <w:p>
+            <w:pPr>
+              <w:pStyle w:val="Compact"/>
+            </w:pPr>
+            <w:r>
+              <w:t xml:space="preserve">Control Plane (qua engine dùng chung)</w:t>
+            </w:r>
+          </w:p>
+        </w:tc>
+        <w:tc>
+          <w:tcPr/>
+          <w:p>
+            <w:pPr>
+              <w:pStyle w:val="Compact"/>
+            </w:pPr>
+            <w:r>
+              <w:t xml:space="preserve">Thu thập chi tiết từng bước CHO 1 lần</w:t>
+            </w:r>
+            <w:r>
+              <w:t xml:space="preserve"> </w:t>
+            </w:r>
+            <w:r>
+              <w:t xml:space="preserve">“Thử ngay/nhanh”</w:t>
+            </w:r>
+            <w:r>
+              <w:t xml:space="preserve">, hoàn toàn trong bộ nhớ</w:t>
+            </w:r>
+          </w:p>
+        </w:tc>
+        <w:tc>
+          <w:tcPr/>
+          <w:p>
+            <w:pPr>
+              <w:pStyle w:val="Compact"/>
+            </w:pPr>
+            <w:r>
+              <w:t xml:space="preserve">KHÔNG liên quan pipeline audit Elasticsearch</w:t>
+            </w:r>
+          </w:p>
+        </w:tc>
+      </w:tr>
+      <w:tr>
+        <w:tc>
+          <w:tcPr/>
+          <w:p>
+            <w:pPr>
+              <w:pStyle w:val="Compact"/>
+            </w:pPr>
+            <w:r>
+              <w:rPr>
+                <w:b/>
+                <w:bCs/>
+              </w:rPr>
+              <w:t xml:space="preserve">Frontend Angular</w:t>
+            </w:r>
+          </w:p>
+        </w:tc>
+        <w:tc>
+          <w:tcPr/>
+          <w:p>
+            <w:pPr>
+              <w:pStyle w:val="Compact"/>
+            </w:pPr>
+            <w:r>
+              <w:t xml:space="preserve">Control Plane</w:t>
+            </w:r>
+          </w:p>
+        </w:tc>
+        <w:tc>
+          <w:tcPr/>
+          <w:p>
+            <w:pPr>
+              <w:pStyle w:val="Compact"/>
+            </w:pPr>
+            <w:r>
+              <w:t xml:space="preserve">Giao diện khai báo (form/canvas), tra cứu, xem trước</w:t>
+            </w:r>
+          </w:p>
+        </w:tc>
+        <w:tc>
+          <w:tcPr/>
+          <w:p>
+            <w:pPr>
+              <w:pStyle w:val="Compact"/>
+            </w:pPr>
+            <w:r>
+              <w:t xml:space="preserve">KHÔNG chứa logic nghiệp vụ điều phối, KHÔNG triển khai ở Data Plane</w:t>
+            </w:r>
+          </w:p>
+        </w:tc>
+      </w:tr>
+    </w:tbl>
+    <w:p>
+      <w:r>
+        <w:pict>
+          <v:rect style="width:0;height:1.5pt" o:hralign="center" o:hrstd="t" o:hr="t"/>
+        </w:pict>
+      </w:r>
+    </w:p>
+    <w:bookmarkEnd w:id="17"/>
+    <w:bookmarkEnd w:id="18"/>
+    <w:bookmarkStart w:id="24" w:name="kiến-trúc-triển-khai-deployment-view"/>
+    <w:p>
+      <w:pPr>
+        <w:pStyle w:val="Heading2"/>
+      </w:pPr>
+      <w:r>
+        <w:t xml:space="preserve">5. Kiến trúc Triển khai (Deployment View)</w:t>
+      </w:r>
+    </w:p>
+    <w:bookmarkStart w:id="19" w:name="X59a55a1ffc4bae03cb978a0d281bccfe1c4a03b"/>
+    <w:p>
+      <w:pPr>
+        <w:pStyle w:val="Heading3"/>
+      </w:pPr>
+      <w:r>
+        <w:t xml:space="preserve">5.1. Control Plane — 1 cụm/namespace DUY NHẤT, đội nền tảng triển khai</w:t>
+      </w:r>
+    </w:p>
+    <w:p>
+      <w:pPr>
+        <w:pStyle w:val="FirstParagraph"/>
+      </w:pPr>
+      <w:r>
+        <w:rPr>
+          <w:b/>
+          <w:bCs/>
+        </w:rPr>
+        <w:t xml:space="preserve">Topology chính thức: Kubernetes</w:t>
+      </w:r>
+      <w:r>
+        <w:t xml:space="preserve"> </w:t>
+      </w:r>
+      <w:r>
+        <w:t xml:space="preserve">(YAML thuần trong</w:t>
+      </w:r>
+      <w:r>
+        <w:t xml:space="preserve"> </w:t>
+      </w:r>
+      <w:r>
+        <w:rPr>
+          <w:rStyle w:val="VerbatimChar"/>
+        </w:rPr>
+        <w:t xml:space="preserve">k8s/control-plane/</w:t>
+      </w:r>
+      <w:r>
+        <w:t xml:space="preserve">,</w:t>
+      </w:r>
+      <w:r>
+        <w:t xml:space="preserve"> </w:t>
+      </w:r>
+      <w:r>
+        <w:rPr>
+          <w:rStyle w:val="VerbatimChar"/>
+        </w:rPr>
+        <w:t xml:space="preserve">kubectl apply</w:t>
+      </w:r>
+      <w:r>
+        <w:t xml:space="preserve">, không Helm — xem</w:t>
+      </w:r>
+      <w:r>
+        <w:t xml:space="preserve"> </w:t>
+      </w:r>
+      <w:r>
+        <w:rPr>
+          <w:rStyle w:val="VerbatimChar"/>
+        </w:rPr>
+        <w:t xml:space="preserve">k8s/control-plane/README.md</w:t>
+      </w:r>
+      <w:r>
+        <w:t xml:space="preserve"> </w:t>
+      </w:r>
+      <w:r>
+        <w:t xml:space="preserve">và</w:t>
+      </w:r>
+      <w:r>
+        <w:t xml:space="preserve"> </w:t>
+      </w:r>
+      <w:r>
+        <w:rPr>
+          <w:rStyle w:val="VerbatimChar"/>
+        </w:rPr>
+        <w:t xml:space="preserve">DEPLOYMENT_GUIDE.md</w:t>
+      </w:r>
+      <w:r>
+        <w:t xml:space="preserve"> </w:t>
+      </w:r>
+      <w:r>
+        <w:t xml:space="preserve">mục 3). Docker Compose</w:t>
+      </w:r>
+      <w:r>
+        <w:t xml:space="preserve"> </w:t>
+      </w:r>
+      <w:r>
+        <w:t xml:space="preserve">(</w:t>
+      </w:r>
+      <w:r>
+        <w:rPr>
+          <w:rStyle w:val="VerbatimChar"/>
+        </w:rPr>
+        <w:t xml:space="preserve">docker-compose.control-plane.yml</w:t>
+      </w:r>
+      <w:r>
+        <w:t xml:space="preserve">) được giữ song song cho dev/demo 1 host.</w:t>
+      </w:r>
+    </w:p>
+    <w:p>
+      <w:pPr>
+        <w:pStyle w:val="SourceCode"/>
+      </w:pPr>
+      <w:r>
+        <w:rPr>
+          <w:rStyle w:val="VerbatimChar"/>
+        </w:rPr>
+        <w:t xml:space="preserve">flowchart LR</w:t>
+      </w:r>
+      <w:r>
+        <w:br/>
+      </w:r>
+      <w:r>
+        <w:rPr>
+          <w:rStyle w:val="VerbatimChar"/>
+        </w:rPr>
+        <w:t xml:space="preserve">    subgraph NS["Namespace Control Plane (1 lan duy nhat, dung chung MOI doi)"]</w:t>
+      </w:r>
+      <w:r>
+        <w:br/>
+      </w:r>
+      <w:r>
+        <w:rPr>
+          <w:rStyle w:val="VerbatimChar"/>
+        </w:rPr>
+        <w:t xml:space="preserve">        ING[Ingress&lt;br/&gt;NGINX Ingress Controller&lt;br/&gt;2 host: UI + API]</w:t>
+      </w:r>
+      <w:r>
+        <w:br/>
+      </w:r>
+      <w:r>
+        <w:rPr>
+          <w:rStyle w:val="VerbatimChar"/>
+        </w:rPr>
+        <w:t xml:space="preserve">        subgraph SVCFE[" "]</w:t>
+      </w:r>
+      <w:r>
+        <w:br/>
+      </w:r>
+      <w:r>
+        <w:rPr>
+          <w:rStyle w:val="VerbatimChar"/>
+        </w:rPr>
+        <w:t xml:space="preserve">            SVCF[Service gwm-frontend :80]</w:t>
+      </w:r>
+      <w:r>
+        <w:br/>
+      </w:r>
+      <w:r>
+        <w:rPr>
+          <w:rStyle w:val="VerbatimChar"/>
+        </w:rPr>
+        <w:t xml:space="preserve">            PODFE[Deployment gwm-frontend]</w:t>
+      </w:r>
+      <w:r>
+        <w:br/>
+      </w:r>
+      <w:r>
+        <w:rPr>
+          <w:rStyle w:val="VerbatimChar"/>
+        </w:rPr>
+        <w:t xml:space="preserve">        end</w:t>
+      </w:r>
+      <w:r>
+        <w:br/>
+      </w:r>
+      <w:r>
+        <w:rPr>
+          <w:rStyle w:val="VerbatimChar"/>
+        </w:rPr>
+        <w:t xml:space="preserve">        subgraph SVCBE[" "]</w:t>
+      </w:r>
+      <w:r>
+        <w:br/>
+      </w:r>
+      <w:r>
+        <w:rPr>
+          <w:rStyle w:val="VerbatimChar"/>
+        </w:rPr>
+        <w:t xml:space="preserve">            SVCB[Service gwm-backend :8080]</w:t>
+      </w:r>
+      <w:r>
+        <w:br/>
+      </w:r>
+      <w:r>
+        <w:rPr>
+          <w:rStyle w:val="VerbatimChar"/>
+        </w:rPr>
+        <w:t xml:space="preserve">            PODBE["Deployment gwm-backend&lt;br/&gt;SPRING_PROFILES_ACTIVE=control-plane"]</w:t>
+      </w:r>
+      <w:r>
+        <w:br/>
+      </w:r>
+      <w:r>
+        <w:rPr>
+          <w:rStyle w:val="VerbatimChar"/>
+        </w:rPr>
+        <w:t xml:space="preserve">        end</w:t>
+      </w:r>
+      <w:r>
+        <w:br/>
+      </w:r>
+      <w:r>
+        <w:rPr>
+          <w:rStyle w:val="VerbatimChar"/>
+        </w:rPr>
+        <w:t xml:space="preserve">        CM[ConfigMap gwm-config]</w:t>
+      </w:r>
+      <w:r>
+        <w:br/>
+      </w:r>
+      <w:r>
+        <w:rPr>
+          <w:rStyle w:val="VerbatimChar"/>
+        </w:rPr>
+        <w:t xml:space="preserve">        SEC[Secret gwm-secret]</w:t>
+      </w:r>
+      <w:r>
+        <w:br/>
+      </w:r>
+      <w:r>
+        <w:rPr>
+          <w:rStyle w:val="VerbatimChar"/>
+        </w:rPr>
+        <w:t xml:space="preserve">    end</w:t>
+      </w:r>
+      <w:r>
+        <w:br/>
+      </w:r>
+      <w:r>
+        <w:rPr>
+          <w:rStyle w:val="VerbatimChar"/>
+        </w:rPr>
+        <w:t xml:space="preserve">    BROWSER[Trinh duyet nguoi dung] --&gt;|host UI| ING</w:t>
+      </w:r>
+      <w:r>
+        <w:br/>
+      </w:r>
+      <w:r>
+        <w:rPr>
+          <w:rStyle w:val="VerbatimChar"/>
+        </w:rPr>
+        <w:t xml:space="preserve">    DPSYNC["RemoteConfigSyncService&lt;br/&gt;cua TAT CA Data Plane (moi doi,&lt;br/&gt;co the o cum/mang KHAC)"] --&gt;|host API, dinh ky| ING</w:t>
+      </w:r>
+      <w:r>
+        <w:br/>
+      </w:r>
+      <w:r>
+        <w:rPr>
+          <w:rStyle w:val="VerbatimChar"/>
+        </w:rPr>
+        <w:t xml:space="preserve">    ING --&gt; SVCF &amp; SVCB</w:t>
+      </w:r>
+      <w:r>
+        <w:br/>
+      </w:r>
+      <w:r>
+        <w:rPr>
+          <w:rStyle w:val="VerbatimChar"/>
+        </w:rPr>
+        <w:t xml:space="preserve">    SVCF --&gt; PODFE</w:t>
+      </w:r>
+      <w:r>
+        <w:br/>
+      </w:r>
+      <w:r>
+        <w:rPr>
+          <w:rStyle w:val="VerbatimChar"/>
+        </w:rPr>
+        <w:t xml:space="preserve">    PODFE --&gt;|proxy /api/**, DNS gwm-backend| SVCB</w:t>
+      </w:r>
+      <w:r>
+        <w:br/>
+      </w:r>
+      <w:r>
+        <w:rPr>
+          <w:rStyle w:val="VerbatimChar"/>
+        </w:rPr>
+        <w:t xml:space="preserve">    SVCB --&gt; PODBE</w:t>
+      </w:r>
+      <w:r>
+        <w:br/>
+      </w:r>
+      <w:r>
+        <w:rPr>
+          <w:rStyle w:val="VerbatimChar"/>
+        </w:rPr>
+        <w:t xml:space="preserve">    CM -.-&gt;|envFrom| PODBE</w:t>
+      </w:r>
+      <w:r>
+        <w:br/>
+      </w:r>
+      <w:r>
+        <w:rPr>
+          <w:rStyle w:val="VerbatimChar"/>
+        </w:rPr>
+        <w:t xml:space="preserve">    SEC -.-&gt;|envFrom| PODBE</w:t>
+      </w:r>
+      <w:r>
+        <w:br/>
+      </w:r>
+      <w:r>
+        <w:rPr>
+          <w:rStyle w:val="VerbatimChar"/>
+        </w:rPr>
+        <w:t xml:space="preserve">    PODBE -.-&gt;|JDBC| ORACLE_T[(Oracle 19c+ TRUNG TAM&lt;br/&gt;dung chung MOI doi)]</w:t>
+      </w:r>
+      <w:r>
+        <w:br/>
+      </w:r>
+      <w:r>
+        <w:rPr>
+          <w:rStyle w:val="VerbatimChar"/>
+        </w:rPr>
+        <w:t xml:space="preserve">    PODBE -.-&gt;|HTTP, tuy chon| ES_T[(Elasticsearch)]</w:t>
+      </w:r>
+      <w:r>
+        <w:br/>
+      </w:r>
+      <w:r>
+        <w:rPr>
+          <w:rStyle w:val="VerbatimChar"/>
+        </w:rPr>
+        <w:t xml:space="preserve">    PODBE -.-&gt;|HTTP, tuy chon| APM_T[APM Server]</w:t>
+      </w:r>
+    </w:p>
+    <w:p>
+      <w:pPr>
+        <w:pStyle w:val="Compact"/>
+        <w:numPr>
+          <w:ilvl w:val="0"/>
+          <w:numId w:val="1001"/>
+        </w:numPr>
+      </w:pPr>
+      <w:r>
+        <w:rPr>
+          <w:b/>
+          <w:bCs/>
+        </w:rPr>
+        <w:t xml:space="preserve">Ingress</w:t>
+      </w:r>
+      <w:r>
+        <w:t xml:space="preserve"> </w:t>
+      </w:r>
+      <w:r>
+        <w:t xml:space="preserve">định tuyến theo</w:t>
+      </w:r>
+      <w:r>
+        <w:t xml:space="preserve"> </w:t>
+      </w:r>
+      <w:r>
+        <w:rPr>
+          <w:b/>
+          <w:bCs/>
+        </w:rPr>
+        <w:t xml:space="preserve">2 host</w:t>
+      </w:r>
+      <w:r>
+        <w:t xml:space="preserve"> </w:t>
+      </w:r>
+      <w:r>
+        <w:t xml:space="preserve">(xem</w:t>
+      </w:r>
+      <w:r>
+        <w:t xml:space="preserve"> </w:t>
+      </w:r>
+      <w:r>
+        <w:rPr>
+          <w:rStyle w:val="VerbatimChar"/>
+        </w:rPr>
+        <w:t xml:space="preserve">k8s/control-plane/60-ingress.yaml</w:t>
+      </w:r>
+      <w:r>
+        <w:t xml:space="preserve">):</w:t>
+      </w:r>
+      <w:r>
+        <w:t xml:space="preserve"> </w:t>
+      </w:r>
+      <w:r>
+        <w:t xml:space="preserve">1 host cho UI quản trị (→</w:t>
+      </w:r>
+      <w:r>
+        <w:t xml:space="preserve"> </w:t>
+      </w:r>
+      <w:r>
+        <w:rPr>
+          <w:rStyle w:val="VerbatimChar"/>
+        </w:rPr>
+        <w:t xml:space="preserve">gwm-frontend</w:t>
+      </w:r>
+      <w:r>
+        <w:t xml:space="preserve">) và 1 host cho API — dùng bởi cả</w:t>
+      </w:r>
+      <w:r>
+        <w:t xml:space="preserve"> </w:t>
+      </w:r>
+      <w:r>
+        <w:t xml:space="preserve">trình duyệt (gián tiếp, qua proxy của frontend) LẪN</w:t>
+      </w:r>
+      <w:r>
+        <w:t xml:space="preserve"> </w:t>
+      </w:r>
+      <w:r>
+        <w:rPr>
+          <w:rStyle w:val="VerbatimChar"/>
+          <w:b/>
+          <w:bCs/>
+        </w:rPr>
+        <w:t xml:space="preserve">RemoteConfigSyncService</w:t>
+      </w:r>
+      <w:r>
+        <w:rPr>
+          <w:b/>
+          <w:bCs/>
+        </w:rPr>
+        <w:t xml:space="preserve"> </w:t>
+      </w:r>
+      <w:r>
+        <w:rPr>
+          <w:b/>
+          <w:bCs/>
+        </w:rPr>
+        <w:t xml:space="preserve">của MỌI Data Plane</w:t>
+      </w:r>
+      <w:r>
+        <w:t xml:space="preserve"> </w:t>
+      </w:r>
+      <w:r>
+        <w:t xml:space="preserve">(mọi đội, có thể ở cụm/mạng hoàn toàn khác) gọi về</w:t>
+      </w:r>
+      <w:r>
+        <w:t xml:space="preserve"> </w:t>
+      </w:r>
+      <w:r>
+        <w:t xml:space="preserve">định kỳ để đồng bộ cấu hình — khác bản trước 2026-09 (khi host</w:t>
+      </w:r>
+      <w:r>
+        <w:t xml:space="preserve"> </w:t>
+      </w:r>
+      <w:r>
+        <w:t xml:space="preserve">“API”</w:t>
+      </w:r>
+      <w:r>
+        <w:t xml:space="preserve"> </w:t>
+      </w:r>
+      <w:r>
+        <w:t xml:space="preserve">tồn</w:t>
+      </w:r>
+      <w:r>
+        <w:t xml:space="preserve"> </w:t>
+      </w:r>
+      <w:r>
+        <w:t xml:space="preserve">tại để client thật bỏ qua frontend gọi thẳng traffic nghiệp vụ; giờ traffic</w:t>
+      </w:r>
+      <w:r>
+        <w:t xml:space="preserve"> </w:t>
+      </w:r>
+      <w:r>
+        <w:t xml:space="preserve">nghiệp vụ thật hoàn toàn không đi qua Control Plane nữa).</w:t>
+      </w:r>
+    </w:p>
+    <w:p>
+      <w:pPr>
+        <w:pStyle w:val="Compact"/>
+        <w:numPr>
+          <w:ilvl w:val="0"/>
+          <w:numId w:val="1001"/>
+        </w:numPr>
+      </w:pPr>
+      <w:r>
+        <w:rPr>
+          <w:rStyle w:val="VerbatimChar"/>
+          <w:b/>
+          <w:bCs/>
+        </w:rPr>
+        <w:t xml:space="preserve">gwm-backend</w:t>
+      </w:r>
+      <w:r>
+        <w:t xml:space="preserve"> </w:t>
+      </w:r>
+      <w:r>
+        <w:t xml:space="preserve">(Control Plane) đọc cấu hình từ</w:t>
+      </w:r>
+      <w:r>
+        <w:t xml:space="preserve"> </w:t>
+      </w:r>
+      <w:r>
+        <w:rPr>
+          <w:rStyle w:val="VerbatimChar"/>
+        </w:rPr>
+        <w:t xml:space="preserve">gwm-config</w:t>
+      </w:r>
+      <w:r>
+        <w:t xml:space="preserve">/</w:t>
+      </w:r>
+      <w:r>
+        <w:rPr>
+          <w:rStyle w:val="VerbatimChar"/>
+        </w:rPr>
+        <w:t xml:space="preserve">gwm-secret</w:t>
+      </w:r>
+      <w:r>
+        <w:t xml:space="preserve">,</w:t>
+      </w:r>
+      <w:r>
+        <w:t xml:space="preserve"> </w:t>
+      </w:r>
+      <w:r>
+        <w:t xml:space="preserve">kết nối</w:t>
+      </w:r>
+      <w:r>
+        <w:t xml:space="preserve"> </w:t>
+      </w:r>
+      <w:r>
+        <w:rPr>
+          <w:b/>
+          <w:bCs/>
+        </w:rPr>
+        <w:t xml:space="preserve">trực tiếp</w:t>
+      </w:r>
+      <w:r>
+        <w:t xml:space="preserve"> </w:t>
+      </w:r>
+      <w:r>
+        <w:t xml:space="preserve">Oracle trung tâm —</w:t>
+      </w:r>
+      <w:r>
+        <w:t xml:space="preserve"> </w:t>
+      </w:r>
+      <w:r>
+        <w:rPr>
+          <w:b/>
+          <w:bCs/>
+        </w:rPr>
+        <w:t xml:space="preserve">không có Redis/ES bắt buộc</w:t>
+      </w:r>
+      <w:r>
+        <w:t xml:space="preserve"> </w:t>
+      </w:r>
+      <w:r>
+        <w:t xml:space="preserve">(Redis chỉ phục vụ cache tạm khi dùng</w:t>
+      </w:r>
+      <w:r>
+        <w:t xml:space="preserve"> </w:t>
+      </w:r>
+      <w:r>
+        <w:t xml:space="preserve">“Thử ngay”</w:t>
+      </w:r>
+      <w:r>
+        <w:t xml:space="preserve">, tuỳ chọn).</w:t>
+      </w:r>
+    </w:p>
+    <w:p>
+      <w:pPr>
+        <w:pStyle w:val="Compact"/>
+        <w:numPr>
+          <w:ilvl w:val="0"/>
+          <w:numId w:val="1001"/>
+        </w:numPr>
+      </w:pPr>
+      <w:r>
+        <w:t xml:space="preserve">Chỉ</w:t>
+      </w:r>
+      <w:r>
+        <w:t xml:space="preserve"> </w:t>
+      </w:r>
+      <w:r>
+        <w:rPr>
+          <w:b/>
+          <w:bCs/>
+        </w:rPr>
+        <w:t xml:space="preserve">1 bản</w:t>
+      </w:r>
+      <w:r>
+        <w:t xml:space="preserve"> </w:t>
+      </w:r>
+      <w:r>
+        <w:t xml:space="preserve">cho toàn hệ thống — không nhân bản theo đội.</w:t>
+      </w:r>
+    </w:p>
+    <w:bookmarkEnd w:id="19"/>
+    <w:bookmarkStart w:id="20" w:name="Xc7476b590ca571957d093320fd4185b45d451a4"/>
+    <w:p>
+      <w:pPr>
+        <w:pStyle w:val="Heading3"/>
+      </w:pPr>
+      <w:r>
+        <w:t xml:space="preserve">5.2. Data Plane — MỖI ĐỘI 1 namespace/cụm RIÊNG, đội đó tự triển khai</w:t>
+      </w:r>
+    </w:p>
+    <w:p>
+      <w:pPr>
+        <w:pStyle w:val="SourceCode"/>
+      </w:pPr>
+      <w:r>
+        <w:rPr>
+          <w:rStyle w:val="VerbatimChar"/>
+        </w:rPr>
+        <w:t xml:space="preserve">flowchart LR</w:t>
+      </w:r>
+      <w:r>
+        <w:br/>
+      </w:r>
+      <w:r>
+        <w:rPr>
+          <w:rStyle w:val="VerbatimChar"/>
+        </w:rPr>
+        <w:t xml:space="preserve">    subgraph NS2["Namespace cua 1 doi BCCS (rieng, co the o cum k8s KHAC)"]</w:t>
+      </w:r>
+      <w:r>
+        <w:br/>
+      </w:r>
+      <w:r>
+        <w:rPr>
+          <w:rStyle w:val="VerbatimChar"/>
+        </w:rPr>
+        <w:t xml:space="preserve">        ING2[Ingress&lt;br/&gt;NGINX Ingress Controller&lt;br/&gt;1 host]</w:t>
+      </w:r>
+      <w:r>
+        <w:br/>
+      </w:r>
+      <w:r>
+        <w:rPr>
+          <w:rStyle w:val="VerbatimChar"/>
+        </w:rPr>
+        <w:t xml:space="preserve">        SVCB2[Service gwm-backend :8080]</w:t>
+      </w:r>
+      <w:r>
+        <w:br/>
+      </w:r>
+      <w:r>
+        <w:rPr>
+          <w:rStyle w:val="VerbatimChar"/>
+        </w:rPr>
+        <w:t xml:space="preserve">        PODBE2["Deployment gwm-backend&lt;br/&gt;SPRING_PROFILES_ACTIVE=data-plane"]</w:t>
+      </w:r>
+      <w:r>
+        <w:br/>
+      </w:r>
+      <w:r>
+        <w:rPr>
+          <w:rStyle w:val="VerbatimChar"/>
+        </w:rPr>
+        <w:t xml:space="preserve">        SVCR2[Service gwm-redis :6379]</w:t>
+      </w:r>
+      <w:r>
+        <w:br/>
+      </w:r>
+      <w:r>
+        <w:rPr>
+          <w:rStyle w:val="VerbatimChar"/>
+        </w:rPr>
+        <w:t xml:space="preserve">        PODR2[Deployment gwm-redis&lt;br/&gt;khong PersistentVolume]</w:t>
+      </w:r>
+      <w:r>
+        <w:br/>
+      </w:r>
+      <w:r>
+        <w:rPr>
+          <w:rStyle w:val="VerbatimChar"/>
+        </w:rPr>
+        <w:t xml:space="preserve">        CM2[ConfigMap gwm-config&lt;br/&gt;TEAM_CODE, CONTROL_PLANE_BASE_URL]</w:t>
+      </w:r>
+      <w:r>
+        <w:br/>
+      </w:r>
+      <w:r>
+        <w:rPr>
+          <w:rStyle w:val="VerbatimChar"/>
+        </w:rPr>
+        <w:t xml:space="preserve">        SEC2["Secret gwm-secret&lt;br/&gt;CONTROL_PLANE_SYNC_API_KEY"]</w:t>
+      </w:r>
+      <w:r>
+        <w:br/>
+      </w:r>
+      <w:r>
+        <w:rPr>
+          <w:rStyle w:val="VerbatimChar"/>
+        </w:rPr>
+        <w:t xml:space="preserve">    end</w:t>
+      </w:r>
+      <w:r>
+        <w:br/>
+      </w:r>
+      <w:r>
+        <w:rPr>
+          <w:rStyle w:val="VerbatimChar"/>
+        </w:rPr>
+        <w:t xml:space="preserve">    CLIENT2[Client that cua doi] --&gt;|host rieng doi| ING2</w:t>
+      </w:r>
+      <w:r>
+        <w:br/>
+      </w:r>
+      <w:r>
+        <w:rPr>
+          <w:rStyle w:val="VerbatimChar"/>
+        </w:rPr>
+        <w:t xml:space="preserve">    ING2 --&gt; SVCB2 --&gt; PODBE2</w:t>
+      </w:r>
+      <w:r>
+        <w:br/>
+      </w:r>
+      <w:r>
+        <w:rPr>
+          <w:rStyle w:val="VerbatimChar"/>
+        </w:rPr>
+        <w:t xml:space="preserve">    PODBE2 --&gt; SVCR2 --&gt; PODR2</w:t>
+      </w:r>
+      <w:r>
+        <w:br/>
+      </w:r>
+      <w:r>
+        <w:rPr>
+          <w:rStyle w:val="VerbatimChar"/>
+        </w:rPr>
+        <w:t xml:space="preserve">    CM2 -.-&gt;|envFrom| PODBE2</w:t>
+      </w:r>
+      <w:r>
+        <w:br/>
+      </w:r>
+      <w:r>
+        <w:rPr>
+          <w:rStyle w:val="VerbatimChar"/>
+        </w:rPr>
+        <w:t xml:space="preserve">    SEC2 -.-&gt;|envFrom| PODBE2</w:t>
+      </w:r>
+      <w:r>
+        <w:br/>
+      </w:r>
+      <w:r>
+        <w:rPr>
+          <w:rStyle w:val="VerbatimChar"/>
+        </w:rPr>
+        <w:t xml:space="preserve">    PODBE2 -.-&gt;|HTTP dinh ky, KHONG phai JDBC| CPAPI["Control Plane trung tam&lt;br/&gt;(GET /api/config/export)"]</w:t>
+      </w:r>
+      <w:r>
+        <w:br/>
+      </w:r>
+      <w:r>
+        <w:rPr>
+          <w:rStyle w:val="VerbatimChar"/>
+        </w:rPr>
+        <w:t xml:space="preserve">    PODBE2 -.-&gt;|HTTP, tuy chon| ES2[(Elasticsearch cua doi)]</w:t>
+      </w:r>
+      <w:r>
+        <w:br/>
+      </w:r>
+      <w:r>
+        <w:rPr>
+          <w:rStyle w:val="VerbatimChar"/>
+        </w:rPr>
+        <w:t xml:space="preserve">    PODBE2 --&gt;|HTTP| UPSTREAM2[Cac Upstream Service&lt;br/&gt;that cua doi]</w:t>
+      </w:r>
+    </w:p>
+    <w:p>
+      <w:pPr>
+        <w:pStyle w:val="Compact"/>
+        <w:numPr>
+          <w:ilvl w:val="0"/>
+          <w:numId w:val="1002"/>
+        </w:numPr>
+      </w:pPr>
+      <w:r>
+        <w:rPr>
+          <w:b/>
+          <w:bCs/>
+        </w:rPr>
+        <w:t xml:space="preserve">KHÔNG có frontend, KHÔNG có ConfigMap</w:t>
+      </w:r>
+      <w:r>
+        <w:rPr>
+          <w:b/>
+          <w:bCs/>
+        </w:rPr>
+        <w:t xml:space="preserve"> </w:t>
+      </w:r>
+      <w:r>
+        <w:rPr>
+          <w:rStyle w:val="VerbatimChar"/>
+          <w:b/>
+          <w:bCs/>
+        </w:rPr>
+        <w:t xml:space="preserve">DB_*</w:t>
+      </w:r>
+      <w:r>
+        <w:t xml:space="preserve"> </w:t>
+      </w:r>
+      <w:r>
+        <w:t xml:space="preserve">(khác hẳn bản trước</w:t>
+      </w:r>
+      <w:r>
+        <w:t xml:space="preserve"> </w:t>
+      </w:r>
+      <w:r>
+        <w:t xml:space="preserve">2026-09) — Data Plane không kết nối Oracle, chỉ cần</w:t>
+      </w:r>
+      <w:r>
+        <w:t xml:space="preserve"> </w:t>
+      </w:r>
+      <w:r>
+        <w:rPr>
+          <w:rStyle w:val="VerbatimChar"/>
+        </w:rPr>
+        <w:t xml:space="preserve">TEAM_CODE</w:t>
+      </w:r>
+      <w:r>
+        <w:t xml:space="preserve">+</w:t>
+      </w:r>
+      <w:r>
+        <w:t xml:space="preserve"> </w:t>
+      </w:r>
+      <w:r>
+        <w:rPr>
+          <w:rStyle w:val="VerbatimChar"/>
+        </w:rPr>
+        <w:t xml:space="preserve">CONTROL_PLANE_BASE_URL</w:t>
+      </w:r>
+      <w:r>
+        <w:t xml:space="preserve">+</w:t>
+      </w:r>
+      <w:r>
+        <w:rPr>
+          <w:rStyle w:val="VerbatimChar"/>
+        </w:rPr>
+        <w:t xml:space="preserve">CONTROL_PLANE_SYNC_API_KEY</w:t>
+      </w:r>
+      <w:r>
+        <w:t xml:space="preserve"> </w:t>
+      </w:r>
+      <w:r>
+        <w:t xml:space="preserve">để tự đồng bộ cấu</w:t>
+      </w:r>
+      <w:r>
+        <w:t xml:space="preserve"> </w:t>
+      </w:r>
+      <w:r>
+        <w:t xml:space="preserve">hình của chính đội mình.</w:t>
+      </w:r>
+    </w:p>
+    <w:p>
+      <w:pPr>
+        <w:pStyle w:val="Compact"/>
+        <w:numPr>
+          <w:ilvl w:val="0"/>
+          <w:numId w:val="1002"/>
+        </w:numPr>
+      </w:pPr>
+      <w:r>
+        <w:rPr>
+          <w:rStyle w:val="VerbatimChar"/>
+          <w:b/>
+          <w:bCs/>
+        </w:rPr>
+        <w:t xml:space="preserve">gwm-redis</w:t>
+      </w:r>
+      <w:r>
+        <w:t xml:space="preserve"> </w:t>
+      </w:r>
+      <w:r>
+        <w:t xml:space="preserve">là 1 Deployment thường,</w:t>
+      </w:r>
+      <w:r>
+        <w:t xml:space="preserve"> </w:t>
+      </w:r>
+      <w:r>
+        <w:rPr>
+          <w:b/>
+          <w:bCs/>
+        </w:rPr>
+        <w:t xml:space="preserve">không có PersistentVolume</w:t>
+      </w:r>
+      <w:r>
+        <w:t xml:space="preserve"> </w:t>
+      </w:r>
+      <w:r>
+        <w:t xml:space="preserve">—</w:t>
+      </w:r>
+      <w:r>
+        <w:t xml:space="preserve"> </w:t>
+      </w:r>
+      <w:r>
+        <w:t xml:space="preserve">cache-aside + bộ đếm rate-limit đều fail-open (ADR-05), mất dữ liệu khi Pod</w:t>
+      </w:r>
+      <w:r>
+        <w:t xml:space="preserve"> </w:t>
+      </w:r>
+      <w:r>
+        <w:t xml:space="preserve">restart chỉ làm nguội cache tạm thời.</w:t>
+      </w:r>
+    </w:p>
+    <w:p>
+      <w:pPr>
+        <w:pStyle w:val="Compact"/>
+        <w:numPr>
+          <w:ilvl w:val="0"/>
+          <w:numId w:val="1002"/>
+        </w:numPr>
+      </w:pPr>
+      <w:r>
+        <w:t xml:space="preserve">Mỗi đội tự chịu tải hạ tầng của chính mình — hoàn toàn độc lập, đội này</w:t>
+      </w:r>
+      <w:r>
+        <w:t xml:space="preserve"> </w:t>
+      </w:r>
+      <w:r>
+        <w:t xml:space="preserve">restart/sập không ảnh hưởng đội khác (đúng ADR-04, xem giải thích lại bên</w:t>
+      </w:r>
+      <w:r>
+        <w:t xml:space="preserve"> </w:t>
+      </w:r>
+      <w:r>
+        <w:t xml:space="preserve">dưới).</w:t>
+      </w:r>
+    </w:p>
+    <w:bookmarkEnd w:id="20"/>
+    <w:bookmarkStart w:id="21" w:name="Xee47f622c12128a4fbb098d2301007f3eae3ec8"/>
+    <w:p>
+      <w:pPr>
+        <w:pStyle w:val="Heading3"/>
+      </w:pPr>
+      <w:r>
+        <w:t xml:space="preserve">5.3. Thay thế cho dev/demo 1 host: Docker Compose</w:t>
+      </w:r>
+    </w:p>
+    <w:p>
+      <w:pPr>
+        <w:pStyle w:val="FirstParagraph"/>
+      </w:pPr>
+      <w:r>
+        <w:rPr>
+          <w:rStyle w:val="VerbatimChar"/>
+        </w:rPr>
+        <w:t xml:space="preserve">docker-compose.control-plane.yml</w:t>
+      </w:r>
+      <w:r>
+        <w:t xml:space="preserve"> </w:t>
+      </w:r>
+      <w:r>
+        <w:t xml:space="preserve">và</w:t>
+      </w:r>
+      <w:r>
+        <w:t xml:space="preserve"> </w:t>
+      </w:r>
+      <w:r>
+        <w:rPr>
+          <w:rStyle w:val="VerbatimChar"/>
+        </w:rPr>
+        <w:t xml:space="preserve">docker-compose.data-plane.yml</w:t>
+      </w:r>
+      <w:r>
+        <w:t xml:space="preserve"> </w:t>
+      </w:r>
+      <w:r>
+        <w:t xml:space="preserve">(2 file</w:t>
+      </w:r>
+      <w:r>
+        <w:t xml:space="preserve"> </w:t>
+      </w:r>
+      <w:r>
+        <w:t xml:space="preserve">RIÊNG, khác hẳn 1 file duy nhất trước 2026-09) mô phỏng đúng 5.1/5.2 trên 1</w:t>
+      </w:r>
+      <w:r>
+        <w:t xml:space="preserve"> </w:t>
+      </w:r>
+      <w:r>
+        <w:t xml:space="preserve">máy — mỗi file tự có network/Redis riêng,</w:t>
+      </w:r>
+      <w:r>
+        <w:t xml:space="preserve"> </w:t>
+      </w:r>
+      <w:r>
+        <w:rPr>
+          <w:rStyle w:val="VerbatimChar"/>
+        </w:rPr>
+        <w:t xml:space="preserve">frontend/nginx.conf.template</w:t>
+      </w:r>
+      <w:r>
+        <w:t xml:space="preserve"> </w:t>
+      </w:r>
+      <w:r>
+        <w:t xml:space="preserve">dùng chung 1 cơ chế</w:t>
+      </w:r>
+      <w:r>
+        <w:t xml:space="preserve"> </w:t>
+      </w:r>
+      <w:r>
+        <w:rPr>
+          <w:rStyle w:val="VerbatimChar"/>
+        </w:rPr>
+        <w:t xml:space="preserve">resolver</w:t>
+      </w:r>
+      <w:r>
+        <w:t xml:space="preserve"> </w:t>
+      </w:r>
+      <w:r>
+        <w:t xml:space="preserve">động cho cả Docker lẫn Kubernetes (xem</w:t>
+      </w:r>
+      <w:r>
+        <w:t xml:space="preserve"> </w:t>
+      </w:r>
+      <w:r>
+        <w:rPr>
+          <w:rStyle w:val="VerbatimChar"/>
+        </w:rPr>
+        <w:t xml:space="preserve">docker-entrypoint.sh</w:t>
+      </w:r>
+      <w:r>
+        <w:t xml:space="preserve">).</w:t>
+      </w:r>
+    </w:p>
+    <w:bookmarkEnd w:id="21"/>
+    <w:bookmarkStart w:id="22" w:name="X521feb65d90dc00aa4fd74f70fbecbd66edb23a"/>
+    <w:p>
+      <w:pPr>
+        <w:pStyle w:val="Heading3"/>
+      </w:pPr>
+      <w:r>
+        <w:t xml:space="preserve">5.4. Nhiều đội — Control Plane dùng chung DỮ LIỆU (cách ly qua</w:t>
+      </w:r>
+      <w:r>
+        <w:t xml:space="preserve"> </w:t>
+      </w:r>
+      <w:r>
+        <w:rPr>
+          <w:rStyle w:val="VerbatimChar"/>
+        </w:rPr>
+        <w:t xml:space="preserve">team_code</w:t>
+      </w:r>
+      <w:r>
+        <w:t xml:space="preserve">), Data Plane vẫn multi-instance</w:t>
+      </w:r>
+    </w:p>
+    <w:p>
+      <w:pPr>
+        <w:pStyle w:val="SourceCode"/>
+      </w:pPr>
+      <w:r>
+        <w:rPr>
+          <w:rStyle w:val="VerbatimChar"/>
+        </w:rPr>
+        <w:t xml:space="preserve">flowchart TB</w:t>
+      </w:r>
+      <w:r>
+        <w:br/>
+      </w:r>
+      <w:r>
+        <w:rPr>
+          <w:rStyle w:val="VerbatimChar"/>
+        </w:rPr>
+        <w:t xml:space="preserve">    subgraph CENTRAL["Control Plane (1 ban, DB trung tam)"]</w:t>
+      </w:r>
+      <w:r>
+        <w:br/>
+      </w:r>
+      <w:r>
+        <w:rPr>
+          <w:rStyle w:val="VerbatimChar"/>
+        </w:rPr>
+        <w:t xml:space="preserve">        CP[Control Plane] --&gt; ORA[(Oracle - MOI doi&lt;br/&gt;cach ly qua cot team_code)]</w:t>
+      </w:r>
+      <w:r>
+        <w:br/>
+      </w:r>
+      <w:r>
+        <w:rPr>
+          <w:rStyle w:val="VerbatimChar"/>
+        </w:rPr>
+        <w:t xml:space="preserve">    end</w:t>
+      </w:r>
+      <w:r>
+        <w:br/>
+      </w:r>
+      <w:r>
+        <w:rPr>
+          <w:rStyle w:val="VerbatimChar"/>
+        </w:rPr>
+        <w:t xml:space="preserve">    subgraph TEAM_A["Data Plane doi A (rieng)"]</w:t>
+      </w:r>
+      <w:r>
+        <w:br/>
+      </w:r>
+      <w:r>
+        <w:rPr>
+          <w:rStyle w:val="VerbatimChar"/>
+        </w:rPr>
+        <w:t xml:space="preserve">        DPA[Data Plane A] --&gt; RED_A[(Redis rieng doi A)]</w:t>
+      </w:r>
+      <w:r>
+        <w:br/>
+      </w:r>
+      <w:r>
+        <w:rPr>
+          <w:rStyle w:val="VerbatimChar"/>
+        </w:rPr>
+        <w:t xml:space="preserve">    end</w:t>
+      </w:r>
+      <w:r>
+        <w:br/>
+      </w:r>
+      <w:r>
+        <w:rPr>
+          <w:rStyle w:val="VerbatimChar"/>
+        </w:rPr>
+        <w:t xml:space="preserve">    subgraph TEAM_B["Data Plane doi B (rieng)"]</w:t>
+      </w:r>
+      <w:r>
+        <w:br/>
+      </w:r>
+      <w:r>
+        <w:rPr>
+          <w:rStyle w:val="VerbatimChar"/>
+        </w:rPr>
+        <w:t xml:space="preserve">        DPB[Data Plane B] --&gt; RED_B[(Redis rieng doi B)]</w:t>
+      </w:r>
+      <w:r>
+        <w:br/>
+      </w:r>
+      <w:r>
+        <w:rPr>
+          <w:rStyle w:val="VerbatimChar"/>
+        </w:rPr>
+        <w:t xml:space="preserve">    end</w:t>
+      </w:r>
+      <w:r>
+        <w:br/>
+      </w:r>
+      <w:r>
+        <w:rPr>
+          <w:rStyle w:val="VerbatimChar"/>
+        </w:rPr>
+        <w:t xml:space="preserve">    DPA --&gt;|"sync, api_key doi A"| CP</w:t>
+      </w:r>
+      <w:r>
+        <w:br/>
+      </w:r>
+      <w:r>
+        <w:rPr>
+          <w:rStyle w:val="VerbatimChar"/>
+        </w:rPr>
+        <w:t xml:space="preserve">    DPB --&gt;|"sync, api_key doi B"| CP</w:t>
+      </w:r>
+      <w:r>
+        <w:br/>
+      </w:r>
+      <w:r>
+        <w:rPr>
+          <w:rStyle w:val="VerbatimChar"/>
+        </w:rPr>
+        <w:t xml:space="preserve">    SRC[1 nguon code duy nhat&lt;br/&gt;git repository] -.-&gt;|build 1 image duy nhat| CP</w:t>
+      </w:r>
+      <w:r>
+        <w:br/>
+      </w:r>
+      <w:r>
+        <w:rPr>
+          <w:rStyle w:val="VerbatimChar"/>
+        </w:rPr>
+        <w:t xml:space="preserve">    SRC -.-&gt; DPA</w:t>
+      </w:r>
+      <w:r>
+        <w:br/>
+      </w:r>
+      <w:r>
+        <w:rPr>
+          <w:rStyle w:val="VerbatimChar"/>
+        </w:rPr>
+        <w:t xml:space="preserve">    SRC -.-&gt; DPB</w:t>
+      </w:r>
+    </w:p>
+    <w:p>
+      <w:pPr>
+        <w:pStyle w:val="FirstParagraph"/>
+      </w:pPr>
+      <w:r>
+        <w:rPr>
+          <w:b/>
+          <w:bCs/>
+        </w:rPr>
+        <w:t xml:space="preserve">Thay đổi so với trước 2026-09 (xem ADR-04 sửa lại, ADR-07)</w:t>
+      </w:r>
+      <w:r>
+        <w:t xml:space="preserve">: DỮ LIỆU cấu</w:t>
+      </w:r>
+      <w:r>
+        <w:t xml:space="preserve"> </w:t>
+      </w:r>
+      <w:r>
+        <w:t xml:space="preserve">hình (Endpoint/Upstream) giờ</w:t>
+      </w:r>
+      <w:r>
+        <w:t xml:space="preserve"> </w:t>
+      </w:r>
+      <w:r>
+        <w:rPr>
+          <w:b/>
+          <w:bCs/>
+        </w:rPr>
+        <w:t xml:space="preserve">dùng chung 1 Oracle trung tâm</w:t>
+      </w:r>
+      <w:r>
+        <w:t xml:space="preserve">, cách ly giữa</w:t>
+      </w:r>
+      <w:r>
+        <w:t xml:space="preserve"> </w:t>
+      </w:r>
+      <w:r>
+        <w:t xml:space="preserve">các đội qua cột</w:t>
+      </w:r>
+      <w:r>
+        <w:t xml:space="preserve"> </w:t>
+      </w:r>
+      <w:r>
+        <w:rPr>
+          <w:rStyle w:val="VerbatimChar"/>
+        </w:rPr>
+        <w:t xml:space="preserve">team_code</w:t>
+      </w:r>
+      <w:r>
+        <w:t xml:space="preserve"> </w:t>
+      </w:r>
+      <w:r>
+        <w:t xml:space="preserve">(không còn</w:t>
+      </w:r>
+      <w:r>
+        <w:t xml:space="preserve"> </w:t>
+      </w:r>
+      <w:r>
+        <w:t xml:space="preserve">“mỗi đội 1 Oracle riêng”</w:t>
+      </w:r>
+      <w:r>
+        <w:t xml:space="preserve">). NHƯNG tầng</w:t>
+      </w:r>
+      <w:r>
+        <w:t xml:space="preserve"> </w:t>
+      </w:r>
+      <w:r>
+        <w:rPr>
+          <w:b/>
+          <w:bCs/>
+        </w:rPr>
+        <w:t xml:space="preserve">thực thi traffic thật (Data Plane) vẫn multi-instance hoàn toàn</w:t>
+      </w:r>
+      <w:r>
+        <w:t xml:space="preserve"> </w:t>
+      </w:r>
+      <w:r>
+        <w:t xml:space="preserve">— mỗi đội</w:t>
+      </w:r>
+      <w:r>
+        <w:t xml:space="preserve"> </w:t>
+      </w:r>
+      <w:r>
+        <w:t xml:space="preserve">1 bản độc lập, tự chịu tải, sập/quá tải không ảnh hưởng đội khác — lý do ban</w:t>
+      </w:r>
+      <w:r>
+        <w:t xml:space="preserve"> </w:t>
+      </w:r>
+      <w:r>
+        <w:t xml:space="preserve">đầu của ADR-04 (cách ly tải, cách ly lỗi hạ tầng) vẫn đúng cho phần THỰC THI,</w:t>
+      </w:r>
+      <w:r>
+        <w:t xml:space="preserve"> </w:t>
+      </w:r>
+      <w:r>
+        <w:t xml:space="preserve">chỉ không còn đúng cho phần LƯU CẤU HÌNH. Elasticsearch/APM vẫn là hạ tầng</w:t>
+      </w:r>
+      <w:r>
+        <w:t xml:space="preserve"> </w:t>
+      </w:r>
+      <w:r>
+        <w:t xml:space="preserve">TUỲ CHỌN dùng chung (nếu muốn) — không đổi.</w:t>
+      </w:r>
+    </w:p>
+    <w:bookmarkEnd w:id="22"/>
+    <w:bookmarkStart w:id="23" w:name="vòng-đời-khởi-động"/>
+    <w:p>
+      <w:pPr>
+        <w:pStyle w:val="Heading3"/>
+      </w:pPr>
+      <w:r>
+        <w:t xml:space="preserve">5.5. Vòng đời khởi động</w:t>
+      </w:r>
+    </w:p>
+    <w:p>
+      <w:pPr>
+        <w:pStyle w:val="FirstParagraph"/>
+      </w:pPr>
+      <w:r>
+        <w:t xml:space="preserve">Việc tạo schema (bước 0 dưới đây) diễn ra</w:t>
+      </w:r>
+      <w:r>
+        <w:t xml:space="preserve"> </w:t>
+      </w:r>
+      <w:r>
+        <w:rPr>
+          <w:b/>
+          <w:bCs/>
+        </w:rPr>
+        <w:t xml:space="preserve">1 lần, TRƯỚC</w:t>
+      </w:r>
+      <w:r>
+        <w:t xml:space="preserve"> </w:t>
+      </w:r>
+      <w:r>
+        <w:t xml:space="preserve">và</w:t>
+      </w:r>
+      <w:r>
+        <w:t xml:space="preserve"> </w:t>
+      </w:r>
+      <w:r>
+        <w:rPr>
+          <w:b/>
+          <w:bCs/>
+        </w:rPr>
+        <w:t xml:space="preserve">NGOÀI</w:t>
+      </w:r>
+      <w:r>
+        <w:t xml:space="preserve"> </w:t>
+      </w:r>
+      <w:r>
+        <w:t xml:space="preserve">vòng</w:t>
+      </w:r>
+      <w:r>
+        <w:t xml:space="preserve"> </w:t>
+      </w:r>
+      <w:r>
+        <w:t xml:space="preserve">đời Control Plane, do DBA của đội nền tảng thực hiện thủ công (xem ADR-03,</w:t>
+      </w:r>
+      <w:r>
+        <w:t xml:space="preserve"> </w:t>
+      </w:r>
+      <w:r>
+        <w:t xml:space="preserve">mục 9).</w:t>
+      </w:r>
+    </w:p>
+    <w:p>
+      <w:pPr>
+        <w:pStyle w:val="SourceCode"/>
+      </w:pPr>
+      <w:r>
+        <w:rPr>
+          <w:rStyle w:val="VerbatimChar"/>
+        </w:rPr>
+        <w:t xml:space="preserve">sequenceDiagram</w:t>
+      </w:r>
+      <w:r>
+        <w:br/>
+      </w:r>
+      <w:r>
+        <w:rPr>
+          <w:rStyle w:val="VerbatimChar"/>
+        </w:rPr>
+        <w:t xml:space="preserve">    participant DBA as DBA doi nen tang (1 lan)</w:t>
+      </w:r>
+      <w:r>
+        <w:br/>
+      </w:r>
+      <w:r>
+        <w:rPr>
+          <w:rStyle w:val="VerbatimChar"/>
+        </w:rPr>
+        <w:t xml:space="preserve">    participant O as Oracle trung tam</w:t>
+      </w:r>
+      <w:r>
+        <w:br/>
+      </w:r>
+      <w:r>
+        <w:rPr>
+          <w:rStyle w:val="VerbatimChar"/>
+        </w:rPr>
+        <w:t xml:space="preserve">    participant K as Kubernetes (kubelet)</w:t>
+      </w:r>
+      <w:r>
+        <w:br/>
+      </w:r>
+      <w:r>
+        <w:rPr>
+          <w:rStyle w:val="VerbatimChar"/>
+        </w:rPr>
+        <w:t xml:space="preserve">    participant CP as Control Plane JVM</w:t>
+      </w:r>
+      <w:r>
+        <w:br/>
+      </w:r>
+      <w:r>
+        <w:rPr>
+          <w:rStyle w:val="VerbatimChar"/>
+        </w:rPr>
+        <w:t xml:space="preserve">    participant DP as Data Plane JVM (1 doi)</w:t>
+      </w:r>
+      <w:r>
+        <w:br/>
+      </w:r>
+      <w:r>
+        <w:br/>
+      </w:r>
+      <w:r>
+        <w:rPr>
+          <w:rStyle w:val="VerbatimChar"/>
+        </w:rPr>
+        <w:t xml:space="preserve">    Note over DBA,O: Buoc 0 - CHI 1 LAN</w:t>
+      </w:r>
+      <w:r>
+        <w:br/>
+      </w:r>
+      <w:r>
+        <w:rPr>
+          <w:rStyle w:val="VerbatimChar"/>
+        </w:rPr>
+        <w:t xml:space="preserve">    DBA-&gt;&gt;O: Chay V1__baseline.sql + V2__team_code.sql</w:t>
+      </w:r>
+      <w:r>
+        <w:br/>
+      </w:r>
+      <w:r>
+        <w:rPr>
+          <w:rStyle w:val="VerbatimChar"/>
+        </w:rPr>
+        <w:t xml:space="preserve">    DBA-&gt;&gt;O: Cap user RUNTIME (Control Plane) quyen DML</w:t>
+      </w:r>
+      <w:r>
+        <w:br/>
+      </w:r>
+      <w:r>
+        <w:br/>
+      </w:r>
+      <w:r>
+        <w:rPr>
+          <w:rStyle w:val="VerbatimChar"/>
+        </w:rPr>
+        <w:t xml:space="preserve">    K-&gt;&gt;CP: Khoi dong Pod (SPRING_PROFILES_ACTIVE=control-plane)</w:t>
+      </w:r>
+      <w:r>
+        <w:br/>
+      </w:r>
+      <w:r>
+        <w:rPr>
+          <w:rStyle w:val="VerbatimChar"/>
+        </w:rPr>
+        <w:t xml:space="preserve">    CP-&gt;&gt;O: Doi chieu entity &lt;-&gt; schema (ddl-auto=validate)</w:t>
+      </w:r>
+      <w:r>
+        <w:br/>
+      </w:r>
+      <w:r>
+        <w:rPr>
+          <w:rStyle w:val="VerbatimChar"/>
+        </w:rPr>
+        <w:t xml:space="preserve">    O--&gt;&gt;CP: OK (hoac throw, dung khoi dong)</w:t>
+      </w:r>
+      <w:r>
+        <w:br/>
+      </w:r>
+      <w:r>
+        <w:rPr>
+          <w:rStyle w:val="VerbatimChar"/>
+        </w:rPr>
+        <w:t xml:space="preserve">    CP--&gt;&gt;K: readinessProbe /actuator/health tra 200</w:t>
+      </w:r>
+      <w:r>
+        <w:br/>
+      </w:r>
+      <w:r>
+        <w:br/>
+      </w:r>
+      <w:r>
+        <w:rPr>
+          <w:rStyle w:val="VerbatimChar"/>
+        </w:rPr>
+        <w:t xml:space="preserve">    Note over DBA,DP: Doi nen tang tao doi qua "Quan ly doi" - cap team_code+api_key cho tung doi (ngoai pham vi so do nay)</w:t>
+      </w:r>
+      <w:r>
+        <w:br/>
+      </w:r>
+      <w:r>
+        <w:br/>
+      </w:r>
+      <w:r>
+        <w:rPr>
+          <w:rStyle w:val="VerbatimChar"/>
+        </w:rPr>
+        <w:t xml:space="preserve">    K-&gt;&gt;DP: Khoi dong Pod (SPRING_PROFILES_ACTIVE=data-plane, moi doi tu trien khai)</w:t>
+      </w:r>
+      <w:r>
+        <w:br/>
+      </w:r>
+      <w:r>
+        <w:rPr>
+          <w:rStyle w:val="VerbatimChar"/>
+        </w:rPr>
+        <w:t xml:space="preserve">    DP-&gt;&gt;CP: GET /api/config/export (api_key cua doi) - lan dong bo dau tien</w:t>
+      </w:r>
+      <w:r>
+        <w:br/>
+      </w:r>
+      <w:r>
+        <w:rPr>
+          <w:rStyle w:val="VerbatimChar"/>
+        </w:rPr>
+        <w:t xml:space="preserve">    CP--&gt;&gt;DP: Endpoint/Upstream cua DUNG doi do</w:t>
+      </w:r>
+      <w:r>
+        <w:br/>
+      </w:r>
+      <w:r>
+        <w:rPr>
+          <w:rStyle w:val="VerbatimChar"/>
+        </w:rPr>
+        <w:t xml:space="preserve">    DP--&gt;&gt;K: readinessProbe /actuator/health/readiness tra 200&lt;br/&gt;(CHI sau khi dong bo THANH CONG it nhat 1 lan)</w:t>
+      </w:r>
+      <w:r>
+        <w:br/>
+      </w:r>
+      <w:r>
+        <w:rPr>
+          <w:rStyle w:val="VerbatimChar"/>
+        </w:rPr>
+        <w:t xml:space="preserve">    DP-&gt;&gt;DP: Tiep tuc poll dinh ky (mac dinh 15s) trong suot vong doi</w:t>
+      </w:r>
+    </w:p>
+    <w:p>
+      <w:r>
+        <w:pict>
+          <v:rect style="width:0;height:1.5pt" o:hralign="center" o:hrstd="t" o:hr="t"/>
+        </w:pict>
+      </w:r>
+    </w:p>
+    <w:bookmarkEnd w:id="23"/>
+    <w:bookmarkEnd w:id="24"/>
+    <w:bookmarkStart w:id="27" w:name="kiến-trúc-dữ-liệu-data-architecture"/>
+    <w:p>
+      <w:pPr>
+        <w:pStyle w:val="Heading2"/>
+      </w:pPr>
+      <w:r>
+        <w:t xml:space="preserve">6. Kiến trúc Dữ liệu (Data Architecture)</w:t>
+      </w:r>
+    </w:p>
+    <w:bookmarkStart w:id="25" w:name="phân-loại-dữ-liệu"/>
+    <w:p>
+      <w:pPr>
+        <w:pStyle w:val="Heading3"/>
+      </w:pPr>
+      <w:r>
+        <w:t xml:space="preserve">6.1. Phân loại dữ liệu</w:t>
       </w:r>
     </w:p>
     <w:tbl>
@@ -1606,2250 +4323,6 @@
               <w:pStyle w:val="Compact"/>
             </w:pPr>
             <w:r>
-              <w:t xml:space="preserve">Thành phần</w:t>
-            </w:r>
-          </w:p>
-        </w:tc>
-        <w:tc>
-          <w:tcPr/>
-          <w:p>
-            <w:pPr>
-              <w:pStyle w:val="Compact"/>
-            </w:pPr>
-            <w:r>
-              <w:t xml:space="preserve">Trách nhiệm</w:t>
-            </w:r>
-          </w:p>
-        </w:tc>
-        <w:tc>
-          <w:tcPr/>
-          <w:p>
-            <w:pPr>
-              <w:pStyle w:val="Compact"/>
-            </w:pPr>
-            <w:r>
-              <w:t xml:space="preserve">Ranh giới KHÔNG đảm nhiệm</w:t>
-            </w:r>
-          </w:p>
-        </w:tc>
-      </w:tr>
-      <w:tr>
-        <w:tc>
-          <w:tcPr/>
-          <w:p>
-            <w:pPr>
-              <w:pStyle w:val="Compact"/>
-            </w:pPr>
-            <w:r>
-              <w:rPr>
-                <w:b/>
-                <w:bCs/>
-              </w:rPr>
-              <w:t xml:space="preserve">Control Plane</w:t>
-            </w:r>
-            <w:r>
-              <w:t xml:space="preserve"> </w:t>
-            </w:r>
-            <w:r>
-              <w:t xml:space="preserve">(</w:t>
-            </w:r>
-            <w:r>
-              <w:rPr>
-                <w:rStyle w:val="VerbatimChar"/>
-              </w:rPr>
-              <w:t xml:space="preserve">*Controller</w:t>
-            </w:r>
-            <w:r>
-              <w:t xml:space="preserve"> </w:t>
-            </w:r>
-            <w:r>
-              <w:t xml:space="preserve">dưới</w:t>
-            </w:r>
-            <w:r>
-              <w:t xml:space="preserve"> </w:t>
-            </w:r>
-            <w:r>
-              <w:rPr>
-                <w:rStyle w:val="VerbatimChar"/>
-              </w:rPr>
-              <w:t xml:space="preserve">/api/**</w:t>
-            </w:r>
-            <w:r>
-              <w:t xml:space="preserve">)</w:t>
-            </w:r>
-          </w:p>
-        </w:tc>
-        <w:tc>
-          <w:tcPr/>
-          <w:p>
-            <w:pPr>
-              <w:pStyle w:val="Compact"/>
-            </w:pPr>
-            <w:r>
-              <w:t xml:space="preserve">CRUD cấu hình, tra cứu log, xuất/nhập cấu hình, xem trước</w:t>
-            </w:r>
-          </w:p>
-        </w:tc>
-        <w:tc>
-          <w:tcPr/>
-          <w:p>
-            <w:pPr>
-              <w:pStyle w:val="Compact"/>
-            </w:pPr>
-            <w:r>
-              <w:t xml:space="preserve">KHÔNG xử lý traffic nghiệp vụ thật của client</w:t>
-            </w:r>
-          </w:p>
-        </w:tc>
-      </w:tr>
-      <w:tr>
-        <w:tc>
-          <w:tcPr/>
-          <w:p>
-            <w:pPr>
-              <w:pStyle w:val="Compact"/>
-            </w:pPr>
-            <w:r>
-              <w:rPr>
-                <w:b/>
-                <w:bCs/>
-              </w:rPr>
-              <w:t xml:space="preserve">Data Plane</w:t>
-            </w:r>
-            <w:r>
-              <w:t xml:space="preserve"> </w:t>
-            </w:r>
-            <w:r>
-              <w:t xml:space="preserve">(</w:t>
-            </w:r>
-            <w:r>
-              <w:rPr>
-                <w:rStyle w:val="VerbatimChar"/>
-              </w:rPr>
-              <w:t xml:space="preserve">DynamicDispatcherController</w:t>
-            </w:r>
-            <w:r>
-              <w:t xml:space="preserve">)</w:t>
-            </w:r>
-          </w:p>
-        </w:tc>
-        <w:tc>
-          <w:tcPr/>
-          <w:p>
-            <w:pPr>
-              <w:pStyle w:val="Compact"/>
-            </w:pPr>
-            <w:r>
-              <w:t xml:space="preserve">Nhận request client, khớp Endpoint, uỷ quyền cho engine, ghi audit</w:t>
-            </w:r>
-          </w:p>
-        </w:tc>
-        <w:tc>
-          <w:tcPr/>
-          <w:p>
-            <w:pPr>
-              <w:pStyle w:val="Compact"/>
-            </w:pPr>
-            <w:r>
-              <w:t xml:space="preserve">KHÔNG chứa logic điều phối chi tiết (uỷ quyền hết cho</w:t>
-            </w:r>
-            <w:r>
-              <w:t xml:space="preserve"> </w:t>
-            </w:r>
-            <w:r>
-              <w:rPr>
-                <w:rStyle w:val="VerbatimChar"/>
-              </w:rPr>
-              <w:t xml:space="preserve">CompositeOrchestratorEngine</w:t>
-            </w:r>
-            <w:r>
-              <w:t xml:space="preserve">)</w:t>
-            </w:r>
-          </w:p>
-        </w:tc>
-      </w:tr>
-      <w:tr>
-        <w:tc>
-          <w:tcPr/>
-          <w:p>
-            <w:pPr>
-              <w:pStyle w:val="Compact"/>
-            </w:pPr>
-            <w:r>
-              <w:rPr>
-                <w:rStyle w:val="VerbatimChar"/>
-                <w:b/>
-                <w:bCs/>
-              </w:rPr>
-              <w:t xml:space="preserve">CompositeOrchestratorEngine</w:t>
-            </w:r>
-          </w:p>
-        </w:tc>
-        <w:tc>
-          <w:tcPr/>
-          <w:p>
-            <w:pPr>
-              <w:pStyle w:val="Compact"/>
-            </w:pPr>
-            <w:r>
-              <w:t xml:space="preserve">Điều phối thứ tự thực thi step (tuần tự/song song/rẽ nhánh/bù trừ), ánh xạ dữ liệu, gộp response</w:t>
-            </w:r>
-          </w:p>
-        </w:tc>
-        <w:tc>
-          <w:tcPr/>
-          <w:p>
-            <w:pPr>
-              <w:pStyle w:val="Compact"/>
-            </w:pPr>
-            <w:r>
-              <w:t xml:space="preserve">KHÔNG tự thực hiện lệnh gọi HTTP (uỷ quyền</w:t>
-            </w:r>
-            <w:r>
-              <w:t xml:space="preserve"> </w:t>
-            </w:r>
-            <w:r>
-              <w:rPr>
-                <w:rStyle w:val="VerbatimChar"/>
-              </w:rPr>
-              <w:t xml:space="preserve">UpstreamHttpExecutor</w:t>
-            </w:r>
-            <w:r>
-              <w:t xml:space="preserve">)</w:t>
-            </w:r>
-          </w:p>
-        </w:tc>
-      </w:tr>
-      <w:tr>
-        <w:tc>
-          <w:tcPr/>
-          <w:p>
-            <w:pPr>
-              <w:pStyle w:val="Compact"/>
-            </w:pPr>
-            <w:r>
-              <w:rPr>
-                <w:rStyle w:val="VerbatimChar"/>
-                <w:b/>
-                <w:bCs/>
-              </w:rPr>
-              <w:t xml:space="preserve">UpstreamHttpExecutor</w:t>
-            </w:r>
-          </w:p>
-        </w:tc>
-        <w:tc>
-          <w:tcPr/>
-          <w:p>
-            <w:pPr>
-              <w:pStyle w:val="Compact"/>
-            </w:pPr>
-            <w:r>
-              <w:t xml:space="preserve">Thực hiện 1 lệnh gọi HTTP cụ thể, bọc cache/circuit-breaker/retry/bulkhead/audit cho ĐÚNG lệnh gọi đó</w:t>
-            </w:r>
-          </w:p>
-        </w:tc>
-        <w:tc>
-          <w:tcPr/>
-          <w:p>
-            <w:pPr>
-              <w:pStyle w:val="Compact"/>
-            </w:pPr>
-            <w:r>
-              <w:t xml:space="preserve">KHÔNG biết gì về thứ tự/logic tổng thể của cả chuỗi Endpoint</w:t>
-            </w:r>
-          </w:p>
-        </w:tc>
-      </w:tr>
-      <w:tr>
-        <w:tc>
-          <w:tcPr/>
-          <w:p>
-            <w:pPr>
-              <w:pStyle w:val="Compact"/>
-            </w:pPr>
-            <w:r>
-              <w:rPr>
-                <w:rStyle w:val="VerbatimChar"/>
-                <w:b/>
-                <w:bCs/>
-              </w:rPr>
-              <w:t xml:space="preserve">EndpointRegistryCache</w:t>
-            </w:r>
-            <w:r>
-              <w:rPr>
-                <w:b/>
-                <w:bCs/>
-              </w:rPr>
-              <w:t xml:space="preserve"> </w:t>
-            </w:r>
-            <w:r>
-              <w:rPr>
-                <w:b/>
-                <w:bCs/>
-              </w:rPr>
-              <w:t xml:space="preserve">/</w:t>
-            </w:r>
-            <w:r>
-              <w:rPr>
-                <w:b/>
-                <w:bCs/>
-              </w:rPr>
-              <w:t xml:space="preserve"> </w:t>
-            </w:r>
-            <w:r>
-              <w:rPr>
-                <w:rStyle w:val="VerbatimChar"/>
-                <w:b/>
-                <w:bCs/>
-              </w:rPr>
-              <w:t xml:space="preserve">UpstreamRegistryCache</w:t>
-            </w:r>
-          </w:p>
-        </w:tc>
-        <w:tc>
-          <w:tcPr/>
-          <w:p>
-            <w:pPr>
-              <w:pStyle w:val="Compact"/>
-            </w:pPr>
-            <w:r>
-              <w:t xml:space="preserve">Giữ bản sao cấu hình trong bộ nhớ, phục vụ tra cứu O(1)/gần O(1) cho MỌI request</w:t>
-            </w:r>
-          </w:p>
-        </w:tc>
-        <w:tc>
-          <w:tcPr/>
-          <w:p>
-            <w:pPr>
-              <w:pStyle w:val="Compact"/>
-            </w:pPr>
-            <w:r>
-              <w:t xml:space="preserve">KHÔNG phải nguồn sự thật (source of truth) — Oracle mới là nguồn thật, registry chỉ là cache đọc</w:t>
-            </w:r>
-          </w:p>
-        </w:tc>
-      </w:tr>
-      <w:tr>
-        <w:tc>
-          <w:tcPr/>
-          <w:p>
-            <w:pPr>
-              <w:pStyle w:val="Compact"/>
-            </w:pPr>
-            <w:r>
-              <w:rPr>
-                <w:rStyle w:val="VerbatimChar"/>
-                <w:b/>
-                <w:bCs/>
-              </w:rPr>
-              <w:t xml:space="preserve">GatewayCacheService</w:t>
-            </w:r>
-          </w:p>
-        </w:tc>
-        <w:tc>
-          <w:tcPr/>
-          <w:p>
-            <w:pPr>
-              <w:pStyle w:val="Compact"/>
-            </w:pPr>
-            <w:r>
-              <w:t xml:space="preserve">Cache-aside cho kết quả lệnh gọi (theo step hoặc toàn bộ response)</w:t>
-            </w:r>
-          </w:p>
-        </w:tc>
-        <w:tc>
-          <w:tcPr/>
-          <w:p>
-            <w:pPr>
-              <w:pStyle w:val="Compact"/>
-            </w:pPr>
-            <w:r>
-              <w:t xml:space="preserve">KHÔNG cache cấu hình (đó là việc của Registry Cache)</w:t>
-            </w:r>
-          </w:p>
-        </w:tc>
-      </w:tr>
-      <w:tr>
-        <w:tc>
-          <w:tcPr/>
-          <w:p>
-            <w:pPr>
-              <w:pStyle w:val="Compact"/>
-            </w:pPr>
-            <w:r>
-              <w:rPr>
-                <w:rStyle w:val="VerbatimChar"/>
-                <w:b/>
-                <w:bCs/>
-              </w:rPr>
-              <w:t xml:space="preserve">AuditLogService</w:t>
-            </w:r>
-          </w:p>
-        </w:tc>
-        <w:tc>
-          <w:tcPr/>
-          <w:p>
-            <w:pPr>
-              <w:pStyle w:val="Compact"/>
-            </w:pPr>
-            <w:r>
-              <w:t xml:space="preserve">Ghi nhật ký bất đồng bộ, fail-open</w:t>
-            </w:r>
-          </w:p>
-        </w:tc>
-        <w:tc>
-          <w:tcPr/>
-          <w:p>
-            <w:pPr>
-              <w:pStyle w:val="Compact"/>
-            </w:pPr>
-            <w:r>
-              <w:t xml:space="preserve">KHÔNG phục vụ tra cứu (đó là</w:t>
-            </w:r>
-            <w:r>
-              <w:t xml:space="preserve"> </w:t>
-            </w:r>
-            <w:r>
-              <w:rPr>
-                <w:rStyle w:val="VerbatimChar"/>
-              </w:rPr>
-              <w:t xml:space="preserve">LogSearchService</w:t>
-            </w:r>
-            <w:r>
-              <w:t xml:space="preserve">, đọc trực tiếp Elasticsearch)</w:t>
-            </w:r>
-          </w:p>
-        </w:tc>
-      </w:tr>
-      <w:tr>
-        <w:tc>
-          <w:tcPr/>
-          <w:p>
-            <w:pPr>
-              <w:pStyle w:val="Compact"/>
-            </w:pPr>
-            <w:r>
-              <w:rPr>
-                <w:rStyle w:val="VerbatimChar"/>
-                <w:b/>
-                <w:bCs/>
-              </w:rPr>
-              <w:t xml:space="preserve">TraceCollector</w:t>
-            </w:r>
-          </w:p>
-        </w:tc>
-        <w:tc>
-          <w:tcPr/>
-          <w:p>
-            <w:pPr>
-              <w:pStyle w:val="Compact"/>
-            </w:pPr>
-            <w:r>
-              <w:t xml:space="preserve">Thu thập chi tiết từng bước CHO 1 lần</w:t>
-            </w:r>
-            <w:r>
-              <w:t xml:space="preserve"> </w:t>
-            </w:r>
-            <w:r>
-              <w:t xml:space="preserve">“Thử ngay/nhanh”</w:t>
-            </w:r>
-            <w:r>
-              <w:t xml:space="preserve"> </w:t>
-            </w:r>
-            <w:r>
-              <w:t xml:space="preserve">cụ thể, hoàn toàn trong bộ nhớ</w:t>
-            </w:r>
-          </w:p>
-        </w:tc>
-        <w:tc>
-          <w:tcPr/>
-          <w:p>
-            <w:pPr>
-              <w:pStyle w:val="Compact"/>
-            </w:pPr>
-            <w:r>
-              <w:t xml:space="preserve">KHÔNG liên quan/không phụ thuộc pipeline audit Elasticsearch</w:t>
-            </w:r>
-          </w:p>
-        </w:tc>
-      </w:tr>
-      <w:tr>
-        <w:tc>
-          <w:tcPr/>
-          <w:p>
-            <w:pPr>
-              <w:pStyle w:val="Compact"/>
-            </w:pPr>
-            <w:r>
-              <w:rPr>
-                <w:b/>
-                <w:bCs/>
-              </w:rPr>
-              <w:t xml:space="preserve">Frontend Angular</w:t>
-            </w:r>
-          </w:p>
-        </w:tc>
-        <w:tc>
-          <w:tcPr/>
-          <w:p>
-            <w:pPr>
-              <w:pStyle w:val="Compact"/>
-            </w:pPr>
-            <w:r>
-              <w:t xml:space="preserve">Giao diện khai báo (form/canvas), tra cứu, xem trước</w:t>
-            </w:r>
-          </w:p>
-        </w:tc>
-        <w:tc>
-          <w:tcPr/>
-          <w:p>
-            <w:pPr>
-              <w:pStyle w:val="Compact"/>
-            </w:pPr>
-            <w:r>
-              <w:t xml:space="preserve">KHÔNG chứa logic nghiệp vụ điều phối (chỉ gọi API Control Plane)</w:t>
-            </w:r>
-          </w:p>
-        </w:tc>
-      </w:tr>
-    </w:tbl>
-    <w:p>
-      <w:r>
-        <w:pict>
-          <v:rect style="width:0;height:1.5pt" o:hralign="center" o:hrstd="t" o:hr="t"/>
-        </w:pict>
-      </w:r>
-    </w:p>
-    <w:bookmarkEnd w:id="17"/>
-    <w:bookmarkEnd w:id="18"/>
-    <w:bookmarkStart w:id="23" w:name="kiến-trúc-triển-khai-deployment-view"/>
-    <w:p>
-      <w:pPr>
-        <w:pStyle w:val="Heading2"/>
-      </w:pPr>
-      <w:r>
-        <w:t xml:space="preserve">5. Kiến trúc Triển khai (Deployment View)</w:t>
-      </w:r>
-    </w:p>
-    <w:bookmarkStart w:id="19" w:name="đơn-vị-triển-khai-của-1-đội"/>
-    <w:p>
-      <w:pPr>
-        <w:pStyle w:val="Heading3"/>
-      </w:pPr>
-      <w:r>
-        <w:t xml:space="preserve">5.1. Đơn vị triển khai của 1 đội</w:t>
-      </w:r>
-    </w:p>
-    <w:p>
-      <w:pPr>
-        <w:pStyle w:val="FirstParagraph"/>
-      </w:pPr>
-      <w:r>
-        <w:rPr>
-          <w:b/>
-          <w:bCs/>
-        </w:rPr>
-        <w:t xml:space="preserve">Topology chính thức: Kubernetes</w:t>
-      </w:r>
-      <w:r>
-        <w:t xml:space="preserve"> </w:t>
-      </w:r>
-      <w:r>
-        <w:t xml:space="preserve">(YAML thuần trong</w:t>
-      </w:r>
-      <w:r>
-        <w:t xml:space="preserve"> </w:t>
-      </w:r>
-      <w:r>
-        <w:rPr>
-          <w:rStyle w:val="VerbatimChar"/>
-        </w:rPr>
-        <w:t xml:space="preserve">k8s/</w:t>
-      </w:r>
-      <w:r>
-        <w:t xml:space="preserve">,</w:t>
-      </w:r>
-      <w:r>
-        <w:t xml:space="preserve"> </w:t>
-      </w:r>
-      <w:r>
-        <w:rPr>
-          <w:rStyle w:val="VerbatimChar"/>
-        </w:rPr>
-        <w:t xml:space="preserve">kubectl apply</w:t>
-      </w:r>
-      <w:r>
-        <w:t xml:space="preserve">,</w:t>
-      </w:r>
-      <w:r>
-        <w:t xml:space="preserve"> </w:t>
-      </w:r>
-      <w:r>
-        <w:t xml:space="preserve">không Helm — xem</w:t>
-      </w:r>
-      <w:r>
-        <w:t xml:space="preserve"> </w:t>
-      </w:r>
-      <w:r>
-        <w:rPr>
-          <w:rStyle w:val="VerbatimChar"/>
-        </w:rPr>
-        <w:t xml:space="preserve">k8s/README.md</w:t>
-      </w:r>
-      <w:r>
-        <w:t xml:space="preserve"> </w:t>
-      </w:r>
-      <w:r>
-        <w:t xml:space="preserve">và</w:t>
-      </w:r>
-      <w:r>
-        <w:t xml:space="preserve"> </w:t>
-      </w:r>
-      <w:r>
-        <w:rPr>
-          <w:rStyle w:val="VerbatimChar"/>
-        </w:rPr>
-        <w:t xml:space="preserve">DEPLOYMENT_GUIDE.md</w:t>
-      </w:r>
-      <w:r>
-        <w:t xml:space="preserve"> </w:t>
-      </w:r>
-      <w:r>
-        <w:t xml:space="preserve">mục 4a). Docker</w:t>
-      </w:r>
-      <w:r>
-        <w:t xml:space="preserve"> </w:t>
-      </w:r>
-      <w:r>
-        <w:t xml:space="preserve">Compose (</w:t>
-      </w:r>
-      <w:r>
-        <w:rPr>
-          <w:rStyle w:val="VerbatimChar"/>
-        </w:rPr>
-        <w:t xml:space="preserve">docker-compose.yml</w:t>
-      </w:r>
-      <w:r>
-        <w:t xml:space="preserve">) vẫn được giữ song song trong repo cho máy</w:t>
-      </w:r>
-      <w:r>
-        <w:t xml:space="preserve"> </w:t>
-      </w:r>
-      <w:r>
-        <w:t xml:space="preserve">dev/demo 1 host (mục 5.1b), nhưng KHÔNG phải hướng production khuyến nghị.</w:t>
-      </w:r>
-    </w:p>
-    <w:p>
-      <w:pPr>
-        <w:pStyle w:val="SourceCode"/>
-      </w:pPr>
-      <w:r>
-        <w:rPr>
-          <w:rStyle w:val="VerbatimChar"/>
-        </w:rPr>
-        <w:t xml:space="preserve">flowchart LR</w:t>
-      </w:r>
-      <w:r>
-        <w:br/>
-      </w:r>
-      <w:r>
-        <w:rPr>
-          <w:rStyle w:val="VerbatimChar"/>
-        </w:rPr>
-        <w:t xml:space="preserve">    subgraph NS["Namespace cua 1 doi BCCS (cum Kubernetes)"]</w:t>
-      </w:r>
-      <w:r>
-        <w:br/>
-      </w:r>
-      <w:r>
-        <w:rPr>
-          <w:rStyle w:val="VerbatimChar"/>
-        </w:rPr>
-        <w:t xml:space="preserve">        ING[Ingress&lt;br/&gt;NGINX Ingress Controller]</w:t>
-      </w:r>
-      <w:r>
-        <w:br/>
-      </w:r>
-      <w:r>
-        <w:rPr>
-          <w:rStyle w:val="VerbatimChar"/>
-        </w:rPr>
-        <w:t xml:space="preserve">        subgraph SVCFE[" "]</w:t>
-      </w:r>
-      <w:r>
-        <w:br/>
-      </w:r>
-      <w:r>
-        <w:rPr>
-          <w:rStyle w:val="VerbatimChar"/>
-        </w:rPr>
-        <w:t xml:space="preserve">            SVCF[Service gwm-frontend :80]</w:t>
-      </w:r>
-      <w:r>
-        <w:br/>
-      </w:r>
-      <w:r>
-        <w:rPr>
-          <w:rStyle w:val="VerbatimChar"/>
-        </w:rPr>
-        <w:t xml:space="preserve">            PODFE[Deployment gwm-frontend&lt;br/&gt;Nginx + Angular build]</w:t>
-      </w:r>
-      <w:r>
-        <w:br/>
-      </w:r>
-      <w:r>
-        <w:rPr>
-          <w:rStyle w:val="VerbatimChar"/>
-        </w:rPr>
-        <w:t xml:space="preserve">        end</w:t>
-      </w:r>
-      <w:r>
-        <w:br/>
-      </w:r>
-      <w:r>
-        <w:rPr>
-          <w:rStyle w:val="VerbatimChar"/>
-        </w:rPr>
-        <w:t xml:space="preserve">        subgraph SVCBE[" "]</w:t>
-      </w:r>
-      <w:r>
-        <w:br/>
-      </w:r>
-      <w:r>
-        <w:rPr>
-          <w:rStyle w:val="VerbatimChar"/>
-        </w:rPr>
-        <w:t xml:space="preserve">            SVCB[Service gwm-backend :8080]</w:t>
-      </w:r>
-      <w:r>
-        <w:br/>
-      </w:r>
-      <w:r>
-        <w:rPr>
-          <w:rStyle w:val="VerbatimChar"/>
-        </w:rPr>
-        <w:t xml:space="preserve">            PODBE[Deployment gwm-backend&lt;br/&gt;Spring Boot jar]</w:t>
-      </w:r>
-      <w:r>
-        <w:br/>
-      </w:r>
-      <w:r>
-        <w:rPr>
-          <w:rStyle w:val="VerbatimChar"/>
-        </w:rPr>
-        <w:t xml:space="preserve">        end</w:t>
-      </w:r>
-      <w:r>
-        <w:br/>
-      </w:r>
-      <w:r>
-        <w:rPr>
-          <w:rStyle w:val="VerbatimChar"/>
-        </w:rPr>
-        <w:t xml:space="preserve">        subgraph SVCRE[" "]</w:t>
-      </w:r>
-      <w:r>
-        <w:br/>
-      </w:r>
-      <w:r>
-        <w:rPr>
-          <w:rStyle w:val="VerbatimChar"/>
-        </w:rPr>
-        <w:t xml:space="preserve">            SVCR[Service gwm-redis :6379]</w:t>
-      </w:r>
-      <w:r>
-        <w:br/>
-      </w:r>
-      <w:r>
-        <w:rPr>
-          <w:rStyle w:val="VerbatimChar"/>
-        </w:rPr>
-        <w:t xml:space="preserve">            PODR[Deployment gwm-redis&lt;br/&gt;khong PersistentVolume]</w:t>
-      </w:r>
-      <w:r>
-        <w:br/>
-      </w:r>
-      <w:r>
-        <w:rPr>
-          <w:rStyle w:val="VerbatimChar"/>
-        </w:rPr>
-        <w:t xml:space="preserve">        end</w:t>
-      </w:r>
-      <w:r>
-        <w:br/>
-      </w:r>
-      <w:r>
-        <w:rPr>
-          <w:rStyle w:val="VerbatimChar"/>
-        </w:rPr>
-        <w:t xml:space="preserve">        CM[ConfigMap gwm-config]</w:t>
-      </w:r>
-      <w:r>
-        <w:br/>
-      </w:r>
-      <w:r>
-        <w:rPr>
-          <w:rStyle w:val="VerbatimChar"/>
-        </w:rPr>
-        <w:t xml:space="preserve">        SEC[Secret gwm-secret]</w:t>
-      </w:r>
-      <w:r>
-        <w:br/>
-      </w:r>
-      <w:r>
-        <w:rPr>
-          <w:rStyle w:val="VerbatimChar"/>
-        </w:rPr>
-        <w:t xml:space="preserve">    end</w:t>
-      </w:r>
-      <w:r>
-        <w:br/>
-      </w:r>
-      <w:r>
-        <w:rPr>
-          <w:rStyle w:val="VerbatimChar"/>
-        </w:rPr>
-        <w:t xml:space="preserve">    BROWSER[Trinh duyet nguoi dung] --&gt;|host UI| ING</w:t>
-      </w:r>
-      <w:r>
-        <w:br/>
-      </w:r>
-      <w:r>
-        <w:rPr>
-          <w:rStyle w:val="VerbatimChar"/>
-        </w:rPr>
-        <w:t xml:space="preserve">    CLIENT2[Client goi API that] --&gt;|host Data Plane| ING</w:t>
-      </w:r>
-      <w:r>
-        <w:br/>
-      </w:r>
-      <w:r>
-        <w:rPr>
-          <w:rStyle w:val="VerbatimChar"/>
-        </w:rPr>
-        <w:t xml:space="preserve">    ING --&gt; SVCF</w:t>
-      </w:r>
-      <w:r>
-        <w:br/>
-      </w:r>
-      <w:r>
-        <w:rPr>
-          <w:rStyle w:val="VerbatimChar"/>
-        </w:rPr>
-        <w:t xml:space="preserve">    ING --&gt; SVCB</w:t>
-      </w:r>
-      <w:r>
-        <w:br/>
-      </w:r>
-      <w:r>
-        <w:rPr>
-          <w:rStyle w:val="VerbatimChar"/>
-        </w:rPr>
-        <w:t xml:space="preserve">    SVCF --&gt; PODFE</w:t>
-      </w:r>
-      <w:r>
-        <w:br/>
-      </w:r>
-      <w:r>
-        <w:rPr>
-          <w:rStyle w:val="VerbatimChar"/>
-        </w:rPr>
-        <w:t xml:space="preserve">    PODFE --&gt;|proxy /api/**, DNS gwm-backend| SVCB</w:t>
-      </w:r>
-      <w:r>
-        <w:br/>
-      </w:r>
-      <w:r>
-        <w:rPr>
-          <w:rStyle w:val="VerbatimChar"/>
-        </w:rPr>
-        <w:t xml:space="preserve">    SVCB --&gt; PODBE</w:t>
-      </w:r>
-      <w:r>
-        <w:br/>
-      </w:r>
-      <w:r>
-        <w:rPr>
-          <w:rStyle w:val="VerbatimChar"/>
-        </w:rPr>
-        <w:t xml:space="preserve">    PODBE --&gt; SVCR</w:t>
-      </w:r>
-      <w:r>
-        <w:br/>
-      </w:r>
-      <w:r>
-        <w:rPr>
-          <w:rStyle w:val="VerbatimChar"/>
-        </w:rPr>
-        <w:t xml:space="preserve">    SVCR --&gt; PODR</w:t>
-      </w:r>
-      <w:r>
-        <w:br/>
-      </w:r>
-      <w:r>
-        <w:rPr>
-          <w:rStyle w:val="VerbatimChar"/>
-        </w:rPr>
-        <w:t xml:space="preserve">    CM -.-&gt;|envFrom| PODBE</w:t>
-      </w:r>
-      <w:r>
-        <w:br/>
-      </w:r>
-      <w:r>
-        <w:rPr>
-          <w:rStyle w:val="VerbatimChar"/>
-        </w:rPr>
-        <w:t xml:space="preserve">    SEC -.-&gt;|envFrom| PODBE</w:t>
-      </w:r>
-      <w:r>
-        <w:br/>
-      </w:r>
-      <w:r>
-        <w:rPr>
-          <w:rStyle w:val="VerbatimChar"/>
-        </w:rPr>
-        <w:t xml:space="preserve">    PODBE -.-&gt;|JDBC, DB_HOST tham so hoa| ORACLE_T[(Oracle 19c+&lt;br/&gt;cua doi, NGOAI cum)]</w:t>
-      </w:r>
-      <w:r>
-        <w:br/>
-      </w:r>
-      <w:r>
-        <w:rPr>
-          <w:rStyle w:val="VerbatimChar"/>
-        </w:rPr>
-        <w:t xml:space="preserve">    PODBE -.-&gt;|HTTP, tuy chon| ES_T[(Elasticsearch&lt;br/&gt;cua doi)]</w:t>
-      </w:r>
-      <w:r>
-        <w:br/>
-      </w:r>
-      <w:r>
-        <w:rPr>
-          <w:rStyle w:val="VerbatimChar"/>
-        </w:rPr>
-        <w:t xml:space="preserve">    PODBE -.-&gt;|HTTP, tuy chon| APM_T[APM Server&lt;br/&gt;cua doi]</w:t>
-      </w:r>
-      <w:r>
-        <w:br/>
-      </w:r>
-      <w:r>
-        <w:rPr>
-          <w:rStyle w:val="VerbatimChar"/>
-        </w:rPr>
-        <w:t xml:space="preserve">    PODBE --&gt;|HTTP| UPSTREAM_T[Cac Upstream Service&lt;br/&gt;that cua doi]</w:t>
-      </w:r>
-    </w:p>
-    <w:p>
-      <w:pPr>
-        <w:pStyle w:val="Compact"/>
-        <w:numPr>
-          <w:ilvl w:val="0"/>
-          <w:numId w:val="1001"/>
-        </w:numPr>
-      </w:pPr>
-      <w:r>
-        <w:rPr>
-          <w:b/>
-          <w:bCs/>
-        </w:rPr>
-        <w:t xml:space="preserve">Ingress</w:t>
-      </w:r>
-      <w:r>
-        <w:t xml:space="preserve"> </w:t>
-      </w:r>
-      <w:r>
-        <w:t xml:space="preserve">(NGINX Ingress Controller, đã cài sẵn trong cụm) định tuyến theo</w:t>
-      </w:r>
-      <w:r>
-        <w:t xml:space="preserve"> </w:t>
-      </w:r>
-      <w:r>
-        <w:rPr>
-          <w:b/>
-          <w:bCs/>
-        </w:rPr>
-        <w:t xml:space="preserve">2 host riêng biệt</w:t>
-      </w:r>
-      <w:r>
-        <w:t xml:space="preserve"> </w:t>
-      </w:r>
-      <w:r>
-        <w:t xml:space="preserve">(xem</w:t>
-      </w:r>
-      <w:r>
-        <w:t xml:space="preserve"> </w:t>
-      </w:r>
-      <w:r>
-        <w:rPr>
-          <w:rStyle w:val="VerbatimChar"/>
-        </w:rPr>
-        <w:t xml:space="preserve">k8s/60-ingress.yaml</w:t>
-      </w:r>
-      <w:r>
-        <w:t xml:space="preserve">): 1 host cho UI quản trị</w:t>
-      </w:r>
-      <w:r>
-        <w:t xml:space="preserve"> </w:t>
-      </w:r>
-      <w:r>
-        <w:t xml:space="preserve">(→ Service</w:t>
-      </w:r>
-      <w:r>
-        <w:t xml:space="preserve"> </w:t>
-      </w:r>
-      <w:r>
-        <w:rPr>
-          <w:rStyle w:val="VerbatimChar"/>
-        </w:rPr>
-        <w:t xml:space="preserve">gwm-frontend</w:t>
-      </w:r>
-      <w:r>
-        <w:t xml:space="preserve">) và 1 host cho Data Plane thực thi traffic thật</w:t>
-      </w:r>
-      <w:r>
-        <w:t xml:space="preserve"> </w:t>
-      </w:r>
-      <w:r>
-        <w:t xml:space="preserve">(→ thẳng Service</w:t>
-      </w:r>
-      <w:r>
-        <w:t xml:space="preserve"> </w:t>
-      </w:r>
-      <w:r>
-        <w:rPr>
-          <w:rStyle w:val="VerbatimChar"/>
-        </w:rPr>
-        <w:t xml:space="preserve">gwm-backend</w:t>
-      </w:r>
-      <w:r>
-        <w:t xml:space="preserve">, KHÔNG qua frontend).</w:t>
-      </w:r>
-    </w:p>
-    <w:p>
-      <w:pPr>
-        <w:pStyle w:val="Compact"/>
-        <w:numPr>
-          <w:ilvl w:val="0"/>
-          <w:numId w:val="1001"/>
-        </w:numPr>
-      </w:pPr>
-      <w:r>
-        <w:rPr>
-          <w:rStyle w:val="VerbatimChar"/>
-          <w:b/>
-          <w:bCs/>
-        </w:rPr>
-        <w:t xml:space="preserve">gwm-frontend</w:t>
-      </w:r>
-      <w:r>
-        <w:t xml:space="preserve"> </w:t>
-      </w:r>
-      <w:r>
-        <w:t xml:space="preserve">(Nginx tĩnh) tự proxy</w:t>
-      </w:r>
-      <w:r>
-        <w:t xml:space="preserve"> </w:t>
-      </w:r>
-      <w:r>
-        <w:rPr>
-          <w:rStyle w:val="VerbatimChar"/>
-        </w:rPr>
-        <w:t xml:space="preserve">/api/**</w:t>
-      </w:r>
-      <w:r>
-        <w:t xml:space="preserve"> </w:t>
-      </w:r>
-      <w:r>
-        <w:t xml:space="preserve">sang Service</w:t>
-      </w:r>
-      <w:r>
-        <w:t xml:space="preserve"> </w:t>
-      </w:r>
-      <w:r>
-        <w:rPr>
-          <w:rStyle w:val="VerbatimChar"/>
-        </w:rPr>
-        <w:t xml:space="preserve">gwm-backend</w:t>
-      </w:r>
-      <w:r>
-        <w:t xml:space="preserve"> </w:t>
-      </w:r>
-      <w:r>
-        <w:t xml:space="preserve">trong cùng namespace (DNS ClusterIP ổn định — không cần cơ chế tự resolve</w:t>
-      </w:r>
-      <w:r>
-        <w:t xml:space="preserve"> </w:t>
-      </w:r>
-      <w:r>
-        <w:t xml:space="preserve">lại định kỳ như dưới Docker, vì ClusterIP không đổi khi Pod backend</w:t>
-      </w:r>
-      <w:r>
-        <w:t xml:space="preserve"> </w:t>
-      </w:r>
-      <w:r>
-        <w:t xml:space="preserve">restart;</w:t>
-      </w:r>
-      <w:r>
-        <w:t xml:space="preserve"> </w:t>
-      </w:r>
-      <w:r>
-        <w:rPr>
-          <w:rStyle w:val="VerbatimChar"/>
-        </w:rPr>
-        <w:t xml:space="preserve">frontend/nginx.conf.template</w:t>
-      </w:r>
-      <w:r>
-        <w:t xml:space="preserve"> </w:t>
-      </w:r>
-      <w:r>
-        <w:t xml:space="preserve">vẫn giữ</w:t>
-      </w:r>
-      <w:r>
-        <w:t xml:space="preserve"> </w:t>
-      </w:r>
-      <w:r>
-        <w:rPr>
-          <w:rStyle w:val="VerbatimChar"/>
-        </w:rPr>
-        <w:t xml:space="preserve">resolver</w:t>
-      </w:r>
-      <w:r>
-        <w:t xml:space="preserve"> </w:t>
-      </w:r>
-      <w:r>
-        <w:t xml:space="preserve">để dùng chung 1</w:t>
-      </w:r>
-      <w:r>
-        <w:t xml:space="preserve"> </w:t>
-      </w:r>
-      <w:r>
-        <w:t xml:space="preserve">ảnh cho cả 2 topology, xem 5.1b).</w:t>
-      </w:r>
-    </w:p>
-    <w:p>
-      <w:pPr>
-        <w:pStyle w:val="Compact"/>
-        <w:numPr>
-          <w:ilvl w:val="0"/>
-          <w:numId w:val="1001"/>
-        </w:numPr>
-      </w:pPr>
-      <w:r>
-        <w:rPr>
-          <w:rStyle w:val="VerbatimChar"/>
-          <w:b/>
-          <w:bCs/>
-        </w:rPr>
-        <w:t xml:space="preserve">gwm-backend</w:t>
-      </w:r>
-      <w:r>
-        <w:t xml:space="preserve"> </w:t>
-      </w:r>
-      <w:r>
-        <w:t xml:space="preserve">đọc TOÀN BỘ cấu hình không-mật từ ConfigMap</w:t>
-      </w:r>
-      <w:r>
-        <w:t xml:space="preserve"> </w:t>
-      </w:r>
-      <w:r>
-        <w:rPr>
-          <w:rStyle w:val="VerbatimChar"/>
-        </w:rPr>
-        <w:t xml:space="preserve">gwm-config</w:t>
-      </w:r>
-      <w:r>
-        <w:t xml:space="preserve"> </w:t>
-      </w:r>
-      <w:r>
-        <w:t xml:space="preserve">và mật khẩu/khoá từ Secret</w:t>
-      </w:r>
-      <w:r>
-        <w:t xml:space="preserve"> </w:t>
-      </w:r>
-      <w:r>
-        <w:rPr>
-          <w:rStyle w:val="VerbatimChar"/>
-        </w:rPr>
-        <w:t xml:space="preserve">gwm-secret</w:t>
-      </w:r>
-      <w:r>
-        <w:t xml:space="preserve"> </w:t>
-      </w:r>
-      <w:r>
-        <w:t xml:space="preserve">(</w:t>
-      </w:r>
-      <w:r>
-        <w:rPr>
-          <w:rStyle w:val="VerbatimChar"/>
-        </w:rPr>
-        <w:t xml:space="preserve">envFrom</w:t>
-      </w:r>
-      <w:r>
-        <w:t xml:space="preserve">) — không hardcode giá trị</w:t>
-      </w:r>
-      <w:r>
-        <w:t xml:space="preserve"> </w:t>
-      </w:r>
-      <w:r>
-        <w:t xml:space="preserve">nào trong manifest.</w:t>
-      </w:r>
-    </w:p>
-    <w:p>
-      <w:pPr>
-        <w:pStyle w:val="Compact"/>
-        <w:numPr>
-          <w:ilvl w:val="0"/>
-          <w:numId w:val="1001"/>
-        </w:numPr>
-      </w:pPr>
-      <w:r>
-        <w:rPr>
-          <w:rStyle w:val="VerbatimChar"/>
-          <w:b/>
-          <w:bCs/>
-        </w:rPr>
-        <w:t xml:space="preserve">gwm-redis</w:t>
-      </w:r>
-      <w:r>
-        <w:t xml:space="preserve"> </w:t>
-      </w:r>
-      <w:r>
-        <w:t xml:space="preserve">là 1 Deployment thường (không phải StatefulSet) trong CÙNG</w:t>
-      </w:r>
-      <w:r>
-        <w:t xml:space="preserve"> </w:t>
-      </w:r>
-      <w:r>
-        <w:t xml:space="preserve">namespace,</w:t>
-      </w:r>
-      <w:r>
-        <w:t xml:space="preserve"> </w:t>
-      </w:r>
-      <w:r>
-        <w:rPr>
-          <w:b/>
-          <w:bCs/>
-        </w:rPr>
-        <w:t xml:space="preserve">không có PersistentVolume</w:t>
-      </w:r>
-      <w:r>
-        <w:t xml:space="preserve"> </w:t>
-      </w:r>
-      <w:r>
-        <w:t xml:space="preserve">— cache-aside + bộ đếm rate-limit</w:t>
-      </w:r>
-      <w:r>
-        <w:t xml:space="preserve"> </w:t>
-      </w:r>
-      <w:r>
-        <w:t xml:space="preserve">đều fail-open (xem ADR-05), mất dữ liệu khi Pod restart chỉ làm nguội cache</w:t>
-      </w:r>
-      <w:r>
-        <w:t xml:space="preserve"> </w:t>
-      </w:r>
-      <w:r>
-        <w:t xml:space="preserve">tạm thời, không gián đoạn traffic thật. Mỗi đội có Redis RIÊNG của chính</w:t>
-      </w:r>
-      <w:r>
-        <w:t xml:space="preserve"> </w:t>
-      </w:r>
-      <w:r>
-        <w:t xml:space="preserve">mình (không dùng chung Redis với đội khác hay với nghiệp vụ khác).</w:t>
-      </w:r>
-    </w:p>
-    <w:p>
-      <w:pPr>
-        <w:pStyle w:val="Compact"/>
-        <w:numPr>
-          <w:ilvl w:val="0"/>
-          <w:numId w:val="1001"/>
-        </w:numPr>
-      </w:pPr>
-      <w:r>
-        <w:rPr>
-          <w:b/>
-          <w:bCs/>
-        </w:rPr>
-        <w:t xml:space="preserve">Oracle/Elasticsearch/APM</w:t>
-      </w:r>
-      <w:r>
-        <w:t xml:space="preserve"> </w:t>
-      </w:r>
-      <w:r>
-        <w:t xml:space="preserve">KHÔNG chạy trong cụm k8s này — kết nối ra ngoài</w:t>
-      </w:r>
-      <w:r>
-        <w:t xml:space="preserve"> </w:t>
-      </w:r>
-      <w:r>
-        <w:t xml:space="preserve">qua ConfigMap/Secret (</w:t>
-      </w:r>
-      <w:r>
-        <w:rPr>
-          <w:rStyle w:val="VerbatimChar"/>
-        </w:rPr>
-        <w:t xml:space="preserve">DB_HOST</w:t>
-      </w:r>
-      <w:r>
-        <w:t xml:space="preserve">,</w:t>
-      </w:r>
-      <w:r>
-        <w:t xml:space="preserve"> </w:t>
-      </w:r>
-      <w:r>
-        <w:rPr>
-          <w:rStyle w:val="VerbatimChar"/>
-        </w:rPr>
-        <w:t xml:space="preserve">GATEWAY_AUDIT_ES_HOST</w:t>
-      </w:r>
-      <w:r>
-        <w:t xml:space="preserve">,</w:t>
-      </w:r>
-      <w:r>
-        <w:t xml:space="preserve"> </w:t>
-      </w:r>
-      <w:r>
-        <w:rPr>
-          <w:rStyle w:val="VerbatimChar"/>
-        </w:rPr>
-        <w:t xml:space="preserve">APM_SERVER_HOST</w:t>
-      </w:r>
-      <w:r>
-        <w:t xml:space="preserve">…),</w:t>
-      </w:r>
-      <w:r>
-        <w:t xml:space="preserve"> </w:t>
-      </w:r>
-      <w:r>
-        <w:t xml:space="preserve">cho phép trỏ tới hạ tầng riêng của từng đội mà không cần sửa image hay code.</w:t>
-      </w:r>
-    </w:p>
-    <w:bookmarkEnd w:id="19"/>
-    <w:bookmarkStart w:id="20" w:name="Xde21adebabbaa1364bd7f018b707766dbeaf346"/>
-    <w:p>
-      <w:pPr>
-        <w:pStyle w:val="Heading3"/>
-      </w:pPr>
-      <w:r>
-        <w:t xml:space="preserve">5.1b. Thay thế cho dev/demo 1 host: Docker Compose</w:t>
-      </w:r>
-    </w:p>
-    <w:p>
-      <w:pPr>
-        <w:pStyle w:val="SourceCode"/>
-      </w:pPr>
-      <w:r>
-        <w:rPr>
-          <w:rStyle w:val="VerbatimChar"/>
-        </w:rPr>
-        <w:t xml:space="preserve">flowchart LR</w:t>
-      </w:r>
-      <w:r>
-        <w:br/>
-      </w:r>
-      <w:r>
-        <w:rPr>
-          <w:rStyle w:val="VerbatimChar"/>
-        </w:rPr>
-        <w:t xml:space="preserve">    subgraph HOST["Host/VM cua 1 doi BCCS (dev/demo)"]</w:t>
-      </w:r>
-      <w:r>
-        <w:br/>
-      </w:r>
-      <w:r>
-        <w:rPr>
-          <w:rStyle w:val="VerbatimChar"/>
-        </w:rPr>
-        <w:t xml:space="preserve">        subgraph COMPOSE["docker-compose.yml"]</w:t>
-      </w:r>
-      <w:r>
-        <w:br/>
-      </w:r>
-      <w:r>
-        <w:rPr>
-          <w:rStyle w:val="VerbatimChar"/>
-        </w:rPr>
-        <w:t xml:space="preserve">            FEC[gwm-frontend&lt;br/&gt;Nginx + Angular build]</w:t>
-      </w:r>
-      <w:r>
-        <w:br/>
-      </w:r>
-      <w:r>
-        <w:rPr>
-          <w:rStyle w:val="VerbatimChar"/>
-        </w:rPr>
-        <w:t xml:space="preserve">            BEC[gwm-backend&lt;br/&gt;Spring Boot jar]</w:t>
-      </w:r>
-      <w:r>
-        <w:br/>
-      </w:r>
-      <w:r>
-        <w:rPr>
-          <w:rStyle w:val="VerbatimChar"/>
-        </w:rPr>
-        <w:t xml:space="preserve">            REDISC[gwm-redis]</w:t>
-      </w:r>
-      <w:r>
-        <w:br/>
-      </w:r>
-      <w:r>
-        <w:rPr>
-          <w:rStyle w:val="VerbatimChar"/>
-        </w:rPr>
-        <w:t xml:space="preserve">        end</w:t>
-      </w:r>
-      <w:r>
-        <w:br/>
-      </w:r>
-      <w:r>
-        <w:rPr>
-          <w:rStyle w:val="VerbatimChar"/>
-        </w:rPr>
-        <w:t xml:space="preserve">    end</w:t>
-      </w:r>
-      <w:r>
-        <w:br/>
-      </w:r>
-      <w:r>
-        <w:rPr>
-          <w:rStyle w:val="VerbatimChar"/>
-        </w:rPr>
-        <w:t xml:space="preserve">    BROWSER[Trinh duyet nguoi dung] --&gt;|:4200| FEC</w:t>
-      </w:r>
-      <w:r>
-        <w:br/>
-      </w:r>
-      <w:r>
-        <w:rPr>
-          <w:rStyle w:val="VerbatimChar"/>
-        </w:rPr>
-        <w:t xml:space="preserve">    FEC --&gt;|proxy /api/**| BEC</w:t>
-      </w:r>
-      <w:r>
-        <w:br/>
-      </w:r>
-      <w:r>
-        <w:rPr>
-          <w:rStyle w:val="VerbatimChar"/>
-        </w:rPr>
-        <w:t xml:space="preserve">    CLIENT2[Client goi API that] --&gt;|:8080| BEC</w:t>
-      </w:r>
-      <w:r>
-        <w:br/>
-      </w:r>
-      <w:r>
-        <w:rPr>
-          <w:rStyle w:val="VerbatimChar"/>
-        </w:rPr>
-        <w:t xml:space="preserve">    BEC --&gt; REDISC</w:t>
-      </w:r>
-      <w:r>
-        <w:br/>
-      </w:r>
-      <w:r>
-        <w:rPr>
-          <w:rStyle w:val="VerbatimChar"/>
-        </w:rPr>
-        <w:t xml:space="preserve">    BEC -.-&gt;|JDBC, DB_HOST tham so hoa| ORACLE_T[(Oracle 19c+&lt;br/&gt;cua doi)]</w:t>
-      </w:r>
-      <w:r>
-        <w:br/>
-      </w:r>
-      <w:r>
-        <w:rPr>
-          <w:rStyle w:val="VerbatimChar"/>
-        </w:rPr>
-        <w:t xml:space="preserve">    BEC -.-&gt;|HTTP, tuy chon| ES_T[(Elasticsearch&lt;br/&gt;cua doi)]</w:t>
-      </w:r>
-      <w:r>
-        <w:br/>
-      </w:r>
-      <w:r>
-        <w:rPr>
-          <w:rStyle w:val="VerbatimChar"/>
-        </w:rPr>
-        <w:t xml:space="preserve">    BEC -.-&gt;|HTTP, tuy chon| APM_T[APM Server&lt;br/&gt;cua doi]</w:t>
-      </w:r>
-      <w:r>
-        <w:br/>
-      </w:r>
-      <w:r>
-        <w:rPr>
-          <w:rStyle w:val="VerbatimChar"/>
-        </w:rPr>
-        <w:t xml:space="preserve">    BEC --&gt;|HTTP| UPSTREAM_T[Cac Upstream Service&lt;br/&gt;that cua doi]</w:t>
-      </w:r>
-    </w:p>
-    <w:p>
-      <w:pPr>
-        <w:pStyle w:val="Compact"/>
-        <w:numPr>
-          <w:ilvl w:val="0"/>
-          <w:numId w:val="1002"/>
-        </w:numPr>
-      </w:pPr>
-      <w:r>
-        <w:rPr>
-          <w:rStyle w:val="VerbatimChar"/>
-          <w:b/>
-          <w:bCs/>
-        </w:rPr>
-        <w:t xml:space="preserve">gwm-frontend</w:t>
-      </w:r>
-      <w:r>
-        <w:t xml:space="preserve"> </w:t>
-      </w:r>
-      <w:r>
-        <w:t xml:space="preserve">và</w:t>
-      </w:r>
-      <w:r>
-        <w:t xml:space="preserve"> </w:t>
-      </w:r>
-      <w:r>
-        <w:rPr>
-          <w:rStyle w:val="VerbatimChar"/>
-          <w:b/>
-          <w:bCs/>
-        </w:rPr>
-        <w:t xml:space="preserve">gwm-backend</w:t>
-      </w:r>
-      <w:r>
-        <w:t xml:space="preserve"> </w:t>
-      </w:r>
-      <w:r>
-        <w:t xml:space="preserve">là 2 container sibling trong CÙNG 1</w:t>
-      </w:r>
-      <w:r>
-        <w:t xml:space="preserve"> </w:t>
-      </w:r>
-      <w:r>
-        <w:rPr>
-          <w:rStyle w:val="VerbatimChar"/>
-        </w:rPr>
-        <w:t xml:space="preserve">docker-compose.yml</w:t>
-      </w:r>
-      <w:r>
-        <w:t xml:space="preserve"> </w:t>
-      </w:r>
-      <w:r>
-        <w:t xml:space="preserve">— Nginx proxy</w:t>
-      </w:r>
-      <w:r>
-        <w:t xml:space="preserve"> </w:t>
-      </w:r>
-      <w:r>
-        <w:rPr>
-          <w:rStyle w:val="VerbatimChar"/>
-        </w:rPr>
-        <w:t xml:space="preserve">/api/**</w:t>
-      </w:r>
-      <w:r>
-        <w:t xml:space="preserve"> </w:t>
-      </w:r>
-      <w:r>
-        <w:t xml:space="preserve">sang backend qua alias</w:t>
-      </w:r>
-      <w:r>
-        <w:t xml:space="preserve"> </w:t>
-      </w:r>
-      <w:r>
-        <w:rPr>
-          <w:rStyle w:val="VerbatimChar"/>
-        </w:rPr>
-        <w:t xml:space="preserve">gwm-backend</w:t>
-      </w:r>
-      <w:r>
-        <w:t xml:space="preserve"> </w:t>
-      </w:r>
-      <w:r>
-        <w:t xml:space="preserve">(DNS nội bộ Docker, tự resolve lại định kỳ để chịu được</w:t>
-      </w:r>
-      <w:r>
-        <w:t xml:space="preserve"> </w:t>
-      </w:r>
-      <w:r>
-        <w:t xml:space="preserve">backend restart — khác Kubernetes, IP container trong Docker đổi mỗi lần</w:t>
-      </w:r>
-      <w:r>
-        <w:t xml:space="preserve"> </w:t>
-      </w:r>
-      <w:r>
-        <w:t xml:space="preserve">restart nên vẫn cần cơ chế này).</w:t>
-      </w:r>
-    </w:p>
-    <w:p>
-      <w:pPr>
-        <w:pStyle w:val="Compact"/>
-        <w:numPr>
-          <w:ilvl w:val="0"/>
-          <w:numId w:val="1002"/>
-        </w:numPr>
-      </w:pPr>
-      <w:r>
-        <w:rPr>
-          <w:rStyle w:val="VerbatimChar"/>
-          <w:b/>
-          <w:bCs/>
-        </w:rPr>
-        <w:t xml:space="preserve">gwm-redis</w:t>
-      </w:r>
-      <w:r>
-        <w:t xml:space="preserve"> </w:t>
-      </w:r>
-      <w:r>
-        <w:t xml:space="preserve">đi kèm trong CÙNG file compose — mỗi đội có Redis RIÊNG của</w:t>
-      </w:r>
-      <w:r>
-        <w:t xml:space="preserve"> </w:t>
-      </w:r>
-      <w:r>
-        <w:t xml:space="preserve">chính mình.</w:t>
-      </w:r>
-    </w:p>
-    <w:p>
-      <w:pPr>
-        <w:pStyle w:val="Compact"/>
-        <w:numPr>
-          <w:ilvl w:val="0"/>
-          <w:numId w:val="1002"/>
-        </w:numPr>
-      </w:pPr>
-      <w:r>
-        <w:rPr>
-          <w:b/>
-          <w:bCs/>
-        </w:rPr>
-        <w:t xml:space="preserve">Oracle/Elasticsearch/APM</w:t>
-      </w:r>
-      <w:r>
-        <w:t xml:space="preserve"> </w:t>
-      </w:r>
-      <w:r>
-        <w:t xml:space="preserve">KHÔNG phải container trong compose này — kết</w:t>
-      </w:r>
-      <w:r>
-        <w:t xml:space="preserve"> </w:t>
-      </w:r>
-      <w:r>
-        <w:t xml:space="preserve">nối ra ngoài qua tham số môi trường (</w:t>
-      </w:r>
-      <w:r>
-        <w:rPr>
-          <w:rStyle w:val="VerbatimChar"/>
-        </w:rPr>
-        <w:t xml:space="preserve">DB_HOST</w:t>
-      </w:r>
-      <w:r>
-        <w:t xml:space="preserve">,</w:t>
-      </w:r>
-      <w:r>
-        <w:t xml:space="preserve"> </w:t>
-      </w:r>
-      <w:r>
-        <w:rPr>
-          <w:rStyle w:val="VerbatimChar"/>
-        </w:rPr>
-        <w:t xml:space="preserve">GATEWAY_AUDIT_ES_HOST</w:t>
-      </w:r>
-      <w:r>
-        <w:t xml:space="preserve">,</w:t>
-      </w:r>
-      <w:r>
-        <w:t xml:space="preserve"> </w:t>
-      </w:r>
-      <w:r>
-        <w:rPr>
-          <w:rStyle w:val="VerbatimChar"/>
-        </w:rPr>
-        <w:t xml:space="preserve">APM_SERVER_HOST</w:t>
-      </w:r>
-      <w:r>
-        <w:t xml:space="preserve">…), cho phép trỏ tới hạ tầng riêng của từng đội mà không</w:t>
-      </w:r>
-      <w:r>
-        <w:t xml:space="preserve"> </w:t>
-      </w:r>
-      <w:r>
-        <w:t xml:space="preserve">cần sửa file cấu hình triển khai.</w:t>
-      </w:r>
-    </w:p>
-    <w:bookmarkEnd w:id="20"/>
-    <w:bookmarkStart w:id="21" w:name="X2c5c02d73cb62d346b9c74bad26545998bd124d"/>
-    <w:p>
-      <w:pPr>
-        <w:pStyle w:val="Heading3"/>
-      </w:pPr>
-      <w:r>
-        <w:t xml:space="preserve">5.2. Mô hình nhiều đội (Multi-tenant về mặt TRIỂN KHAI, không phải Multi-tenant về mặt DỮ LIỆU)</w:t>
-      </w:r>
-    </w:p>
-    <w:p>
-      <w:pPr>
-        <w:pStyle w:val="SourceCode"/>
-      </w:pPr>
-      <w:r>
-        <w:rPr>
-          <w:rStyle w:val="VerbatimChar"/>
-        </w:rPr>
-        <w:t xml:space="preserve">flowchart TB</w:t>
-      </w:r>
-      <w:r>
-        <w:br/>
-      </w:r>
-      <w:r>
-        <w:rPr>
-          <w:rStyle w:val="VerbatimChar"/>
-        </w:rPr>
-        <w:t xml:space="preserve">    subgraph TEAM_A["Doi A"]</w:t>
-      </w:r>
-      <w:r>
-        <w:br/>
-      </w:r>
-      <w:r>
-        <w:rPr>
-          <w:rStyle w:val="VerbatimChar"/>
-        </w:rPr>
-        <w:t xml:space="preserve">        GWM_A[Instance Gateway Manager] --&gt; ORA_A[(Oracle rieng doi A)]</w:t>
-      </w:r>
-      <w:r>
-        <w:br/>
-      </w:r>
-      <w:r>
-        <w:rPr>
-          <w:rStyle w:val="VerbatimChar"/>
-        </w:rPr>
-        <w:t xml:space="preserve">        GWM_A --&gt; RED_A[(Redis rieng doi A)]</w:t>
-      </w:r>
-      <w:r>
-        <w:br/>
-      </w:r>
-      <w:r>
-        <w:rPr>
-          <w:rStyle w:val="VerbatimChar"/>
-        </w:rPr>
-        <w:t xml:space="preserve">    end</w:t>
-      </w:r>
-      <w:r>
-        <w:br/>
-      </w:r>
-      <w:r>
-        <w:rPr>
-          <w:rStyle w:val="VerbatimChar"/>
-        </w:rPr>
-        <w:t xml:space="preserve">    subgraph TEAM_B["Doi B"]</w:t>
-      </w:r>
-      <w:r>
-        <w:br/>
-      </w:r>
-      <w:r>
-        <w:rPr>
-          <w:rStyle w:val="VerbatimChar"/>
-        </w:rPr>
-        <w:t xml:space="preserve">        GWM_B[Instance Gateway Manager] --&gt; ORA_B[(Oracle rieng doi B)]</w:t>
-      </w:r>
-      <w:r>
-        <w:br/>
-      </w:r>
-      <w:r>
-        <w:rPr>
-          <w:rStyle w:val="VerbatimChar"/>
-        </w:rPr>
-        <w:t xml:space="preserve">        GWM_B --&gt; RED_B[(Redis rieng doi B)]</w:t>
-      </w:r>
-      <w:r>
-        <w:br/>
-      </w:r>
-      <w:r>
-        <w:rPr>
-          <w:rStyle w:val="VerbatimChar"/>
-        </w:rPr>
-        <w:t xml:space="preserve">    end</w:t>
-      </w:r>
-      <w:r>
-        <w:br/>
-      </w:r>
-      <w:r>
-        <w:rPr>
-          <w:rStyle w:val="VerbatimChar"/>
-        </w:rPr>
-        <w:t xml:space="preserve">    subgraph SHARED["Ha tang co the dung chung (tuy chon)"]</w:t>
-      </w:r>
-      <w:r>
-        <w:br/>
-      </w:r>
-      <w:r>
-        <w:rPr>
-          <w:rStyle w:val="VerbatimChar"/>
-        </w:rPr>
-        <w:t xml:space="preserve">        ES_SHARED[(Elasticsearch tap trung)]</w:t>
-      </w:r>
-      <w:r>
-        <w:br/>
-      </w:r>
-      <w:r>
-        <w:rPr>
-          <w:rStyle w:val="VerbatimChar"/>
-        </w:rPr>
-        <w:t xml:space="preserve">        APM_SHARED[APM Server tap trung]</w:t>
-      </w:r>
-      <w:r>
-        <w:br/>
-      </w:r>
-      <w:r>
-        <w:rPr>
-          <w:rStyle w:val="VerbatimChar"/>
-        </w:rPr>
-        <w:t xml:space="preserve">    end</w:t>
-      </w:r>
-      <w:r>
-        <w:br/>
-      </w:r>
-      <w:r>
-        <w:rPr>
-          <w:rStyle w:val="VerbatimChar"/>
-        </w:rPr>
-        <w:t xml:space="preserve">    GWM_A -.-&gt;|TEAM_CODE=doi-a| ES_SHARED</w:t>
-      </w:r>
-      <w:r>
-        <w:br/>
-      </w:r>
-      <w:r>
-        <w:rPr>
-          <w:rStyle w:val="VerbatimChar"/>
-        </w:rPr>
-        <w:t xml:space="preserve">    GWM_B -.-&gt;|TEAM_CODE=doi-b| ES_SHARED</w:t>
-      </w:r>
-      <w:r>
-        <w:br/>
-      </w:r>
-      <w:r>
-        <w:rPr>
-          <w:rStyle w:val="VerbatimChar"/>
-        </w:rPr>
-        <w:t xml:space="preserve">    GWM_A -.-&gt; APM_SHARED</w:t>
-      </w:r>
-      <w:r>
-        <w:br/>
-      </w:r>
-      <w:r>
-        <w:rPr>
-          <w:rStyle w:val="VerbatimChar"/>
-        </w:rPr>
-        <w:t xml:space="preserve">    GWM_B -.-&gt; APM_SHARED</w:t>
-      </w:r>
-      <w:r>
-        <w:br/>
-      </w:r>
-      <w:r>
-        <w:br/>
-      </w:r>
-      <w:r>
-        <w:rPr>
-          <w:rStyle w:val="VerbatimChar"/>
-        </w:rPr>
-        <w:t xml:space="preserve">    SRC[1 nguon code duy nhat&lt;br/&gt;git repository] -.-&gt;|build image versioned| GWM_A</w:t>
-      </w:r>
-      <w:r>
-        <w:br/>
-      </w:r>
-      <w:r>
-        <w:rPr>
-          <w:rStyle w:val="VerbatimChar"/>
-        </w:rPr>
-        <w:t xml:space="preserve">    SRC -.-&gt;|build image versioned| GWM_B</w:t>
-      </w:r>
-    </w:p>
-    <w:p>
-      <w:pPr>
-        <w:pStyle w:val="FirstParagraph"/>
-      </w:pPr>
-      <w:r>
-        <w:t xml:space="preserve">Mỗi</w:t>
-      </w:r>
-      <w:r>
-        <w:t xml:space="preserve"> </w:t>
-      </w:r>
-      <w:r>
-        <w:t xml:space="preserve">“Instance Gateway Manager”</w:t>
-      </w:r>
-      <w:r>
-        <w:t xml:space="preserve"> </w:t>
-      </w:r>
-      <w:r>
-        <w:t xml:space="preserve">trong sơ đồ trên tương ứng đúng 1 namespace</w:t>
-      </w:r>
-      <w:r>
-        <w:t xml:space="preserve"> </w:t>
-      </w:r>
-      <w:r>
-        <w:t xml:space="preserve">Kubernetes của đội đó (xem mục 5.1) — image cùng version, chỉ khác ConfigMap/</w:t>
-      </w:r>
-      <w:r>
-        <w:t xml:space="preserve"> </w:t>
-      </w:r>
-      <w:r>
-        <w:t xml:space="preserve">Secret trỏ hạ tầng riêng.</w:t>
-      </w:r>
-    </w:p>
-    <w:p>
-      <w:pPr>
-        <w:pStyle w:val="BodyText"/>
-      </w:pPr>
-      <w:r>
-        <w:rPr>
-          <w:b/>
-          <w:bCs/>
-        </w:rPr>
-        <w:t xml:space="preserve">Nguyên tắc quan trọng</w:t>
-      </w:r>
-      <w:r>
-        <w:t xml:space="preserve">: đây là kiến trúc</w:t>
-      </w:r>
-      <w:r>
-        <w:t xml:space="preserve"> </w:t>
-      </w:r>
-      <w:r>
-        <w:t xml:space="preserve">“mỗi đội 1 instance độc lập hoàn</w:t>
-      </w:r>
-      <w:r>
-        <w:t xml:space="preserve"> </w:t>
-      </w:r>
-      <w:r>
-        <w:t xml:space="preserve">toàn”</w:t>
-      </w:r>
-      <w:r>
-        <w:t xml:space="preserve"> </w:t>
-      </w:r>
-      <w:r>
-        <w:t xml:space="preserve">(multi-instance), KHÔNG PHẢI kiến trúc multi-tenant kiểu 1 instance</w:t>
-      </w:r>
-      <w:r>
-        <w:t xml:space="preserve"> </w:t>
-      </w:r>
-      <w:r>
-        <w:t xml:space="preserve">dùng chung phục vụ nhiều đội qua tenant-id. Lý do lựa chọn (xem ADR-04, mục</w:t>
-      </w:r>
-      <w:r>
-        <w:t xml:space="preserve"> </w:t>
-      </w:r>
-      <w:r>
-        <w:t xml:space="preserve">9): mỗi đội tự chịu tải hạ tầng của chính mình, không có rủi ro 1 đội gây quá</w:t>
-      </w:r>
-      <w:r>
-        <w:t xml:space="preserve"> </w:t>
-      </w:r>
-      <w:r>
-        <w:t xml:space="preserve">tải ảnh hưởng đội khác, và không cần xây dựng cơ chế cách ly dữ liệu theo</w:t>
-      </w:r>
-      <w:r>
-        <w:t xml:space="preserve"> </w:t>
-      </w:r>
-      <w:r>
-        <w:t xml:space="preserve">tenant (vốn phức tạp và không cần thiết khi mỗi đội đã có Oracle/Redis</w:t>
-      </w:r>
-      <w:r>
-        <w:t xml:space="preserve"> </w:t>
-      </w:r>
-      <w:r>
-        <w:t xml:space="preserve">riêng). Elasticsearch/APM là 2 hạ tầng DUY NHẤT có thể dùng chung giữa các</w:t>
-      </w:r>
-      <w:r>
-        <w:t xml:space="preserve"> </w:t>
-      </w:r>
-      <w:r>
-        <w:t xml:space="preserve">đội (tuỳ chọn) vì bản chất chỉ là nơi TIẾP NHẬN dữ liệu quan sát (observability),</w:t>
-      </w:r>
-      <w:r>
-        <w:t xml:space="preserve"> </w:t>
-      </w:r>
-      <w:r>
-        <w:t xml:space="preserve">không phải nơi LƯU TRỮ dữ liệu nghiệp vụ — phân biệt bằng</w:t>
-      </w:r>
-      <w:r>
-        <w:t xml:space="preserve"> </w:t>
-      </w:r>
-      <w:r>
-        <w:rPr>
-          <w:rStyle w:val="VerbatimChar"/>
-        </w:rPr>
-        <w:t xml:space="preserve">TEAM_CODE</w:t>
-      </w:r>
-      <w:r>
-        <w:t xml:space="preserve"> </w:t>
-      </w:r>
-      <w:r>
-        <w:t xml:space="preserve">trong</w:t>
-      </w:r>
-      <w:r>
-        <w:t xml:space="preserve"> </w:t>
-      </w:r>
-      <w:r>
-        <w:t xml:space="preserve">tên service/APM để tách biệt khi xem.</w:t>
-      </w:r>
-    </w:p>
-    <w:bookmarkEnd w:id="21"/>
-    <w:bookmarkStart w:id="22" w:name="vòng-đời-khởi-động-1-instance"/>
-    <w:p>
-      <w:pPr>
-        <w:pStyle w:val="Heading3"/>
-      </w:pPr>
-      <w:r>
-        <w:t xml:space="preserve">5.3. Vòng đời khởi động 1 instance</w:t>
-      </w:r>
-    </w:p>
-    <w:p>
-      <w:pPr>
-        <w:pStyle w:val="FirstParagraph"/>
-      </w:pPr>
-      <w:r>
-        <w:t xml:space="preserve">Việc tạo schema (bước 0 dưới đây) diễn ra</w:t>
-      </w:r>
-      <w:r>
-        <w:t xml:space="preserve"> </w:t>
-      </w:r>
-      <w:r>
-        <w:rPr>
-          <w:b/>
-          <w:bCs/>
-        </w:rPr>
-        <w:t xml:space="preserve">1 lần, TRƯỚC</w:t>
-      </w:r>
-      <w:r>
-        <w:t xml:space="preserve"> </w:t>
-      </w:r>
-      <w:r>
-        <w:t xml:space="preserve">và</w:t>
-      </w:r>
-      <w:r>
-        <w:t xml:space="preserve"> </w:t>
-      </w:r>
-      <w:r>
-        <w:rPr>
-          <w:b/>
-          <w:bCs/>
-        </w:rPr>
-        <w:t xml:space="preserve">NGOÀI</w:t>
-      </w:r>
-      <w:r>
-        <w:t xml:space="preserve"> </w:t>
-      </w:r>
-      <w:r>
-        <w:t xml:space="preserve">vòng</w:t>
-      </w:r>
-      <w:r>
-        <w:t xml:space="preserve"> </w:t>
-      </w:r>
-      <w:r>
-        <w:t xml:space="preserve">đời của ứng dụng, do DBA của đội thực hiện thủ công (xem ADR-03, mục 9) —</w:t>
-      </w:r>
-      <w:r>
-        <w:t xml:space="preserve"> </w:t>
-      </w:r>
-      <w:r>
-        <w:t xml:space="preserve">ứng dụng không có bất kỳ đường code nào tự tạo/sửa bảng.</w:t>
-      </w:r>
-    </w:p>
-    <w:p>
-      <w:pPr>
-        <w:pStyle w:val="SourceCode"/>
-      </w:pPr>
-      <w:r>
-        <w:rPr>
-          <w:rStyle w:val="VerbatimChar"/>
-        </w:rPr>
-        <w:t xml:space="preserve">sequenceDiagram</w:t>
-      </w:r>
-      <w:r>
-        <w:br/>
-      </w:r>
-      <w:r>
-        <w:rPr>
-          <w:rStyle w:val="VerbatimChar"/>
-        </w:rPr>
-        <w:t xml:space="preserve">    participant DBA as DBA cua doi (1 lan, ngoai vong doi app)</w:t>
-      </w:r>
-      <w:r>
-        <w:br/>
-      </w:r>
-      <w:r>
-        <w:rPr>
-          <w:rStyle w:val="VerbatimChar"/>
-        </w:rPr>
-        <w:t xml:space="preserve">    participant O as Oracle</w:t>
-      </w:r>
-      <w:r>
-        <w:br/>
-      </w:r>
-      <w:r>
-        <w:rPr>
-          <w:rStyle w:val="VerbatimChar"/>
-        </w:rPr>
-        <w:t xml:space="preserve">    participant K as Kubernetes (kubelet)</w:t>
-      </w:r>
-      <w:r>
-        <w:br/>
-      </w:r>
-      <w:r>
-        <w:rPr>
-          <w:rStyle w:val="VerbatimChar"/>
-        </w:rPr>
-        <w:t xml:space="preserve">    participant B as Backend JVM (Pod gwm-backend)</w:t>
-      </w:r>
-      <w:r>
-        <w:br/>
-      </w:r>
-      <w:r>
-        <w:rPr>
-          <w:rStyle w:val="VerbatimChar"/>
-        </w:rPr>
-        <w:t xml:space="preserve">    participant H as Hibernate</w:t>
-      </w:r>
-      <w:r>
-        <w:br/>
-      </w:r>
-      <w:r>
-        <w:rPr>
-          <w:rStyle w:val="VerbatimChar"/>
-        </w:rPr>
-        <w:t xml:space="preserve">    participant R as EndpointRegistryCache</w:t>
-      </w:r>
-      <w:r>
-        <w:br/>
-      </w:r>
-      <w:r>
-        <w:br/>
-      </w:r>
-      <w:r>
-        <w:rPr>
-          <w:rStyle w:val="VerbatimChar"/>
-        </w:rPr>
-        <w:t xml:space="preserve">    Note over DBA,O: Buoc 0 - CHI 1 LAN, truoc khi chay app lan dau</w:t>
-      </w:r>
-      <w:r>
-        <w:br/>
-      </w:r>
-      <w:r>
-        <w:rPr>
-          <w:rStyle w:val="VerbatimChar"/>
-        </w:rPr>
-        <w:t xml:space="preserve">    DBA-&gt;&gt;O: Tu chay db/team-schema/V1__baseline.sql&lt;br/&gt;(sau khi doi chieu khong trung ten bang)</w:t>
-      </w:r>
-      <w:r>
-        <w:br/>
-      </w:r>
-      <w:r>
-        <w:rPr>
-          <w:rStyle w:val="VerbatimChar"/>
-        </w:rPr>
-        <w:t xml:space="preserve">    DBA-&gt;&gt;O: Cap user RUNTIME chi quyen DML tren 8 bang</w:t>
-      </w:r>
-      <w:r>
-        <w:br/>
-      </w:r>
-      <w:r>
-        <w:br/>
-      </w:r>
-      <w:r>
-        <w:rPr>
-          <w:rStyle w:val="VerbatimChar"/>
-        </w:rPr>
-        <w:t xml:space="preserve">    K-&gt;&gt;B: Khoi dong Pod (moi lan schedule/restart/rolling-update),&lt;br/&gt;tiem bien tu ConfigMap gwm-config + Secret gwm-secret</w:t>
-      </w:r>
-      <w:r>
-        <w:br/>
-      </w:r>
-      <w:r>
-        <w:rPr>
-          <w:rStyle w:val="VerbatimChar"/>
-        </w:rPr>
-        <w:t xml:space="preserve">    B-&gt;&gt;H: Tao EntityManagerFactory (ddl-auto=validate)</w:t>
-      </w:r>
-      <w:r>
-        <w:br/>
-      </w:r>
-      <w:r>
-        <w:rPr>
-          <w:rStyle w:val="VerbatimChar"/>
-        </w:rPr>
-        <w:t xml:space="preserve">    H-&gt;&gt;O: Doi chieu entity &lt;-&gt; schema that (bang user RUNTIME, chi DML)</w:t>
-      </w:r>
-      <w:r>
-        <w:br/>
-      </w:r>
-      <w:r>
-        <w:rPr>
-          <w:rStyle w:val="VerbatimChar"/>
-        </w:rPr>
-        <w:t xml:space="preserve">    H--&gt;&gt;B: Validate OK (hoac throw neu thieu bang/sai kieu - dung khoi dong,&lt;br/&gt;Pod vao CrashLoopBackOff thay vi nhan traffic sai)</w:t>
-      </w:r>
-      <w:r>
-        <w:br/>
-      </w:r>
-      <w:r>
-        <w:rPr>
-          <w:rStyle w:val="VerbatimChar"/>
-        </w:rPr>
-        <w:t xml:space="preserve">    B-&gt;&gt;R: @PostConstruct nap toan bo cau hinh vao bo nho</w:t>
-      </w:r>
-      <w:r>
-        <w:br/>
-      </w:r>
-      <w:r>
-        <w:rPr>
-          <w:rStyle w:val="VerbatimChar"/>
-        </w:rPr>
-        <w:t xml:space="preserve">    B--&gt;&gt;K: readinessProbe /actuator/health tra 200 - Pod duoc&lt;br/&gt;them vao Endpoints cua Service gwm-backend, bat dau nhan traffic</w:t>
-      </w:r>
-    </w:p>
-    <w:p>
-      <w:r>
-        <w:pict>
-          <v:rect style="width:0;height:1.5pt" o:hralign="center" o:hrstd="t" o:hr="t"/>
-        </w:pict>
-      </w:r>
-    </w:p>
-    <w:bookmarkEnd w:id="22"/>
-    <w:bookmarkEnd w:id="23"/>
-    <w:bookmarkStart w:id="26" w:name="kiến-trúc-dữ-liệu-data-architecture"/>
-    <w:p>
-      <w:pPr>
-        <w:pStyle w:val="Heading2"/>
-      </w:pPr>
-      <w:r>
-        <w:t xml:space="preserve">6. Kiến trúc Dữ liệu (Data Architecture)</w:t>
-      </w:r>
-    </w:p>
-    <w:bookmarkStart w:id="24" w:name="phân-loại-dữ-liệu"/>
-    <w:p>
-      <w:pPr>
-        <w:pStyle w:val="Heading3"/>
-      </w:pPr>
-      <w:r>
-        <w:t xml:space="preserve">6.1. Phân loại dữ liệu</w:t>
-      </w:r>
-    </w:p>
-    <w:tbl>
-      <w:tblPr>
-        <w:tblStyle w:val="Table"/>
-        <w:tblW w:type="pct" w:w="5000"/>
-        <w:tblLayout w:type="fixed"/>
-        <w:tblLook w:firstRow="1" w:lastRow="0" w:firstColumn="0" w:lastColumn="0" w:noHBand="0" w:noVBand="0" w:val="0020"/>
-      </w:tblPr>
-      <w:tblGrid>
-        <w:gridCol w:w="2640"/>
-        <w:gridCol w:w="2640"/>
-        <w:gridCol w:w="2640"/>
-      </w:tblGrid>
-      <w:tr>
-        <w:trPr>
-          <w:tblHeader w:val="on"/>
-        </w:trPr>
-        <w:tc>
-          <w:tcPr/>
-          <w:p>
-            <w:pPr>
-              <w:pStyle w:val="Compact"/>
-            </w:pPr>
-            <w:r>
               <w:t xml:space="preserve">Loại dữ liệu</w:t>
             </w:r>
           </w:p>
@@ -4075,7 +4548,7 @@
               <w:pStyle w:val="Compact"/>
             </w:pPr>
             <w:r>
-              <w:t xml:space="preserve">Cấu hình đang hoạt động (routing)</w:t>
+              <w:t xml:space="preserve">Cấu hình đang hoạt động (routing, tại Data Plane)</w:t>
             </w:r>
           </w:p>
         </w:tc>
@@ -4095,6 +4568,15 @@
               <w:t xml:space="preserve">EndpointRegistryCache</w:t>
             </w:r>
             <w:r>
+              <w:t xml:space="preserve">/</w:t>
+            </w:r>
+            <w:r>
+              <w:rPr>
+                <w:rStyle w:val="VerbatimChar"/>
+              </w:rPr>
+              <w:t xml:space="preserve">UpstreamRegistryCache</w:t>
+            </w:r>
+            <w:r>
               <w:t xml:space="preserve">)</w:t>
             </w:r>
           </w:p>
@@ -4106,7 +4588,78 @@
               <w:pStyle w:val="Compact"/>
             </w:pPr>
             <w:r>
-              <w:t xml:space="preserve">Tạm thời, tái tạo từ Oracle mỗi khi khởi động hoặc mỗi khi Control Plane thay đổi</w:t>
+              <w:t xml:space="preserve">Tạm thời — nạp qua</w:t>
+            </w:r>
+            <w:r>
+              <w:t xml:space="preserve"> </w:t>
+            </w:r>
+            <w:r>
+              <w:rPr>
+                <w:rStyle w:val="VerbatimChar"/>
+              </w:rPr>
+              <w:t xml:space="preserve">RemoteConfigSyncService</w:t>
+            </w:r>
+            <w:r>
+              <w:t xml:space="preserve"> </w:t>
+            </w:r>
+            <w:r>
+              <w:t xml:space="preserve">(poll HTTP tới Control Plane, mặc định 15s/lần), KHÔNG còn đọc Oracle trực tiếp từ 2026-09 (xem ADR-07)</w:t>
+            </w:r>
+          </w:p>
+        </w:tc>
+      </w:tr>
+      <w:tr>
+        <w:tc>
+          <w:tcPr/>
+          <w:p>
+            <w:pPr>
+              <w:pStyle w:val="Compact"/>
+            </w:pPr>
+            <w:r>
+              <w:t xml:space="preserve">Cấu hình đang hoạt động (routing, tại Control Plane)</w:t>
+            </w:r>
+          </w:p>
+        </w:tc>
+        <w:tc>
+          <w:tcPr/>
+          <w:p>
+            <w:pPr>
+              <w:pStyle w:val="Compact"/>
+            </w:pPr>
+            <w:r>
+              <w:t xml:space="preserve">Bộ nhớ JVM (chỉ</w:t>
+            </w:r>
+            <w:r>
+              <w:t xml:space="preserve"> </w:t>
+            </w:r>
+            <w:r>
+              <w:rPr>
+                <w:rStyle w:val="VerbatimChar"/>
+              </w:rPr>
+              <w:t xml:space="preserve">UpstreamRegistryCache</w:t>
+            </w:r>
+            <w:r>
+              <w:t xml:space="preserve">, phục vụ</w:t>
+            </w:r>
+            <w:r>
+              <w:t xml:space="preserve"> </w:t>
+            </w:r>
+            <w:r>
+              <w:t xml:space="preserve">“Thử ngay/nhanh”</w:t>
+            </w:r>
+            <w:r>
+              <w:t xml:space="preserve">)</w:t>
+            </w:r>
+          </w:p>
+        </w:tc>
+        <w:tc>
+          <w:tcPr/>
+          <w:p>
+            <w:pPr>
+              <w:pStyle w:val="Compact"/>
+            </w:pPr>
+            <w:r>
+              <w:t xml:space="preserve">Tạm thời, tái tạo từ Oracle mỗi khi khởi động hoặc mỗi khi CRUD Upstream thay đổi</w:t>
             </w:r>
           </w:p>
         </w:tc>
@@ -4174,8 +4727,8 @@
         </w:tc>
       </w:tr>
     </w:tbl>
-    <w:bookmarkEnd w:id="24"/>
-    <w:bookmarkStart w:id="25" w:name="X8380256aeb52ba500100a2e06ef1305f74b9692"/>
+    <w:bookmarkEnd w:id="25"/>
+    <w:bookmarkStart w:id="26" w:name="X8380256aeb52ba500100a2e06ef1305f74b9692"/>
     <w:p>
       <w:pPr>
         <w:pStyle w:val="Heading3"/>
@@ -4493,9 +5046,9 @@
         </w:pict>
       </w:r>
     </w:p>
-    <w:bookmarkEnd w:id="25"/>
     <w:bookmarkEnd w:id="26"/>
-    <w:bookmarkStart w:id="27" w:name="X33baf590225e47b4948f852bd5fdfa71102bc86"/>
+    <w:bookmarkEnd w:id="27"/>
+    <w:bookmarkStart w:id="28" w:name="X33baf590225e47b4948f852bd5fdfa71102bc86"/>
     <w:p>
       <w:pPr>
         <w:pStyle w:val="Heading2"/>
@@ -4586,7 +5139,7 @@
               <w:pStyle w:val="Compact"/>
             </w:pPr>
             <w:r>
-              <w:t xml:space="preserve">Oracle</w:t>
+              <w:t xml:space="preserve">Oracle (CHỈ Control Plane — Data Plane không kết nối)</w:t>
             </w:r>
           </w:p>
         </w:tc>
@@ -4623,18 +5176,99 @@
                 <w:b/>
                 <w:bCs/>
               </w:rPr>
-              <w:t xml:space="preserve">Bắt buộc</w:t>
-            </w:r>
-          </w:p>
-        </w:tc>
-        <w:tc>
-          <w:tcPr/>
-          <w:p>
-            <w:pPr>
-              <w:pStyle w:val="Compact"/>
-            </w:pPr>
-            <w:r>
-              <w:t xml:space="preserve">Hệ thống không khởi động được nếu không kết nối được lúc đầu (Flyway/Hibernate cần schema hợp lệ)</w:t>
+              <w:t xml:space="preserve">Bắt buộc cho Control Plane</w:t>
+            </w:r>
+          </w:p>
+        </w:tc>
+        <w:tc>
+          <w:tcPr/>
+          <w:p>
+            <w:pPr>
+              <w:pStyle w:val="Compact"/>
+            </w:pPr>
+            <w:r>
+              <w:t xml:space="preserve">Control Plane không khởi động được nếu không kết nối được lúc đầu (Hibernate</w:t>
+            </w:r>
+            <w:r>
+              <w:t xml:space="preserve"> </w:t>
+            </w:r>
+            <w:r>
+              <w:rPr>
+                <w:rStyle w:val="VerbatimChar"/>
+              </w:rPr>
+              <w:t xml:space="preserve">ddl-auto=validate</w:t>
+            </w:r>
+            <w:r>
+              <w:t xml:space="preserve"> </w:t>
+            </w:r>
+            <w:r>
+              <w:t xml:space="preserve">cần schema hợp lệ)</w:t>
+            </w:r>
+          </w:p>
+        </w:tc>
+      </w:tr>
+      <w:tr>
+        <w:tc>
+          <w:tcPr/>
+          <w:p>
+            <w:pPr>
+              <w:pStyle w:val="Compact"/>
+            </w:pPr>
+            <w:r>
+              <w:t xml:space="preserve">Data Plane → Control Plane (đồng bộ cấu hình)</w:t>
+            </w:r>
+          </w:p>
+        </w:tc>
+        <w:tc>
+          <w:tcPr/>
+          <w:p>
+            <w:pPr>
+              <w:pStyle w:val="Compact"/>
+            </w:pPr>
+            <w:r>
+              <w:t xml:space="preserve">HTTP REST (</w:t>
+            </w:r>
+            <w:r>
+              <w:rPr>
+                <w:rStyle w:val="VerbatimChar"/>
+              </w:rPr>
+              <w:t xml:space="preserve">GET /api/config/export</w:t>
+            </w:r>
+            <w:r>
+              <w:t xml:space="preserve">, poll định kỳ)</w:t>
+            </w:r>
+          </w:p>
+        </w:tc>
+        <w:tc>
+          <w:tcPr/>
+          <w:p>
+            <w:pPr>
+              <w:pStyle w:val="Compact"/>
+            </w:pPr>
+            <w:r>
+              <w:t xml:space="preserve">Đồng bộ, 1 chiều (Data Plane chủ động gọi ra)</w:t>
+            </w:r>
+          </w:p>
+        </w:tc>
+        <w:tc>
+          <w:tcPr/>
+          <w:p>
+            <w:pPr>
+              <w:pStyle w:val="Compact"/>
+            </w:pPr>
+            <w:r>
+              <w:t xml:space="preserve">Tuỳ chọn về mặt vận hành (fail-open)</w:t>
+            </w:r>
+          </w:p>
+        </w:tc>
+        <w:tc>
+          <w:tcPr/>
+          <w:p>
+            <w:pPr>
+              <w:pStyle w:val="Compact"/>
+            </w:pPr>
+            <w:r>
+              <w:t xml:space="preserve">Fail-open: giữ nguyên cache cũ trong bộ nhớ, tự thử lại chu kỳ sau (mặc định 15s), KHÔNG chặn traffic thật đang chạy — xem ADR-07</w:t>
             </w:r>
           </w:p>
         </w:tc>
@@ -4969,8 +5603,8 @@
         </w:pict>
       </w:r>
     </w:p>
-    <w:bookmarkEnd w:id="27"/>
-    <w:bookmarkStart w:id="28" w:name="kiến-trúc-bảo-mật-security-architecture"/>
+    <w:bookmarkEnd w:id="28"/>
+    <w:bookmarkStart w:id="29" w:name="kiến-trúc-bảo-mật-security-architecture"/>
     <w:p>
       <w:pPr>
         <w:pStyle w:val="Heading2"/>
@@ -5037,13 +5671,13 @@
               <w:pStyle w:val="Compact"/>
             </w:pPr>
             <w:r>
-              <w:t xml:space="preserve">Control Plane (</w:t>
+              <w:t xml:space="preserve">Quản lý đội (</w:t>
             </w:r>
             <w:r>
               <w:rPr>
                 <w:rStyle w:val="VerbatimChar"/>
               </w:rPr>
-              <w:t xml:space="preserve">/api/**</w:t>
+              <w:t xml:space="preserve">/api/teams/**</w:t>
             </w:r>
             <w:r>
               <w:t xml:space="preserve">)</w:t>
@@ -5066,6 +5700,31 @@
               <w:t xml:space="preserve">X-Gateway-Admin-Key</w:t>
             </w:r>
             <w:r>
+              <w:t xml:space="preserve">) =</w:t>
+            </w:r>
+            <w:r>
+              <w:t xml:space="preserve"> </w:t>
+            </w:r>
+            <w:r>
+              <w:rPr>
+                <w:b/>
+                <w:bCs/>
+              </w:rPr>
+              <w:t xml:space="preserve">platform-admin key</w:t>
+            </w:r>
+            <w:r>
+              <w:t xml:space="preserve"> </w:t>
+            </w:r>
+            <w:r>
+              <w:t xml:space="preserve">(</w:t>
+            </w:r>
+            <w:r>
+              <w:rPr>
+                <w:rStyle w:val="VerbatimChar"/>
+              </w:rPr>
+              <w:t xml:space="preserve">GATEWAY_ADMIN_API_KEY</w:t>
+            </w:r>
+            <w:r>
               <w:t xml:space="preserve">), so khớp qua</w:t>
             </w:r>
             <w:r>
@@ -5077,11 +5736,392 @@
               </w:rPr>
               <w:t xml:space="preserve">ApiKeyAuthFilter</w:t>
             </w:r>
+          </w:p>
+        </w:tc>
+        <w:tc>
+          <w:tcPr/>
+          <w:p>
+            <w:pPr>
+              <w:pStyle w:val="Compact"/>
+            </w:pPr>
+            <w:r>
+              <w:t xml:space="preserve">Chỉ đội NỀN TẢNG mới có khoá này — thu hẹp phạm vi rủi ro nếu lộ (không dùng được cho</w:t>
+            </w:r>
             <w:r>
               <w:t xml:space="preserve"> </w:t>
             </w:r>
             <w:r>
-              <w:t xml:space="preserve">(Servlet filter, khớp mọi request bắt đầu</w:t>
+              <w:rPr>
+                <w:rStyle w:val="VerbatimChar"/>
+              </w:rPr>
+              <w:t xml:space="preserve">/api/endpoints</w:t>
+            </w:r>
+            <w:r>
+              <w:t xml:space="preserve">/</w:t>
+            </w:r>
+            <w:r>
+              <w:rPr>
+                <w:rStyle w:val="VerbatimChar"/>
+              </w:rPr>
+              <w:t xml:space="preserve">/api/upstreams</w:t>
+            </w:r>
+            <w:r>
+              <w:t xml:space="preserve"> </w:t>
+            </w:r>
+            <w:r>
+              <w:t xml:space="preserve">của bất kỳ đội nào)</w:t>
+            </w:r>
+          </w:p>
+        </w:tc>
+      </w:tr>
+      <w:tr>
+        <w:tc>
+          <w:tcPr/>
+          <w:p>
+            <w:pPr>
+              <w:pStyle w:val="Compact"/>
+            </w:pPr>
+            <w:r>
+              <w:t xml:space="preserve">Control Plane CRUD (</w:t>
+            </w:r>
+            <w:r>
+              <w:rPr>
+                <w:rStyle w:val="VerbatimChar"/>
+              </w:rPr>
+              <w:t xml:space="preserve">/api/endpoints</w:t>
+            </w:r>
+            <w:r>
+              <w:t xml:space="preserve">,</w:t>
+            </w:r>
+            <w:r>
+              <w:t xml:space="preserve"> </w:t>
+            </w:r>
+            <w:r>
+              <w:rPr>
+                <w:rStyle w:val="VerbatimChar"/>
+              </w:rPr>
+              <w:t xml:space="preserve">/api/upstreams</w:t>
+            </w:r>
+            <w:r>
+              <w:t xml:space="preserve">,</w:t>
+            </w:r>
+            <w:r>
+              <w:t xml:space="preserve"> </w:t>
+            </w:r>
+            <w:r>
+              <w:rPr>
+                <w:rStyle w:val="VerbatimChar"/>
+              </w:rPr>
+              <w:t xml:space="preserve">/api/config</w:t>
+            </w:r>
+            <w:r>
+              <w:t xml:space="preserve">,</w:t>
+            </w:r>
+            <w:r>
+              <w:t xml:space="preserve"> </w:t>
+            </w:r>
+            <w:r>
+              <w:rPr>
+                <w:rStyle w:val="VerbatimChar"/>
+              </w:rPr>
+              <w:t xml:space="preserve">/api/logs</w:t>
+            </w:r>
+            <w:r>
+              <w:t xml:space="preserve">)</w:t>
+            </w:r>
+          </w:p>
+        </w:tc>
+        <w:tc>
+          <w:tcPr/>
+          <w:p>
+            <w:pPr>
+              <w:pStyle w:val="Compact"/>
+            </w:pPr>
+            <w:r>
+              <w:t xml:space="preserve">Header khoá API =</w:t>
+            </w:r>
+            <w:r>
+              <w:t xml:space="preserve"> </w:t>
+            </w:r>
+            <w:r>
+              <w:rPr>
+                <w:rStyle w:val="VerbatimChar"/>
+                <w:b/>
+                <w:bCs/>
+              </w:rPr>
+              <w:t xml:space="preserve">api_key</w:t>
+            </w:r>
+            <w:r>
+              <w:rPr>
+                <w:b/>
+                <w:bCs/>
+              </w:rPr>
+              <w:t xml:space="preserve"> </w:t>
+            </w:r>
+            <w:r>
+              <w:rPr>
+                <w:b/>
+                <w:bCs/>
+              </w:rPr>
+              <w:t xml:space="preserve">riêng của từng đội</w:t>
+            </w:r>
+            <w:r>
+              <w:t xml:space="preserve"> </w:t>
+            </w:r>
+            <w:r>
+              <w:t xml:space="preserve">(bảng</w:t>
+            </w:r>
+            <w:r>
+              <w:t xml:space="preserve"> </w:t>
+            </w:r>
+            <w:r>
+              <w:rPr>
+                <w:rStyle w:val="VerbatimChar"/>
+              </w:rPr>
+              <w:t xml:space="preserve">gwm_team</w:t>
+            </w:r>
+            <w:r>
+              <w:t xml:space="preserve">, tự sinh 256-bit khi tạo đội), khớp key nào gán</w:t>
+            </w:r>
+            <w:r>
+              <w:t xml:space="preserve"> </w:t>
+            </w:r>
+            <w:r>
+              <w:rPr>
+                <w:rStyle w:val="VerbatimChar"/>
+              </w:rPr>
+              <w:t xml:space="preserve">CurrentTeamContext</w:t>
+            </w:r>
+            <w:r>
+              <w:t xml:space="preserve"> </w:t>
+            </w:r>
+            <w:r>
+              <w:t xml:space="preserve">(ThreadLocal) đúng</w:t>
+            </w:r>
+            <w:r>
+              <w:t xml:space="preserve"> </w:t>
+            </w:r>
+            <w:r>
+              <w:rPr>
+                <w:rStyle w:val="VerbatimChar"/>
+              </w:rPr>
+              <w:t xml:space="preserve">team_code</w:t>
+            </w:r>
+            <w:r>
+              <w:t xml:space="preserve"> </w:t>
+            </w:r>
+            <w:r>
+              <w:t xml:space="preserve">đó</w:t>
+            </w:r>
+          </w:p>
+        </w:tc>
+        <w:tc>
+          <w:tcPr/>
+          <w:p>
+            <w:pPr>
+              <w:pStyle w:val="Compact"/>
+            </w:pPr>
+            <w:r>
+              <w:t xml:space="preserve">MỌI query/ghi CRUD tự động lọc theo</w:t>
+            </w:r>
+            <w:r>
+              <w:t xml:space="preserve"> </w:t>
+            </w:r>
+            <w:r>
+              <w:rPr>
+                <w:rStyle w:val="VerbatimChar"/>
+              </w:rPr>
+              <w:t xml:space="preserve">CurrentTeamContext.require()</w:t>
+            </w:r>
+            <w:r>
+              <w:t xml:space="preserve"> </w:t>
+            </w:r>
+            <w:r>
+              <w:t xml:space="preserve">— 1 đội không thấy/sửa được cấu hình đội khác dù đoán đúng ID (IDOR đã chặn ở nhiều điểm:</w:t>
+            </w:r>
+            <w:r>
+              <w:t xml:space="preserve"> </w:t>
+            </w:r>
+            <w:r>
+              <w:rPr>
+                <w:rStyle w:val="VerbatimChar"/>
+              </w:rPr>
+              <w:t xml:space="preserve">EndpointMapper</w:t>
+            </w:r>
+            <w:r>
+              <w:t xml:space="preserve">,</w:t>
+            </w:r>
+            <w:r>
+              <w:t xml:space="preserve"> </w:t>
+            </w:r>
+            <w:r>
+              <w:rPr>
+                <w:rStyle w:val="VerbatimChar"/>
+              </w:rPr>
+              <w:t xml:space="preserve">EndpointVersionService</w:t>
+            </w:r>
+            <w:r>
+              <w:t xml:space="preserve">,</w:t>
+            </w:r>
+            <w:r>
+              <w:t xml:space="preserve"> </w:t>
+            </w:r>
+            <w:r>
+              <w:rPr>
+                <w:rStyle w:val="VerbatimChar"/>
+              </w:rPr>
+              <w:t xml:space="preserve">EndpointTryService</w:t>
+            </w:r>
+            <w:r>
+              <w:t xml:space="preserve">)</w:t>
+            </w:r>
+          </w:p>
+        </w:tc>
+      </w:tr>
+      <w:tr>
+        <w:tc>
+          <w:tcPr/>
+          <w:p>
+            <w:pPr>
+              <w:pStyle w:val="Compact"/>
+            </w:pPr>
+            <w:r>
+              <w:t xml:space="preserve">Đồng bộ Data Plane → Control Plane</w:t>
+            </w:r>
+          </w:p>
+        </w:tc>
+        <w:tc>
+          <w:tcPr/>
+          <w:p>
+            <w:pPr>
+              <w:pStyle w:val="Compact"/>
+            </w:pPr>
+            <w:r>
+              <w:t xml:space="preserve">Cùng cơ chế</w:t>
+            </w:r>
+            <w:r>
+              <w:t xml:space="preserve"> </w:t>
+            </w:r>
+            <w:r>
+              <w:rPr>
+                <w:rStyle w:val="VerbatimChar"/>
+              </w:rPr>
+              <w:t xml:space="preserve">api_key</w:t>
+            </w:r>
+            <w:r>
+              <w:t xml:space="preserve"> </w:t>
+            </w:r>
+            <w:r>
+              <w:t xml:space="preserve">riêng từng đội ở trên —</w:t>
+            </w:r>
+            <w:r>
+              <w:t xml:space="preserve"> </w:t>
+            </w:r>
+            <w:r>
+              <w:rPr>
+                <w:rStyle w:val="VerbatimChar"/>
+              </w:rPr>
+              <w:t xml:space="preserve">RemoteConfigSyncService</w:t>
+            </w:r>
+            <w:r>
+              <w:t xml:space="preserve"> </w:t>
+            </w:r>
+            <w:r>
+              <w:t xml:space="preserve">dùng CHÍNH</w:t>
+            </w:r>
+            <w:r>
+              <w:t xml:space="preserve"> </w:t>
+            </w:r>
+            <w:r>
+              <w:rPr>
+                <w:rStyle w:val="VerbatimChar"/>
+              </w:rPr>
+              <w:t xml:space="preserve">api_key</w:t>
+            </w:r>
+            <w:r>
+              <w:t xml:space="preserve"> </w:t>
+            </w:r>
+            <w:r>
+              <w:t xml:space="preserve">của đội mình gọi</w:t>
+            </w:r>
+            <w:r>
+              <w:t xml:space="preserve"> </w:t>
+            </w:r>
+            <w:r>
+              <w:rPr>
+                <w:rStyle w:val="VerbatimChar"/>
+              </w:rPr>
+              <w:t xml:space="preserve">GET /api/config/export</w:t>
+            </w:r>
+          </w:p>
+        </w:tc>
+        <w:tc>
+          <w:tcPr/>
+          <w:p>
+            <w:pPr>
+              <w:pStyle w:val="Compact"/>
+            </w:pPr>
+            <w:r>
+              <w:t xml:space="preserve">Không cần API/loại khoá riêng cho việc đồng bộ</w:t>
+            </w:r>
+          </w:p>
+        </w:tc>
+      </w:tr>
+      <w:tr>
+        <w:tc>
+          <w:tcPr/>
+          <w:p>
+            <w:pPr>
+              <w:pStyle w:val="Compact"/>
+            </w:pPr>
+            <w:r>
+              <w:t xml:space="preserve">Data Plane (client gọi Endpoint)</w:t>
+            </w:r>
+          </w:p>
+        </w:tc>
+        <w:tc>
+          <w:tcPr/>
+          <w:p>
+            <w:pPr>
+              <w:pStyle w:val="Compact"/>
+            </w:pPr>
+            <w:r>
+              <w:t xml:space="preserve">KHÔNG có cơ chế xác thực tại tầng gateway</w:t>
+            </w:r>
+          </w:p>
+        </w:tc>
+        <w:tc>
+          <w:tcPr/>
+          <w:p>
+            <w:pPr>
+              <w:pStyle w:val="Compact"/>
+            </w:pPr>
+            <w:r>
+              <w:t xml:space="preserve">Việc xác thực (nếu cần) là trách nhiệm của Endpoint tự chuyển tiếp header xác thực gốc của client sang Upstream Service qua Field Mapping (targetType=HEADER)</w:t>
+            </w:r>
+          </w:p>
+        </w:tc>
+      </w:tr>
+      <w:tr>
+        <w:tc>
+          <w:tcPr/>
+          <w:p>
+            <w:pPr>
+              <w:pStyle w:val="Compact"/>
+            </w:pPr>
+            <w:r>
+              <w:t xml:space="preserve">Đường dẫn dành riêng</w:t>
+            </w:r>
+          </w:p>
+        </w:tc>
+        <w:tc>
+          <w:tcPr/>
+          <w:p>
+            <w:pPr>
+              <w:pStyle w:val="Compact"/>
+            </w:pPr>
+            <w:r>
+              <w:t xml:space="preserve">Chặn khai báo Endpoint trùng tiền tố</w:t>
             </w:r>
             <w:r>
               <w:t xml:space="preserve"> </w:t>
@@ -5093,97 +6133,6 @@
               <w:t xml:space="preserve">/api</w:t>
             </w:r>
             <w:r>
-              <w:t xml:space="preserve">)</w:t>
-            </w:r>
-          </w:p>
-        </w:tc>
-        <w:tc>
-          <w:tcPr/>
-          <w:p>
-            <w:pPr>
-              <w:pStyle w:val="Compact"/>
-            </w:pPr>
-            <w:r>
-              <w:t xml:space="preserve">Giá trị khoá BẮT BUỘC đổi khỏi mặc định khi triển khai thật (</w:t>
-            </w:r>
-            <w:r>
-              <w:rPr>
-                <w:rStyle w:val="VerbatimChar"/>
-              </w:rPr>
-              <w:t xml:space="preserve">GATEWAY_ADMIN_API_KEY</w:t>
-            </w:r>
-            <w:r>
-              <w:t xml:space="preserve">)</w:t>
-            </w:r>
-          </w:p>
-        </w:tc>
-      </w:tr>
-      <w:tr>
-        <w:tc>
-          <w:tcPr/>
-          <w:p>
-            <w:pPr>
-              <w:pStyle w:val="Compact"/>
-            </w:pPr>
-            <w:r>
-              <w:t xml:space="preserve">Data Plane (client gọi Endpoint)</w:t>
-            </w:r>
-          </w:p>
-        </w:tc>
-        <w:tc>
-          <w:tcPr/>
-          <w:p>
-            <w:pPr>
-              <w:pStyle w:val="Compact"/>
-            </w:pPr>
-            <w:r>
-              <w:t xml:space="preserve">KHÔNG có cơ chế xác thực tại tầng gateway</w:t>
-            </w:r>
-          </w:p>
-        </w:tc>
-        <w:tc>
-          <w:tcPr/>
-          <w:p>
-            <w:pPr>
-              <w:pStyle w:val="Compact"/>
-            </w:pPr>
-            <w:r>
-              <w:t xml:space="preserve">Việc xác thực (nếu cần) là trách nhiệm của Endpoint tự chuyển tiếp header xác thực gốc của client sang Upstream Service qua Field Mapping (targetType=HEADER)</w:t>
-            </w:r>
-          </w:p>
-        </w:tc>
-      </w:tr>
-      <w:tr>
-        <w:tc>
-          <w:tcPr/>
-          <w:p>
-            <w:pPr>
-              <w:pStyle w:val="Compact"/>
-            </w:pPr>
-            <w:r>
-              <w:t xml:space="preserve">Đường dẫn dành riêng</w:t>
-            </w:r>
-          </w:p>
-        </w:tc>
-        <w:tc>
-          <w:tcPr/>
-          <w:p>
-            <w:pPr>
-              <w:pStyle w:val="Compact"/>
-            </w:pPr>
-            <w:r>
-              <w:t xml:space="preserve">Chặn khai báo Endpoint trùng tiền tố</w:t>
-            </w:r>
-            <w:r>
-              <w:t xml:space="preserve"> </w:t>
-            </w:r>
-            <w:r>
-              <w:rPr>
-                <w:rStyle w:val="VerbatimChar"/>
-              </w:rPr>
-              <w:t xml:space="preserve">/api</w:t>
-            </w:r>
-            <w:r>
               <w:t xml:space="preserve"> </w:t>
             </w:r>
             <w:r>
@@ -5222,7 +6171,7 @@
               <w:t xml:space="preserve"> </w:t>
             </w:r>
             <w:r>
-              <w:t xml:space="preserve">chặn nhầm (filter khớp theo URL pattern Servlet, không phân biệt route Spring MVC nào xử lý)</w:t>
+              <w:t xml:space="preserve">chặn nhầm</w:t>
             </w:r>
           </w:p>
         </w:tc>
@@ -5296,7 +6245,7 @@
               <w:t xml:space="preserve"> </w:t>
             </w:r>
             <w:r>
-              <w:t xml:space="preserve">(Docker Compose) hoặc</w:t>
+              <w:t xml:space="preserve">hoặc</w:t>
             </w:r>
             <w:r>
               <w:t xml:space="preserve"> </w:t>
@@ -5326,28 +6275,7 @@
               <w:t xml:space="preserve"> </w:t>
             </w:r>
             <w:r>
-              <w:t xml:space="preserve">(</w:t>
-            </w:r>
-            <w:r>
-              <w:rPr>
-                <w:rStyle w:val="VerbatimChar"/>
-              </w:rPr>
-              <w:t xml:space="preserve">kubectl create secret generic</w:t>
-            </w:r>
-            <w:r>
-              <w:t xml:space="preserve">, xem</w:t>
-            </w:r>
-            <w:r>
-              <w:t xml:space="preserve"> </w:t>
-            </w:r>
-            <w:r>
-              <w:rPr>
-                <w:rStyle w:val="VerbatimChar"/>
-              </w:rPr>
-              <w:t xml:space="preserve">k8s/01-secret.yaml.example</w:t>
-            </w:r>
-            <w:r>
-              <w:t xml:space="preserve">) — không commit giá trị thật vào mã nguồn ở cả 2 trường hợp</w:t>
+              <w:t xml:space="preserve">— không commit giá trị thật vào mã nguồn</w:t>
             </w:r>
           </w:p>
         </w:tc>
@@ -5376,7 +6304,37 @@
         <w:t xml:space="preserve">Giới hạn đã biết</w:t>
       </w:r>
       <w:r>
-        <w:t xml:space="preserve">: hệ thống hiện dùng</w:t>
+        <w:t xml:space="preserve">:</w:t>
+      </w:r>
+      <w:r>
+        <w:t xml:space="preserve"> </w:t>
+      </w:r>
+      <w:r>
+        <w:rPr>
+          <w:rStyle w:val="VerbatimChar"/>
+        </w:rPr>
+        <w:t xml:space="preserve">api_key</w:t>
+      </w:r>
+      <w:r>
+        <w:t xml:space="preserve"> </w:t>
+      </w:r>
+      <w:r>
+        <w:t xml:space="preserve">của từng đội trong bảng</w:t>
+      </w:r>
+      <w:r>
+        <w:t xml:space="preserve"> </w:t>
+      </w:r>
+      <w:r>
+        <w:rPr>
+          <w:rStyle w:val="VerbatimChar"/>
+        </w:rPr>
+        <w:t xml:space="preserve">gwm_team</w:t>
+      </w:r>
+      <w:r>
+        <w:t xml:space="preserve"> </w:t>
+      </w:r>
+      <w:r>
+        <w:t xml:space="preserve">lưu</w:t>
       </w:r>
       <w:r>
         <w:t xml:space="preserve"> </w:t>
@@ -5386,37 +6344,71 @@
           <w:b/>
           <w:bCs/>
         </w:rPr>
-        <w:t xml:space="preserve">1 khoá API dùng chung</w:t>
-      </w:r>
-      <w:r>
-        <w:t xml:space="preserve"> </w:t>
-      </w:r>
-      <w:r>
-        <w:t xml:space="preserve">cho toàn</w:t>
-      </w:r>
-      <w:r>
-        <w:t xml:space="preserve"> </w:t>
-      </w:r>
-      <w:r>
-        <w:t xml:space="preserve">bộ Control Plane, không có mô hình người dùng/vai trò/quyền hạn chi tiết</w:t>
-      </w:r>
-      <w:r>
-        <w:t xml:space="preserve"> </w:t>
-      </w:r>
-      <w:r>
-        <w:t xml:space="preserve">(RBAC) — mọi người có khoá đều có toàn quyền quản trị cấu hình. Đây là giới</w:t>
-      </w:r>
-      <w:r>
-        <w:t xml:space="preserve"> </w:t>
-      </w:r>
-      <w:r>
-        <w:t xml:space="preserve">hạn kiến trúc đã biết, phù hợp quy mô 1 đội tự quản lý instance của mình,</w:t>
-      </w:r>
-      <w:r>
-        <w:t xml:space="preserve"> </w:t>
-      </w:r>
-      <w:r>
-        <w:t xml:space="preserve">nhưng cần lưu ý khi mở rộng số người truy cập Control Plane trong 1 đội.</w:t>
+        <w:t xml:space="preserve">plaintext</w:t>
+      </w:r>
+      <w:r>
+        <w:t xml:space="preserve"> </w:t>
+      </w:r>
+      <w:r>
+        <w:t xml:space="preserve">(không hash/salt) — nhất quán với cách</w:t>
+      </w:r>
+      <w:r>
+        <w:t xml:space="preserve"> </w:t>
+      </w:r>
+      <w:r>
+        <w:rPr>
+          <w:rStyle w:val="VerbatimChar"/>
+        </w:rPr>
+        <w:t xml:space="preserve">GATEWAY_ADMIN_API_KEY</w:t>
+      </w:r>
+      <w:r>
+        <w:t xml:space="preserve"> </w:t>
+      </w:r>
+      <w:r>
+        <w:t xml:space="preserve">đã lưu từ trước (không có hạ tầng hash nào trong toàn bộ ứng dụng), nhưng</w:t>
+      </w:r>
+      <w:r>
+        <w:t xml:space="preserve"> </w:t>
+      </w:r>
+      <w:r>
+        <w:t xml:space="preserve">KÉM AN TOÀN HƠN thông lệ tốt (lưu hash, hiện plaintext đúng 1 lần lúc tạo).</w:t>
+      </w:r>
+      <w:r>
+        <w:t xml:space="preserve"> </w:t>
+      </w:r>
+      <w:r>
+        <w:t xml:space="preserve">Ghi nhận là giới hạn đã biết ở V1, tương tự PII chưa được redact trước khi</w:t>
+      </w:r>
+      <w:r>
+        <w:t xml:space="preserve"> </w:t>
+      </w:r>
+      <w:r>
+        <w:t xml:space="preserve">ghi audit log — không chặn việc dùng, có thể nâng cấp sau nếu cần. Trong 1</w:t>
+      </w:r>
+      <w:r>
+        <w:t xml:space="preserve"> </w:t>
+      </w:r>
+      <w:r>
+        <w:t xml:space="preserve">đội vẫn chỉ có</w:t>
+      </w:r>
+      <w:r>
+        <w:t xml:space="preserve"> </w:t>
+      </w:r>
+      <w:r>
+        <w:rPr>
+          <w:b/>
+          <w:bCs/>
+        </w:rPr>
+        <w:t xml:space="preserve">1 khoá dùng chung</w:t>
+      </w:r>
+      <w:r>
+        <w:t xml:space="preserve">, không có RBAC chi tiết (mọi người có</w:t>
+      </w:r>
+      <w:r>
+        <w:t xml:space="preserve"> </w:t>
+      </w:r>
+      <w:r>
+        <w:t xml:space="preserve">khoá của đội đều toàn quyền quản trị cấu hình của đội đó).</w:t>
       </w:r>
     </w:p>
     <w:p>
@@ -5426,8 +6418,8 @@
         </w:pict>
       </w:r>
     </w:p>
-    <w:bookmarkEnd w:id="28"/>
-    <w:bookmarkStart w:id="35" w:name="X1aeac1c5b89a4f93dde5aceb6c64af81eb0710a"/>
+    <w:bookmarkEnd w:id="29"/>
+    <w:bookmarkStart w:id="37" w:name="X1aeac1c5b89a4f93dde5aceb6c64af81eb0710a"/>
     <w:p>
       <w:pPr>
         <w:pStyle w:val="Heading2"/>
@@ -5436,13 +6428,81 @@
         <w:t xml:space="preserve">9. Các Quyết định Kiến trúc Quan trọng (Architecture Decision Records)</w:t>
       </w:r>
     </w:p>
-    <w:bookmarkStart w:id="29" w:name="X869de62821464b0e7fae921393a932011635797"/>
+    <w:bookmarkStart w:id="30" w:name="Xf506654c2fed562618c39ac3a0f6d0b62ec9f85"/>
     <w:p>
       <w:pPr>
         <w:pStyle w:val="Heading3"/>
       </w:pPr>
       <w:r>
-        <w:t xml:space="preserve">ADR-01: Control Plane và Data Plane chạy chung 1 tiến trình</w:t>
+        <w:t xml:space="preserve">ADR-01: Control Plane và Data Plane chạy chung 1 tiến trình —</w:t>
+      </w:r>
+      <w:r>
+        <w:t xml:space="preserve"> </w:t>
+      </w:r>
+      <w:r>
+        <w:rPr>
+          <w:b/>
+          <w:bCs/>
+        </w:rPr>
+        <w:t xml:space="preserve">ĐÃ BỊ ĐẢO NGƯỢC, xem ADR-07</w:t>
+      </w:r>
+    </w:p>
+    <w:p>
+      <w:pPr>
+        <w:pStyle w:val="BlockText"/>
+      </w:pPr>
+      <w:r>
+        <w:rPr>
+          <w:b/>
+          <w:bCs/>
+        </w:rPr>
+        <w:t xml:space="preserve">ĐÃ ĐẢO NGƯỢC (2026-09)</w:t>
+      </w:r>
+      <w:r>
+        <w:t xml:space="preserve">: quyết định dưới đây đúng khi còn giữ nguyên bối</w:t>
+      </w:r>
+      <w:r>
+        <w:t xml:space="preserve"> </w:t>
+      </w:r>
+      <w:r>
+        <w:t xml:space="preserve">cảnh ban đầu (mỗi đội 1 instance độc lập hoàn toàn), nhưng bài toán đã đổi</w:t>
+      </w:r>
+      <w:r>
+        <w:t xml:space="preserve"> </w:t>
+      </w:r>
+      <w:r>
+        <w:t xml:space="preserve">— Control Plane giờ dùng chung 1 Oracle trung tâm cho MỌI đội, còn Data</w:t>
+      </w:r>
+      <w:r>
+        <w:t xml:space="preserve"> </w:t>
+      </w:r>
+      <w:r>
+        <w:t xml:space="preserve">Plane vẫn triển khai riêng từng đội. 2 tầng này giờ ở 2 nơi vật lý khác</w:t>
+      </w:r>
+      <w:r>
+        <w:t xml:space="preserve"> </w:t>
+      </w:r>
+      <w:r>
+        <w:t xml:space="preserve">nhau, không thể còn là 1 tiến trình. Xem đầy đủ lý do + thiết kế thay thế ở</w:t>
+      </w:r>
+      <w:r>
+        <w:t xml:space="preserve"> </w:t>
+      </w:r>
+      <w:r>
+        <w:rPr>
+          <w:b/>
+          <w:bCs/>
+        </w:rPr>
+        <w:t xml:space="preserve">ADR-07</w:t>
+      </w:r>
+      <w:r>
+        <w:t xml:space="preserve">. Nội dung gốc giữ nguyên bên dưới để lưu lại bối cảnh/lý do của</w:t>
+      </w:r>
+      <w:r>
+        <w:t xml:space="preserve"> </w:t>
+      </w:r>
+      <w:r>
+        <w:t xml:space="preserve">quyết định ban đầu.</w:t>
       </w:r>
     </w:p>
     <w:p>
@@ -5458,7 +6518,7 @@
           <w:b/>
           <w:bCs/>
         </w:rPr>
-        <w:t xml:space="preserve">Bối cảnh</w:t>
+        <w:t xml:space="preserve">Bối cảnh (ban đầu)</w:t>
       </w:r>
       <w:r>
         <w:t xml:space="preserve">: cần cấu hình có hiệu lực ngay lập tức khi lưu, không delay.</w:t>
@@ -5477,22 +6537,22 @@
           <w:b/>
           <w:bCs/>
         </w:rPr>
-        <w:t xml:space="preserve">Quyết định</w:t>
-      </w:r>
-      <w:r>
-        <w:t xml:space="preserve">: gộp Control Plane (CRUD API) và Data Plane (thực thi</w:t>
-      </w:r>
-      <w:r>
-        <w:t xml:space="preserve"> </w:t>
-      </w:r>
-      <w:r>
-        <w:t xml:space="preserve">traffic thật) vào CÙNG 1 ứng dụng Spring Boot, chia sẻ bộ nhớ đệm cấu hình</w:t>
-      </w:r>
-      <w:r>
-        <w:t xml:space="preserve"> </w:t>
-      </w:r>
-      <w:r>
-        <w:t xml:space="preserve">trong-process (</w:t>
+        <w:t xml:space="preserve">Quyết định (ban đầu)</w:t>
+      </w:r>
+      <w:r>
+        <w:t xml:space="preserve">: gộp Control Plane (CRUD API) và Data Plane (thực</w:t>
+      </w:r>
+      <w:r>
+        <w:t xml:space="preserve"> </w:t>
+      </w:r>
+      <w:r>
+        <w:t xml:space="preserve">thi traffic thật) vào CÙNG 1 ứng dụng Spring Boot, chia sẻ bộ nhớ đệm cấu</w:t>
+      </w:r>
+      <w:r>
+        <w:t xml:space="preserve"> </w:t>
+      </w:r>
+      <w:r>
+        <w:t xml:space="preserve">hình trong-process (</w:t>
       </w:r>
       <w:r>
         <w:rPr>
@@ -5517,26 +6577,26 @@
           <w:b/>
           <w:bCs/>
         </w:rPr>
-        <w:t xml:space="preserve">Đánh đổi</w:t>
-      </w:r>
-      <w:r>
-        <w:t xml:space="preserve">: đơn giản hoá triển khai (1 tiến trình duy nhất), nhưng traffic</w:t>
-      </w:r>
-      <w:r>
-        <w:t xml:space="preserve"> </w:t>
-      </w:r>
-      <w:r>
-        <w:t xml:space="preserve">quản trị và traffic nghiệp vụ dùng chung tài nguyên CPU/thread pool của 1</w:t>
-      </w:r>
-      <w:r>
-        <w:t xml:space="preserve"> </w:t>
-      </w:r>
-      <w:r>
-        <w:t xml:space="preserve">JVM — không tách được scale riêng cho từng loại traffic.</w:t>
-      </w:r>
-    </w:p>
-    <w:bookmarkEnd w:id="29"/>
-    <w:bookmarkStart w:id="30" w:name="Xb166653614d386c6622c9d28f8bdf6d508ca3c3"/>
+        <w:t xml:space="preserve">Đánh đổi (ban đầu)</w:t>
+      </w:r>
+      <w:r>
+        <w:t xml:space="preserve">: đơn giản hoá triển khai (1 tiến trình duy nhất),</w:t>
+      </w:r>
+      <w:r>
+        <w:t xml:space="preserve"> </w:t>
+      </w:r>
+      <w:r>
+        <w:t xml:space="preserve">nhưng traffic quản trị và traffic nghiệp vụ dùng chung tài nguyên CPU/thread</w:t>
+      </w:r>
+      <w:r>
+        <w:t xml:space="preserve"> </w:t>
+      </w:r>
+      <w:r>
+        <w:t xml:space="preserve">pool của 1 JVM — không tách được scale riêng cho từng loại traffic.</w:t>
+      </w:r>
+    </w:p>
+    <w:bookmarkEnd w:id="30"/>
+    <w:bookmarkStart w:id="31" w:name="Xb166653614d386c6622c9d28f8bdf6d508ca3c3"/>
     <w:p>
       <w:pPr>
         <w:pStyle w:val="Heading3"/>
@@ -5874,8 +6934,8 @@
         <w:t xml:space="preserve">trên cả 2 topology.</w:t>
       </w:r>
     </w:p>
-    <w:bookmarkEnd w:id="30"/>
-    <w:bookmarkStart w:id="31" w:name="Xd5a064efa7d68b830dfef131f6193aaebea9ed0"/>
+    <w:bookmarkEnd w:id="31"/>
+    <w:bookmarkStart w:id="32" w:name="Xd5a064efa7d68b830dfef131f6193aaebea9ed0"/>
     <w:p>
       <w:pPr>
         <w:pStyle w:val="Heading3"/>
@@ -6425,14 +7485,142 @@
         <w:t xml:space="preserve">thật của bên tiếp nhận trước khi chọn cơ chế tự động hoá.</w:t>
       </w:r>
     </w:p>
-    <w:bookmarkEnd w:id="31"/>
-    <w:bookmarkStart w:id="32" w:name="X2d734e79ad883e88885ed4ae93073f517d2a1e9"/>
+    <w:bookmarkEnd w:id="32"/>
+    <w:bookmarkStart w:id="33" w:name="Xe14dbd81e7ea70e515a0e4554ac11159ea04f80"/>
     <w:p>
       <w:pPr>
         <w:pStyle w:val="Heading3"/>
       </w:pPr>
       <w:r>
-        <w:t xml:space="preserve">ADR-04: Mô hình nhiều instance độc lập, không phải multi-tenant dùng chung</w:t>
+        <w:t xml:space="preserve">ADR-04: Mô hình nhiều instance độc lập, không phải multi-tenant dùng chung —</w:t>
+      </w:r>
+      <w:r>
+        <w:t xml:space="preserve"> </w:t>
+      </w:r>
+      <w:r>
+        <w:rPr>
+          <w:b/>
+          <w:bCs/>
+        </w:rPr>
+        <w:t xml:space="preserve">SỬA LẠI MỘT PHẦN (2026-09), xem ADR-07</w:t>
+      </w:r>
+    </w:p>
+    <w:p>
+      <w:pPr>
+        <w:pStyle w:val="BlockText"/>
+      </w:pPr>
+      <w:r>
+        <w:rPr>
+          <w:b/>
+          <w:bCs/>
+        </w:rPr>
+        <w:t xml:space="preserve">SỬA LẠI</w:t>
+      </w:r>
+      <w:r>
+        <w:t xml:space="preserve">: đúng cho tầng</w:t>
+      </w:r>
+      <w:r>
+        <w:t xml:space="preserve"> </w:t>
+      </w:r>
+      <w:r>
+        <w:rPr>
+          <w:b/>
+          <w:bCs/>
+        </w:rPr>
+        <w:t xml:space="preserve">thực thi traffic thật (Data Plane)</w:t>
+      </w:r>
+      <w:r>
+        <w:t xml:space="preserve"> </w:t>
+      </w:r>
+      <w:r>
+        <w:t xml:space="preserve">— vẫn</w:t>
+      </w:r>
+      <w:r>
+        <w:t xml:space="preserve"> </w:t>
+      </w:r>
+      <w:r>
+        <w:t xml:space="preserve">multi-instance hoàn toàn, không đổi. KHÔNG còn đúng cho tầng</w:t>
+      </w:r>
+      <w:r>
+        <w:t xml:space="preserve"> </w:t>
+      </w:r>
+      <w:r>
+        <w:rPr>
+          <w:b/>
+          <w:bCs/>
+        </w:rPr>
+        <w:t xml:space="preserve">lưu cấu</w:t>
+      </w:r>
+      <w:r>
+        <w:rPr>
+          <w:b/>
+          <w:bCs/>
+        </w:rPr>
+        <w:t xml:space="preserve"> </w:t>
+      </w:r>
+      <w:r>
+        <w:rPr>
+          <w:b/>
+          <w:bCs/>
+        </w:rPr>
+        <w:t xml:space="preserve">hình (Control Plane/Oracle)</w:t>
+      </w:r>
+      <w:r>
+        <w:t xml:space="preserve"> </w:t>
+      </w:r>
+      <w:r>
+        <w:t xml:space="preserve">— giờ multi-tenant thật (1 Oracle dùng chung,</w:t>
+      </w:r>
+      <w:r>
+        <w:t xml:space="preserve"> </w:t>
+      </w:r>
+      <w:r>
+        <w:t xml:space="preserve">cách ly qua cột</w:t>
+      </w:r>
+      <w:r>
+        <w:t xml:space="preserve"> </w:t>
+      </w:r>
+      <w:r>
+        <w:rPr>
+          <w:rStyle w:val="VerbatimChar"/>
+        </w:rPr>
+        <w:t xml:space="preserve">team_code</w:t>
+      </w:r>
+      <w:r>
+        <w:t xml:space="preserve">), vì bài toán đã đổi từ</w:t>
+      </w:r>
+      <w:r>
+        <w:t xml:space="preserve"> </w:t>
+      </w:r>
+      <w:r>
+        <w:t xml:space="preserve">“mỗi đội hạ tầng riêng</w:t>
+      </w:r>
+      <w:r>
+        <w:t xml:space="preserve"> </w:t>
+      </w:r>
+      <w:r>
+        <w:t xml:space="preserve">hoàn toàn”</w:t>
+      </w:r>
+      <w:r>
+        <w:t xml:space="preserve"> </w:t>
+      </w:r>
+      <w:r>
+        <w:t xml:space="preserve">sang</w:t>
+      </w:r>
+      <w:r>
+        <w:t xml:space="preserve"> </w:t>
+      </w:r>
+      <w:r>
+        <w:t xml:space="preserve">“DB/Web dùng chung, chỉ thực thi traffic mới tách riêng</w:t>
+      </w:r>
+      <w:r>
+        <w:t xml:space="preserve"> </w:t>
+      </w:r>
+      <w:r>
+        <w:t xml:space="preserve">từng đội”</w:t>
+      </w:r>
+      <w:r>
+        <w:t xml:space="preserve">. Xem ADR-07 cho lý do đầy đủ.</w:t>
       </w:r>
     </w:p>
     <w:p>
@@ -6448,7 +7636,7 @@
           <w:b/>
           <w:bCs/>
         </w:rPr>
-        <w:t xml:space="preserve">Bối cảnh</w:t>
+        <w:t xml:space="preserve">Bối cảnh (ban đầu)</w:t>
       </w:r>
       <w:r>
         <w:t xml:space="preserve">: mỗi đội BCCS có Oracle/Redis/Elasticsearch RIÊNG.</w:t>
@@ -6467,22 +7655,22 @@
           <w:b/>
           <w:bCs/>
         </w:rPr>
-        <w:t xml:space="preserve">Quyết định</w:t>
-      </w:r>
-      <w:r>
-        <w:t xml:space="preserve">: mỗi đội chạy 1 instance hoàn toàn độc lập (dữ liệu, cache,</w:t>
-      </w:r>
-      <w:r>
-        <w:t xml:space="preserve"> </w:t>
-      </w:r>
-      <w:r>
-        <w:t xml:space="preserve">registry trong bộ nhớ) — không xây dựng cơ chế phân biệt tenant-id trong 1</w:t>
-      </w:r>
-      <w:r>
-        <w:t xml:space="preserve"> </w:t>
-      </w:r>
-      <w:r>
-        <w:t xml:space="preserve">instance dùng chung.</w:t>
+        <w:t xml:space="preserve">Quyết định (ban đầu)</w:t>
+      </w:r>
+      <w:r>
+        <w:t xml:space="preserve">: mỗi đội chạy 1 instance hoàn toàn độc lập (dữ</w:t>
+      </w:r>
+      <w:r>
+        <w:t xml:space="preserve"> </w:t>
+      </w:r>
+      <w:r>
+        <w:t xml:space="preserve">liệu, cache, registry trong bộ nhớ) — không xây dựng cơ chế phân biệt</w:t>
+      </w:r>
+      <w:r>
+        <w:t xml:space="preserve"> </w:t>
+      </w:r>
+      <w:r>
+        <w:t xml:space="preserve">tenant-id trong 1 instance dùng chung.</w:t>
       </w:r>
     </w:p>
     <w:p>
@@ -6498,32 +7686,139 @@
           <w:b/>
           <w:bCs/>
         </w:rPr>
-        <w:t xml:space="preserve">Lý do</w:t>
-      </w:r>
-      <w:r>
-        <w:t xml:space="preserve">: hạ tầng đã sẵn tách biệt theo đội, xây multi-tenancy (cách ly dữ</w:t>
-      </w:r>
-      <w:r>
-        <w:t xml:space="preserve"> </w:t>
-      </w:r>
-      <w:r>
-        <w:t xml:space="preserve">liệu theo tenant trong CÙNG 1 schema/Redis) sẽ là công sức thừa không giải</w:t>
-      </w:r>
-      <w:r>
-        <w:t xml:space="preserve"> </w:t>
-      </w:r>
-      <w:r>
-        <w:t xml:space="preserve">quyết thêm vấn đề gì, đồng thời tăng rủi ro rò rỉ dữ liệu chéo giữa các đội</w:t>
-      </w:r>
-      <w:r>
-        <w:t xml:space="preserve"> </w:t>
-      </w:r>
-      <w:r>
-        <w:t xml:space="preserve">nếu cách ly tenant có sai sót.</w:t>
-      </w:r>
-    </w:p>
-    <w:bookmarkEnd w:id="32"/>
-    <w:bookmarkStart w:id="33" w:name="X74afd96e2721b5ec8ec809478c117433f4aacb2"/>
+        <w:t xml:space="preserve">Lý do (ban đầu)</w:t>
+      </w:r>
+      <w:r>
+        <w:t xml:space="preserve">: hạ tầng đã sẵn tách biệt theo đội, xây multi-tenancy</w:t>
+      </w:r>
+      <w:r>
+        <w:t xml:space="preserve"> </w:t>
+      </w:r>
+      <w:r>
+        <w:t xml:space="preserve">(cách ly dữ liệu theo tenant trong CÙNG 1 schema/Redis) sẽ là công sức thừa</w:t>
+      </w:r>
+      <w:r>
+        <w:t xml:space="preserve"> </w:t>
+      </w:r>
+      <w:r>
+        <w:t xml:space="preserve">không giải quyết thêm vấn đề gì, đồng thời tăng rủi ro rò rỉ dữ liệu chéo</w:t>
+      </w:r>
+      <w:r>
+        <w:t xml:space="preserve"> </w:t>
+      </w:r>
+      <w:r>
+        <w:t xml:space="preserve">giữa các đội nếu cách ly tenant có sai sót.</w:t>
+      </w:r>
+    </w:p>
+    <w:p>
+      <w:pPr>
+        <w:pStyle w:val="Compact"/>
+        <w:numPr>
+          <w:ilvl w:val="0"/>
+          <w:numId w:val="1006"/>
+        </w:numPr>
+      </w:pPr>
+      <w:r>
+        <w:rPr>
+          <w:b/>
+          <w:bCs/>
+        </w:rPr>
+        <w:t xml:space="preserve">Vẫn còn đúng cho Data Plane</w:t>
+      </w:r>
+      <w:r>
+        <w:t xml:space="preserve">: Redis vẫn riêng từng đội, Data Plane vẫn</w:t>
+      </w:r>
+      <w:r>
+        <w:t xml:space="preserve"> </w:t>
+      </w:r>
+      <w:r>
+        <w:t xml:space="preserve">multi-instance hoàn toàn (không đổi) — lý do</w:t>
+      </w:r>
+      <w:r>
+        <w:t xml:space="preserve"> </w:t>
+      </w:r>
+      <w:r>
+        <w:t xml:space="preserve">“cách ly tải/lỗi hạ tầng”</w:t>
+      </w:r>
+      <w:r>
+        <w:t xml:space="preserve"> </w:t>
+      </w:r>
+      <w:r>
+        <w:t xml:space="preserve">vẫn</w:t>
+      </w:r>
+      <w:r>
+        <w:t xml:space="preserve"> </w:t>
+      </w:r>
+      <w:r>
+        <w:t xml:space="preserve">áp dụng nguyên vẹn cho tầng thực thi.</w:t>
+      </w:r>
+    </w:p>
+    <w:p>
+      <w:pPr>
+        <w:pStyle w:val="Compact"/>
+        <w:numPr>
+          <w:ilvl w:val="0"/>
+          <w:numId w:val="1006"/>
+        </w:numPr>
+      </w:pPr>
+      <w:r>
+        <w:rPr>
+          <w:b/>
+          <w:bCs/>
+        </w:rPr>
+        <w:t xml:space="preserve">Không còn đúng cho Control Plane</w:t>
+      </w:r>
+      <w:r>
+        <w:t xml:space="preserve">: giờ multi-tenant thật (đã xây cơ chế</w:t>
+      </w:r>
+      <w:r>
+        <w:t xml:space="preserve"> </w:t>
+      </w:r>
+      <w:r>
+        <w:rPr>
+          <w:rStyle w:val="VerbatimChar"/>
+        </w:rPr>
+        <w:t xml:space="preserve">team_code</w:t>
+      </w:r>
+      <w:r>
+        <w:t xml:space="preserve"> </w:t>
+      </w:r>
+      <w:r>
+        <w:t xml:space="preserve">+</w:t>
+      </w:r>
+      <w:r>
+        <w:t xml:space="preserve"> </w:t>
+      </w:r>
+      <w:r>
+        <w:rPr>
+          <w:rStyle w:val="VerbatimChar"/>
+        </w:rPr>
+        <w:t xml:space="preserve">CurrentTeamContext</w:t>
+      </w:r>
+      <w:r>
+        <w:t xml:space="preserve"> </w:t>
+      </w:r>
+      <w:r>
+        <w:t xml:space="preserve">— chính điều mà quyết định ban đầu này</w:t>
+      </w:r>
+      <w:r>
+        <w:t xml:space="preserve"> </w:t>
+      </w:r>
+      <w:r>
+        <w:t xml:space="preserve">từng cho là</w:t>
+      </w:r>
+      <w:r>
+        <w:t xml:space="preserve"> </w:t>
+      </w:r>
+      <w:r>
+        <w:t xml:space="preserve">“công sức thừa”</w:t>
+      </w:r>
+      <w:r>
+        <w:t xml:space="preserve">) — vì bài toán đổi, không phải vì lý do gốc sai.</w:t>
+      </w:r>
+    </w:p>
+    <w:bookmarkEnd w:id="33"/>
+    <w:bookmarkStart w:id="34" w:name="X74afd96e2721b5ec8ec809478c117433f4aacb2"/>
     <w:p>
       <w:pPr>
         <w:pStyle w:val="Heading3"/>
@@ -6625,8 +7920,8 @@
         <w:t xml:space="preserve">nghiệp vụ không bao giờ bị ảnh hưởng bởi sự cố của hạ tầng không thiết yếu.</w:t>
       </w:r>
     </w:p>
-    <w:bookmarkEnd w:id="33"/>
-    <w:bookmarkStart w:id="34" w:name="X45dc48def746129c062b2829805e9580208ebe3"/>
+    <w:bookmarkEnd w:id="34"/>
+    <w:bookmarkStart w:id="35" w:name="X45dc48def746129c062b2829805e9580208ebe3"/>
     <w:p>
       <w:pPr>
         <w:pStyle w:val="Heading3"/>
@@ -6761,16 +8056,1030 @@
         <w:t xml:space="preserve">của đúng 1 client đang gọi).</w:t>
       </w:r>
     </w:p>
-    <w:p>
-      <w:r>
-        <w:pict>
-          <v:rect style="width:0;height:1.5pt" o:hralign="center" o:hrstd="t" o:hr="t"/>
-        </w:pict>
-      </w:r>
-    </w:p>
-    <w:bookmarkEnd w:id="34"/>
     <w:bookmarkEnd w:id="35"/>
-    <w:bookmarkStart w:id="36" w:name="Xd284a3be86fc70c0b387519f1644409c844194f"/>
+    <w:bookmarkStart w:id="36" w:name="Xad74ba36ea2990ab1f34b5c640ce6566011939d"/>
+    <w:p>
+      <w:pPr>
+        <w:pStyle w:val="Heading3"/>
+      </w:pPr>
+      <w:r>
+        <w:t xml:space="preserve">ADR-07: Tách Control Plane (dùng chung, multi-tenant qua</w:t>
+      </w:r>
+      <w:r>
+        <w:t xml:space="preserve"> </w:t>
+      </w:r>
+      <w:r>
+        <w:rPr>
+          <w:rStyle w:val="VerbatimChar"/>
+        </w:rPr>
+        <w:t xml:space="preserve">team_code</w:t>
+      </w:r>
+      <w:r>
+        <w:t xml:space="preserve">) / Data Plane (multi-instance, riêng từng đội) — đảo ngược ADR-01, sửa lại ADR-04</w:t>
+      </w:r>
+    </w:p>
+    <w:p>
+      <w:pPr>
+        <w:pStyle w:val="Compact"/>
+        <w:numPr>
+          <w:ilvl w:val="0"/>
+          <w:numId w:val="1009"/>
+        </w:numPr>
+      </w:pPr>
+      <w:r>
+        <w:rPr>
+          <w:b/>
+          <w:bCs/>
+        </w:rPr>
+        <w:t xml:space="preserve">Bối cảnh</w:t>
+      </w:r>
+      <w:r>
+        <w:t xml:space="preserve">: bài toán triển khai đổi hoàn toàn so với lúc thiết kế ban đầu</w:t>
+      </w:r>
+      <w:r>
+        <w:t xml:space="preserve"> </w:t>
+      </w:r>
+      <w:r>
+        <w:t xml:space="preserve">(ADR-01/ADR-02/ADR-04). Trước:</w:t>
+      </w:r>
+      <w:r>
+        <w:t xml:space="preserve"> </w:t>
+      </w:r>
+      <w:r>
+        <w:t xml:space="preserve">“mỗi đội 1 instance độc lập hoàn toàn”</w:t>
+      </w:r>
+      <w:r>
+        <w:t xml:space="preserve"> </w:t>
+      </w:r>
+      <w:r>
+        <w:t xml:space="preserve">(DB +</w:t>
+      </w:r>
+      <w:r>
+        <w:t xml:space="preserve"> </w:t>
+      </w:r>
+      <w:r>
+        <w:t xml:space="preserve">Web + thực thi cùng 1 nơi). Sau:</w:t>
+      </w:r>
+      <w:r>
+        <w:t xml:space="preserve"> </w:t>
+      </w:r>
+      <w:r>
+        <w:rPr>
+          <w:b/>
+          <w:bCs/>
+        </w:rPr>
+        <w:t xml:space="preserve">“DB và Web (UI quản trị) dùng chung 1</w:t>
+      </w:r>
+      <w:r>
+        <w:rPr>
+          <w:b/>
+          <w:bCs/>
+        </w:rPr>
+        <w:t xml:space="preserve"> </w:t>
+      </w:r>
+      <w:r>
+        <w:rPr>
+          <w:b/>
+          <w:bCs/>
+        </w:rPr>
+        <w:t xml:space="preserve">bản duy nhất cho mọi đội, chỉ tầng thực thi traffic thật (Data Plane) mới</w:t>
+      </w:r>
+      <w:r>
+        <w:rPr>
+          <w:b/>
+          <w:bCs/>
+        </w:rPr>
+        <w:t xml:space="preserve"> </w:t>
+      </w:r>
+      <w:r>
+        <w:rPr>
+          <w:b/>
+          <w:bCs/>
+        </w:rPr>
+        <w:t xml:space="preserve">đẩy về triển khai riêng tại hạ tầng từng đội”</w:t>
+      </w:r>
+      <w:r>
+        <w:t xml:space="preserve"> </w:t>
+      </w:r>
+      <w:r>
+        <w:t xml:space="preserve">— do đội nền tảng chủ động</w:t>
+      </w:r>
+      <w:r>
+        <w:t xml:space="preserve"> </w:t>
+      </w:r>
+      <w:r>
+        <w:t xml:space="preserve">đổi định hướng (không phải phát hiện lỗi trong thiết kế cũ).</w:t>
+      </w:r>
+    </w:p>
+    <w:p>
+      <w:pPr>
+        <w:pStyle w:val="Compact"/>
+        <w:numPr>
+          <w:ilvl w:val="0"/>
+          <w:numId w:val="1009"/>
+        </w:numPr>
+      </w:pPr>
+      <w:r>
+        <w:rPr>
+          <w:b/>
+          <w:bCs/>
+        </w:rPr>
+        <w:t xml:space="preserve">Hệ quả trực tiếp lên ADR-01</w:t>
+      </w:r>
+      <w:r>
+        <w:t xml:space="preserve">: tiền đề</w:t>
+      </w:r>
+      <w:r>
+        <w:t xml:space="preserve"> </w:t>
+      </w:r>
+      <w:r>
+        <w:t xml:space="preserve">“1 tiến trình duy nhất để cấu hình</w:t>
+      </w:r>
+      <w:r>
+        <w:t xml:space="preserve"> </w:t>
+      </w:r>
+      <w:r>
+        <w:t xml:space="preserve">có hiệu lực ngay lập tức”</w:t>
+      </w:r>
+      <w:r>
+        <w:t xml:space="preserve"> </w:t>
+      </w:r>
+      <w:r>
+        <w:t xml:space="preserve">không còn đúng — Control Plane (dùng chung) và</w:t>
+      </w:r>
+      <w:r>
+        <w:t xml:space="preserve"> </w:t>
+      </w:r>
+      <w:r>
+        <w:t xml:space="preserve">Data Plane (từng đội) giờ ở</w:t>
+      </w:r>
+      <w:r>
+        <w:t xml:space="preserve"> </w:t>
+      </w:r>
+      <w:r>
+        <w:rPr>
+          <w:b/>
+          <w:bCs/>
+        </w:rPr>
+        <w:t xml:space="preserve">2 nơi vật lý khác nhau</w:t>
+      </w:r>
+      <w:r>
+        <w:t xml:space="preserve"> </w:t>
+      </w:r>
+      <w:r>
+        <w:t xml:space="preserve">(có thể khác cụm</w:t>
+      </w:r>
+      <w:r>
+        <w:t xml:space="preserve"> </w:t>
+      </w:r>
+      <w:r>
+        <w:t xml:space="preserve">Kubernetes, khác mạng hoàn toàn), không thể tiếp tục chia sẻ bộ nhớ</w:t>
+      </w:r>
+      <w:r>
+        <w:t xml:space="preserve"> </w:t>
+      </w:r>
+      <w:r>
+        <w:t xml:space="preserve">trong-process.</w:t>
+      </w:r>
+    </w:p>
+    <w:p>
+      <w:pPr>
+        <w:pStyle w:val="Compact"/>
+        <w:numPr>
+          <w:ilvl w:val="0"/>
+          <w:numId w:val="1009"/>
+        </w:numPr>
+      </w:pPr>
+      <w:r>
+        <w:rPr>
+          <w:b/>
+          <w:bCs/>
+        </w:rPr>
+        <w:t xml:space="preserve">Quyết định</w:t>
+      </w:r>
+      <w:r>
+        <w:t xml:space="preserve">: tách thành</w:t>
+      </w:r>
+      <w:r>
+        <w:t xml:space="preserve"> </w:t>
+      </w:r>
+      <w:r>
+        <w:rPr>
+          <w:b/>
+          <w:bCs/>
+        </w:rPr>
+        <w:t xml:space="preserve">2 Spring Profile</w:t>
+      </w:r>
+      <w:r>
+        <w:t xml:space="preserve"> </w:t>
+      </w:r>
+      <w:r>
+        <w:t xml:space="preserve">(</w:t>
+      </w:r>
+      <w:r>
+        <w:rPr>
+          <w:rStyle w:val="VerbatimChar"/>
+        </w:rPr>
+        <w:t xml:space="preserve">control-plane</w:t>
+      </w:r>
+      <w:r>
+        <w:t xml:space="preserve">/</w:t>
+      </w:r>
+      <w:r>
+        <w:t xml:space="preserve"> </w:t>
+      </w:r>
+      <w:r>
+        <w:rPr>
+          <w:rStyle w:val="VerbatimChar"/>
+        </w:rPr>
+        <w:t xml:space="preserve">data-plane</w:t>
+      </w:r>
+      <w:r>
+        <w:t xml:space="preserve">), chọn qua</w:t>
+      </w:r>
+      <w:r>
+        <w:t xml:space="preserve"> </w:t>
+      </w:r>
+      <w:r>
+        <w:rPr>
+          <w:rStyle w:val="VerbatimChar"/>
+        </w:rPr>
+        <w:t xml:space="preserve">SPRING_PROFILES_ACTIVE</w:t>
+      </w:r>
+      <w:r>
+        <w:t xml:space="preserve"> </w:t>
+      </w:r>
+      <w:r>
+        <w:t xml:space="preserve">lúc khởi động —</w:t>
+      </w:r>
+      <w:r>
+        <w:t xml:space="preserve"> </w:t>
+      </w:r>
+      <w:r>
+        <w:rPr>
+          <w:b/>
+          <w:bCs/>
+        </w:rPr>
+        <w:t xml:space="preserve">vẫn 1</w:t>
+      </w:r>
+      <w:r>
+        <w:rPr>
+          <w:b/>
+          <w:bCs/>
+        </w:rPr>
+        <w:t xml:space="preserve"> </w:t>
+      </w:r>
+      <w:r>
+        <w:rPr>
+          <w:b/>
+          <w:bCs/>
+        </w:rPr>
+        <w:t xml:space="preserve">nguồn mã, 1 image Docker duy nhất</w:t>
+      </w:r>
+      <w:r>
+        <w:t xml:space="preserve"> </w:t>
+      </w:r>
+      <w:r>
+        <w:t xml:space="preserve">(giữ nguyên tinh thần ADR-02, không đảo</w:t>
+      </w:r>
+      <w:r>
+        <w:t xml:space="preserve"> </w:t>
+      </w:r>
+      <w:r>
+        <w:t xml:space="preserve">ngược quyết định đó) — không tách thành 2 dự án/2 repository riêng.</w:t>
+      </w:r>
+    </w:p>
+    <w:p>
+      <w:pPr>
+        <w:pStyle w:val="Compact"/>
+        <w:numPr>
+          <w:ilvl w:val="1"/>
+          <w:numId w:val="1010"/>
+        </w:numPr>
+      </w:pPr>
+      <w:r>
+        <w:rPr>
+          <w:b/>
+          <w:bCs/>
+        </w:rPr>
+        <w:t xml:space="preserve">Control Plane</w:t>
+      </w:r>
+      <w:r>
+        <w:t xml:space="preserve">: 1 bản DUY NHẤT, đội nền tảng triển khai, kết nối</w:t>
+      </w:r>
+      <w:r>
+        <w:t xml:space="preserve"> </w:t>
+      </w:r>
+      <w:r>
+        <w:rPr>
+          <w:b/>
+          <w:bCs/>
+        </w:rPr>
+        <w:t xml:space="preserve">trực tiếp</w:t>
+      </w:r>
+      <w:r>
+        <w:t xml:space="preserve"> </w:t>
+      </w:r>
+      <w:r>
+        <w:t xml:space="preserve">Oracle trung tâm. Cách ly dữ liệu giữa các đội qua cột</w:t>
+      </w:r>
+      <w:r>
+        <w:t xml:space="preserve"> </w:t>
+      </w:r>
+      <w:r>
+        <w:rPr>
+          <w:rStyle w:val="VerbatimChar"/>
+        </w:rPr>
+        <w:t xml:space="preserve">team_code</w:t>
+      </w:r>
+      <w:r>
+        <w:t xml:space="preserve"> </w:t>
+      </w:r>
+      <w:r>
+        <w:t xml:space="preserve">mới (bảng</w:t>
+      </w:r>
+      <w:r>
+        <w:t xml:space="preserve"> </w:t>
+      </w:r>
+      <w:r>
+        <w:rPr>
+          <w:rStyle w:val="VerbatimChar"/>
+        </w:rPr>
+        <w:t xml:space="preserve">upstream_service</w:t>
+      </w:r>
+      <w:r>
+        <w:t xml:space="preserve">/</w:t>
+      </w:r>
+      <w:r>
+        <w:rPr>
+          <w:rStyle w:val="VerbatimChar"/>
+        </w:rPr>
+        <w:t xml:space="preserve">endpoint_config</w:t>
+      </w:r>
+      <w:r>
+        <w:t xml:space="preserve">) +</w:t>
+      </w:r>
+      <w:r>
+        <w:t xml:space="preserve"> </w:t>
+      </w:r>
+      <w:r>
+        <w:rPr>
+          <w:rStyle w:val="VerbatimChar"/>
+        </w:rPr>
+        <w:t xml:space="preserve">CurrentTeamContext</w:t>
+      </w:r>
+      <w:r>
+        <w:t xml:space="preserve"> </w:t>
+      </w:r>
+      <w:r>
+        <w:t xml:space="preserve">(ThreadLocal, set bởi</w:t>
+      </w:r>
+      <w:r>
+        <w:t xml:space="preserve"> </w:t>
+      </w:r>
+      <w:r>
+        <w:rPr>
+          <w:rStyle w:val="VerbatimChar"/>
+        </w:rPr>
+        <w:t xml:space="preserve">ApiKeyAuthFilter</w:t>
+      </w:r>
+      <w:r>
+        <w:t xml:space="preserve"> </w:t>
+      </w:r>
+      <w:r>
+        <w:t xml:space="preserve">sau khi tra</w:t>
+      </w:r>
+      <w:r>
+        <w:t xml:space="preserve"> </w:t>
+      </w:r>
+      <w:r>
+        <w:rPr>
+          <w:rStyle w:val="VerbatimChar"/>
+        </w:rPr>
+        <w:t xml:space="preserve">api_key</w:t>
+      </w:r>
+      <w:r>
+        <w:t xml:space="preserve"> </w:t>
+      </w:r>
+      <w:r>
+        <w:t xml:space="preserve">trong bảng</w:t>
+      </w:r>
+      <w:r>
+        <w:t xml:space="preserve"> </w:t>
+      </w:r>
+      <w:r>
+        <w:rPr>
+          <w:rStyle w:val="VerbatimChar"/>
+        </w:rPr>
+        <w:t xml:space="preserve">gwm_team</w:t>
+      </w:r>
+      <w:r>
+        <w:t xml:space="preserve"> </w:t>
+      </w:r>
+      <w:r>
+        <w:t xml:space="preserve">mới) — MỌI query/ghi CRUD tự động lọc</w:t>
+      </w:r>
+      <w:r>
+        <w:t xml:space="preserve"> </w:t>
+      </w:r>
+      <w:r>
+        <w:t xml:space="preserve">theo giá trị này.</w:t>
+      </w:r>
+    </w:p>
+    <w:p>
+      <w:pPr>
+        <w:pStyle w:val="Compact"/>
+        <w:numPr>
+          <w:ilvl w:val="1"/>
+          <w:numId w:val="1010"/>
+        </w:numPr>
+      </w:pPr>
+      <w:r>
+        <w:rPr>
+          <w:b/>
+          <w:bCs/>
+        </w:rPr>
+        <w:t xml:space="preserve">Data Plane</w:t>
+      </w:r>
+      <w:r>
+        <w:t xml:space="preserve">: mỗi đội tự triển khai 1 bản riêng —</w:t>
+      </w:r>
+      <w:r>
+        <w:t xml:space="preserve"> </w:t>
+      </w:r>
+      <w:r>
+        <w:rPr>
+          <w:b/>
+          <w:bCs/>
+        </w:rPr>
+        <w:t xml:space="preserve">không còn kết nối</w:t>
+      </w:r>
+      <w:r>
+        <w:rPr>
+          <w:b/>
+          <w:bCs/>
+        </w:rPr>
+        <w:t xml:space="preserve"> </w:t>
+      </w:r>
+      <w:r>
+        <w:rPr>
+          <w:b/>
+          <w:bCs/>
+        </w:rPr>
+        <w:t xml:space="preserve">Oracle</w:t>
+      </w:r>
+      <w:r>
+        <w:t xml:space="preserve"> </w:t>
+      </w:r>
+      <w:r>
+        <w:t xml:space="preserve">(loại hẳn</w:t>
+      </w:r>
+      <w:r>
+        <w:t xml:space="preserve"> </w:t>
+      </w:r>
+      <w:r>
+        <w:rPr>
+          <w:rStyle w:val="VerbatimChar"/>
+        </w:rPr>
+        <w:t xml:space="preserve">spring.datasource.*</w:t>
+      </w:r>
+      <w:r>
+        <w:t xml:space="preserve">/JPA qua</w:t>
+      </w:r>
+      <w:r>
+        <w:t xml:space="preserve"> </w:t>
+      </w:r>
+      <w:r>
+        <w:rPr>
+          <w:rStyle w:val="VerbatimChar"/>
+        </w:rPr>
+        <w:t xml:space="preserve">spring.autoconfigure.exclude</w:t>
+      </w:r>
+      <w:r>
+        <w:t xml:space="preserve">), thay vào đó tự đồng bộ Endpoint/Upstream</w:t>
+      </w:r>
+      <w:r>
+        <w:t xml:space="preserve"> </w:t>
+      </w:r>
+      <w:r>
+        <w:t xml:space="preserve">của CHÍNH đội mình qua</w:t>
+      </w:r>
+      <w:r>
+        <w:t xml:space="preserve"> </w:t>
+      </w:r>
+      <w:r>
+        <w:rPr>
+          <w:rStyle w:val="VerbatimChar"/>
+        </w:rPr>
+        <w:t xml:space="preserve">RemoteConfigSyncService</w:t>
+      </w:r>
+      <w:r>
+        <w:t xml:space="preserve">: poll định kỳ (mặc định</w:t>
+      </w:r>
+      <w:r>
+        <w:t xml:space="preserve"> </w:t>
+      </w:r>
+      <w:r>
+        <w:t xml:space="preserve">15s)</w:t>
+      </w:r>
+      <w:r>
+        <w:t xml:space="preserve"> </w:t>
+      </w:r>
+      <w:r>
+        <w:rPr>
+          <w:rStyle w:val="VerbatimChar"/>
+        </w:rPr>
+        <w:t xml:space="preserve">GET /api/config/export</w:t>
+      </w:r>
+      <w:r>
+        <w:t xml:space="preserve"> </w:t>
+      </w:r>
+      <w:r>
+        <w:t xml:space="preserve">bằng chính</w:t>
+      </w:r>
+      <w:r>
+        <w:t xml:space="preserve"> </w:t>
+      </w:r>
+      <w:r>
+        <w:rPr>
+          <w:rStyle w:val="VerbatimChar"/>
+        </w:rPr>
+        <w:t xml:space="preserve">api_key</w:t>
+      </w:r>
+      <w:r>
+        <w:t xml:space="preserve"> </w:t>
+      </w:r>
+      <w:r>
+        <w:t xml:space="preserve">của đội (endpoint này</w:t>
+      </w:r>
+      <w:r>
+        <w:t xml:space="preserve"> </w:t>
+      </w:r>
+      <w:r>
+        <w:t xml:space="preserve">tự lọc theo đội gọi vào — không cần xây API riêng cho việc đồng bộ).</w:t>
+      </w:r>
+    </w:p>
+    <w:p>
+      <w:pPr>
+        <w:pStyle w:val="Compact"/>
+        <w:numPr>
+          <w:ilvl w:val="0"/>
+          <w:numId w:val="1009"/>
+        </w:numPr>
+      </w:pPr>
+      <w:r>
+        <w:rPr>
+          <w:b/>
+          <w:bCs/>
+        </w:rPr>
+        <w:t xml:space="preserve">Vì sao poll thay vì push/webhook</w:t>
+      </w:r>
+      <w:r>
+        <w:t xml:space="preserve">: Control Plane và Data Plane giờ có</w:t>
+      </w:r>
+      <w:r>
+        <w:t xml:space="preserve"> </w:t>
+      </w:r>
+      <w:r>
+        <w:t xml:space="preserve">thể ở 2 mạng không thông nhau theo chiều Control Plane → Data Plane (mỗi</w:t>
+      </w:r>
+      <w:r>
+        <w:t xml:space="preserve"> </w:t>
+      </w:r>
+      <w:r>
+        <w:t xml:space="preserve">đội tự quản lý hạ tầng riêng, không đảm bảo mở được cổng vào từ bên ngoài)</w:t>
+      </w:r>
+      <w:r>
+        <w:t xml:space="preserve"> </w:t>
+      </w:r>
+      <w:r>
+        <w:t xml:space="preserve">— poll (chiều Data Plane → Control Plane, đội nào cũng chủ động gọi ra</w:t>
+      </w:r>
+      <w:r>
+        <w:t xml:space="preserve"> </w:t>
+      </w:r>
+      <w:r>
+        <w:t xml:space="preserve">được) đơn giản và chắc chắn hoạt động hơn, đánh đổi lấy độ trễ tối đa 1 chu</w:t>
+      </w:r>
+      <w:r>
+        <w:t xml:space="preserve"> </w:t>
+      </w:r>
+      <w:r>
+        <w:t xml:space="preserve">kỳ poll thay vì tức thời (chấp nhận được — khác hẳn ADR-01 gốc, 2 tầng vốn</w:t>
+      </w:r>
+      <w:r>
+        <w:t xml:space="preserve"> </w:t>
+      </w:r>
+      <w:r>
+        <w:t xml:space="preserve">đã ở 2 nơi vật lý khác nhau nên không còn khả năng</w:t>
+      </w:r>
+      <w:r>
+        <w:t xml:space="preserve"> </w:t>
+      </w:r>
+      <w:r>
+        <w:t xml:space="preserve">“tức thời”</w:t>
+      </w:r>
+      <w:r>
+        <w:t xml:space="preserve"> </w:t>
+      </w:r>
+      <w:r>
+        <w:t xml:space="preserve">bằng bất kỳ</w:t>
+      </w:r>
+      <w:r>
+        <w:t xml:space="preserve"> </w:t>
+      </w:r>
+      <w:r>
+        <w:t xml:space="preserve">cơ chế nào).</w:t>
+      </w:r>
+    </w:p>
+    <w:p>
+      <w:pPr>
+        <w:pStyle w:val="Compact"/>
+        <w:numPr>
+          <w:ilvl w:val="0"/>
+          <w:numId w:val="1009"/>
+        </w:numPr>
+      </w:pPr>
+      <w:r>
+        <w:rPr>
+          <w:b/>
+          <w:bCs/>
+        </w:rPr>
+        <w:t xml:space="preserve">Fail-open khi mất kết nối</w:t>
+      </w:r>
+      <w:r>
+        <w:t xml:space="preserve"> </w:t>
+      </w:r>
+      <w:r>
+        <w:t xml:space="preserve">(nhất quán ADR-05):</w:t>
+      </w:r>
+      <w:r>
+        <w:t xml:space="preserve"> </w:t>
+      </w:r>
+      <w:r>
+        <w:rPr>
+          <w:rStyle w:val="VerbatimChar"/>
+        </w:rPr>
+        <w:t xml:space="preserve">RemoteConfigSyncService</w:t>
+      </w:r>
+      <w:r>
+        <w:t xml:space="preserve"> </w:t>
+      </w:r>
+      <w:r>
+        <w:t xml:space="preserve">lỗi HTTP chỉ log cảnh báo, GIỮ NGUYÊN cấu hình cũ trong bộ nhớ, tự thử lại</w:t>
+      </w:r>
+      <w:r>
+        <w:t xml:space="preserve"> </w:t>
+      </w:r>
+      <w:r>
+        <w:t xml:space="preserve">chu kỳ sau — không bao giờ làm rỗng cache/chặn traffic thật đang chạy chỉ</w:t>
+      </w:r>
+      <w:r>
+        <w:t xml:space="preserve"> </w:t>
+      </w:r>
+      <w:r>
+        <w:t xml:space="preserve">vì 1 lần đồng bộ thất bại.</w:t>
+      </w:r>
+    </w:p>
+    <w:p>
+      <w:pPr>
+        <w:pStyle w:val="Compact"/>
+        <w:numPr>
+          <w:ilvl w:val="0"/>
+          <w:numId w:val="1009"/>
+        </w:numPr>
+      </w:pPr>
+      <w:r>
+        <w:rPr>
+          <w:rStyle w:val="VerbatimChar"/>
+          <w:b/>
+          <w:bCs/>
+        </w:rPr>
+        <w:t xml:space="preserve">UpstreamRegistryCache</w:t>
+      </w:r>
+      <w:r>
+        <w:rPr>
+          <w:b/>
+          <w:bCs/>
+        </w:rPr>
+        <w:t xml:space="preserve"> </w:t>
+      </w:r>
+      <w:r>
+        <w:rPr>
+          <w:b/>
+          <w:bCs/>
+        </w:rPr>
+        <w:t xml:space="preserve">là ngoại lệ có chủ đích</w:t>
+      </w:r>
+      <w:r>
+        <w:t xml:space="preserve">: khác</w:t>
+      </w:r>
+      <w:r>
+        <w:t xml:space="preserve"> </w:t>
+      </w:r>
+      <w:r>
+        <w:rPr>
+          <w:rStyle w:val="VerbatimChar"/>
+        </w:rPr>
+        <w:t xml:space="preserve">EndpointRegistryCache</w:t>
+      </w:r>
+      <w:r>
+        <w:t xml:space="preserve"> </w:t>
+      </w:r>
+      <w:r>
+        <w:t xml:space="preserve">(bỏ hoàn toàn khỏi Control Plane — không ai đọc),</w:t>
+      </w:r>
+      <w:r>
+        <w:t xml:space="preserve"> </w:t>
+      </w:r>
+      <w:r>
+        <w:rPr>
+          <w:rStyle w:val="VerbatimChar"/>
+        </w:rPr>
+        <w:t xml:space="preserve">UpstreamRegistryCache</w:t>
+      </w:r>
+      <w:r>
+        <w:t xml:space="preserve"> </w:t>
+      </w:r>
+      <w:r>
+        <w:t xml:space="preserve">VẪN chạy ở cả 2 profile vì</w:t>
+      </w:r>
+      <w:r>
+        <w:t xml:space="preserve"> </w:t>
+      </w:r>
+      <w:r>
+        <w:rPr>
+          <w:rStyle w:val="VerbatimChar"/>
+        </w:rPr>
+        <w:t xml:space="preserve">CompositeOrchestratorEngine</w:t>
+      </w:r>
+      <w:r>
+        <w:t xml:space="preserve"> </w:t>
+      </w:r>
+      <w:r>
+        <w:t xml:space="preserve">dùng chung cho cả</w:t>
+      </w:r>
+      <w:r>
+        <w:t xml:space="preserve"> </w:t>
+      </w:r>
+      <w:r>
+        <w:t xml:space="preserve">Data Plane (traffic thật) LẪN tính năng</w:t>
+      </w:r>
+      <w:r>
+        <w:t xml:space="preserve"> </w:t>
+      </w:r>
+      <w:r>
+        <w:t xml:space="preserve">“Thử ngay”</w:t>
+      </w:r>
+      <w:r>
+        <w:t xml:space="preserve">/</w:t>
+      </w:r>
+      <w:r>
+        <w:t xml:space="preserve">“Thử nhanh”</w:t>
+      </w:r>
+      <w:r>
+        <w:t xml:space="preserve"> </w:t>
+      </w:r>
+      <w:r>
+        <w:t xml:space="preserve">(Control</w:t>
+      </w:r>
+      <w:r>
+        <w:t xml:space="preserve"> </w:t>
+      </w:r>
+      <w:r>
+        <w:t xml:space="preserve">Plane). Ở Control Plane, cache này nạp TOÀN BỘ Upstream của MỌI đội (không</w:t>
+      </w:r>
+      <w:r>
+        <w:t xml:space="preserve"> </w:t>
+      </w:r>
+      <w:r>
+        <w:t xml:space="preserve">lọc</w:t>
+      </w:r>
+      <w:r>
+        <w:t xml:space="preserve"> </w:t>
+      </w:r>
+      <w:r>
+        <w:rPr>
+          <w:rStyle w:val="VerbatimChar"/>
+        </w:rPr>
+        <w:t xml:space="preserve">CurrentTeamContext</w:t>
+      </w:r>
+      <w:r>
+        <w:t xml:space="preserve">) — an toàn vì quyền sở hữu đã được kiểm tra RIÊNG,</w:t>
+      </w:r>
+      <w:r>
+        <w:t xml:space="preserve"> </w:t>
+      </w:r>
+      <w:r>
+        <w:t xml:space="preserve">SỚM HƠN trong luồng xử lý (</w:t>
+      </w:r>
+      <w:r>
+        <w:rPr>
+          <w:rStyle w:val="VerbatimChar"/>
+        </w:rPr>
+        <w:t xml:space="preserve">EndpointMapper.findUpstreamOrThrow()</w:t>
+      </w:r>
+      <w:r>
+        <w:t xml:space="preserve"> </w:t>
+      </w:r>
+      <w:r>
+        <w:t xml:space="preserve">lúc lưu</w:t>
+      </w:r>
+      <w:r>
+        <w:t xml:space="preserve"> </w:t>
+      </w:r>
+      <w:r>
+        <w:t xml:space="preserve">thật,</w:t>
+      </w:r>
+      <w:r>
+        <w:t xml:space="preserve"> </w:t>
+      </w:r>
+      <w:r>
+        <w:rPr>
+          <w:rStyle w:val="VerbatimChar"/>
+        </w:rPr>
+        <w:t xml:space="preserve">EndpointTryService.validateUpstreamOwnership()</w:t>
+      </w:r>
+      <w:r>
+        <w:t xml:space="preserve"> </w:t>
+      </w:r>
+      <w:r>
+        <w:t xml:space="preserve">lúc</w:t>
+      </w:r>
+      <w:r>
+        <w:t xml:space="preserve"> </w:t>
+      </w:r>
+      <w:r>
+        <w:t xml:space="preserve">“Thử nhanh”</w:t>
+      </w:r>
+      <w:r>
+        <w:t xml:space="preserve">) —</w:t>
+      </w:r>
+      <w:r>
+        <w:t xml:space="preserve"> </w:t>
+      </w:r>
+      <w:r>
+        <w:t xml:space="preserve">tới lúc engine gọi</w:t>
+      </w:r>
+      <w:r>
+        <w:t xml:space="preserve"> </w:t>
+      </w:r>
+      <w:r>
+        <w:rPr>
+          <w:rStyle w:val="VerbatimChar"/>
+        </w:rPr>
+        <w:t xml:space="preserve">getById()</w:t>
+      </w:r>
+      <w:r>
+        <w:t xml:space="preserve">, quyền đã được xác nhận, tra cứu ở đây chỉ</w:t>
+      </w:r>
+      <w:r>
+        <w:t xml:space="preserve"> </w:t>
+      </w:r>
+      <w:r>
+        <w:t xml:space="preserve">là bước nội bộ, không phải điểm kiểm soát truy cập.</w:t>
+      </w:r>
+    </w:p>
+    <w:p>
+      <w:pPr>
+        <w:pStyle w:val="Compact"/>
+        <w:numPr>
+          <w:ilvl w:val="0"/>
+          <w:numId w:val="1009"/>
+        </w:numPr>
+      </w:pPr>
+      <w:r>
+        <w:rPr>
+          <w:b/>
+          <w:bCs/>
+        </w:rPr>
+        <w:t xml:space="preserve">Xác minh bằng cách khởi động thật (không chỉ unit test)</w:t>
+      </w:r>
+      <w:r>
+        <w:t xml:space="preserve">: cả 2 profile</w:t>
+      </w:r>
+      <w:r>
+        <w:t xml:space="preserve"> </w:t>
+      </w:r>
+      <w:r>
+        <w:t xml:space="preserve">đã được khởi động bằng jar thật để xác nhận toàn bộ wiring Spring đúng —</w:t>
+      </w:r>
+      <w:r>
+        <w:t xml:space="preserve"> </w:t>
+      </w:r>
+      <w:r>
+        <w:t xml:space="preserve">quá trình này phát hiện 1 lỗi thật (</w:t>
+      </w:r>
+      <w:r>
+        <w:rPr>
+          <w:rStyle w:val="VerbatimChar"/>
+        </w:rPr>
+        <w:t xml:space="preserve">TeamController</w:t>
+      </w:r>
+      <w:r>
+        <w:t xml:space="preserve"> </w:t>
+      </w:r>
+      <w:r>
+        <w:t xml:space="preserve">thiếu</w:t>
+      </w:r>
+      <w:r>
+        <w:t xml:space="preserve"> </w:t>
+      </w:r>
+      <w:r>
+        <w:rPr>
+          <w:rStyle w:val="VerbatimChar"/>
+        </w:rPr>
+        <w:t xml:space="preserve">@Profile</w:t>
+      </w:r>
+      <w:r>
+        <w:t xml:space="preserve">, tạo</w:t>
+      </w:r>
+      <w:r>
+        <w:t xml:space="preserve"> </w:t>
+      </w:r>
+      <w:r>
+        <w:t xml:space="preserve">từ trước khi có khái niệm profile) mà bộ unit test (không boot context đầy</w:t>
+      </w:r>
+      <w:r>
+        <w:t xml:space="preserve"> </w:t>
+      </w:r>
+      <w:r>
+        <w:t xml:space="preserve">đủ) không thể bắt được — đã sửa và xác nhận lại.</w:t>
+      </w:r>
+    </w:p>
+    <w:p>
+      <w:pPr>
+        <w:pStyle w:val="Compact"/>
+        <w:numPr>
+          <w:ilvl w:val="0"/>
+          <w:numId w:val="1009"/>
+        </w:numPr>
+      </w:pPr>
+      <w:r>
+        <w:rPr>
+          <w:b/>
+          <w:bCs/>
+        </w:rPr>
+        <w:t xml:space="preserve">Không làm trong phạm vi này</w:t>
+      </w:r>
+      <w:r>
+        <w:t xml:space="preserve">: không xây RBAC chi tiết trong 1 đội (vẫn 1</w:t>
+      </w:r>
+      <w:r>
+        <w:t xml:space="preserve"> </w:t>
+      </w:r>
+      <w:r>
+        <w:rPr>
+          <w:rStyle w:val="VerbatimChar"/>
+        </w:rPr>
+        <w:t xml:space="preserve">api_key</w:t>
+      </w:r>
+      <w:r>
+        <w:t xml:space="preserve"> </w:t>
+      </w:r>
+      <w:r>
+        <w:t xml:space="preserve">= toàn quyền CRUD của đội đó); không hash/salt</w:t>
+      </w:r>
+      <w:r>
+        <w:t xml:space="preserve"> </w:t>
+      </w:r>
+      <w:r>
+        <w:rPr>
+          <w:rStyle w:val="VerbatimChar"/>
+        </w:rPr>
+        <w:t xml:space="preserve">api_key</w:t>
+      </w:r>
+      <w:r>
+        <w:t xml:space="preserve"> </w:t>
+      </w:r>
+      <w:r>
+        <w:t xml:space="preserve">trong</w:t>
+      </w:r>
+      <w:r>
+        <w:t xml:space="preserve"> </w:t>
+      </w:r>
+      <w:r>
+        <w:rPr>
+          <w:rStyle w:val="VerbatimChar"/>
+        </w:rPr>
+        <w:t xml:space="preserve">gwm_team</w:t>
+      </w:r>
+      <w:r>
+        <w:t xml:space="preserve"> </w:t>
+      </w:r>
+      <w:r>
+        <w:t xml:space="preserve">ở V1 (ghi nhận là giới hạn đã biết, tương tự PII chưa redact</w:t>
+      </w:r>
+      <w:r>
+        <w:t xml:space="preserve"> </w:t>
+      </w:r>
+      <w:r>
+        <w:t xml:space="preserve">trước khi ghi audit log).</w:t>
+      </w:r>
+    </w:p>
+    <w:bookmarkEnd w:id="36"/>
+    <w:bookmarkEnd w:id="37"/>
+    <w:bookmarkStart w:id="38" w:name="Xd284a3be86fc70c0b387519f1644409c844194f"/>
     <w:p>
       <w:pPr>
         <w:pStyle w:val="Heading2"/>
@@ -7100,8 +9409,8 @@
         </w:pict>
       </w:r>
     </w:p>
-    <w:bookmarkEnd w:id="36"/>
-    <w:bookmarkStart w:id="39" w:name="phụ-lục"/>
+    <w:bookmarkEnd w:id="38"/>
+    <w:bookmarkStart w:id="41" w:name="phụ-lục"/>
     <w:p>
       <w:pPr>
         <w:pStyle w:val="Heading2"/>
@@ -7110,7 +9419,7 @@
         <w:t xml:space="preserve">11. Phụ lục</w:t>
       </w:r>
     </w:p>
-    <w:bookmarkStart w:id="37" w:name="tài-liệu-liên-quan"/>
+    <w:bookmarkStart w:id="39" w:name="tài-liệu-liên-quan"/>
     <w:p>
       <w:pPr>
         <w:pStyle w:val="Heading3"/>
@@ -7124,7 +9433,7 @@
         <w:pStyle w:val="Compact"/>
         <w:numPr>
           <w:ilvl w:val="0"/>
-          <w:numId w:val="1009"/>
+          <w:numId w:val="1011"/>
         </w:numPr>
       </w:pPr>
       <w:r>
@@ -7136,7 +9445,7 @@
         <w:pStyle w:val="Compact"/>
         <w:numPr>
           <w:ilvl w:val="0"/>
-          <w:numId w:val="1009"/>
+          <w:numId w:val="1011"/>
         </w:numPr>
       </w:pPr>
       <w:r>
@@ -7148,7 +9457,7 @@
         <w:pStyle w:val="Compact"/>
         <w:numPr>
           <w:ilvl w:val="0"/>
-          <w:numId w:val="1009"/>
+          <w:numId w:val="1011"/>
         </w:numPr>
       </w:pPr>
       <w:r>
@@ -7160,7 +9469,7 @@
         <w:pStyle w:val="Compact"/>
         <w:numPr>
           <w:ilvl w:val="0"/>
-          <w:numId w:val="1009"/>
+          <w:numId w:val="1011"/>
         </w:numPr>
       </w:pPr>
       <w:r>
@@ -7200,8 +9509,8 @@
         <w:t xml:space="preserve">— tài liệu vận hành.</w:t>
       </w:r>
     </w:p>
-    <w:bookmarkEnd w:id="37"/>
-    <w:bookmarkStart w:id="38" w:name="bảng-viết-tắt"/>
+    <w:bookmarkEnd w:id="39"/>
+    <w:bookmarkStart w:id="40" w:name="bảng-viết-tắt"/>
     <w:p>
       <w:pPr>
         <w:pStyle w:val="Heading3"/>
@@ -7344,9 +9653,9 @@
         </w:tc>
       </w:tr>
     </w:tbl>
-    <w:bookmarkEnd w:id="38"/>
-    <w:bookmarkEnd w:id="39"/>
     <w:bookmarkEnd w:id="40"/>
+    <w:bookmarkEnd w:id="41"/>
+    <w:bookmarkEnd w:id="42"/>
     <w:sectPr>
       <w:footnotePr>
         <w:numRestart w:val="eachSect"/>
@@ -7588,6 +9897,12 @@
     <w:abstractNumId w:val="991"/>
   </w:num>
   <w:num w:numId="1009">
+    <w:abstractNumId w:val="991"/>
+  </w:num>
+  <w:num w:numId="1010">
+    <w:abstractNumId w:val="991"/>
+  </w:num>
+  <w:num w:numId="1011">
     <w:abstractNumId w:val="991"/>
   </w:num>
 </w:numbering>
